--- a/Перечни/01_Готовые/перечень ПА.02 ПМ.02 С-21, С-22.docx
+++ b/Перечни/01_Готовые/перечень ПА.02 ПМ.02 С-21, С-22.docx
@@ -1801,7 +1801,7 @@
           <w:b/>
           <w:sz w:val="24"/>
         </w:rPr>
-        <w:t>Вопросы к экзамену по модулю</w:t>
+        <w:t>Билеты к экзамену по модулю</w:t>
       </w:r>
     </w:p>
     <w:p>
@@ -1809,523 +1809,9599 @@
         <w:spacing w:before="0" w:after="0"/>
       </w:pPr>
     </w:p>
+    <w:tbl>
+      <w:tblPr>
+        <w:tblStyle w:val="TableGrid"/>
+        <w:tblW w:type="auto" w:w="0"/>
+        <w:jc w:val="center"/>
+        <w:tblLayout w:type="fixed"/>
+        <w:tblLook w:firstColumn="1" w:firstRow="1" w:lastColumn="0" w:lastRow="0" w:noHBand="0" w:noVBand="1" w:val="04A0"/>
+      </w:tblPr>
+      <w:tblGrid>
+        <w:gridCol w:w="2608"/>
+        <w:gridCol w:w="4932"/>
+        <w:gridCol w:w="2268"/>
+      </w:tblGrid>
+      <w:tr>
+        <w:tc>
+          <w:tcPr>
+            <w:tcW w:type="dxa" w:w="2608"/>
+            <w:vAlign w:val="top"/>
+          </w:tcPr>
+          <w:p>
+            <w:pPr>
+              <w:spacing w:before="0" w:after="0"/>
+              <w:jc w:val="left"/>
+            </w:pPr>
+            <w:r>
+              <w:rPr>
+                <w:rFonts w:ascii="Times New Roman" w:hAnsi="Times New Roman"/>
+                <w:b w:val="0"/>
+                <w:sz w:val="20"/>
+              </w:rPr>
+              <w:t>Рассмотрен цикловой</w:t>
+            </w:r>
+          </w:p>
+          <w:p>
+            <w:pPr>
+              <w:spacing w:before="0" w:after="0"/>
+              <w:jc w:val="left"/>
+            </w:pPr>
+            <w:r>
+              <w:rPr>
+                <w:rFonts w:ascii="Times New Roman" w:hAnsi="Times New Roman"/>
+                <w:b w:val="0"/>
+                <w:sz w:val="20"/>
+              </w:rPr>
+              <w:t>комиссией технических</w:t>
+            </w:r>
+          </w:p>
+          <w:p>
+            <w:pPr>
+              <w:spacing w:before="0" w:after="0"/>
+              <w:jc w:val="left"/>
+            </w:pPr>
+            <w:r>
+              <w:rPr>
+                <w:rFonts w:ascii="Times New Roman" w:hAnsi="Times New Roman"/>
+                <w:b w:val="0"/>
+                <w:sz w:val="20"/>
+              </w:rPr>
+              <w:t>дисциплин</w:t>
+            </w:r>
+          </w:p>
+          <w:p>
+            <w:pPr>
+              <w:spacing w:before="0" w:after="0"/>
+              <w:jc w:val="left"/>
+            </w:pPr>
+            <w:r>
+              <w:rPr>
+                <w:rFonts w:ascii="Times New Roman" w:hAnsi="Times New Roman"/>
+                <w:b w:val="0"/>
+                <w:sz w:val="20"/>
+              </w:rPr>
+              <w:t>Протокол №</w:t>
+            </w:r>
+          </w:p>
+          <w:p>
+            <w:pPr>
+              <w:spacing w:before="0" w:after="0"/>
+              <w:jc w:val="left"/>
+            </w:pPr>
+            <w:r>
+              <w:rPr>
+                <w:rFonts w:ascii="Times New Roman" w:hAnsi="Times New Roman"/>
+                <w:b w:val="0"/>
+                <w:sz w:val="20"/>
+              </w:rPr>
+              <w:t>«__»__________2026 г.</w:t>
+            </w:r>
+          </w:p>
+          <w:p>
+            <w:pPr>
+              <w:spacing w:before="0" w:after="0"/>
+              <w:jc w:val="left"/>
+            </w:pPr>
+            <w:r>
+              <w:rPr>
+                <w:rFonts w:ascii="Times New Roman" w:hAnsi="Times New Roman"/>
+                <w:b w:val="0"/>
+                <w:sz w:val="20"/>
+              </w:rPr>
+              <w:t>Председатель ___________</w:t>
+            </w:r>
+          </w:p>
+        </w:tc>
+        <w:tc>
+          <w:tcPr>
+            <w:tcW w:type="dxa" w:w="4932"/>
+            <w:vAlign w:val="top"/>
+          </w:tcPr>
+          <w:p>
+            <w:pPr>
+              <w:spacing w:before="0" w:after="0"/>
+              <w:jc w:val="center"/>
+            </w:pPr>
+            <w:r>
+              <w:rPr>
+                <w:rFonts w:ascii="Times New Roman" w:hAnsi="Times New Roman"/>
+                <w:b/>
+                <w:sz w:val="24"/>
+              </w:rPr>
+              <w:t>ЭКЗАМЕНАЦИОННЫЙ БИЛЕТ № 1</w:t>
+            </w:r>
+          </w:p>
+          <w:p>
+            <w:pPr>
+              <w:spacing w:before="0" w:after="0"/>
+              <w:jc w:val="center"/>
+            </w:pPr>
+            <w:r>
+              <w:rPr>
+                <w:rFonts w:ascii="Times New Roman" w:hAnsi="Times New Roman"/>
+                <w:sz w:val="22"/>
+              </w:rPr>
+              <w:t>«Ведение наладки, юстировки и сдача в эксплуатацию контрольно-измерительных приборов и электрических схем систем автоматики»</w:t>
+            </w:r>
+          </w:p>
+          <w:p>
+            <w:pPr>
+              <w:spacing w:before="0" w:after="0"/>
+              <w:jc w:val="center"/>
+            </w:pPr>
+            <w:r>
+              <w:rPr>
+                <w:rFonts w:ascii="Times New Roman" w:hAnsi="Times New Roman"/>
+                <w:sz w:val="22"/>
+              </w:rPr>
+              <w:t>Профессии: 15.01.37 Слесарь-наладчик контрольно-измерительных приборов и автоматики</w:t>
+            </w:r>
+          </w:p>
+          <w:p>
+            <w:pPr>
+              <w:spacing w:before="0" w:after="0"/>
+              <w:jc w:val="center"/>
+            </w:pPr>
+            <w:r>
+              <w:rPr>
+                <w:rFonts w:ascii="Times New Roman" w:hAnsi="Times New Roman"/>
+                <w:sz w:val="22"/>
+              </w:rPr>
+              <w:t>Группа  С-21, С-22</w:t>
+            </w:r>
+          </w:p>
+        </w:tc>
+        <w:tc>
+          <w:tcPr>
+            <w:tcW w:type="dxa" w:w="2268"/>
+            <w:vAlign w:val="top"/>
+          </w:tcPr>
+          <w:p>
+            <w:pPr>
+              <w:spacing w:before="0" w:after="0"/>
+              <w:jc w:val="left"/>
+            </w:pPr>
+            <w:r>
+              <w:rPr>
+                <w:rFonts w:ascii="Times New Roman" w:hAnsi="Times New Roman"/>
+                <w:b w:val="0"/>
+                <w:sz w:val="20"/>
+              </w:rPr>
+              <w:t>Утверждаю</w:t>
+            </w:r>
+          </w:p>
+          <w:p>
+            <w:pPr>
+              <w:spacing w:before="0" w:after="0"/>
+              <w:jc w:val="left"/>
+            </w:pPr>
+            <w:r>
+              <w:rPr>
+                <w:rFonts w:ascii="Times New Roman" w:hAnsi="Times New Roman"/>
+                <w:b w:val="0"/>
+                <w:sz w:val="20"/>
+              </w:rPr>
+              <w:t>Зам. директора</w:t>
+            </w:r>
+          </w:p>
+          <w:p>
+            <w:pPr>
+              <w:spacing w:before="0" w:after="0"/>
+              <w:jc w:val="left"/>
+            </w:pPr>
+            <w:r>
+              <w:rPr>
+                <w:rFonts w:ascii="Times New Roman" w:hAnsi="Times New Roman"/>
+                <w:b w:val="0"/>
+                <w:sz w:val="20"/>
+              </w:rPr>
+              <w:t>по учебной работе</w:t>
+            </w:r>
+          </w:p>
+          <w:p>
+            <w:pPr>
+              <w:spacing w:before="0" w:after="0"/>
+              <w:jc w:val="left"/>
+            </w:pPr>
+            <w:r>
+              <w:rPr>
+                <w:rFonts w:ascii="Times New Roman" w:hAnsi="Times New Roman"/>
+                <w:b w:val="0"/>
+                <w:sz w:val="20"/>
+              </w:rPr>
+            </w:r>
+          </w:p>
+          <w:p>
+            <w:pPr>
+              <w:spacing w:before="0" w:after="0"/>
+              <w:jc w:val="left"/>
+            </w:pPr>
+            <w:r>
+              <w:rPr>
+                <w:rFonts w:ascii="Times New Roman" w:hAnsi="Times New Roman"/>
+                <w:b w:val="0"/>
+                <w:sz w:val="20"/>
+              </w:rPr>
+              <w:t>_____Т.В.Якимова</w:t>
+            </w:r>
+          </w:p>
+        </w:tc>
+      </w:tr>
+    </w:tbl>
     <w:p>
       <w:pPr>
-        <w:tabs>
-          <w:tab w:pos="709" w:val="left"/>
-        </w:tabs>
         <w:spacing w:before="0" w:after="0"/>
-        <w:ind w:left="709" w:hanging="709"/>
+      </w:pPr>
+    </w:p>
+    <w:p>
+      <w:pPr>
+        <w:spacing w:before="0" w:after="0"/>
+        <w:ind w:firstLine="709"/>
         <w:jc w:val="both"/>
       </w:pPr>
       <w:r>
         <w:rPr>
           <w:rFonts w:ascii="Times New Roman" w:hAnsi="Times New Roman"/>
+          <w:b w:val="0"/>
           <w:sz w:val="24"/>
         </w:rPr>
-        <w:t>1.</w:t>
-        <w:tab/>
-        <w:t>Правила выполнения рабочей документации автоматизации технологических процессов (ГОСТ 21.408–2013).</w:t>
+        <w:t>1. Правила выполнения рабочей документации автоматизации технологических процессов (ГОСТ 21.408–2013).</w:t>
       </w:r>
     </w:p>
     <w:p>
       <w:pPr>
-        <w:tabs>
-          <w:tab w:pos="709" w:val="left"/>
-        </w:tabs>
         <w:spacing w:before="0" w:after="0"/>
-        <w:ind w:left="709" w:hanging="709"/>
+        <w:ind w:firstLine="709"/>
         <w:jc w:val="both"/>
       </w:pPr>
       <w:r>
         <w:rPr>
           <w:rFonts w:ascii="Times New Roman" w:hAnsi="Times New Roman"/>
+          <w:b w:val="0"/>
           <w:sz w:val="24"/>
         </w:rPr>
-        <w:t>2.</w:t>
-        <w:tab/>
-        <w:t>Метрологическое обеспечение испытаний продукции для целей подтверждения соответствия.</w:t>
+        <w:t>2. Произвести наладку принципиальной электрической схемы управления нереверсивным асинхронным электродвигателем на монтажном модуле согласно приведенной схеме.</w:t>
       </w:r>
     </w:p>
     <w:p>
       <w:pPr>
-        <w:tabs>
-          <w:tab w:pos="709" w:val="left"/>
-        </w:tabs>
         <w:spacing w:before="0" w:after="0"/>
-        <w:ind w:left="709" w:hanging="709"/>
+        <w:ind w:firstLine="709"/>
         <w:jc w:val="both"/>
       </w:pPr>
       <w:r>
         <w:rPr>
           <w:rFonts w:ascii="Times New Roman" w:hAnsi="Times New Roman"/>
+          <w:b w:val="0"/>
           <w:sz w:val="24"/>
         </w:rPr>
-        <w:t>3.</w:t>
-        <w:tab/>
-        <w:t>Состав оборудования станков с программным управлением, применяемые приводы, преобразователи, датчики.</w:t>
+        <w:t>Правильность сборки схемы подтвердить подключением электродвигателя. Монтаж схемы выполнить в соответствии с правилами присоединения электрических проводок к приборам и средствам автоматизации.</w:t>
       </w:r>
     </w:p>
     <w:p>
       <w:pPr>
-        <w:tabs>
-          <w:tab w:pos="709" w:val="left"/>
-        </w:tabs>
-        <w:spacing w:before="0" w:after="0"/>
-        <w:ind w:left="709" w:hanging="709"/>
-        <w:jc w:val="both"/>
+        <w:spacing w:before="200" w:after="0"/>
+        <w:jc w:val="left"/>
       </w:pPr>
       <w:r>
         <w:rPr>
           <w:rFonts w:ascii="Times New Roman" w:hAnsi="Times New Roman"/>
+          <w:b w:val="0"/>
           <w:sz w:val="24"/>
         </w:rPr>
-        <w:t>4.</w:t>
-        <w:tab/>
-        <w:t>Виды программного управления станками, способы подготовки и ввода управляющей программы.</w:t>
+        <w:t>Преподаватель: ______Бардаков Д.Н.</w:t>
       </w:r>
     </w:p>
     <w:p>
       <w:pPr>
-        <w:tabs>
-          <w:tab w:pos="709" w:val="left"/>
-        </w:tabs>
+        <w:pageBreakBefore/>
         <w:spacing w:before="0" w:after="0"/>
-        <w:ind w:left="709" w:hanging="709"/>
+      </w:pPr>
+    </w:p>
+    <w:tbl>
+      <w:tblPr>
+        <w:tblStyle w:val="TableGrid"/>
+        <w:tblW w:type="auto" w:w="0"/>
+        <w:jc w:val="center"/>
+        <w:tblLayout w:type="fixed"/>
+        <w:tblLook w:firstColumn="1" w:firstRow="1" w:lastColumn="0" w:lastRow="0" w:noHBand="0" w:noVBand="1" w:val="04A0"/>
+      </w:tblPr>
+      <w:tblGrid>
+        <w:gridCol w:w="2608"/>
+        <w:gridCol w:w="4932"/>
+        <w:gridCol w:w="2268"/>
+      </w:tblGrid>
+      <w:tr>
+        <w:tc>
+          <w:tcPr>
+            <w:tcW w:type="dxa" w:w="2608"/>
+            <w:vAlign w:val="top"/>
+          </w:tcPr>
+          <w:p>
+            <w:pPr>
+              <w:spacing w:before="0" w:after="0"/>
+              <w:jc w:val="left"/>
+            </w:pPr>
+            <w:r>
+              <w:rPr>
+                <w:rFonts w:ascii="Times New Roman" w:hAnsi="Times New Roman"/>
+                <w:b w:val="0"/>
+                <w:sz w:val="20"/>
+              </w:rPr>
+              <w:t>Рассмотрен цикловой</w:t>
+            </w:r>
+          </w:p>
+          <w:p>
+            <w:pPr>
+              <w:spacing w:before="0" w:after="0"/>
+              <w:jc w:val="left"/>
+            </w:pPr>
+            <w:r>
+              <w:rPr>
+                <w:rFonts w:ascii="Times New Roman" w:hAnsi="Times New Roman"/>
+                <w:b w:val="0"/>
+                <w:sz w:val="20"/>
+              </w:rPr>
+              <w:t>комиссией технических</w:t>
+            </w:r>
+          </w:p>
+          <w:p>
+            <w:pPr>
+              <w:spacing w:before="0" w:after="0"/>
+              <w:jc w:val="left"/>
+            </w:pPr>
+            <w:r>
+              <w:rPr>
+                <w:rFonts w:ascii="Times New Roman" w:hAnsi="Times New Roman"/>
+                <w:b w:val="0"/>
+                <w:sz w:val="20"/>
+              </w:rPr>
+              <w:t>дисциплин</w:t>
+            </w:r>
+          </w:p>
+          <w:p>
+            <w:pPr>
+              <w:spacing w:before="0" w:after="0"/>
+              <w:jc w:val="left"/>
+            </w:pPr>
+            <w:r>
+              <w:rPr>
+                <w:rFonts w:ascii="Times New Roman" w:hAnsi="Times New Roman"/>
+                <w:b w:val="0"/>
+                <w:sz w:val="20"/>
+              </w:rPr>
+              <w:t>Протокол №</w:t>
+            </w:r>
+          </w:p>
+          <w:p>
+            <w:pPr>
+              <w:spacing w:before="0" w:after="0"/>
+              <w:jc w:val="left"/>
+            </w:pPr>
+            <w:r>
+              <w:rPr>
+                <w:rFonts w:ascii="Times New Roman" w:hAnsi="Times New Roman"/>
+                <w:b w:val="0"/>
+                <w:sz w:val="20"/>
+              </w:rPr>
+              <w:t>«__»__________2026 г.</w:t>
+            </w:r>
+          </w:p>
+          <w:p>
+            <w:pPr>
+              <w:spacing w:before="0" w:after="0"/>
+              <w:jc w:val="left"/>
+            </w:pPr>
+            <w:r>
+              <w:rPr>
+                <w:rFonts w:ascii="Times New Roman" w:hAnsi="Times New Roman"/>
+                <w:b w:val="0"/>
+                <w:sz w:val="20"/>
+              </w:rPr>
+              <w:t>Председатель ___________</w:t>
+            </w:r>
+          </w:p>
+        </w:tc>
+        <w:tc>
+          <w:tcPr>
+            <w:tcW w:type="dxa" w:w="4932"/>
+            <w:vAlign w:val="top"/>
+          </w:tcPr>
+          <w:p>
+            <w:pPr>
+              <w:spacing w:before="0" w:after="0"/>
+              <w:jc w:val="center"/>
+            </w:pPr>
+            <w:r>
+              <w:rPr>
+                <w:rFonts w:ascii="Times New Roman" w:hAnsi="Times New Roman"/>
+                <w:b/>
+                <w:sz w:val="24"/>
+              </w:rPr>
+              <w:t>ЭКЗАМЕНАЦИОННЫЙ БИЛЕТ № 2</w:t>
+            </w:r>
+          </w:p>
+          <w:p>
+            <w:pPr>
+              <w:spacing w:before="0" w:after="0"/>
+              <w:jc w:val="center"/>
+            </w:pPr>
+            <w:r>
+              <w:rPr>
+                <w:rFonts w:ascii="Times New Roman" w:hAnsi="Times New Roman"/>
+                <w:sz w:val="22"/>
+              </w:rPr>
+              <w:t>«Ведение наладки, юстировки и сдача в эксплуатацию контрольно-измерительных приборов и электрических схем систем автоматики»</w:t>
+            </w:r>
+          </w:p>
+          <w:p>
+            <w:pPr>
+              <w:spacing w:before="0" w:after="0"/>
+              <w:jc w:val="center"/>
+            </w:pPr>
+            <w:r>
+              <w:rPr>
+                <w:rFonts w:ascii="Times New Roman" w:hAnsi="Times New Roman"/>
+                <w:sz w:val="22"/>
+              </w:rPr>
+              <w:t>Профессии: 15.01.37 Слесарь-наладчик контрольно-измерительных приборов и автоматики</w:t>
+            </w:r>
+          </w:p>
+          <w:p>
+            <w:pPr>
+              <w:spacing w:before="0" w:after="0"/>
+              <w:jc w:val="center"/>
+            </w:pPr>
+            <w:r>
+              <w:rPr>
+                <w:rFonts w:ascii="Times New Roman" w:hAnsi="Times New Roman"/>
+                <w:sz w:val="22"/>
+              </w:rPr>
+              <w:t>Группа  С-21, С-22</w:t>
+            </w:r>
+          </w:p>
+        </w:tc>
+        <w:tc>
+          <w:tcPr>
+            <w:tcW w:type="dxa" w:w="2268"/>
+            <w:vAlign w:val="top"/>
+          </w:tcPr>
+          <w:p>
+            <w:pPr>
+              <w:spacing w:before="0" w:after="0"/>
+              <w:jc w:val="left"/>
+            </w:pPr>
+            <w:r>
+              <w:rPr>
+                <w:rFonts w:ascii="Times New Roman" w:hAnsi="Times New Roman"/>
+                <w:b w:val="0"/>
+                <w:sz w:val="20"/>
+              </w:rPr>
+              <w:t>Утверждаю</w:t>
+            </w:r>
+          </w:p>
+          <w:p>
+            <w:pPr>
+              <w:spacing w:before="0" w:after="0"/>
+              <w:jc w:val="left"/>
+            </w:pPr>
+            <w:r>
+              <w:rPr>
+                <w:rFonts w:ascii="Times New Roman" w:hAnsi="Times New Roman"/>
+                <w:b w:val="0"/>
+                <w:sz w:val="20"/>
+              </w:rPr>
+              <w:t>Зам. директора</w:t>
+            </w:r>
+          </w:p>
+          <w:p>
+            <w:pPr>
+              <w:spacing w:before="0" w:after="0"/>
+              <w:jc w:val="left"/>
+            </w:pPr>
+            <w:r>
+              <w:rPr>
+                <w:rFonts w:ascii="Times New Roman" w:hAnsi="Times New Roman"/>
+                <w:b w:val="0"/>
+                <w:sz w:val="20"/>
+              </w:rPr>
+              <w:t>по учебной работе</w:t>
+            </w:r>
+          </w:p>
+          <w:p>
+            <w:pPr>
+              <w:spacing w:before="0" w:after="0"/>
+              <w:jc w:val="left"/>
+            </w:pPr>
+            <w:r>
+              <w:rPr>
+                <w:rFonts w:ascii="Times New Roman" w:hAnsi="Times New Roman"/>
+                <w:b w:val="0"/>
+                <w:sz w:val="20"/>
+              </w:rPr>
+            </w:r>
+          </w:p>
+          <w:p>
+            <w:pPr>
+              <w:spacing w:before="0" w:after="0"/>
+              <w:jc w:val="left"/>
+            </w:pPr>
+            <w:r>
+              <w:rPr>
+                <w:rFonts w:ascii="Times New Roman" w:hAnsi="Times New Roman"/>
+                <w:b w:val="0"/>
+                <w:sz w:val="20"/>
+              </w:rPr>
+              <w:t>_____Т.В.Якимова</w:t>
+            </w:r>
+          </w:p>
+        </w:tc>
+      </w:tr>
+    </w:tbl>
+    <w:p>
+      <w:pPr>
+        <w:spacing w:before="0" w:after="0"/>
+      </w:pPr>
+    </w:p>
+    <w:p>
+      <w:pPr>
+        <w:spacing w:before="0" w:after="0"/>
+        <w:ind w:firstLine="709"/>
         <w:jc w:val="both"/>
       </w:pPr>
       <w:r>
         <w:rPr>
           <w:rFonts w:ascii="Times New Roman" w:hAnsi="Times New Roman"/>
+          <w:b w:val="0"/>
           <w:sz w:val="24"/>
         </w:rPr>
-        <w:t>5.</w:t>
-        <w:tab/>
-        <w:t>Классификация автоматических станочных систем различного назначения.</w:t>
+        <w:t>1. Основные понятия и определения: процессы, управление, сигналы.</w:t>
       </w:r>
     </w:p>
     <w:p>
       <w:pPr>
-        <w:tabs>
-          <w:tab w:pos="709" w:val="left"/>
-        </w:tabs>
         <w:spacing w:before="0" w:after="0"/>
-        <w:ind w:left="709" w:hanging="709"/>
+        <w:ind w:firstLine="709"/>
         <w:jc w:val="both"/>
       </w:pPr>
       <w:r>
         <w:rPr>
           <w:rFonts w:ascii="Times New Roman" w:hAnsi="Times New Roman"/>
+          <w:b w:val="0"/>
           <w:sz w:val="24"/>
         </w:rPr>
-        <w:t>6.</w:t>
-        <w:tab/>
-        <w:t>Диагностическое оборудование, приборы и инструменты для наладочных работ со следящей аппаратурой.</w:t>
+        <w:t>2. Произвести наладку принципиальной электрической схемы управления измерителя-регулятора ОВЕН ТРМ1 на монтажном модуле согласно приведенной схеме.</w:t>
       </w:r>
     </w:p>
     <w:p>
       <w:pPr>
-        <w:tabs>
-          <w:tab w:pos="709" w:val="left"/>
-        </w:tabs>
         <w:spacing w:before="0" w:after="0"/>
-        <w:ind w:left="709" w:hanging="709"/>
+        <w:ind w:firstLine="709"/>
         <w:jc w:val="both"/>
       </w:pPr>
       <w:r>
         <w:rPr>
           <w:rFonts w:ascii="Times New Roman" w:hAnsi="Times New Roman"/>
+          <w:b w:val="0"/>
           <w:sz w:val="24"/>
         </w:rPr>
-        <w:t>7.</w:t>
-        <w:tab/>
-        <w:t>Структурная и принципиальная схема «интеллектуальных» датчиков, ультразвуковых установок.</w:t>
+        <w:t>Монтаж схемы выполнить в соответствии с правилами присоединения электрических проводок к приборам и средствам автоматизации.</w:t>
       </w:r>
     </w:p>
     <w:p>
       <w:pPr>
-        <w:tabs>
-          <w:tab w:pos="709" w:val="left"/>
-        </w:tabs>
         <w:spacing w:before="0" w:after="0"/>
-        <w:ind w:left="709" w:hanging="709"/>
+        <w:ind w:firstLine="709"/>
         <w:jc w:val="both"/>
       </w:pPr>
       <w:r>
         <w:rPr>
           <w:rFonts w:ascii="Times New Roman" w:hAnsi="Times New Roman"/>
+          <w:b w:val="0"/>
           <w:sz w:val="24"/>
         </w:rPr>
-        <w:t>8.</w:t>
-        <w:tab/>
-        <w:t>Техническая документация приборов для измерения электрических величин, давления, расхода и уровня.</w:t>
+        <w:t>Выполнить настройку измерителя-регулятора ОВЕН ТРМ1 согласно приведенному алгоритму.</w:t>
       </w:r>
     </w:p>
     <w:p>
       <w:pPr>
-        <w:tabs>
-          <w:tab w:pos="709" w:val="left"/>
-        </w:tabs>
-        <w:spacing w:before="0" w:after="0"/>
-        <w:ind w:left="709" w:hanging="709"/>
-        <w:jc w:val="both"/>
+        <w:spacing w:before="200" w:after="0"/>
+        <w:jc w:val="left"/>
       </w:pPr>
       <w:r>
         <w:rPr>
           <w:rFonts w:ascii="Times New Roman" w:hAnsi="Times New Roman"/>
+          <w:b w:val="0"/>
           <w:sz w:val="24"/>
         </w:rPr>
-        <w:t>9.</w:t>
-        <w:tab/>
-        <w:t>Техническая документация приборов измерения и контроля вибрации.</w:t>
+        <w:t>Преподаватель: ______Бардаков Д.Н.</w:t>
       </w:r>
     </w:p>
     <w:p>
       <w:pPr>
-        <w:tabs>
-          <w:tab w:pos="709" w:val="left"/>
-        </w:tabs>
+        <w:pageBreakBefore/>
         <w:spacing w:before="0" w:after="0"/>
-        <w:ind w:left="709" w:hanging="709"/>
+      </w:pPr>
+    </w:p>
+    <w:tbl>
+      <w:tblPr>
+        <w:tblStyle w:val="TableGrid"/>
+        <w:tblW w:type="auto" w:w="0"/>
+        <w:jc w:val="center"/>
+        <w:tblLayout w:type="fixed"/>
+        <w:tblLook w:firstColumn="1" w:firstRow="1" w:lastColumn="0" w:lastRow="0" w:noHBand="0" w:noVBand="1" w:val="04A0"/>
+      </w:tblPr>
+      <w:tblGrid>
+        <w:gridCol w:w="2608"/>
+        <w:gridCol w:w="4932"/>
+        <w:gridCol w:w="2268"/>
+      </w:tblGrid>
+      <w:tr>
+        <w:tc>
+          <w:tcPr>
+            <w:tcW w:type="dxa" w:w="2608"/>
+            <w:vAlign w:val="top"/>
+          </w:tcPr>
+          <w:p>
+            <w:pPr>
+              <w:spacing w:before="0" w:after="0"/>
+              <w:jc w:val="left"/>
+            </w:pPr>
+            <w:r>
+              <w:rPr>
+                <w:rFonts w:ascii="Times New Roman" w:hAnsi="Times New Roman"/>
+                <w:b w:val="0"/>
+                <w:sz w:val="20"/>
+              </w:rPr>
+              <w:t>Рассмотрен цикловой</w:t>
+            </w:r>
+          </w:p>
+          <w:p>
+            <w:pPr>
+              <w:spacing w:before="0" w:after="0"/>
+              <w:jc w:val="left"/>
+            </w:pPr>
+            <w:r>
+              <w:rPr>
+                <w:rFonts w:ascii="Times New Roman" w:hAnsi="Times New Roman"/>
+                <w:b w:val="0"/>
+                <w:sz w:val="20"/>
+              </w:rPr>
+              <w:t>комиссией технических</w:t>
+            </w:r>
+          </w:p>
+          <w:p>
+            <w:pPr>
+              <w:spacing w:before="0" w:after="0"/>
+              <w:jc w:val="left"/>
+            </w:pPr>
+            <w:r>
+              <w:rPr>
+                <w:rFonts w:ascii="Times New Roman" w:hAnsi="Times New Roman"/>
+                <w:b w:val="0"/>
+                <w:sz w:val="20"/>
+              </w:rPr>
+              <w:t>дисциплин</w:t>
+            </w:r>
+          </w:p>
+          <w:p>
+            <w:pPr>
+              <w:spacing w:before="0" w:after="0"/>
+              <w:jc w:val="left"/>
+            </w:pPr>
+            <w:r>
+              <w:rPr>
+                <w:rFonts w:ascii="Times New Roman" w:hAnsi="Times New Roman"/>
+                <w:b w:val="0"/>
+                <w:sz w:val="20"/>
+              </w:rPr>
+              <w:t>Протокол №</w:t>
+            </w:r>
+          </w:p>
+          <w:p>
+            <w:pPr>
+              <w:spacing w:before="0" w:after="0"/>
+              <w:jc w:val="left"/>
+            </w:pPr>
+            <w:r>
+              <w:rPr>
+                <w:rFonts w:ascii="Times New Roman" w:hAnsi="Times New Roman"/>
+                <w:b w:val="0"/>
+                <w:sz w:val="20"/>
+              </w:rPr>
+              <w:t>«__»__________2026 г.</w:t>
+            </w:r>
+          </w:p>
+          <w:p>
+            <w:pPr>
+              <w:spacing w:before="0" w:after="0"/>
+              <w:jc w:val="left"/>
+            </w:pPr>
+            <w:r>
+              <w:rPr>
+                <w:rFonts w:ascii="Times New Roman" w:hAnsi="Times New Roman"/>
+                <w:b w:val="0"/>
+                <w:sz w:val="20"/>
+              </w:rPr>
+              <w:t>Председатель ___________</w:t>
+            </w:r>
+          </w:p>
+        </w:tc>
+        <w:tc>
+          <w:tcPr>
+            <w:tcW w:type="dxa" w:w="4932"/>
+            <w:vAlign w:val="top"/>
+          </w:tcPr>
+          <w:p>
+            <w:pPr>
+              <w:spacing w:before="0" w:after="0"/>
+              <w:jc w:val="center"/>
+            </w:pPr>
+            <w:r>
+              <w:rPr>
+                <w:rFonts w:ascii="Times New Roman" w:hAnsi="Times New Roman"/>
+                <w:b/>
+                <w:sz w:val="24"/>
+              </w:rPr>
+              <w:t>ЭКЗАМЕНАЦИОННЫЙ БИЛЕТ № 3</w:t>
+            </w:r>
+          </w:p>
+          <w:p>
+            <w:pPr>
+              <w:spacing w:before="0" w:after="0"/>
+              <w:jc w:val="center"/>
+            </w:pPr>
+            <w:r>
+              <w:rPr>
+                <w:rFonts w:ascii="Times New Roman" w:hAnsi="Times New Roman"/>
+                <w:sz w:val="22"/>
+              </w:rPr>
+              <w:t>«Ведение наладки, юстировки и сдача в эксплуатацию контрольно-измерительных приборов и электрических схем систем автоматики»</w:t>
+            </w:r>
+          </w:p>
+          <w:p>
+            <w:pPr>
+              <w:spacing w:before="0" w:after="0"/>
+              <w:jc w:val="center"/>
+            </w:pPr>
+            <w:r>
+              <w:rPr>
+                <w:rFonts w:ascii="Times New Roman" w:hAnsi="Times New Roman"/>
+                <w:sz w:val="22"/>
+              </w:rPr>
+              <w:t>Профессии: 15.01.37 Слесарь-наладчик контрольно-измерительных приборов и автоматики</w:t>
+            </w:r>
+          </w:p>
+          <w:p>
+            <w:pPr>
+              <w:spacing w:before="0" w:after="0"/>
+              <w:jc w:val="center"/>
+            </w:pPr>
+            <w:r>
+              <w:rPr>
+                <w:rFonts w:ascii="Times New Roman" w:hAnsi="Times New Roman"/>
+                <w:sz w:val="22"/>
+              </w:rPr>
+              <w:t>Группа  С-21, С-22</w:t>
+            </w:r>
+          </w:p>
+        </w:tc>
+        <w:tc>
+          <w:tcPr>
+            <w:tcW w:type="dxa" w:w="2268"/>
+            <w:vAlign w:val="top"/>
+          </w:tcPr>
+          <w:p>
+            <w:pPr>
+              <w:spacing w:before="0" w:after="0"/>
+              <w:jc w:val="left"/>
+            </w:pPr>
+            <w:r>
+              <w:rPr>
+                <w:rFonts w:ascii="Times New Roman" w:hAnsi="Times New Roman"/>
+                <w:b w:val="0"/>
+                <w:sz w:val="20"/>
+              </w:rPr>
+              <w:t>Утверждаю</w:t>
+            </w:r>
+          </w:p>
+          <w:p>
+            <w:pPr>
+              <w:spacing w:before="0" w:after="0"/>
+              <w:jc w:val="left"/>
+            </w:pPr>
+            <w:r>
+              <w:rPr>
+                <w:rFonts w:ascii="Times New Roman" w:hAnsi="Times New Roman"/>
+                <w:b w:val="0"/>
+                <w:sz w:val="20"/>
+              </w:rPr>
+              <w:t>Зам. директора</w:t>
+            </w:r>
+          </w:p>
+          <w:p>
+            <w:pPr>
+              <w:spacing w:before="0" w:after="0"/>
+              <w:jc w:val="left"/>
+            </w:pPr>
+            <w:r>
+              <w:rPr>
+                <w:rFonts w:ascii="Times New Roman" w:hAnsi="Times New Roman"/>
+                <w:b w:val="0"/>
+                <w:sz w:val="20"/>
+              </w:rPr>
+              <w:t>по учебной работе</w:t>
+            </w:r>
+          </w:p>
+          <w:p>
+            <w:pPr>
+              <w:spacing w:before="0" w:after="0"/>
+              <w:jc w:val="left"/>
+            </w:pPr>
+            <w:r>
+              <w:rPr>
+                <w:rFonts w:ascii="Times New Roman" w:hAnsi="Times New Roman"/>
+                <w:b w:val="0"/>
+                <w:sz w:val="20"/>
+              </w:rPr>
+            </w:r>
+          </w:p>
+          <w:p>
+            <w:pPr>
+              <w:spacing w:before="0" w:after="0"/>
+              <w:jc w:val="left"/>
+            </w:pPr>
+            <w:r>
+              <w:rPr>
+                <w:rFonts w:ascii="Times New Roman" w:hAnsi="Times New Roman"/>
+                <w:b w:val="0"/>
+                <w:sz w:val="20"/>
+              </w:rPr>
+              <w:t>_____Т.В.Якимова</w:t>
+            </w:r>
+          </w:p>
+        </w:tc>
+      </w:tr>
+    </w:tbl>
+    <w:p>
+      <w:pPr>
+        <w:spacing w:before="0" w:after="0"/>
+      </w:pPr>
+    </w:p>
+    <w:p>
+      <w:pPr>
+        <w:spacing w:before="0" w:after="0"/>
+        <w:ind w:firstLine="709"/>
         <w:jc w:val="both"/>
       </w:pPr>
       <w:r>
         <w:rPr>
           <w:rFonts w:ascii="Times New Roman" w:hAnsi="Times New Roman"/>
+          <w:b w:val="0"/>
           <w:sz w:val="24"/>
         </w:rPr>
-        <w:t>10.</w:t>
-        <w:tab/>
-        <w:t>Техническая документация микропроцессорных систем автоматики.</w:t>
+        <w:t>1. Метрологическое обеспечение испытаний продукции для целей подтверждения соответствия (ГОСТ Р 51672–2000).</w:t>
       </w:r>
     </w:p>
     <w:p>
       <w:pPr>
-        <w:tabs>
-          <w:tab w:pos="709" w:val="left"/>
-        </w:tabs>
         <w:spacing w:before="0" w:after="0"/>
-        <w:ind w:left="709" w:hanging="709"/>
+        <w:ind w:firstLine="709"/>
         <w:jc w:val="both"/>
       </w:pPr>
       <w:r>
         <w:rPr>
           <w:rFonts w:ascii="Times New Roman" w:hAnsi="Times New Roman"/>
+          <w:b w:val="0"/>
           <w:sz w:val="24"/>
         </w:rPr>
-        <w:t>11.</w:t>
-        <w:tab/>
-        <w:t>Организационная структура выполнения пусконаладочных работ и функции участников.</w:t>
+        <w:t>2. Произвести наладку принципиальной электрической схемы звуковой сигнализации на монтажном модуле согласно приведенной схеме.</w:t>
       </w:r>
     </w:p>
     <w:p>
       <w:pPr>
-        <w:tabs>
-          <w:tab w:pos="709" w:val="left"/>
-        </w:tabs>
         <w:spacing w:before="0" w:after="0"/>
-        <w:ind w:left="709" w:hanging="709"/>
+        <w:ind w:firstLine="709"/>
         <w:jc w:val="both"/>
       </w:pPr>
       <w:r>
         <w:rPr>
           <w:rFonts w:ascii="Times New Roman" w:hAnsi="Times New Roman"/>
+          <w:b w:val="0"/>
           <w:sz w:val="24"/>
         </w:rPr>
-        <w:t>12.</w:t>
-        <w:tab/>
-        <w:t>Поузловая приёмка и испытания конструктивных и технологических узлов.</w:t>
+        <w:t>Монтаж схемы выполнить в соответствии с правилами присоединения электрических проводок к приборам и средствам автоматизации.</w:t>
       </w:r>
     </w:p>
     <w:p>
       <w:pPr>
-        <w:tabs>
-          <w:tab w:pos="709" w:val="left"/>
-        </w:tabs>
         <w:spacing w:before="0" w:after="0"/>
-        <w:ind w:left="709" w:hanging="709"/>
+        <w:ind w:firstLine="709"/>
         <w:jc w:val="both"/>
       </w:pPr>
       <w:r>
         <w:rPr>
           <w:rFonts w:ascii="Times New Roman" w:hAnsi="Times New Roman"/>
+          <w:b w:val="0"/>
           <w:sz w:val="24"/>
         </w:rPr>
-        <w:t>13.</w:t>
-        <w:tab/>
-        <w:t>Индивидуальные испытания приборов измерения качества технологических жидкостей и материалов.</w:t>
+        <w:t>3. Подать питание на схему. Нажатием на кнопку SB1 снять звуковой сигнал.</w:t>
       </w:r>
     </w:p>
     <w:p>
       <w:pPr>
-        <w:tabs>
-          <w:tab w:pos="709" w:val="left"/>
-        </w:tabs>
-        <w:spacing w:before="0" w:after="0"/>
-        <w:ind w:left="709" w:hanging="709"/>
-        <w:jc w:val="both"/>
+        <w:spacing w:before="200" w:after="0"/>
+        <w:jc w:val="left"/>
       </w:pPr>
       <w:r>
         <w:rPr>
           <w:rFonts w:ascii="Times New Roman" w:hAnsi="Times New Roman"/>
+          <w:b w:val="0"/>
           <w:sz w:val="24"/>
         </w:rPr>
-        <w:t>14.</w:t>
-        <w:tab/>
-        <w:t>Индивидуальные испытания системы автоматического пожаротушения и видеонаблюдения.</w:t>
+        <w:t>Преподаватель: ______Бардаков Д.Н.</w:t>
       </w:r>
     </w:p>
     <w:p>
       <w:pPr>
-        <w:tabs>
-          <w:tab w:pos="709" w:val="left"/>
-        </w:tabs>
+        <w:pageBreakBefore/>
         <w:spacing w:before="0" w:after="0"/>
-        <w:ind w:left="709" w:hanging="709"/>
+      </w:pPr>
+    </w:p>
+    <w:tbl>
+      <w:tblPr>
+        <w:tblStyle w:val="TableGrid"/>
+        <w:tblW w:type="auto" w:w="0"/>
+        <w:jc w:val="center"/>
+        <w:tblLayout w:type="fixed"/>
+        <w:tblLook w:firstColumn="1" w:firstRow="1" w:lastColumn="0" w:lastRow="0" w:noHBand="0" w:noVBand="1" w:val="04A0"/>
+      </w:tblPr>
+      <w:tblGrid>
+        <w:gridCol w:w="2608"/>
+        <w:gridCol w:w="4932"/>
+        <w:gridCol w:w="2268"/>
+      </w:tblGrid>
+      <w:tr>
+        <w:tc>
+          <w:tcPr>
+            <w:tcW w:type="dxa" w:w="2608"/>
+            <w:vAlign w:val="top"/>
+          </w:tcPr>
+          <w:p>
+            <w:pPr>
+              <w:spacing w:before="0" w:after="0"/>
+              <w:jc w:val="left"/>
+            </w:pPr>
+            <w:r>
+              <w:rPr>
+                <w:rFonts w:ascii="Times New Roman" w:hAnsi="Times New Roman"/>
+                <w:b w:val="0"/>
+                <w:sz w:val="20"/>
+              </w:rPr>
+              <w:t>Рассмотрен цикловой</w:t>
+            </w:r>
+          </w:p>
+          <w:p>
+            <w:pPr>
+              <w:spacing w:before="0" w:after="0"/>
+              <w:jc w:val="left"/>
+            </w:pPr>
+            <w:r>
+              <w:rPr>
+                <w:rFonts w:ascii="Times New Roman" w:hAnsi="Times New Roman"/>
+                <w:b w:val="0"/>
+                <w:sz w:val="20"/>
+              </w:rPr>
+              <w:t>комиссией технических</w:t>
+            </w:r>
+          </w:p>
+          <w:p>
+            <w:pPr>
+              <w:spacing w:before="0" w:after="0"/>
+              <w:jc w:val="left"/>
+            </w:pPr>
+            <w:r>
+              <w:rPr>
+                <w:rFonts w:ascii="Times New Roman" w:hAnsi="Times New Roman"/>
+                <w:b w:val="0"/>
+                <w:sz w:val="20"/>
+              </w:rPr>
+              <w:t>дисциплин</w:t>
+            </w:r>
+          </w:p>
+          <w:p>
+            <w:pPr>
+              <w:spacing w:before="0" w:after="0"/>
+              <w:jc w:val="left"/>
+            </w:pPr>
+            <w:r>
+              <w:rPr>
+                <w:rFonts w:ascii="Times New Roman" w:hAnsi="Times New Roman"/>
+                <w:b w:val="0"/>
+                <w:sz w:val="20"/>
+              </w:rPr>
+              <w:t>Протокол №</w:t>
+            </w:r>
+          </w:p>
+          <w:p>
+            <w:pPr>
+              <w:spacing w:before="0" w:after="0"/>
+              <w:jc w:val="left"/>
+            </w:pPr>
+            <w:r>
+              <w:rPr>
+                <w:rFonts w:ascii="Times New Roman" w:hAnsi="Times New Roman"/>
+                <w:b w:val="0"/>
+                <w:sz w:val="20"/>
+              </w:rPr>
+              <w:t>«__»__________2026 г.</w:t>
+            </w:r>
+          </w:p>
+          <w:p>
+            <w:pPr>
+              <w:spacing w:before="0" w:after="0"/>
+              <w:jc w:val="left"/>
+            </w:pPr>
+            <w:r>
+              <w:rPr>
+                <w:rFonts w:ascii="Times New Roman" w:hAnsi="Times New Roman"/>
+                <w:b w:val="0"/>
+                <w:sz w:val="20"/>
+              </w:rPr>
+              <w:t>Председатель ___________</w:t>
+            </w:r>
+          </w:p>
+        </w:tc>
+        <w:tc>
+          <w:tcPr>
+            <w:tcW w:type="dxa" w:w="4932"/>
+            <w:vAlign w:val="top"/>
+          </w:tcPr>
+          <w:p>
+            <w:pPr>
+              <w:spacing w:before="0" w:after="0"/>
+              <w:jc w:val="center"/>
+            </w:pPr>
+            <w:r>
+              <w:rPr>
+                <w:rFonts w:ascii="Times New Roman" w:hAnsi="Times New Roman"/>
+                <w:b/>
+                <w:sz w:val="24"/>
+              </w:rPr>
+              <w:t>ЭКЗАМЕНАЦИОННЫЙ БИЛЕТ № 4</w:t>
+            </w:r>
+          </w:p>
+          <w:p>
+            <w:pPr>
+              <w:spacing w:before="0" w:after="0"/>
+              <w:jc w:val="center"/>
+            </w:pPr>
+            <w:r>
+              <w:rPr>
+                <w:rFonts w:ascii="Times New Roman" w:hAnsi="Times New Roman"/>
+                <w:sz w:val="22"/>
+              </w:rPr>
+              <w:t>«Ведение наладки, юстировки и сдача в эксплуатацию контрольно-измерительных приборов и электрических схем систем автоматики»</w:t>
+            </w:r>
+          </w:p>
+          <w:p>
+            <w:pPr>
+              <w:spacing w:before="0" w:after="0"/>
+              <w:jc w:val="center"/>
+            </w:pPr>
+            <w:r>
+              <w:rPr>
+                <w:rFonts w:ascii="Times New Roman" w:hAnsi="Times New Roman"/>
+                <w:sz w:val="22"/>
+              </w:rPr>
+              <w:t>Профессии: 15.01.37 Слесарь-наладчик контрольно-измерительных приборов и автоматики</w:t>
+            </w:r>
+          </w:p>
+          <w:p>
+            <w:pPr>
+              <w:spacing w:before="0" w:after="0"/>
+              <w:jc w:val="center"/>
+            </w:pPr>
+            <w:r>
+              <w:rPr>
+                <w:rFonts w:ascii="Times New Roman" w:hAnsi="Times New Roman"/>
+                <w:sz w:val="22"/>
+              </w:rPr>
+              <w:t>Группа  С-21, С-22</w:t>
+            </w:r>
+          </w:p>
+        </w:tc>
+        <w:tc>
+          <w:tcPr>
+            <w:tcW w:type="dxa" w:w="2268"/>
+            <w:vAlign w:val="top"/>
+          </w:tcPr>
+          <w:p>
+            <w:pPr>
+              <w:spacing w:before="0" w:after="0"/>
+              <w:jc w:val="left"/>
+            </w:pPr>
+            <w:r>
+              <w:rPr>
+                <w:rFonts w:ascii="Times New Roman" w:hAnsi="Times New Roman"/>
+                <w:b w:val="0"/>
+                <w:sz w:val="20"/>
+              </w:rPr>
+              <w:t>Утверждаю</w:t>
+            </w:r>
+          </w:p>
+          <w:p>
+            <w:pPr>
+              <w:spacing w:before="0" w:after="0"/>
+              <w:jc w:val="left"/>
+            </w:pPr>
+            <w:r>
+              <w:rPr>
+                <w:rFonts w:ascii="Times New Roman" w:hAnsi="Times New Roman"/>
+                <w:b w:val="0"/>
+                <w:sz w:val="20"/>
+              </w:rPr>
+              <w:t>Зам. директора</w:t>
+            </w:r>
+          </w:p>
+          <w:p>
+            <w:pPr>
+              <w:spacing w:before="0" w:after="0"/>
+              <w:jc w:val="left"/>
+            </w:pPr>
+            <w:r>
+              <w:rPr>
+                <w:rFonts w:ascii="Times New Roman" w:hAnsi="Times New Roman"/>
+                <w:b w:val="0"/>
+                <w:sz w:val="20"/>
+              </w:rPr>
+              <w:t>по учебной работе</w:t>
+            </w:r>
+          </w:p>
+          <w:p>
+            <w:pPr>
+              <w:spacing w:before="0" w:after="0"/>
+              <w:jc w:val="left"/>
+            </w:pPr>
+            <w:r>
+              <w:rPr>
+                <w:rFonts w:ascii="Times New Roman" w:hAnsi="Times New Roman"/>
+                <w:b w:val="0"/>
+                <w:sz w:val="20"/>
+              </w:rPr>
+            </w:r>
+          </w:p>
+          <w:p>
+            <w:pPr>
+              <w:spacing w:before="0" w:after="0"/>
+              <w:jc w:val="left"/>
+            </w:pPr>
+            <w:r>
+              <w:rPr>
+                <w:rFonts w:ascii="Times New Roman" w:hAnsi="Times New Roman"/>
+                <w:b w:val="0"/>
+                <w:sz w:val="20"/>
+              </w:rPr>
+              <w:t>_____Т.В.Якимова</w:t>
+            </w:r>
+          </w:p>
+        </w:tc>
+      </w:tr>
+    </w:tbl>
+    <w:p>
+      <w:pPr>
+        <w:spacing w:before="0" w:after="0"/>
+      </w:pPr>
+    </w:p>
+    <w:p>
+      <w:pPr>
+        <w:spacing w:before="0" w:after="0"/>
+        <w:ind w:firstLine="709"/>
         <w:jc w:val="both"/>
       </w:pPr>
       <w:r>
         <w:rPr>
           <w:rFonts w:ascii="Times New Roman" w:hAnsi="Times New Roman"/>
+          <w:b w:val="0"/>
           <w:sz w:val="24"/>
         </w:rPr>
-        <w:t>15.</w:t>
-        <w:tab/>
-        <w:t>Индивидуальные испытания систем автоматического регулирования давления; источники бесперебойного питания.</w:t>
+        <w:t>1. Исполнительные механизмы, датчики и каналы связи.</w:t>
       </w:r>
     </w:p>
     <w:p>
       <w:pPr>
-        <w:tabs>
-          <w:tab w:pos="709" w:val="left"/>
-        </w:tabs>
         <w:spacing w:before="0" w:after="0"/>
-        <w:ind w:left="709" w:hanging="709"/>
+        <w:ind w:firstLine="709"/>
         <w:jc w:val="both"/>
       </w:pPr>
       <w:r>
         <w:rPr>
           <w:rFonts w:ascii="Times New Roman" w:hAnsi="Times New Roman"/>
+          <w:b w:val="0"/>
           <w:sz w:val="24"/>
         </w:rPr>
-        <w:t>16.</w:t>
-        <w:tab/>
-        <w:t>Диагностика параметров генераторов электрической энергии аварийного питания.</w:t>
+        <w:t>2. Произвести наладку принципиальной электрической схемы технологической сигнализации на монтажном модуле согласно приведенной схеме.</w:t>
       </w:r>
     </w:p>
     <w:p>
       <w:pPr>
-        <w:tabs>
-          <w:tab w:pos="709" w:val="left"/>
-        </w:tabs>
         <w:spacing w:before="0" w:after="0"/>
-        <w:ind w:left="709" w:hanging="709"/>
+        <w:ind w:firstLine="709"/>
         <w:jc w:val="both"/>
       </w:pPr>
       <w:r>
         <w:rPr>
           <w:rFonts w:ascii="Times New Roman" w:hAnsi="Times New Roman"/>
+          <w:b w:val="0"/>
           <w:sz w:val="24"/>
         </w:rPr>
-        <w:t>17.</w:t>
-        <w:tab/>
-        <w:t>Наладка оборудования измерения и контроля температуры и уровня; пробные пуски.</w:t>
+        <w:t>Монтаж схемы выполнить в соответствии с правилами присоединения электрических проводок к приборам и средствам автоматизации.</w:t>
       </w:r>
     </w:p>
     <w:p>
       <w:pPr>
-        <w:tabs>
-          <w:tab w:pos="709" w:val="left"/>
-        </w:tabs>
         <w:spacing w:before="0" w:after="0"/>
-        <w:ind w:left="709" w:hanging="709"/>
+        <w:ind w:firstLine="709"/>
         <w:jc w:val="both"/>
       </w:pPr>
       <w:r>
         <w:rPr>
           <w:rFonts w:ascii="Times New Roman" w:hAnsi="Times New Roman"/>
+          <w:b w:val="0"/>
           <w:sz w:val="24"/>
         </w:rPr>
-        <w:t>18.</w:t>
-        <w:tab/>
-        <w:t>Основные понятия и определения: процессы, сигналы, исполнительные механизмы, датчики, каналы связи.</w:t>
+        <w:t>3. Подать питание на схему. Продемонстрировать работу схемы при нажатии на кнопки SB1 и SB2.</w:t>
       </w:r>
     </w:p>
     <w:p>
       <w:pPr>
-        <w:tabs>
-          <w:tab w:pos="709" w:val="left"/>
-        </w:tabs>
-        <w:spacing w:before="0" w:after="0"/>
-        <w:ind w:left="709" w:hanging="709"/>
-        <w:jc w:val="both"/>
+        <w:spacing w:before="200" w:after="0"/>
+        <w:jc w:val="left"/>
       </w:pPr>
       <w:r>
         <w:rPr>
           <w:rFonts w:ascii="Times New Roman" w:hAnsi="Times New Roman"/>
+          <w:b w:val="0"/>
           <w:sz w:val="24"/>
         </w:rPr>
-        <w:t>19.</w:t>
-        <w:tab/>
-        <w:t>Системы автоматического регулирования: принципы регулирования, устойчивость, характеристики.</w:t>
+        <w:t>Преподаватель: ______Бардаков Д.Н.</w:t>
       </w:r>
     </w:p>
     <w:p>
       <w:pPr>
-        <w:tabs>
-          <w:tab w:pos="709" w:val="left"/>
-        </w:tabs>
+        <w:pageBreakBefore/>
         <w:spacing w:before="0" w:after="0"/>
-        <w:ind w:left="709" w:hanging="709"/>
+      </w:pPr>
+    </w:p>
+    <w:tbl>
+      <w:tblPr>
+        <w:tblStyle w:val="TableGrid"/>
+        <w:tblW w:type="auto" w:w="0"/>
+        <w:jc w:val="center"/>
+        <w:tblLayout w:type="fixed"/>
+        <w:tblLook w:firstColumn="1" w:firstRow="1" w:lastColumn="0" w:lastRow="0" w:noHBand="0" w:noVBand="1" w:val="04A0"/>
+      </w:tblPr>
+      <w:tblGrid>
+        <w:gridCol w:w="2608"/>
+        <w:gridCol w:w="4932"/>
+        <w:gridCol w:w="2268"/>
+      </w:tblGrid>
+      <w:tr>
+        <w:tc>
+          <w:tcPr>
+            <w:tcW w:type="dxa" w:w="2608"/>
+            <w:vAlign w:val="top"/>
+          </w:tcPr>
+          <w:p>
+            <w:pPr>
+              <w:spacing w:before="0" w:after="0"/>
+              <w:jc w:val="left"/>
+            </w:pPr>
+            <w:r>
+              <w:rPr>
+                <w:rFonts w:ascii="Times New Roman" w:hAnsi="Times New Roman"/>
+                <w:b w:val="0"/>
+                <w:sz w:val="20"/>
+              </w:rPr>
+              <w:t>Рассмотрен цикловой</w:t>
+            </w:r>
+          </w:p>
+          <w:p>
+            <w:pPr>
+              <w:spacing w:before="0" w:after="0"/>
+              <w:jc w:val="left"/>
+            </w:pPr>
+            <w:r>
+              <w:rPr>
+                <w:rFonts w:ascii="Times New Roman" w:hAnsi="Times New Roman"/>
+                <w:b w:val="0"/>
+                <w:sz w:val="20"/>
+              </w:rPr>
+              <w:t>комиссией технических</w:t>
+            </w:r>
+          </w:p>
+          <w:p>
+            <w:pPr>
+              <w:spacing w:before="0" w:after="0"/>
+              <w:jc w:val="left"/>
+            </w:pPr>
+            <w:r>
+              <w:rPr>
+                <w:rFonts w:ascii="Times New Roman" w:hAnsi="Times New Roman"/>
+                <w:b w:val="0"/>
+                <w:sz w:val="20"/>
+              </w:rPr>
+              <w:t>дисциплин</w:t>
+            </w:r>
+          </w:p>
+          <w:p>
+            <w:pPr>
+              <w:spacing w:before="0" w:after="0"/>
+              <w:jc w:val="left"/>
+            </w:pPr>
+            <w:r>
+              <w:rPr>
+                <w:rFonts w:ascii="Times New Roman" w:hAnsi="Times New Roman"/>
+                <w:b w:val="0"/>
+                <w:sz w:val="20"/>
+              </w:rPr>
+              <w:t>Протокол №</w:t>
+            </w:r>
+          </w:p>
+          <w:p>
+            <w:pPr>
+              <w:spacing w:before="0" w:after="0"/>
+              <w:jc w:val="left"/>
+            </w:pPr>
+            <w:r>
+              <w:rPr>
+                <w:rFonts w:ascii="Times New Roman" w:hAnsi="Times New Roman"/>
+                <w:b w:val="0"/>
+                <w:sz w:val="20"/>
+              </w:rPr>
+              <w:t>«__»__________2026 г.</w:t>
+            </w:r>
+          </w:p>
+          <w:p>
+            <w:pPr>
+              <w:spacing w:before="0" w:after="0"/>
+              <w:jc w:val="left"/>
+            </w:pPr>
+            <w:r>
+              <w:rPr>
+                <w:rFonts w:ascii="Times New Roman" w:hAnsi="Times New Roman"/>
+                <w:b w:val="0"/>
+                <w:sz w:val="20"/>
+              </w:rPr>
+              <w:t>Председатель ___________</w:t>
+            </w:r>
+          </w:p>
+        </w:tc>
+        <w:tc>
+          <w:tcPr>
+            <w:tcW w:type="dxa" w:w="4932"/>
+            <w:vAlign w:val="top"/>
+          </w:tcPr>
+          <w:p>
+            <w:pPr>
+              <w:spacing w:before="0" w:after="0"/>
+              <w:jc w:val="center"/>
+            </w:pPr>
+            <w:r>
+              <w:rPr>
+                <w:rFonts w:ascii="Times New Roman" w:hAnsi="Times New Roman"/>
+                <w:b/>
+                <w:sz w:val="24"/>
+              </w:rPr>
+              <w:t>ЭКЗАМЕНАЦИОННЫЙ БИЛЕТ № 5</w:t>
+            </w:r>
+          </w:p>
+          <w:p>
+            <w:pPr>
+              <w:spacing w:before="0" w:after="0"/>
+              <w:jc w:val="center"/>
+            </w:pPr>
+            <w:r>
+              <w:rPr>
+                <w:rFonts w:ascii="Times New Roman" w:hAnsi="Times New Roman"/>
+                <w:sz w:val="22"/>
+              </w:rPr>
+              <w:t>«Ведение наладки, юстировки и сдача в эксплуатацию контрольно-измерительных приборов и электрических схем систем автоматики»</w:t>
+            </w:r>
+          </w:p>
+          <w:p>
+            <w:pPr>
+              <w:spacing w:before="0" w:after="0"/>
+              <w:jc w:val="center"/>
+            </w:pPr>
+            <w:r>
+              <w:rPr>
+                <w:rFonts w:ascii="Times New Roman" w:hAnsi="Times New Roman"/>
+                <w:sz w:val="22"/>
+              </w:rPr>
+              <w:t>Профессии: 15.01.37 Слесарь-наладчик контрольно-измерительных приборов и автоматики</w:t>
+            </w:r>
+          </w:p>
+          <w:p>
+            <w:pPr>
+              <w:spacing w:before="0" w:after="0"/>
+              <w:jc w:val="center"/>
+            </w:pPr>
+            <w:r>
+              <w:rPr>
+                <w:rFonts w:ascii="Times New Roman" w:hAnsi="Times New Roman"/>
+                <w:sz w:val="22"/>
+              </w:rPr>
+              <w:t>Группа  С-21, С-22</w:t>
+            </w:r>
+          </w:p>
+        </w:tc>
+        <w:tc>
+          <w:tcPr>
+            <w:tcW w:type="dxa" w:w="2268"/>
+            <w:vAlign w:val="top"/>
+          </w:tcPr>
+          <w:p>
+            <w:pPr>
+              <w:spacing w:before="0" w:after="0"/>
+              <w:jc w:val="left"/>
+            </w:pPr>
+            <w:r>
+              <w:rPr>
+                <w:rFonts w:ascii="Times New Roman" w:hAnsi="Times New Roman"/>
+                <w:b w:val="0"/>
+                <w:sz w:val="20"/>
+              </w:rPr>
+              <w:t>Утверждаю</w:t>
+            </w:r>
+          </w:p>
+          <w:p>
+            <w:pPr>
+              <w:spacing w:before="0" w:after="0"/>
+              <w:jc w:val="left"/>
+            </w:pPr>
+            <w:r>
+              <w:rPr>
+                <w:rFonts w:ascii="Times New Roman" w:hAnsi="Times New Roman"/>
+                <w:b w:val="0"/>
+                <w:sz w:val="20"/>
+              </w:rPr>
+              <w:t>Зам. Директора</w:t>
+            </w:r>
+          </w:p>
+          <w:p>
+            <w:pPr>
+              <w:spacing w:before="0" w:after="0"/>
+              <w:jc w:val="left"/>
+            </w:pPr>
+            <w:r>
+              <w:rPr>
+                <w:rFonts w:ascii="Times New Roman" w:hAnsi="Times New Roman"/>
+                <w:b w:val="0"/>
+                <w:sz w:val="20"/>
+              </w:rPr>
+              <w:t>по учебной работе</w:t>
+            </w:r>
+          </w:p>
+          <w:p>
+            <w:pPr>
+              <w:spacing w:before="0" w:after="0"/>
+              <w:jc w:val="left"/>
+            </w:pPr>
+            <w:r>
+              <w:rPr>
+                <w:rFonts w:ascii="Times New Roman" w:hAnsi="Times New Roman"/>
+                <w:b w:val="0"/>
+                <w:sz w:val="20"/>
+              </w:rPr>
+            </w:r>
+          </w:p>
+          <w:p>
+            <w:pPr>
+              <w:spacing w:before="0" w:after="0"/>
+              <w:jc w:val="left"/>
+            </w:pPr>
+            <w:r>
+              <w:rPr>
+                <w:rFonts w:ascii="Times New Roman" w:hAnsi="Times New Roman"/>
+                <w:b w:val="0"/>
+                <w:sz w:val="20"/>
+              </w:rPr>
+              <w:t>_____Т.В.Якимова</w:t>
+            </w:r>
+          </w:p>
+        </w:tc>
+      </w:tr>
+    </w:tbl>
+    <w:p>
+      <w:pPr>
+        <w:spacing w:before="0" w:after="0"/>
+      </w:pPr>
+    </w:p>
+    <w:p>
+      <w:pPr>
+        <w:spacing w:before="0" w:after="0"/>
+        <w:ind w:firstLine="709"/>
         <w:jc w:val="both"/>
       </w:pPr>
       <w:r>
         <w:rPr>
           <w:rFonts w:ascii="Times New Roman" w:hAnsi="Times New Roman"/>
+          <w:b w:val="0"/>
           <w:sz w:val="24"/>
         </w:rPr>
-        <w:t>20.</w:t>
-        <w:tab/>
-        <w:t>Логарифмические частотные характеристики; типовые элементарные звенья.</w:t>
+        <w:t>1. Классификация и конструктивные особенности станков с программным управлением.</w:t>
       </w:r>
     </w:p>
     <w:p>
       <w:pPr>
-        <w:tabs>
-          <w:tab w:pos="709" w:val="left"/>
-        </w:tabs>
         <w:spacing w:before="0" w:after="0"/>
-        <w:ind w:left="709" w:hanging="709"/>
+        <w:ind w:firstLine="709"/>
         <w:jc w:val="both"/>
       </w:pPr>
       <w:r>
         <w:rPr>
           <w:rFonts w:ascii="Times New Roman" w:hAnsi="Times New Roman"/>
+          <w:b w:val="0"/>
           <w:sz w:val="24"/>
         </w:rPr>
-        <w:t>21.</w:t>
-        <w:tab/>
-        <w:t>Техническое обеспечение систем автоматического регулирования; микропроцессорные системы.</w:t>
+        <w:t>2. Произвести наладку принципиальной электрической схемы автоматического ввода резерва на монтажном модуле согласно приведенной схеме.</w:t>
       </w:r>
     </w:p>
     <w:p>
       <w:pPr>
-        <w:tabs>
-          <w:tab w:pos="709" w:val="left"/>
-        </w:tabs>
         <w:spacing w:before="0" w:after="0"/>
-        <w:ind w:left="709" w:hanging="709"/>
+        <w:ind w:firstLine="709"/>
         <w:jc w:val="both"/>
       </w:pPr>
       <w:r>
         <w:rPr>
           <w:rFonts w:ascii="Times New Roman" w:hAnsi="Times New Roman"/>
+          <w:b w:val="0"/>
           <w:sz w:val="24"/>
         </w:rPr>
-        <w:t>22.</w:t>
-        <w:tab/>
-        <w:t>Назначение САПР и ЕСКД в системе государственной стандартизации; виды документов.</w:t>
+        <w:t>Монтаж схемы выполнить в соответствии с правилами присоединения электрических проводок к приборам и средствам автоматизации.</w:t>
       </w:r>
     </w:p>
     <w:p>
       <w:pPr>
-        <w:tabs>
-          <w:tab w:pos="709" w:val="left"/>
-        </w:tabs>
-        <w:spacing w:before="0" w:after="0"/>
-        <w:ind w:left="709" w:hanging="709"/>
-        <w:jc w:val="both"/>
+        <w:spacing w:before="200" w:after="0"/>
+        <w:jc w:val="left"/>
       </w:pPr>
       <w:r>
         <w:rPr>
           <w:rFonts w:ascii="Times New Roman" w:hAnsi="Times New Roman"/>
+          <w:b w:val="0"/>
           <w:sz w:val="24"/>
         </w:rPr>
-        <w:t>23.</w:t>
-        <w:tab/>
-        <w:t>Форматирование фигуры, текстовые элементы и связывание фигур в MS Visio.</w:t>
+        <w:t>Преподаватель: ______Бардаков Д.Н.</w:t>
       </w:r>
     </w:p>
     <w:p>
       <w:pPr>
-        <w:tabs>
-          <w:tab w:pos="709" w:val="left"/>
-        </w:tabs>
+        <w:pageBreakBefore/>
         <w:spacing w:before="0" w:after="0"/>
-        <w:ind w:left="709" w:hanging="709"/>
+      </w:pPr>
+    </w:p>
+    <w:tbl>
+      <w:tblPr>
+        <w:tblStyle w:val="TableGrid"/>
+        <w:tblW w:type="auto" w:w="0"/>
+        <w:jc w:val="center"/>
+        <w:tblLayout w:type="fixed"/>
+        <w:tblLook w:firstColumn="1" w:firstRow="1" w:lastColumn="0" w:lastRow="0" w:noHBand="0" w:noVBand="1" w:val="04A0"/>
+      </w:tblPr>
+      <w:tblGrid>
+        <w:gridCol w:w="2608"/>
+        <w:gridCol w:w="4932"/>
+        <w:gridCol w:w="2268"/>
+      </w:tblGrid>
+      <w:tr>
+        <w:tc>
+          <w:tcPr>
+            <w:tcW w:type="dxa" w:w="2608"/>
+            <w:vAlign w:val="top"/>
+          </w:tcPr>
+          <w:p>
+            <w:pPr>
+              <w:spacing w:before="0" w:after="0"/>
+              <w:jc w:val="left"/>
+            </w:pPr>
+            <w:r>
+              <w:rPr>
+                <w:rFonts w:ascii="Times New Roman" w:hAnsi="Times New Roman"/>
+                <w:b w:val="0"/>
+                <w:sz w:val="20"/>
+              </w:rPr>
+              <w:t>Рассмотрен цикловой</w:t>
+            </w:r>
+          </w:p>
+          <w:p>
+            <w:pPr>
+              <w:spacing w:before="0" w:after="0"/>
+              <w:jc w:val="left"/>
+            </w:pPr>
+            <w:r>
+              <w:rPr>
+                <w:rFonts w:ascii="Times New Roman" w:hAnsi="Times New Roman"/>
+                <w:b w:val="0"/>
+                <w:sz w:val="20"/>
+              </w:rPr>
+              <w:t>комиссией технических</w:t>
+            </w:r>
+          </w:p>
+          <w:p>
+            <w:pPr>
+              <w:spacing w:before="0" w:after="0"/>
+              <w:jc w:val="left"/>
+            </w:pPr>
+            <w:r>
+              <w:rPr>
+                <w:rFonts w:ascii="Times New Roman" w:hAnsi="Times New Roman"/>
+                <w:b w:val="0"/>
+                <w:sz w:val="20"/>
+              </w:rPr>
+              <w:t>дисциплин</w:t>
+            </w:r>
+          </w:p>
+          <w:p>
+            <w:pPr>
+              <w:spacing w:before="0" w:after="0"/>
+              <w:jc w:val="left"/>
+            </w:pPr>
+            <w:r>
+              <w:rPr>
+                <w:rFonts w:ascii="Times New Roman" w:hAnsi="Times New Roman"/>
+                <w:b w:val="0"/>
+                <w:sz w:val="20"/>
+              </w:rPr>
+              <w:t>Протокол №</w:t>
+            </w:r>
+          </w:p>
+          <w:p>
+            <w:pPr>
+              <w:spacing w:before="0" w:after="0"/>
+              <w:jc w:val="left"/>
+            </w:pPr>
+            <w:r>
+              <w:rPr>
+                <w:rFonts w:ascii="Times New Roman" w:hAnsi="Times New Roman"/>
+                <w:b w:val="0"/>
+                <w:sz w:val="20"/>
+              </w:rPr>
+              <w:t>«__»__________2026 г.</w:t>
+            </w:r>
+          </w:p>
+          <w:p>
+            <w:pPr>
+              <w:spacing w:before="0" w:after="0"/>
+              <w:jc w:val="left"/>
+            </w:pPr>
+            <w:r>
+              <w:rPr>
+                <w:rFonts w:ascii="Times New Roman" w:hAnsi="Times New Roman"/>
+                <w:b w:val="0"/>
+                <w:sz w:val="20"/>
+              </w:rPr>
+              <w:t>Председатель ___________</w:t>
+            </w:r>
+          </w:p>
+        </w:tc>
+        <w:tc>
+          <w:tcPr>
+            <w:tcW w:type="dxa" w:w="4932"/>
+            <w:vAlign w:val="top"/>
+          </w:tcPr>
+          <w:p>
+            <w:pPr>
+              <w:spacing w:before="0" w:after="0"/>
+              <w:jc w:val="center"/>
+            </w:pPr>
+            <w:r>
+              <w:rPr>
+                <w:rFonts w:ascii="Times New Roman" w:hAnsi="Times New Roman"/>
+                <w:b/>
+                <w:sz w:val="24"/>
+              </w:rPr>
+              <w:t>ЭКЗАМЕНАЦИОННЫЙ БИЛЕТ № 6</w:t>
+            </w:r>
+          </w:p>
+          <w:p>
+            <w:pPr>
+              <w:spacing w:before="0" w:after="0"/>
+              <w:jc w:val="center"/>
+            </w:pPr>
+            <w:r>
+              <w:rPr>
+                <w:rFonts w:ascii="Times New Roman" w:hAnsi="Times New Roman"/>
+                <w:sz w:val="22"/>
+              </w:rPr>
+              <w:t>«Ведение наладки, юстировки и сдача в эксплуатацию контрольно-измерительных приборов и электрических схем систем автоматики»</w:t>
+            </w:r>
+          </w:p>
+          <w:p>
+            <w:pPr>
+              <w:spacing w:before="0" w:after="0"/>
+              <w:jc w:val="center"/>
+            </w:pPr>
+            <w:r>
+              <w:rPr>
+                <w:rFonts w:ascii="Times New Roman" w:hAnsi="Times New Roman"/>
+                <w:sz w:val="22"/>
+              </w:rPr>
+              <w:t>Профессии: 15.01.37 Слесарь-наладчик контрольно-измерительных приборов и автоматики</w:t>
+            </w:r>
+          </w:p>
+          <w:p>
+            <w:pPr>
+              <w:spacing w:before="0" w:after="0"/>
+              <w:jc w:val="center"/>
+            </w:pPr>
+            <w:r>
+              <w:rPr>
+                <w:rFonts w:ascii="Times New Roman" w:hAnsi="Times New Roman"/>
+                <w:sz w:val="22"/>
+              </w:rPr>
+              <w:t>Группа  С-21, С-22</w:t>
+            </w:r>
+          </w:p>
+        </w:tc>
+        <w:tc>
+          <w:tcPr>
+            <w:tcW w:type="dxa" w:w="2268"/>
+            <w:vAlign w:val="top"/>
+          </w:tcPr>
+          <w:p>
+            <w:pPr>
+              <w:spacing w:before="0" w:after="0"/>
+              <w:jc w:val="left"/>
+            </w:pPr>
+            <w:r>
+              <w:rPr>
+                <w:rFonts w:ascii="Times New Roman" w:hAnsi="Times New Roman"/>
+                <w:b w:val="0"/>
+                <w:sz w:val="20"/>
+              </w:rPr>
+              <w:t>Утверждаю</w:t>
+            </w:r>
+          </w:p>
+          <w:p>
+            <w:pPr>
+              <w:spacing w:before="0" w:after="0"/>
+              <w:jc w:val="left"/>
+            </w:pPr>
+            <w:r>
+              <w:rPr>
+                <w:rFonts w:ascii="Times New Roman" w:hAnsi="Times New Roman"/>
+                <w:b w:val="0"/>
+                <w:sz w:val="20"/>
+              </w:rPr>
+              <w:t>Зам. Директора</w:t>
+            </w:r>
+          </w:p>
+          <w:p>
+            <w:pPr>
+              <w:spacing w:before="0" w:after="0"/>
+              <w:jc w:val="left"/>
+            </w:pPr>
+            <w:r>
+              <w:rPr>
+                <w:rFonts w:ascii="Times New Roman" w:hAnsi="Times New Roman"/>
+                <w:b w:val="0"/>
+                <w:sz w:val="20"/>
+              </w:rPr>
+              <w:t>по учебной работе</w:t>
+            </w:r>
+          </w:p>
+          <w:p>
+            <w:pPr>
+              <w:spacing w:before="0" w:after="0"/>
+              <w:jc w:val="left"/>
+            </w:pPr>
+            <w:r>
+              <w:rPr>
+                <w:rFonts w:ascii="Times New Roman" w:hAnsi="Times New Roman"/>
+                <w:b w:val="0"/>
+                <w:sz w:val="20"/>
+              </w:rPr>
+            </w:r>
+          </w:p>
+          <w:p>
+            <w:pPr>
+              <w:spacing w:before="0" w:after="0"/>
+              <w:jc w:val="left"/>
+            </w:pPr>
+            <w:r>
+              <w:rPr>
+                <w:rFonts w:ascii="Times New Roman" w:hAnsi="Times New Roman"/>
+                <w:b w:val="0"/>
+                <w:sz w:val="20"/>
+              </w:rPr>
+              <w:t>_____Т.В.Якимова</w:t>
+            </w:r>
+          </w:p>
+        </w:tc>
+      </w:tr>
+    </w:tbl>
+    <w:p>
+      <w:pPr>
+        <w:spacing w:before="0" w:after="0"/>
+      </w:pPr>
+    </w:p>
+    <w:p>
+      <w:pPr>
+        <w:spacing w:before="0" w:after="0"/>
+        <w:ind w:firstLine="709"/>
         <w:jc w:val="both"/>
       </w:pPr>
       <w:r>
         <w:rPr>
           <w:rFonts w:ascii="Times New Roman" w:hAnsi="Times New Roman"/>
+          <w:b w:val="0"/>
           <w:sz w:val="24"/>
         </w:rPr>
-        <w:t>24.</w:t>
-        <w:tab/>
-        <w:t>Создание организационных схем и диаграмм; разработка мнемосхемы в MS Visio.</w:t>
+        <w:t>1. Типы автоматических систем; системы автоматического контроля и управления.</w:t>
       </w:r>
     </w:p>
     <w:p>
       <w:pPr>
-        <w:tabs>
-          <w:tab w:pos="709" w:val="left"/>
-        </w:tabs>
         <w:spacing w:before="0" w:after="0"/>
-        <w:ind w:left="709" w:hanging="709"/>
+        <w:ind w:firstLine="709"/>
         <w:jc w:val="both"/>
       </w:pPr>
       <w:r>
         <w:rPr>
           <w:rFonts w:ascii="Times New Roman" w:hAnsi="Times New Roman"/>
+          <w:b w:val="0"/>
           <w:sz w:val="24"/>
         </w:rPr>
-        <w:t>25.</w:t>
-        <w:tab/>
-        <w:t>Схемы визуального моделирования в MS Visio; назначение системы КОМПАС.</w:t>
+        <w:t>2. Произвести наладку электрической схемы управления исполнительным механизмом с приоритетного места управления.</w:t>
       </w:r>
     </w:p>
     <w:p>
       <w:pPr>
-        <w:tabs>
-          <w:tab w:pos="709" w:val="left"/>
-        </w:tabs>
         <w:spacing w:before="0" w:after="0"/>
-        <w:ind w:left="709" w:hanging="709"/>
+        <w:ind w:firstLine="709"/>
         <w:jc w:val="both"/>
       </w:pPr>
       <w:r>
         <w:rPr>
           <w:rFonts w:ascii="Times New Roman" w:hAnsi="Times New Roman"/>
+          <w:b w:val="0"/>
           <w:sz w:val="24"/>
         </w:rPr>
-        <w:t>26.</w:t>
-        <w:tab/>
-        <w:t>Типы линий, чертежные шрифты, инструментальная панель КОМПАС.</w:t>
+        <w:t>Правильность сборки схемы подтвердить подключением в сеть.</w:t>
       </w:r>
     </w:p>
     <w:p>
       <w:pPr>
-        <w:tabs>
-          <w:tab w:pos="709" w:val="left"/>
-        </w:tabs>
         <w:spacing w:before="0" w:after="0"/>
-        <w:ind w:left="709" w:hanging="709"/>
+        <w:ind w:firstLine="709"/>
         <w:jc w:val="both"/>
       </w:pPr>
       <w:r>
         <w:rPr>
           <w:rFonts w:ascii="Times New Roman" w:hAnsi="Times New Roman"/>
+          <w:b w:val="0"/>
           <w:sz w:val="24"/>
         </w:rPr>
-        <w:t>27.</w:t>
-        <w:tab/>
-        <w:t>Построение сопряжений и нанесение размеров; создание 3D-модели в КОМПАС 3D.</w:t>
+        <w:t>Монтаж схемы выполнить в соответствии с правилами присоединения электрических проводок к приборам и средствам автоматизации.</w:t>
       </w:r>
     </w:p>
     <w:p>
       <w:pPr>
+        <w:spacing w:before="200" w:after="0"/>
+        <w:jc w:val="left"/>
+      </w:pPr>
+      <w:r>
+        <w:rPr>
+          <w:rFonts w:ascii="Times New Roman" w:hAnsi="Times New Roman"/>
+          <w:b w:val="0"/>
+          <w:sz w:val="24"/>
+        </w:rPr>
+        <w:t>Преподаватель: ______Бардаков Д.Н.</w:t>
+      </w:r>
+    </w:p>
+    <w:p>
+      <w:pPr>
+        <w:pageBreakBefore/>
         <w:spacing w:before="0" w:after="0"/>
       </w:pPr>
+    </w:p>
+    <w:tbl>
+      <w:tblPr>
+        <w:tblStyle w:val="TableGrid"/>
+        <w:tblW w:type="auto" w:w="0"/>
+        <w:jc w:val="center"/>
+        <w:tblLayout w:type="fixed"/>
+        <w:tblLook w:firstColumn="1" w:firstRow="1" w:lastColumn="0" w:lastRow="0" w:noHBand="0" w:noVBand="1" w:val="04A0"/>
+      </w:tblPr>
+      <w:tblGrid>
+        <w:gridCol w:w="2608"/>
+        <w:gridCol w:w="4932"/>
+        <w:gridCol w:w="2268"/>
+      </w:tblGrid>
+      <w:tr>
+        <w:tc>
+          <w:tcPr>
+            <w:tcW w:type="dxa" w:w="2608"/>
+            <w:vAlign w:val="top"/>
+          </w:tcPr>
+          <w:p>
+            <w:pPr>
+              <w:spacing w:before="0" w:after="0"/>
+              <w:jc w:val="left"/>
+            </w:pPr>
+            <w:r>
+              <w:rPr>
+                <w:rFonts w:ascii="Times New Roman" w:hAnsi="Times New Roman"/>
+                <w:b w:val="0"/>
+                <w:sz w:val="20"/>
+              </w:rPr>
+              <w:t>Рассмотрен цикловой</w:t>
+            </w:r>
+          </w:p>
+          <w:p>
+            <w:pPr>
+              <w:spacing w:before="0" w:after="0"/>
+              <w:jc w:val="left"/>
+            </w:pPr>
+            <w:r>
+              <w:rPr>
+                <w:rFonts w:ascii="Times New Roman" w:hAnsi="Times New Roman"/>
+                <w:b w:val="0"/>
+                <w:sz w:val="20"/>
+              </w:rPr>
+              <w:t>комиссией технических</w:t>
+            </w:r>
+          </w:p>
+          <w:p>
+            <w:pPr>
+              <w:spacing w:before="0" w:after="0"/>
+              <w:jc w:val="left"/>
+            </w:pPr>
+            <w:r>
+              <w:rPr>
+                <w:rFonts w:ascii="Times New Roman" w:hAnsi="Times New Roman"/>
+                <w:b w:val="0"/>
+                <w:sz w:val="20"/>
+              </w:rPr>
+              <w:t>дисциплин</w:t>
+            </w:r>
+          </w:p>
+          <w:p>
+            <w:pPr>
+              <w:spacing w:before="0" w:after="0"/>
+              <w:jc w:val="left"/>
+            </w:pPr>
+            <w:r>
+              <w:rPr>
+                <w:rFonts w:ascii="Times New Roman" w:hAnsi="Times New Roman"/>
+                <w:b w:val="0"/>
+                <w:sz w:val="20"/>
+              </w:rPr>
+              <w:t>Протокол №</w:t>
+            </w:r>
+          </w:p>
+          <w:p>
+            <w:pPr>
+              <w:spacing w:before="0" w:after="0"/>
+              <w:jc w:val="left"/>
+            </w:pPr>
+            <w:r>
+              <w:rPr>
+                <w:rFonts w:ascii="Times New Roman" w:hAnsi="Times New Roman"/>
+                <w:b w:val="0"/>
+                <w:sz w:val="20"/>
+              </w:rPr>
+              <w:t>«__»__________2026 г.</w:t>
+            </w:r>
+          </w:p>
+          <w:p>
+            <w:pPr>
+              <w:spacing w:before="0" w:after="0"/>
+              <w:jc w:val="left"/>
+            </w:pPr>
+            <w:r>
+              <w:rPr>
+                <w:rFonts w:ascii="Times New Roman" w:hAnsi="Times New Roman"/>
+                <w:b w:val="0"/>
+                <w:sz w:val="20"/>
+              </w:rPr>
+              <w:t>Председатель ___________</w:t>
+            </w:r>
+          </w:p>
+        </w:tc>
+        <w:tc>
+          <w:tcPr>
+            <w:tcW w:type="dxa" w:w="4932"/>
+            <w:vAlign w:val="top"/>
+          </w:tcPr>
+          <w:p>
+            <w:pPr>
+              <w:spacing w:before="0" w:after="0"/>
+              <w:jc w:val="center"/>
+            </w:pPr>
+            <w:r>
+              <w:rPr>
+                <w:rFonts w:ascii="Times New Roman" w:hAnsi="Times New Roman"/>
+                <w:b/>
+                <w:sz w:val="24"/>
+              </w:rPr>
+              <w:t>ЭКЗАМЕНАЦИОННЫЙ БИЛЕТ № 7</w:t>
+            </w:r>
+          </w:p>
+          <w:p>
+            <w:pPr>
+              <w:spacing w:before="0" w:after="0"/>
+              <w:jc w:val="center"/>
+            </w:pPr>
+            <w:r>
+              <w:rPr>
+                <w:rFonts w:ascii="Times New Roman" w:hAnsi="Times New Roman"/>
+                <w:sz w:val="22"/>
+              </w:rPr>
+              <w:t>«Ведение наладки, юстировки и сдача в эксплуатацию контрольно-измерительных приборов и электрических схем систем автоматики»</w:t>
+            </w:r>
+          </w:p>
+          <w:p>
+            <w:pPr>
+              <w:spacing w:before="0" w:after="0"/>
+              <w:jc w:val="center"/>
+            </w:pPr>
+            <w:r>
+              <w:rPr>
+                <w:rFonts w:ascii="Times New Roman" w:hAnsi="Times New Roman"/>
+                <w:sz w:val="22"/>
+              </w:rPr>
+              <w:t>Профессии: 15.01.37 Слесарь-наладчик контрольно-измерительных приборов и автоматики</w:t>
+            </w:r>
+          </w:p>
+          <w:p>
+            <w:pPr>
+              <w:spacing w:before="0" w:after="0"/>
+              <w:jc w:val="center"/>
+            </w:pPr>
+            <w:r>
+              <w:rPr>
+                <w:rFonts w:ascii="Times New Roman" w:hAnsi="Times New Roman"/>
+                <w:sz w:val="22"/>
+              </w:rPr>
+              <w:t>Группа  С-21, С-22</w:t>
+            </w:r>
+          </w:p>
+        </w:tc>
+        <w:tc>
+          <w:tcPr>
+            <w:tcW w:type="dxa" w:w="2268"/>
+            <w:vAlign w:val="top"/>
+          </w:tcPr>
+          <w:p>
+            <w:pPr>
+              <w:spacing w:before="0" w:after="0"/>
+              <w:jc w:val="left"/>
+            </w:pPr>
+            <w:r>
+              <w:rPr>
+                <w:rFonts w:ascii="Times New Roman" w:hAnsi="Times New Roman"/>
+                <w:b w:val="0"/>
+                <w:sz w:val="20"/>
+              </w:rPr>
+              <w:t>Утверждаю</w:t>
+            </w:r>
+          </w:p>
+          <w:p>
+            <w:pPr>
+              <w:spacing w:before="0" w:after="0"/>
+              <w:jc w:val="left"/>
+            </w:pPr>
+            <w:r>
+              <w:rPr>
+                <w:rFonts w:ascii="Times New Roman" w:hAnsi="Times New Roman"/>
+                <w:b w:val="0"/>
+                <w:sz w:val="20"/>
+              </w:rPr>
+              <w:t>Зам. Директора</w:t>
+            </w:r>
+          </w:p>
+          <w:p>
+            <w:pPr>
+              <w:spacing w:before="0" w:after="0"/>
+              <w:jc w:val="left"/>
+            </w:pPr>
+            <w:r>
+              <w:rPr>
+                <w:rFonts w:ascii="Times New Roman" w:hAnsi="Times New Roman"/>
+                <w:b w:val="0"/>
+                <w:sz w:val="20"/>
+              </w:rPr>
+              <w:t>по учебной работе</w:t>
+            </w:r>
+          </w:p>
+          <w:p>
+            <w:pPr>
+              <w:spacing w:before="0" w:after="0"/>
+              <w:jc w:val="left"/>
+            </w:pPr>
+            <w:r>
+              <w:rPr>
+                <w:rFonts w:ascii="Times New Roman" w:hAnsi="Times New Roman"/>
+                <w:b w:val="0"/>
+                <w:sz w:val="20"/>
+              </w:rPr>
+            </w:r>
+          </w:p>
+          <w:p>
+            <w:pPr>
+              <w:spacing w:before="0" w:after="0"/>
+              <w:jc w:val="left"/>
+            </w:pPr>
+            <w:r>
+              <w:rPr>
+                <w:rFonts w:ascii="Times New Roman" w:hAnsi="Times New Roman"/>
+                <w:b w:val="0"/>
+                <w:sz w:val="20"/>
+              </w:rPr>
+              <w:t>_____Т.В.Якимова</w:t>
+            </w:r>
+          </w:p>
+        </w:tc>
+      </w:tr>
+    </w:tbl>
+    <w:p>
+      <w:pPr>
+        <w:spacing w:before="0" w:after="0"/>
+      </w:pPr>
+    </w:p>
+    <w:p>
+      <w:pPr>
+        <w:spacing w:before="0" w:after="0"/>
+        <w:ind w:firstLine="709"/>
+        <w:jc w:val="both"/>
+      </w:pPr>
+      <w:r>
+        <w:rPr>
+          <w:rFonts w:ascii="Times New Roman" w:hAnsi="Times New Roman"/>
+          <w:b w:val="0"/>
+          <w:sz w:val="24"/>
+        </w:rPr>
+        <w:t>1. Состав оборудования станков с программным управлением: приводы, преобразователи, датчики.</w:t>
+      </w:r>
+    </w:p>
+    <w:p>
+      <w:pPr>
+        <w:spacing w:before="0" w:after="0"/>
+        <w:ind w:firstLine="709"/>
+        <w:jc w:val="both"/>
+      </w:pPr>
+      <w:r>
+        <w:rPr>
+          <w:rFonts w:ascii="Times New Roman" w:hAnsi="Times New Roman"/>
+          <w:b w:val="0"/>
+          <w:sz w:val="24"/>
+        </w:rPr>
+        <w:t>2. Произвести наладку принципиальной электрической схемы управления нереверсивным асинхронным электродвигателем с учетом аппаратуры защиты от перегрузки на монтажном модуле согласно приведенной схеме.</w:t>
+      </w:r>
+    </w:p>
+    <w:p>
+      <w:pPr>
+        <w:spacing w:before="0" w:after="0"/>
+        <w:ind w:firstLine="709"/>
+        <w:jc w:val="both"/>
+      </w:pPr>
+      <w:r>
+        <w:rPr>
+          <w:rFonts w:ascii="Times New Roman" w:hAnsi="Times New Roman"/>
+          <w:b w:val="0"/>
+          <w:sz w:val="24"/>
+        </w:rPr>
+        <w:t>Правильность сборки схемы подтвердить подключением электродвигателя, работоспособность теплового реле проверить нажатием контрольной кнопки. Монтаж схемы выполнить в соответствии с правилами присоединения электрических проводок к приборам и средствам автоматизации.</w:t>
+      </w:r>
+    </w:p>
+    <w:p>
+      <w:pPr>
+        <w:spacing w:before="200" w:after="0"/>
+        <w:jc w:val="left"/>
+      </w:pPr>
+      <w:r>
+        <w:rPr>
+          <w:rFonts w:ascii="Times New Roman" w:hAnsi="Times New Roman"/>
+          <w:b w:val="0"/>
+          <w:sz w:val="24"/>
+        </w:rPr>
+        <w:t>Преподаватель: ______Бардаков Д.Н.</w:t>
+      </w:r>
+    </w:p>
+    <w:p>
+      <w:pPr>
+        <w:pageBreakBefore/>
+        <w:spacing w:before="0" w:after="0"/>
+      </w:pPr>
+    </w:p>
+    <w:tbl>
+      <w:tblPr>
+        <w:tblStyle w:val="TableGrid"/>
+        <w:tblW w:type="auto" w:w="0"/>
+        <w:jc w:val="center"/>
+        <w:tblLayout w:type="fixed"/>
+        <w:tblLook w:firstColumn="1" w:firstRow="1" w:lastColumn="0" w:lastRow="0" w:noHBand="0" w:noVBand="1" w:val="04A0"/>
+      </w:tblPr>
+      <w:tblGrid>
+        <w:gridCol w:w="2608"/>
+        <w:gridCol w:w="4932"/>
+        <w:gridCol w:w="2268"/>
+      </w:tblGrid>
+      <w:tr>
+        <w:tc>
+          <w:tcPr>
+            <w:tcW w:type="dxa" w:w="2608"/>
+            <w:vAlign w:val="top"/>
+          </w:tcPr>
+          <w:p>
+            <w:pPr>
+              <w:spacing w:before="0" w:after="0"/>
+              <w:jc w:val="left"/>
+            </w:pPr>
+            <w:r>
+              <w:rPr>
+                <w:rFonts w:ascii="Times New Roman" w:hAnsi="Times New Roman"/>
+                <w:b w:val="0"/>
+                <w:sz w:val="20"/>
+              </w:rPr>
+              <w:t>Рассмотрен цикловой</w:t>
+            </w:r>
+          </w:p>
+          <w:p>
+            <w:pPr>
+              <w:spacing w:before="0" w:after="0"/>
+              <w:jc w:val="left"/>
+            </w:pPr>
+            <w:r>
+              <w:rPr>
+                <w:rFonts w:ascii="Times New Roman" w:hAnsi="Times New Roman"/>
+                <w:b w:val="0"/>
+                <w:sz w:val="20"/>
+              </w:rPr>
+              <w:t>комиссией технических</w:t>
+            </w:r>
+          </w:p>
+          <w:p>
+            <w:pPr>
+              <w:spacing w:before="0" w:after="0"/>
+              <w:jc w:val="left"/>
+            </w:pPr>
+            <w:r>
+              <w:rPr>
+                <w:rFonts w:ascii="Times New Roman" w:hAnsi="Times New Roman"/>
+                <w:b w:val="0"/>
+                <w:sz w:val="20"/>
+              </w:rPr>
+              <w:t>дисциплин</w:t>
+            </w:r>
+          </w:p>
+          <w:p>
+            <w:pPr>
+              <w:spacing w:before="0" w:after="0"/>
+              <w:jc w:val="left"/>
+            </w:pPr>
+            <w:r>
+              <w:rPr>
+                <w:rFonts w:ascii="Times New Roman" w:hAnsi="Times New Roman"/>
+                <w:b w:val="0"/>
+                <w:sz w:val="20"/>
+              </w:rPr>
+              <w:t>Протокол №</w:t>
+            </w:r>
+          </w:p>
+          <w:p>
+            <w:pPr>
+              <w:spacing w:before="0" w:after="0"/>
+              <w:jc w:val="left"/>
+            </w:pPr>
+            <w:r>
+              <w:rPr>
+                <w:rFonts w:ascii="Times New Roman" w:hAnsi="Times New Roman"/>
+                <w:b w:val="0"/>
+                <w:sz w:val="20"/>
+              </w:rPr>
+              <w:t>«__»__________2026 г.</w:t>
+            </w:r>
+          </w:p>
+          <w:p>
+            <w:pPr>
+              <w:spacing w:before="0" w:after="0"/>
+              <w:jc w:val="left"/>
+            </w:pPr>
+            <w:r>
+              <w:rPr>
+                <w:rFonts w:ascii="Times New Roman" w:hAnsi="Times New Roman"/>
+                <w:b w:val="0"/>
+                <w:sz w:val="20"/>
+              </w:rPr>
+              <w:t>Председатель ___________</w:t>
+            </w:r>
+          </w:p>
+        </w:tc>
+        <w:tc>
+          <w:tcPr>
+            <w:tcW w:type="dxa" w:w="4932"/>
+            <w:vAlign w:val="top"/>
+          </w:tcPr>
+          <w:p>
+            <w:pPr>
+              <w:spacing w:before="0" w:after="0"/>
+              <w:jc w:val="center"/>
+            </w:pPr>
+            <w:r>
+              <w:rPr>
+                <w:rFonts w:ascii="Times New Roman" w:hAnsi="Times New Roman"/>
+                <w:b/>
+                <w:sz w:val="24"/>
+              </w:rPr>
+              <w:t>ЭКЗАМЕНАЦИОННЫЙ БИЛЕТ № 8</w:t>
+            </w:r>
+          </w:p>
+          <w:p>
+            <w:pPr>
+              <w:spacing w:before="0" w:after="0"/>
+              <w:jc w:val="center"/>
+            </w:pPr>
+            <w:r>
+              <w:rPr>
+                <w:rFonts w:ascii="Times New Roman" w:hAnsi="Times New Roman"/>
+                <w:sz w:val="22"/>
+              </w:rPr>
+              <w:t>«Ведение наладки, юстировки и сдача в эксплуатацию контрольно-измерительных приборов и электрических схем систем автоматики»</w:t>
+            </w:r>
+          </w:p>
+          <w:p>
+            <w:pPr>
+              <w:spacing w:before="0" w:after="0"/>
+              <w:jc w:val="center"/>
+            </w:pPr>
+            <w:r>
+              <w:rPr>
+                <w:rFonts w:ascii="Times New Roman" w:hAnsi="Times New Roman"/>
+                <w:sz w:val="22"/>
+              </w:rPr>
+              <w:t>Профессии: 15.01.37 Слесарь-наладчик контрольно-измерительных приборов и автоматики</w:t>
+            </w:r>
+          </w:p>
+          <w:p>
+            <w:pPr>
+              <w:spacing w:before="0" w:after="0"/>
+              <w:jc w:val="center"/>
+            </w:pPr>
+            <w:r>
+              <w:rPr>
+                <w:rFonts w:ascii="Times New Roman" w:hAnsi="Times New Roman"/>
+                <w:sz w:val="22"/>
+              </w:rPr>
+              <w:t>Группа  С-21, С-22</w:t>
+            </w:r>
+          </w:p>
+        </w:tc>
+        <w:tc>
+          <w:tcPr>
+            <w:tcW w:type="dxa" w:w="2268"/>
+            <w:vAlign w:val="top"/>
+          </w:tcPr>
+          <w:p>
+            <w:pPr>
+              <w:spacing w:before="0" w:after="0"/>
+              <w:jc w:val="left"/>
+            </w:pPr>
+            <w:r>
+              <w:rPr>
+                <w:rFonts w:ascii="Times New Roman" w:hAnsi="Times New Roman"/>
+                <w:b w:val="0"/>
+                <w:sz w:val="20"/>
+              </w:rPr>
+              <w:t>Утверждаю</w:t>
+            </w:r>
+          </w:p>
+          <w:p>
+            <w:pPr>
+              <w:spacing w:before="0" w:after="0"/>
+              <w:jc w:val="left"/>
+            </w:pPr>
+            <w:r>
+              <w:rPr>
+                <w:rFonts w:ascii="Times New Roman" w:hAnsi="Times New Roman"/>
+                <w:b w:val="0"/>
+                <w:sz w:val="20"/>
+              </w:rPr>
+              <w:t>Зам. Директора</w:t>
+            </w:r>
+          </w:p>
+          <w:p>
+            <w:pPr>
+              <w:spacing w:before="0" w:after="0"/>
+              <w:jc w:val="left"/>
+            </w:pPr>
+            <w:r>
+              <w:rPr>
+                <w:rFonts w:ascii="Times New Roman" w:hAnsi="Times New Roman"/>
+                <w:b w:val="0"/>
+                <w:sz w:val="20"/>
+              </w:rPr>
+              <w:t>по учебной работе</w:t>
+            </w:r>
+          </w:p>
+          <w:p>
+            <w:pPr>
+              <w:spacing w:before="0" w:after="0"/>
+              <w:jc w:val="left"/>
+            </w:pPr>
+            <w:r>
+              <w:rPr>
+                <w:rFonts w:ascii="Times New Roman" w:hAnsi="Times New Roman"/>
+                <w:b w:val="0"/>
+                <w:sz w:val="20"/>
+              </w:rPr>
+            </w:r>
+          </w:p>
+          <w:p>
+            <w:pPr>
+              <w:spacing w:before="0" w:after="0"/>
+              <w:jc w:val="left"/>
+            </w:pPr>
+            <w:r>
+              <w:rPr>
+                <w:rFonts w:ascii="Times New Roman" w:hAnsi="Times New Roman"/>
+                <w:b w:val="0"/>
+                <w:sz w:val="20"/>
+              </w:rPr>
+              <w:t>_____Т.В.Якимова</w:t>
+            </w:r>
+          </w:p>
+        </w:tc>
+      </w:tr>
+    </w:tbl>
+    <w:p>
+      <w:pPr>
+        <w:spacing w:before="0" w:after="0"/>
+      </w:pPr>
+    </w:p>
+    <w:p>
+      <w:pPr>
+        <w:spacing w:before="0" w:after="0"/>
+        <w:ind w:firstLine="709"/>
+        <w:jc w:val="both"/>
+      </w:pPr>
+      <w:r>
+        <w:rPr>
+          <w:rFonts w:ascii="Times New Roman" w:hAnsi="Times New Roman"/>
+          <w:b w:val="0"/>
+          <w:sz w:val="24"/>
+        </w:rPr>
+        <w:t>1. Системы автоматического контроля: контролируемые параметры.</w:t>
+      </w:r>
+    </w:p>
+    <w:p>
+      <w:pPr>
+        <w:spacing w:before="0" w:after="0"/>
+        <w:ind w:firstLine="709"/>
+        <w:jc w:val="both"/>
+      </w:pPr>
+      <w:r>
+        <w:rPr>
+          <w:rFonts w:ascii="Times New Roman" w:hAnsi="Times New Roman"/>
+          <w:b w:val="0"/>
+          <w:sz w:val="24"/>
+        </w:rPr>
+        <w:t>2. Произвести наладку принципиальной электрической схемы управления нереверсивным асинхронным электродвигателем на монтажном модуле согласно приведенной схеме.</w:t>
+      </w:r>
+    </w:p>
+    <w:p>
+      <w:pPr>
+        <w:spacing w:before="0" w:after="0"/>
+        <w:ind w:firstLine="709"/>
+        <w:jc w:val="both"/>
+      </w:pPr>
+      <w:r>
+        <w:rPr>
+          <w:rFonts w:ascii="Times New Roman" w:hAnsi="Times New Roman"/>
+          <w:b w:val="0"/>
+          <w:sz w:val="24"/>
+        </w:rPr>
+        <w:t>Правильность сборки схемы подтвердить подключением электродвигателя. Монтаж схемы выполнить в соответствии с правилами присоединения электрических проводок к приборам и средствам автоматизации.</w:t>
+      </w:r>
+    </w:p>
+    <w:p>
+      <w:pPr>
+        <w:spacing w:before="200" w:after="0"/>
+        <w:jc w:val="left"/>
+      </w:pPr>
+      <w:r>
+        <w:rPr>
+          <w:rFonts w:ascii="Times New Roman" w:hAnsi="Times New Roman"/>
+          <w:b w:val="0"/>
+          <w:sz w:val="24"/>
+        </w:rPr>
+        <w:t>Преподаватель: ______Бардаков Д.Н.</w:t>
+      </w:r>
+    </w:p>
+    <w:p>
+      <w:pPr>
+        <w:pageBreakBefore/>
+        <w:spacing w:before="0" w:after="0"/>
+      </w:pPr>
+    </w:p>
+    <w:tbl>
+      <w:tblPr>
+        <w:tblStyle w:val="TableGrid"/>
+        <w:tblW w:type="auto" w:w="0"/>
+        <w:jc w:val="center"/>
+        <w:tblLayout w:type="fixed"/>
+        <w:tblLook w:firstColumn="1" w:firstRow="1" w:lastColumn="0" w:lastRow="0" w:noHBand="0" w:noVBand="1" w:val="04A0"/>
+      </w:tblPr>
+      <w:tblGrid>
+        <w:gridCol w:w="2608"/>
+        <w:gridCol w:w="4932"/>
+        <w:gridCol w:w="2268"/>
+      </w:tblGrid>
+      <w:tr>
+        <w:tc>
+          <w:tcPr>
+            <w:tcW w:type="dxa" w:w="2608"/>
+            <w:vAlign w:val="top"/>
+          </w:tcPr>
+          <w:p>
+            <w:pPr>
+              <w:spacing w:before="0" w:after="0"/>
+              <w:jc w:val="left"/>
+            </w:pPr>
+            <w:r>
+              <w:rPr>
+                <w:rFonts w:ascii="Times New Roman" w:hAnsi="Times New Roman"/>
+                <w:b w:val="0"/>
+                <w:sz w:val="20"/>
+              </w:rPr>
+              <w:t>Рассмотрен цикловой</w:t>
+            </w:r>
+          </w:p>
+          <w:p>
+            <w:pPr>
+              <w:spacing w:before="0" w:after="0"/>
+              <w:jc w:val="left"/>
+            </w:pPr>
+            <w:r>
+              <w:rPr>
+                <w:rFonts w:ascii="Times New Roman" w:hAnsi="Times New Roman"/>
+                <w:b w:val="0"/>
+                <w:sz w:val="20"/>
+              </w:rPr>
+              <w:t>комиссией технических</w:t>
+            </w:r>
+          </w:p>
+          <w:p>
+            <w:pPr>
+              <w:spacing w:before="0" w:after="0"/>
+              <w:jc w:val="left"/>
+            </w:pPr>
+            <w:r>
+              <w:rPr>
+                <w:rFonts w:ascii="Times New Roman" w:hAnsi="Times New Roman"/>
+                <w:b w:val="0"/>
+                <w:sz w:val="20"/>
+              </w:rPr>
+              <w:t>дисциплин</w:t>
+            </w:r>
+          </w:p>
+          <w:p>
+            <w:pPr>
+              <w:spacing w:before="0" w:after="0"/>
+              <w:jc w:val="left"/>
+            </w:pPr>
+            <w:r>
+              <w:rPr>
+                <w:rFonts w:ascii="Times New Roman" w:hAnsi="Times New Roman"/>
+                <w:b w:val="0"/>
+                <w:sz w:val="20"/>
+              </w:rPr>
+              <w:t>Протокол №</w:t>
+            </w:r>
+          </w:p>
+          <w:p>
+            <w:pPr>
+              <w:spacing w:before="0" w:after="0"/>
+              <w:jc w:val="left"/>
+            </w:pPr>
+            <w:r>
+              <w:rPr>
+                <w:rFonts w:ascii="Times New Roman" w:hAnsi="Times New Roman"/>
+                <w:b w:val="0"/>
+                <w:sz w:val="20"/>
+              </w:rPr>
+              <w:t>«__»__________2026 г.</w:t>
+            </w:r>
+          </w:p>
+          <w:p>
+            <w:pPr>
+              <w:spacing w:before="0" w:after="0"/>
+              <w:jc w:val="left"/>
+            </w:pPr>
+            <w:r>
+              <w:rPr>
+                <w:rFonts w:ascii="Times New Roman" w:hAnsi="Times New Roman"/>
+                <w:b w:val="0"/>
+                <w:sz w:val="20"/>
+              </w:rPr>
+              <w:t>Председатель ___________</w:t>
+            </w:r>
+          </w:p>
+        </w:tc>
+        <w:tc>
+          <w:tcPr>
+            <w:tcW w:type="dxa" w:w="4932"/>
+            <w:vAlign w:val="top"/>
+          </w:tcPr>
+          <w:p>
+            <w:pPr>
+              <w:spacing w:before="0" w:after="0"/>
+              <w:jc w:val="center"/>
+            </w:pPr>
+            <w:r>
+              <w:rPr>
+                <w:rFonts w:ascii="Times New Roman" w:hAnsi="Times New Roman"/>
+                <w:b/>
+                <w:sz w:val="24"/>
+              </w:rPr>
+              <w:t>ЭКЗАМЕНАЦИОННЫЙ БИЛЕТ № 9</w:t>
+            </w:r>
+          </w:p>
+          <w:p>
+            <w:pPr>
+              <w:spacing w:before="0" w:after="0"/>
+              <w:jc w:val="center"/>
+            </w:pPr>
+            <w:r>
+              <w:rPr>
+                <w:rFonts w:ascii="Times New Roman" w:hAnsi="Times New Roman"/>
+                <w:sz w:val="22"/>
+              </w:rPr>
+              <w:t>«Ведение наладки, юстировки и сдача в эксплуатацию контрольно-измерительных приборов и электрических схем систем автоматики»</w:t>
+            </w:r>
+          </w:p>
+          <w:p>
+            <w:pPr>
+              <w:spacing w:before="0" w:after="0"/>
+              <w:jc w:val="center"/>
+            </w:pPr>
+            <w:r>
+              <w:rPr>
+                <w:rFonts w:ascii="Times New Roman" w:hAnsi="Times New Roman"/>
+                <w:sz w:val="22"/>
+              </w:rPr>
+              <w:t>Профессии: 15.01.37 Слесарь-наладчик контрольно-измерительных приборов и автоматики</w:t>
+            </w:r>
+          </w:p>
+          <w:p>
+            <w:pPr>
+              <w:spacing w:before="0" w:after="0"/>
+              <w:jc w:val="center"/>
+            </w:pPr>
+            <w:r>
+              <w:rPr>
+                <w:rFonts w:ascii="Times New Roman" w:hAnsi="Times New Roman"/>
+                <w:sz w:val="22"/>
+              </w:rPr>
+              <w:t>Группа  С-21, С-22</w:t>
+            </w:r>
+          </w:p>
+        </w:tc>
+        <w:tc>
+          <w:tcPr>
+            <w:tcW w:type="dxa" w:w="2268"/>
+            <w:vAlign w:val="top"/>
+          </w:tcPr>
+          <w:p>
+            <w:pPr>
+              <w:spacing w:before="0" w:after="0"/>
+              <w:jc w:val="left"/>
+            </w:pPr>
+            <w:r>
+              <w:rPr>
+                <w:rFonts w:ascii="Times New Roman" w:hAnsi="Times New Roman"/>
+                <w:b w:val="0"/>
+                <w:sz w:val="20"/>
+              </w:rPr>
+              <w:t>Утверждаю</w:t>
+            </w:r>
+          </w:p>
+          <w:p>
+            <w:pPr>
+              <w:spacing w:before="0" w:after="0"/>
+              <w:jc w:val="left"/>
+            </w:pPr>
+            <w:r>
+              <w:rPr>
+                <w:rFonts w:ascii="Times New Roman" w:hAnsi="Times New Roman"/>
+                <w:b w:val="0"/>
+                <w:sz w:val="20"/>
+              </w:rPr>
+              <w:t>Зам. Директора</w:t>
+            </w:r>
+          </w:p>
+          <w:p>
+            <w:pPr>
+              <w:spacing w:before="0" w:after="0"/>
+              <w:jc w:val="left"/>
+            </w:pPr>
+            <w:r>
+              <w:rPr>
+                <w:rFonts w:ascii="Times New Roman" w:hAnsi="Times New Roman"/>
+                <w:b w:val="0"/>
+                <w:sz w:val="20"/>
+              </w:rPr>
+              <w:t>по учебной работе</w:t>
+            </w:r>
+          </w:p>
+          <w:p>
+            <w:pPr>
+              <w:spacing w:before="0" w:after="0"/>
+              <w:jc w:val="left"/>
+            </w:pPr>
+            <w:r>
+              <w:rPr>
+                <w:rFonts w:ascii="Times New Roman" w:hAnsi="Times New Roman"/>
+                <w:b w:val="0"/>
+                <w:sz w:val="20"/>
+              </w:rPr>
+            </w:r>
+          </w:p>
+          <w:p>
+            <w:pPr>
+              <w:spacing w:before="0" w:after="0"/>
+              <w:jc w:val="left"/>
+            </w:pPr>
+            <w:r>
+              <w:rPr>
+                <w:rFonts w:ascii="Times New Roman" w:hAnsi="Times New Roman"/>
+                <w:b w:val="0"/>
+                <w:sz w:val="20"/>
+              </w:rPr>
+              <w:t>_____Т.В.Якимова</w:t>
+            </w:r>
+          </w:p>
+        </w:tc>
+      </w:tr>
+    </w:tbl>
+    <w:p>
+      <w:pPr>
+        <w:spacing w:before="0" w:after="0"/>
+      </w:pPr>
+    </w:p>
+    <w:p>
+      <w:pPr>
+        <w:spacing w:before="0" w:after="0"/>
+        <w:ind w:firstLine="709"/>
+        <w:jc w:val="both"/>
+      </w:pPr>
+      <w:r>
+        <w:rPr>
+          <w:rFonts w:ascii="Times New Roman" w:hAnsi="Times New Roman"/>
+          <w:b w:val="0"/>
+          <w:sz w:val="24"/>
+        </w:rPr>
+        <w:t>1. Основные понятия автоматического управления станками различного назначения.</w:t>
+      </w:r>
+    </w:p>
+    <w:p>
+      <w:pPr>
+        <w:spacing w:before="0" w:after="0"/>
+        <w:ind w:firstLine="709"/>
+        <w:jc w:val="both"/>
+      </w:pPr>
+      <w:r>
+        <w:rPr>
+          <w:rFonts w:ascii="Times New Roman" w:hAnsi="Times New Roman"/>
+          <w:b w:val="0"/>
+          <w:sz w:val="24"/>
+        </w:rPr>
+        <w:t>2. Произвести наладку принципиальной электрической схемы управления измерителя-регулятора ОВЕН ТРМ1 на монтажном модуле согласно приведенной схеме.</w:t>
+      </w:r>
+    </w:p>
+    <w:p>
+      <w:pPr>
+        <w:spacing w:before="0" w:after="0"/>
+        <w:ind w:firstLine="709"/>
+        <w:jc w:val="both"/>
+      </w:pPr>
+      <w:r>
+        <w:rPr>
+          <w:rFonts w:ascii="Times New Roman" w:hAnsi="Times New Roman"/>
+          <w:b w:val="0"/>
+          <w:sz w:val="24"/>
+        </w:rPr>
+        <w:t>Монтаж схемы выполнить в соответствии с правилами присоединения электрических проводок к приборам и средствам автоматизации.</w:t>
+      </w:r>
+    </w:p>
+    <w:p>
+      <w:pPr>
+        <w:spacing w:before="0" w:after="0"/>
+        <w:ind w:firstLine="709"/>
+        <w:jc w:val="both"/>
+      </w:pPr>
+      <w:r>
+        <w:rPr>
+          <w:rFonts w:ascii="Times New Roman" w:hAnsi="Times New Roman"/>
+          <w:b w:val="0"/>
+          <w:sz w:val="24"/>
+        </w:rPr>
+        <w:t>3. Выполнить настройку измерителя-регулятора ОВЕН ТРМ1 согласно приведенному алгоритму.</w:t>
+      </w:r>
+    </w:p>
+    <w:p>
+      <w:pPr>
+        <w:spacing w:before="200" w:after="0"/>
+        <w:jc w:val="left"/>
+      </w:pPr>
+      <w:r>
+        <w:rPr>
+          <w:rFonts w:ascii="Times New Roman" w:hAnsi="Times New Roman"/>
+          <w:b w:val="0"/>
+          <w:sz w:val="24"/>
+        </w:rPr>
+        <w:t>Преподаватель: ______Бардаков Д.Н.</w:t>
+      </w:r>
+    </w:p>
+    <w:p>
+      <w:pPr>
+        <w:pageBreakBefore/>
+        <w:spacing w:before="0" w:after="0"/>
+      </w:pPr>
+    </w:p>
+    <w:tbl>
+      <w:tblPr>
+        <w:tblStyle w:val="TableGrid"/>
+        <w:tblW w:type="auto" w:w="0"/>
+        <w:jc w:val="center"/>
+        <w:tblLayout w:type="fixed"/>
+        <w:tblLook w:firstColumn="1" w:firstRow="1" w:lastColumn="0" w:lastRow="0" w:noHBand="0" w:noVBand="1" w:val="04A0"/>
+      </w:tblPr>
+      <w:tblGrid>
+        <w:gridCol w:w="2608"/>
+        <w:gridCol w:w="4932"/>
+        <w:gridCol w:w="2268"/>
+      </w:tblGrid>
+      <w:tr>
+        <w:tc>
+          <w:tcPr>
+            <w:tcW w:type="dxa" w:w="2608"/>
+            <w:vAlign w:val="top"/>
+          </w:tcPr>
+          <w:p>
+            <w:pPr>
+              <w:spacing w:before="0" w:after="0"/>
+              <w:jc w:val="left"/>
+            </w:pPr>
+            <w:r>
+              <w:rPr>
+                <w:rFonts w:ascii="Times New Roman" w:hAnsi="Times New Roman"/>
+                <w:b w:val="0"/>
+                <w:sz w:val="20"/>
+              </w:rPr>
+              <w:t>Рассмотрен цикловой</w:t>
+            </w:r>
+          </w:p>
+          <w:p>
+            <w:pPr>
+              <w:spacing w:before="0" w:after="0"/>
+              <w:jc w:val="left"/>
+            </w:pPr>
+            <w:r>
+              <w:rPr>
+                <w:rFonts w:ascii="Times New Roman" w:hAnsi="Times New Roman"/>
+                <w:b w:val="0"/>
+                <w:sz w:val="20"/>
+              </w:rPr>
+              <w:t>комиссией технических</w:t>
+            </w:r>
+          </w:p>
+          <w:p>
+            <w:pPr>
+              <w:spacing w:before="0" w:after="0"/>
+              <w:jc w:val="left"/>
+            </w:pPr>
+            <w:r>
+              <w:rPr>
+                <w:rFonts w:ascii="Times New Roman" w:hAnsi="Times New Roman"/>
+                <w:b w:val="0"/>
+                <w:sz w:val="20"/>
+              </w:rPr>
+              <w:t>дисциплин</w:t>
+            </w:r>
+          </w:p>
+          <w:p>
+            <w:pPr>
+              <w:spacing w:before="0" w:after="0"/>
+              <w:jc w:val="left"/>
+            </w:pPr>
+            <w:r>
+              <w:rPr>
+                <w:rFonts w:ascii="Times New Roman" w:hAnsi="Times New Roman"/>
+                <w:b w:val="0"/>
+                <w:sz w:val="20"/>
+              </w:rPr>
+              <w:t>Протокол №</w:t>
+            </w:r>
+          </w:p>
+          <w:p>
+            <w:pPr>
+              <w:spacing w:before="0" w:after="0"/>
+              <w:jc w:val="left"/>
+            </w:pPr>
+            <w:r>
+              <w:rPr>
+                <w:rFonts w:ascii="Times New Roman" w:hAnsi="Times New Roman"/>
+                <w:b w:val="0"/>
+                <w:sz w:val="20"/>
+              </w:rPr>
+              <w:t>«__»__________2026 г.</w:t>
+            </w:r>
+          </w:p>
+          <w:p>
+            <w:pPr>
+              <w:spacing w:before="0" w:after="0"/>
+              <w:jc w:val="left"/>
+            </w:pPr>
+            <w:r>
+              <w:rPr>
+                <w:rFonts w:ascii="Times New Roman" w:hAnsi="Times New Roman"/>
+                <w:b w:val="0"/>
+                <w:sz w:val="20"/>
+              </w:rPr>
+              <w:t>Председатель ___________</w:t>
+            </w:r>
+          </w:p>
+        </w:tc>
+        <w:tc>
+          <w:tcPr>
+            <w:tcW w:type="dxa" w:w="4932"/>
+            <w:vAlign w:val="top"/>
+          </w:tcPr>
+          <w:p>
+            <w:pPr>
+              <w:spacing w:before="0" w:after="0"/>
+              <w:jc w:val="center"/>
+            </w:pPr>
+            <w:r>
+              <w:rPr>
+                <w:rFonts w:ascii="Times New Roman" w:hAnsi="Times New Roman"/>
+                <w:b/>
+                <w:sz w:val="24"/>
+              </w:rPr>
+              <w:t>ЭКЗАМЕНАЦИОННЫЙ БИЛЕТ № 10</w:t>
+            </w:r>
+          </w:p>
+          <w:p>
+            <w:pPr>
+              <w:spacing w:before="0" w:after="0"/>
+              <w:jc w:val="center"/>
+            </w:pPr>
+            <w:r>
+              <w:rPr>
+                <w:rFonts w:ascii="Times New Roman" w:hAnsi="Times New Roman"/>
+                <w:sz w:val="22"/>
+              </w:rPr>
+              <w:t>«Ведение наладки, юстировки и сдача в эксплуатацию контрольно-измерительных приборов и электрических схем систем автоматики»</w:t>
+            </w:r>
+          </w:p>
+          <w:p>
+            <w:pPr>
+              <w:spacing w:before="0" w:after="0"/>
+              <w:jc w:val="center"/>
+            </w:pPr>
+            <w:r>
+              <w:rPr>
+                <w:rFonts w:ascii="Times New Roman" w:hAnsi="Times New Roman"/>
+                <w:sz w:val="22"/>
+              </w:rPr>
+              <w:t>Профессии: 15.01.37 Слесарь-наладчик контрольно-измерительных приборов и автоматики</w:t>
+            </w:r>
+          </w:p>
+          <w:p>
+            <w:pPr>
+              <w:spacing w:before="0" w:after="0"/>
+              <w:jc w:val="center"/>
+            </w:pPr>
+            <w:r>
+              <w:rPr>
+                <w:rFonts w:ascii="Times New Roman" w:hAnsi="Times New Roman"/>
+                <w:sz w:val="22"/>
+              </w:rPr>
+              <w:t>Группа  С-21, С-22</w:t>
+            </w:r>
+          </w:p>
+        </w:tc>
+        <w:tc>
+          <w:tcPr>
+            <w:tcW w:type="dxa" w:w="2268"/>
+            <w:vAlign w:val="top"/>
+          </w:tcPr>
+          <w:p>
+            <w:pPr>
+              <w:spacing w:before="0" w:after="0"/>
+              <w:jc w:val="left"/>
+            </w:pPr>
+            <w:r>
+              <w:rPr>
+                <w:rFonts w:ascii="Times New Roman" w:hAnsi="Times New Roman"/>
+                <w:b w:val="0"/>
+                <w:sz w:val="20"/>
+              </w:rPr>
+              <w:t>Утверждаю</w:t>
+            </w:r>
+          </w:p>
+          <w:p>
+            <w:pPr>
+              <w:spacing w:before="0" w:after="0"/>
+              <w:jc w:val="left"/>
+            </w:pPr>
+            <w:r>
+              <w:rPr>
+                <w:rFonts w:ascii="Times New Roman" w:hAnsi="Times New Roman"/>
+                <w:b w:val="0"/>
+                <w:sz w:val="20"/>
+              </w:rPr>
+              <w:t>Зам. Директора</w:t>
+            </w:r>
+          </w:p>
+          <w:p>
+            <w:pPr>
+              <w:spacing w:before="0" w:after="0"/>
+              <w:jc w:val="left"/>
+            </w:pPr>
+            <w:r>
+              <w:rPr>
+                <w:rFonts w:ascii="Times New Roman" w:hAnsi="Times New Roman"/>
+                <w:b w:val="0"/>
+                <w:sz w:val="20"/>
+              </w:rPr>
+              <w:t>по учебной работе</w:t>
+            </w:r>
+          </w:p>
+          <w:p>
+            <w:pPr>
+              <w:spacing w:before="0" w:after="0"/>
+              <w:jc w:val="left"/>
+            </w:pPr>
+            <w:r>
+              <w:rPr>
+                <w:rFonts w:ascii="Times New Roman" w:hAnsi="Times New Roman"/>
+                <w:b w:val="0"/>
+                <w:sz w:val="20"/>
+              </w:rPr>
+            </w:r>
+          </w:p>
+          <w:p>
+            <w:pPr>
+              <w:spacing w:before="0" w:after="0"/>
+              <w:jc w:val="left"/>
+            </w:pPr>
+            <w:r>
+              <w:rPr>
+                <w:rFonts w:ascii="Times New Roman" w:hAnsi="Times New Roman"/>
+                <w:b w:val="0"/>
+                <w:sz w:val="20"/>
+              </w:rPr>
+              <w:t>_____Т.В.Якимова</w:t>
+            </w:r>
+          </w:p>
+        </w:tc>
+      </w:tr>
+    </w:tbl>
+    <w:p>
+      <w:pPr>
+        <w:spacing w:before="0" w:after="0"/>
+      </w:pPr>
+    </w:p>
+    <w:p>
+      <w:pPr>
+        <w:spacing w:before="0" w:after="0"/>
+        <w:ind w:firstLine="709"/>
+        <w:jc w:val="both"/>
+      </w:pPr>
+      <w:r>
+        <w:rPr>
+          <w:rFonts w:ascii="Times New Roman" w:hAnsi="Times New Roman"/>
+          <w:b w:val="0"/>
+          <w:sz w:val="24"/>
+        </w:rPr>
+        <w:t>1. Алгоритм системы автоматического контроля.</w:t>
+      </w:r>
+    </w:p>
+    <w:p>
+      <w:pPr>
+        <w:spacing w:before="0" w:after="0"/>
+        <w:ind w:firstLine="709"/>
+        <w:jc w:val="both"/>
+      </w:pPr>
+      <w:r>
+        <w:rPr>
+          <w:rFonts w:ascii="Times New Roman" w:hAnsi="Times New Roman"/>
+          <w:b w:val="0"/>
+          <w:sz w:val="24"/>
+        </w:rPr>
+        <w:t>2. Произвести наладку принципиальной электрической схемы звуковой сигнализации на монтажном модуле согласно приведенной схеме.</w:t>
+      </w:r>
+    </w:p>
+    <w:p>
+      <w:pPr>
+        <w:spacing w:before="0" w:after="0"/>
+        <w:ind w:firstLine="709"/>
+        <w:jc w:val="both"/>
+      </w:pPr>
+      <w:r>
+        <w:rPr>
+          <w:rFonts w:ascii="Times New Roman" w:hAnsi="Times New Roman"/>
+          <w:b w:val="0"/>
+          <w:sz w:val="24"/>
+        </w:rPr>
+        <w:t>Монтаж схемы выполнить в соответствии с правилами присоединения электрических проводок к приборам и средствам автоматизации.</w:t>
+      </w:r>
+    </w:p>
+    <w:p>
+      <w:pPr>
+        <w:spacing w:before="0" w:after="0"/>
+        <w:ind w:firstLine="709"/>
+        <w:jc w:val="both"/>
+      </w:pPr>
+      <w:r>
+        <w:rPr>
+          <w:rFonts w:ascii="Times New Roman" w:hAnsi="Times New Roman"/>
+          <w:b w:val="0"/>
+          <w:sz w:val="24"/>
+        </w:rPr>
+        <w:t>Подать питание на схему. Нажатием на кнопку SB1 снять звуковой сигнал.</w:t>
+      </w:r>
+    </w:p>
+    <w:p>
+      <w:pPr>
+        <w:spacing w:before="200" w:after="0"/>
+        <w:jc w:val="left"/>
+      </w:pPr>
+      <w:r>
+        <w:rPr>
+          <w:rFonts w:ascii="Times New Roman" w:hAnsi="Times New Roman"/>
+          <w:b w:val="0"/>
+          <w:sz w:val="24"/>
+        </w:rPr>
+        <w:t>Преподаватель: ______Бардаков Д.Н.</w:t>
+      </w:r>
+    </w:p>
+    <w:p>
+      <w:pPr>
+        <w:pageBreakBefore/>
+        <w:spacing w:before="0" w:after="0"/>
+      </w:pPr>
+    </w:p>
+    <w:tbl>
+      <w:tblPr>
+        <w:tblStyle w:val="TableGrid"/>
+        <w:tblW w:type="auto" w:w="0"/>
+        <w:jc w:val="center"/>
+        <w:tblLayout w:type="fixed"/>
+        <w:tblLook w:firstColumn="1" w:firstRow="1" w:lastColumn="0" w:lastRow="0" w:noHBand="0" w:noVBand="1" w:val="04A0"/>
+      </w:tblPr>
+      <w:tblGrid>
+        <w:gridCol w:w="2608"/>
+        <w:gridCol w:w="4932"/>
+        <w:gridCol w:w="2268"/>
+      </w:tblGrid>
+      <w:tr>
+        <w:tc>
+          <w:tcPr>
+            <w:tcW w:type="dxa" w:w="2608"/>
+            <w:vAlign w:val="top"/>
+          </w:tcPr>
+          <w:p>
+            <w:pPr>
+              <w:spacing w:before="0" w:after="0"/>
+              <w:jc w:val="left"/>
+            </w:pPr>
+            <w:r>
+              <w:rPr>
+                <w:rFonts w:ascii="Times New Roman" w:hAnsi="Times New Roman"/>
+                <w:b w:val="0"/>
+                <w:sz w:val="20"/>
+              </w:rPr>
+              <w:t>Рассмотрен цикловой</w:t>
+            </w:r>
+          </w:p>
+          <w:p>
+            <w:pPr>
+              <w:spacing w:before="0" w:after="0"/>
+              <w:jc w:val="left"/>
+            </w:pPr>
+            <w:r>
+              <w:rPr>
+                <w:rFonts w:ascii="Times New Roman" w:hAnsi="Times New Roman"/>
+                <w:b w:val="0"/>
+                <w:sz w:val="20"/>
+              </w:rPr>
+              <w:t>комиссией технических</w:t>
+            </w:r>
+          </w:p>
+          <w:p>
+            <w:pPr>
+              <w:spacing w:before="0" w:after="0"/>
+              <w:jc w:val="left"/>
+            </w:pPr>
+            <w:r>
+              <w:rPr>
+                <w:rFonts w:ascii="Times New Roman" w:hAnsi="Times New Roman"/>
+                <w:b w:val="0"/>
+                <w:sz w:val="20"/>
+              </w:rPr>
+              <w:t>дисциплин</w:t>
+            </w:r>
+          </w:p>
+          <w:p>
+            <w:pPr>
+              <w:spacing w:before="0" w:after="0"/>
+              <w:jc w:val="left"/>
+            </w:pPr>
+            <w:r>
+              <w:rPr>
+                <w:rFonts w:ascii="Times New Roman" w:hAnsi="Times New Roman"/>
+                <w:b w:val="0"/>
+                <w:sz w:val="20"/>
+              </w:rPr>
+              <w:t>Протокол №</w:t>
+            </w:r>
+          </w:p>
+          <w:p>
+            <w:pPr>
+              <w:spacing w:before="0" w:after="0"/>
+              <w:jc w:val="left"/>
+            </w:pPr>
+            <w:r>
+              <w:rPr>
+                <w:rFonts w:ascii="Times New Roman" w:hAnsi="Times New Roman"/>
+                <w:b w:val="0"/>
+                <w:sz w:val="20"/>
+              </w:rPr>
+              <w:t>«__»__________2026 г.</w:t>
+            </w:r>
+          </w:p>
+          <w:p>
+            <w:pPr>
+              <w:spacing w:before="0" w:after="0"/>
+              <w:jc w:val="left"/>
+            </w:pPr>
+            <w:r>
+              <w:rPr>
+                <w:rFonts w:ascii="Times New Roman" w:hAnsi="Times New Roman"/>
+                <w:b w:val="0"/>
+                <w:sz w:val="20"/>
+              </w:rPr>
+              <w:t>Председатель ___________</w:t>
+            </w:r>
+          </w:p>
+        </w:tc>
+        <w:tc>
+          <w:tcPr>
+            <w:tcW w:type="dxa" w:w="4932"/>
+            <w:vAlign w:val="top"/>
+          </w:tcPr>
+          <w:p>
+            <w:pPr>
+              <w:spacing w:before="0" w:after="0"/>
+              <w:jc w:val="center"/>
+            </w:pPr>
+            <w:r>
+              <w:rPr>
+                <w:rFonts w:ascii="Times New Roman" w:hAnsi="Times New Roman"/>
+                <w:b/>
+                <w:sz w:val="24"/>
+              </w:rPr>
+              <w:t>ЭКЗАМЕНАЦИОННЫЙ БИЛЕТ № 11</w:t>
+            </w:r>
+          </w:p>
+          <w:p>
+            <w:pPr>
+              <w:spacing w:before="0" w:after="0"/>
+              <w:jc w:val="center"/>
+            </w:pPr>
+            <w:r>
+              <w:rPr>
+                <w:rFonts w:ascii="Times New Roman" w:hAnsi="Times New Roman"/>
+                <w:sz w:val="22"/>
+              </w:rPr>
+              <w:t>«Ведение наладки, юстировки и сдача в эксплуатацию контрольно-измерительных приборов и электрических схем систем автоматики»</w:t>
+            </w:r>
+          </w:p>
+          <w:p>
+            <w:pPr>
+              <w:spacing w:before="0" w:after="0"/>
+              <w:jc w:val="center"/>
+            </w:pPr>
+            <w:r>
+              <w:rPr>
+                <w:rFonts w:ascii="Times New Roman" w:hAnsi="Times New Roman"/>
+                <w:sz w:val="22"/>
+              </w:rPr>
+              <w:t>Профессии: 15.01.37 Слесарь-наладчик контрольно-измерительных приборов и автоматики</w:t>
+            </w:r>
+          </w:p>
+          <w:p>
+            <w:pPr>
+              <w:spacing w:before="0" w:after="0"/>
+              <w:jc w:val="center"/>
+            </w:pPr>
+            <w:r>
+              <w:rPr>
+                <w:rFonts w:ascii="Times New Roman" w:hAnsi="Times New Roman"/>
+                <w:sz w:val="22"/>
+              </w:rPr>
+              <w:t>Группа  С-21, С-22</w:t>
+            </w:r>
+          </w:p>
+        </w:tc>
+        <w:tc>
+          <w:tcPr>
+            <w:tcW w:type="dxa" w:w="2268"/>
+            <w:vAlign w:val="top"/>
+          </w:tcPr>
+          <w:p>
+            <w:pPr>
+              <w:spacing w:before="0" w:after="0"/>
+              <w:jc w:val="left"/>
+            </w:pPr>
+            <w:r>
+              <w:rPr>
+                <w:rFonts w:ascii="Times New Roman" w:hAnsi="Times New Roman"/>
+                <w:b w:val="0"/>
+                <w:sz w:val="20"/>
+              </w:rPr>
+              <w:t>Утверждаю</w:t>
+            </w:r>
+          </w:p>
+          <w:p>
+            <w:pPr>
+              <w:spacing w:before="0" w:after="0"/>
+              <w:jc w:val="left"/>
+            </w:pPr>
+            <w:r>
+              <w:rPr>
+                <w:rFonts w:ascii="Times New Roman" w:hAnsi="Times New Roman"/>
+                <w:b w:val="0"/>
+                <w:sz w:val="20"/>
+              </w:rPr>
+              <w:t>Зам. Директора</w:t>
+            </w:r>
+          </w:p>
+          <w:p>
+            <w:pPr>
+              <w:spacing w:before="0" w:after="0"/>
+              <w:jc w:val="left"/>
+            </w:pPr>
+            <w:r>
+              <w:rPr>
+                <w:rFonts w:ascii="Times New Roman" w:hAnsi="Times New Roman"/>
+                <w:b w:val="0"/>
+                <w:sz w:val="20"/>
+              </w:rPr>
+              <w:t>по учебной работе</w:t>
+            </w:r>
+          </w:p>
+          <w:p>
+            <w:pPr>
+              <w:spacing w:before="0" w:after="0"/>
+              <w:jc w:val="left"/>
+            </w:pPr>
+            <w:r>
+              <w:rPr>
+                <w:rFonts w:ascii="Times New Roman" w:hAnsi="Times New Roman"/>
+                <w:b w:val="0"/>
+                <w:sz w:val="20"/>
+              </w:rPr>
+            </w:r>
+          </w:p>
+          <w:p>
+            <w:pPr>
+              <w:spacing w:before="0" w:after="0"/>
+              <w:jc w:val="left"/>
+            </w:pPr>
+            <w:r>
+              <w:rPr>
+                <w:rFonts w:ascii="Times New Roman" w:hAnsi="Times New Roman"/>
+                <w:b w:val="0"/>
+                <w:sz w:val="20"/>
+              </w:rPr>
+              <w:t>_____Т.В.Якимова</w:t>
+            </w:r>
+          </w:p>
+        </w:tc>
+      </w:tr>
+    </w:tbl>
+    <w:p>
+      <w:pPr>
+        <w:spacing w:before="0" w:after="0"/>
+      </w:pPr>
+    </w:p>
+    <w:p>
+      <w:pPr>
+        <w:spacing w:before="0" w:after="0"/>
+        <w:ind w:firstLine="709"/>
+        <w:jc w:val="both"/>
+      </w:pPr>
+      <w:r>
+        <w:rPr>
+          <w:rFonts w:ascii="Times New Roman" w:hAnsi="Times New Roman"/>
+          <w:b w:val="0"/>
+          <w:sz w:val="24"/>
+        </w:rPr>
+        <w:t>1. Виды программного управления станками.</w:t>
+      </w:r>
+    </w:p>
+    <w:p>
+      <w:pPr>
+        <w:spacing w:before="0" w:after="0"/>
+        <w:ind w:firstLine="709"/>
+        <w:jc w:val="both"/>
+      </w:pPr>
+      <w:r>
+        <w:rPr>
+          <w:rFonts w:ascii="Times New Roman" w:hAnsi="Times New Roman"/>
+          <w:b w:val="0"/>
+          <w:sz w:val="24"/>
+        </w:rPr>
+        <w:t>2. Произвести наладку принципиальной электрической схемы технологической сигнализации на монтажном модуле согласно приведенной схеме.</w:t>
+      </w:r>
+    </w:p>
+    <w:p>
+      <w:pPr>
+        <w:spacing w:before="0" w:after="0"/>
+        <w:ind w:firstLine="709"/>
+        <w:jc w:val="both"/>
+      </w:pPr>
+      <w:r>
+        <w:rPr>
+          <w:rFonts w:ascii="Times New Roman" w:hAnsi="Times New Roman"/>
+          <w:b w:val="0"/>
+          <w:sz w:val="24"/>
+        </w:rPr>
+        <w:t>Монтаж схемы выполнить в соответствии с правилами присоединения электрических проводок к приборам и средствам автоматизации.</w:t>
+      </w:r>
+    </w:p>
+    <w:p>
+      <w:pPr>
+        <w:spacing w:before="0" w:after="0"/>
+        <w:ind w:firstLine="709"/>
+        <w:jc w:val="both"/>
+      </w:pPr>
+      <w:r>
+        <w:rPr>
+          <w:rFonts w:ascii="Times New Roman" w:hAnsi="Times New Roman"/>
+          <w:b w:val="0"/>
+          <w:sz w:val="24"/>
+        </w:rPr>
+        <w:t>Подать питание на схему. Продемонстрировать работу схемы при нажатии на кнопки SB1 и SB2.</w:t>
+      </w:r>
+    </w:p>
+    <w:p>
+      <w:pPr>
+        <w:spacing w:before="200" w:after="0"/>
+        <w:jc w:val="left"/>
+      </w:pPr>
+      <w:r>
+        <w:rPr>
+          <w:rFonts w:ascii="Times New Roman" w:hAnsi="Times New Roman"/>
+          <w:b w:val="0"/>
+          <w:sz w:val="24"/>
+        </w:rPr>
+        <w:t>Преподаватель: ______Бардаков Д.Н.</w:t>
+      </w:r>
+    </w:p>
+    <w:p>
+      <w:pPr>
+        <w:pageBreakBefore/>
+        <w:spacing w:before="0" w:after="0"/>
+      </w:pPr>
+    </w:p>
+    <w:tbl>
+      <w:tblPr>
+        <w:tblStyle w:val="TableGrid"/>
+        <w:tblW w:type="auto" w:w="0"/>
+        <w:jc w:val="center"/>
+        <w:tblLayout w:type="fixed"/>
+        <w:tblLook w:firstColumn="1" w:firstRow="1" w:lastColumn="0" w:lastRow="0" w:noHBand="0" w:noVBand="1" w:val="04A0"/>
+      </w:tblPr>
+      <w:tblGrid>
+        <w:gridCol w:w="2608"/>
+        <w:gridCol w:w="4932"/>
+        <w:gridCol w:w="2268"/>
+      </w:tblGrid>
+      <w:tr>
+        <w:tc>
+          <w:tcPr>
+            <w:tcW w:type="dxa" w:w="2608"/>
+            <w:vAlign w:val="top"/>
+          </w:tcPr>
+          <w:p>
+            <w:pPr>
+              <w:spacing w:before="0" w:after="0"/>
+              <w:jc w:val="left"/>
+            </w:pPr>
+            <w:r>
+              <w:rPr>
+                <w:rFonts w:ascii="Times New Roman" w:hAnsi="Times New Roman"/>
+                <w:b w:val="0"/>
+                <w:sz w:val="20"/>
+              </w:rPr>
+              <w:t>Рассмотрен цикловой</w:t>
+            </w:r>
+          </w:p>
+          <w:p>
+            <w:pPr>
+              <w:spacing w:before="0" w:after="0"/>
+              <w:jc w:val="left"/>
+            </w:pPr>
+            <w:r>
+              <w:rPr>
+                <w:rFonts w:ascii="Times New Roman" w:hAnsi="Times New Roman"/>
+                <w:b w:val="0"/>
+                <w:sz w:val="20"/>
+              </w:rPr>
+              <w:t>комиссией технических</w:t>
+            </w:r>
+          </w:p>
+          <w:p>
+            <w:pPr>
+              <w:spacing w:before="0" w:after="0"/>
+              <w:jc w:val="left"/>
+            </w:pPr>
+            <w:r>
+              <w:rPr>
+                <w:rFonts w:ascii="Times New Roman" w:hAnsi="Times New Roman"/>
+                <w:b w:val="0"/>
+                <w:sz w:val="20"/>
+              </w:rPr>
+              <w:t>дисциплин</w:t>
+            </w:r>
+          </w:p>
+          <w:p>
+            <w:pPr>
+              <w:spacing w:before="0" w:after="0"/>
+              <w:jc w:val="left"/>
+            </w:pPr>
+            <w:r>
+              <w:rPr>
+                <w:rFonts w:ascii="Times New Roman" w:hAnsi="Times New Roman"/>
+                <w:b w:val="0"/>
+                <w:sz w:val="20"/>
+              </w:rPr>
+              <w:t>Протокол №</w:t>
+            </w:r>
+          </w:p>
+          <w:p>
+            <w:pPr>
+              <w:spacing w:before="0" w:after="0"/>
+              <w:jc w:val="left"/>
+            </w:pPr>
+            <w:r>
+              <w:rPr>
+                <w:rFonts w:ascii="Times New Roman" w:hAnsi="Times New Roman"/>
+                <w:b w:val="0"/>
+                <w:sz w:val="20"/>
+              </w:rPr>
+              <w:t>«__»__________2026 г.</w:t>
+            </w:r>
+          </w:p>
+          <w:p>
+            <w:pPr>
+              <w:spacing w:before="0" w:after="0"/>
+              <w:jc w:val="left"/>
+            </w:pPr>
+            <w:r>
+              <w:rPr>
+                <w:rFonts w:ascii="Times New Roman" w:hAnsi="Times New Roman"/>
+                <w:b w:val="0"/>
+                <w:sz w:val="20"/>
+              </w:rPr>
+              <w:t>Председатель ___________</w:t>
+            </w:r>
+          </w:p>
+        </w:tc>
+        <w:tc>
+          <w:tcPr>
+            <w:tcW w:type="dxa" w:w="4932"/>
+            <w:vAlign w:val="top"/>
+          </w:tcPr>
+          <w:p>
+            <w:pPr>
+              <w:spacing w:before="0" w:after="0"/>
+              <w:jc w:val="center"/>
+            </w:pPr>
+            <w:r>
+              <w:rPr>
+                <w:rFonts w:ascii="Times New Roman" w:hAnsi="Times New Roman"/>
+                <w:b/>
+                <w:sz w:val="24"/>
+              </w:rPr>
+              <w:t>ЭКЗАМЕНАЦИОННЫЙ БИЛЕТ № 12</w:t>
+            </w:r>
+          </w:p>
+          <w:p>
+            <w:pPr>
+              <w:spacing w:before="0" w:after="0"/>
+              <w:jc w:val="center"/>
+            </w:pPr>
+            <w:r>
+              <w:rPr>
+                <w:rFonts w:ascii="Times New Roman" w:hAnsi="Times New Roman"/>
+                <w:sz w:val="22"/>
+              </w:rPr>
+              <w:t>«Ведение наладки, юстировки и сдача в эксплуатацию контрольно-измерительных приборов и электрических схем систем автоматики»</w:t>
+            </w:r>
+          </w:p>
+          <w:p>
+            <w:pPr>
+              <w:spacing w:before="0" w:after="0"/>
+              <w:jc w:val="center"/>
+            </w:pPr>
+            <w:r>
+              <w:rPr>
+                <w:rFonts w:ascii="Times New Roman" w:hAnsi="Times New Roman"/>
+                <w:sz w:val="22"/>
+              </w:rPr>
+              <w:t>Профессии: 15.01.37 Слесарь-наладчик контрольно-измерительных приборов и автоматики</w:t>
+            </w:r>
+          </w:p>
+          <w:p>
+            <w:pPr>
+              <w:spacing w:before="0" w:after="0"/>
+              <w:jc w:val="center"/>
+            </w:pPr>
+            <w:r>
+              <w:rPr>
+                <w:rFonts w:ascii="Times New Roman" w:hAnsi="Times New Roman"/>
+                <w:sz w:val="22"/>
+              </w:rPr>
+              <w:t>Группа  С-21, С-22</w:t>
+            </w:r>
+          </w:p>
+        </w:tc>
+        <w:tc>
+          <w:tcPr>
+            <w:tcW w:type="dxa" w:w="2268"/>
+            <w:vAlign w:val="top"/>
+          </w:tcPr>
+          <w:p>
+            <w:pPr>
+              <w:spacing w:before="0" w:after="0"/>
+              <w:jc w:val="left"/>
+            </w:pPr>
+            <w:r>
+              <w:rPr>
+                <w:rFonts w:ascii="Times New Roman" w:hAnsi="Times New Roman"/>
+                <w:b w:val="0"/>
+                <w:sz w:val="20"/>
+              </w:rPr>
+              <w:t>Утверждаю</w:t>
+            </w:r>
+          </w:p>
+          <w:p>
+            <w:pPr>
+              <w:spacing w:before="0" w:after="0"/>
+              <w:jc w:val="left"/>
+            </w:pPr>
+            <w:r>
+              <w:rPr>
+                <w:rFonts w:ascii="Times New Roman" w:hAnsi="Times New Roman"/>
+                <w:b w:val="0"/>
+                <w:sz w:val="20"/>
+              </w:rPr>
+              <w:t>Зам. директора</w:t>
+            </w:r>
+          </w:p>
+          <w:p>
+            <w:pPr>
+              <w:spacing w:before="0" w:after="0"/>
+              <w:jc w:val="left"/>
+            </w:pPr>
+            <w:r>
+              <w:rPr>
+                <w:rFonts w:ascii="Times New Roman" w:hAnsi="Times New Roman"/>
+                <w:b w:val="0"/>
+                <w:sz w:val="20"/>
+              </w:rPr>
+              <w:t>по учебной работе</w:t>
+            </w:r>
+          </w:p>
+          <w:p>
+            <w:pPr>
+              <w:spacing w:before="0" w:after="0"/>
+              <w:jc w:val="left"/>
+            </w:pPr>
+            <w:r>
+              <w:rPr>
+                <w:rFonts w:ascii="Times New Roman" w:hAnsi="Times New Roman"/>
+                <w:b w:val="0"/>
+                <w:sz w:val="20"/>
+              </w:rPr>
+            </w:r>
+          </w:p>
+          <w:p>
+            <w:pPr>
+              <w:spacing w:before="0" w:after="0"/>
+              <w:jc w:val="left"/>
+            </w:pPr>
+            <w:r>
+              <w:rPr>
+                <w:rFonts w:ascii="Times New Roman" w:hAnsi="Times New Roman"/>
+                <w:b w:val="0"/>
+                <w:sz w:val="20"/>
+              </w:rPr>
+              <w:t>_____Т.В.Якимова</w:t>
+            </w:r>
+          </w:p>
+        </w:tc>
+      </w:tr>
+    </w:tbl>
+    <w:p>
+      <w:pPr>
+        <w:spacing w:before="0" w:after="0"/>
+      </w:pPr>
+    </w:p>
+    <w:p>
+      <w:pPr>
+        <w:spacing w:before="0" w:after="0"/>
+        <w:ind w:firstLine="709"/>
+        <w:jc w:val="both"/>
+      </w:pPr>
+      <w:r>
+        <w:rPr>
+          <w:rFonts w:ascii="Times New Roman" w:hAnsi="Times New Roman"/>
+          <w:b w:val="0"/>
+          <w:sz w:val="24"/>
+        </w:rPr>
+        <w:t>1. Технические средства контроля параметров.</w:t>
+      </w:r>
+    </w:p>
+    <w:p>
+      <w:pPr>
+        <w:spacing w:before="0" w:after="0"/>
+        <w:ind w:firstLine="709"/>
+        <w:jc w:val="both"/>
+      </w:pPr>
+      <w:r>
+        <w:rPr>
+          <w:rFonts w:ascii="Times New Roman" w:hAnsi="Times New Roman"/>
+          <w:b w:val="0"/>
+          <w:sz w:val="24"/>
+        </w:rPr>
+        <w:t>2. Произвести наладку принципиальной электрической схемы автоматического ввода резерва на монтажном модуле согласно приведенной схеме.</w:t>
+      </w:r>
+    </w:p>
+    <w:p>
+      <w:pPr>
+        <w:spacing w:before="0" w:after="0"/>
+        <w:ind w:firstLine="709"/>
+        <w:jc w:val="both"/>
+      </w:pPr>
+      <w:r>
+        <w:rPr>
+          <w:rFonts w:ascii="Times New Roman" w:hAnsi="Times New Roman"/>
+          <w:b w:val="0"/>
+          <w:sz w:val="24"/>
+        </w:rPr>
+        <w:t>Монтаж схемы выполнить в соответствии с правилами присоединения электрических проводок к приборам и средствам автоматизации.</w:t>
+      </w:r>
+    </w:p>
+    <w:p>
+      <w:pPr>
+        <w:spacing w:before="200" w:after="0"/>
+        <w:jc w:val="left"/>
+      </w:pPr>
+      <w:r>
+        <w:rPr>
+          <w:rFonts w:ascii="Times New Roman" w:hAnsi="Times New Roman"/>
+          <w:b w:val="0"/>
+          <w:sz w:val="24"/>
+        </w:rPr>
+        <w:t>Преподаватель: ______Бардаков Д.Н.</w:t>
+      </w:r>
+    </w:p>
+    <w:p>
+      <w:pPr>
+        <w:pageBreakBefore/>
+        <w:spacing w:before="0" w:after="0"/>
+      </w:pPr>
+    </w:p>
+    <w:tbl>
+      <w:tblPr>
+        <w:tblStyle w:val="TableGrid"/>
+        <w:tblW w:type="auto" w:w="0"/>
+        <w:jc w:val="center"/>
+        <w:tblLayout w:type="fixed"/>
+        <w:tblLook w:firstColumn="1" w:firstRow="1" w:lastColumn="0" w:lastRow="0" w:noHBand="0" w:noVBand="1" w:val="04A0"/>
+      </w:tblPr>
+      <w:tblGrid>
+        <w:gridCol w:w="2608"/>
+        <w:gridCol w:w="4932"/>
+        <w:gridCol w:w="2268"/>
+      </w:tblGrid>
+      <w:tr>
+        <w:tc>
+          <w:tcPr>
+            <w:tcW w:type="dxa" w:w="2608"/>
+            <w:vAlign w:val="top"/>
+          </w:tcPr>
+          <w:p>
+            <w:pPr>
+              <w:spacing w:before="0" w:after="0"/>
+              <w:jc w:val="left"/>
+            </w:pPr>
+            <w:r>
+              <w:rPr>
+                <w:rFonts w:ascii="Times New Roman" w:hAnsi="Times New Roman"/>
+                <w:b w:val="0"/>
+                <w:sz w:val="20"/>
+              </w:rPr>
+              <w:t>Рассмотрен цикловой</w:t>
+            </w:r>
+          </w:p>
+          <w:p>
+            <w:pPr>
+              <w:spacing w:before="0" w:after="0"/>
+              <w:jc w:val="left"/>
+            </w:pPr>
+            <w:r>
+              <w:rPr>
+                <w:rFonts w:ascii="Times New Roman" w:hAnsi="Times New Roman"/>
+                <w:b w:val="0"/>
+                <w:sz w:val="20"/>
+              </w:rPr>
+              <w:t>комиссией технических</w:t>
+            </w:r>
+          </w:p>
+          <w:p>
+            <w:pPr>
+              <w:spacing w:before="0" w:after="0"/>
+              <w:jc w:val="left"/>
+            </w:pPr>
+            <w:r>
+              <w:rPr>
+                <w:rFonts w:ascii="Times New Roman" w:hAnsi="Times New Roman"/>
+                <w:b w:val="0"/>
+                <w:sz w:val="20"/>
+              </w:rPr>
+              <w:t>дисциплин</w:t>
+            </w:r>
+          </w:p>
+          <w:p>
+            <w:pPr>
+              <w:spacing w:before="0" w:after="0"/>
+              <w:jc w:val="left"/>
+            </w:pPr>
+            <w:r>
+              <w:rPr>
+                <w:rFonts w:ascii="Times New Roman" w:hAnsi="Times New Roman"/>
+                <w:b w:val="0"/>
+                <w:sz w:val="20"/>
+              </w:rPr>
+              <w:t>Протокол №</w:t>
+            </w:r>
+          </w:p>
+          <w:p>
+            <w:pPr>
+              <w:spacing w:before="0" w:after="0"/>
+              <w:jc w:val="left"/>
+            </w:pPr>
+            <w:r>
+              <w:rPr>
+                <w:rFonts w:ascii="Times New Roman" w:hAnsi="Times New Roman"/>
+                <w:b w:val="0"/>
+                <w:sz w:val="20"/>
+              </w:rPr>
+              <w:t>«__»__________2026 г.</w:t>
+            </w:r>
+          </w:p>
+          <w:p>
+            <w:pPr>
+              <w:spacing w:before="0" w:after="0"/>
+              <w:jc w:val="left"/>
+            </w:pPr>
+            <w:r>
+              <w:rPr>
+                <w:rFonts w:ascii="Times New Roman" w:hAnsi="Times New Roman"/>
+                <w:b w:val="0"/>
+                <w:sz w:val="20"/>
+              </w:rPr>
+              <w:t>Председатель ___________</w:t>
+            </w:r>
+          </w:p>
+        </w:tc>
+        <w:tc>
+          <w:tcPr>
+            <w:tcW w:type="dxa" w:w="4932"/>
+            <w:vAlign w:val="top"/>
+          </w:tcPr>
+          <w:p>
+            <w:pPr>
+              <w:spacing w:before="0" w:after="0"/>
+              <w:jc w:val="center"/>
+            </w:pPr>
+            <w:r>
+              <w:rPr>
+                <w:rFonts w:ascii="Times New Roman" w:hAnsi="Times New Roman"/>
+                <w:b/>
+                <w:sz w:val="24"/>
+              </w:rPr>
+              <w:t>ЭКЗАМЕНАЦИОННЫЙ БИЛЕТ № 13</w:t>
+            </w:r>
+          </w:p>
+          <w:p>
+            <w:pPr>
+              <w:spacing w:before="0" w:after="0"/>
+              <w:jc w:val="center"/>
+            </w:pPr>
+            <w:r>
+              <w:rPr>
+                <w:rFonts w:ascii="Times New Roman" w:hAnsi="Times New Roman"/>
+                <w:sz w:val="22"/>
+              </w:rPr>
+              <w:t>«Ведение наладки, юстировки и сдача в эксплуатацию контрольно-измерительных приборов и электрических схем систем автоматики»</w:t>
+            </w:r>
+          </w:p>
+          <w:p>
+            <w:pPr>
+              <w:spacing w:before="0" w:after="0"/>
+              <w:jc w:val="center"/>
+            </w:pPr>
+            <w:r>
+              <w:rPr>
+                <w:rFonts w:ascii="Times New Roman" w:hAnsi="Times New Roman"/>
+                <w:sz w:val="22"/>
+              </w:rPr>
+              <w:t>Профессии: 15.01.37 Слесарь-наладчик контрольно-измерительных приборов и автоматики</w:t>
+            </w:r>
+          </w:p>
+          <w:p>
+            <w:pPr>
+              <w:spacing w:before="0" w:after="0"/>
+              <w:jc w:val="center"/>
+            </w:pPr>
+            <w:r>
+              <w:rPr>
+                <w:rFonts w:ascii="Times New Roman" w:hAnsi="Times New Roman"/>
+                <w:sz w:val="22"/>
+              </w:rPr>
+              <w:t>Группа  С-21, С-22</w:t>
+            </w:r>
+          </w:p>
+        </w:tc>
+        <w:tc>
+          <w:tcPr>
+            <w:tcW w:type="dxa" w:w="2268"/>
+            <w:vAlign w:val="top"/>
+          </w:tcPr>
+          <w:p>
+            <w:pPr>
+              <w:spacing w:before="0" w:after="0"/>
+              <w:jc w:val="left"/>
+            </w:pPr>
+            <w:r>
+              <w:rPr>
+                <w:rFonts w:ascii="Times New Roman" w:hAnsi="Times New Roman"/>
+                <w:b w:val="0"/>
+                <w:sz w:val="20"/>
+              </w:rPr>
+              <w:t>Утверждаю</w:t>
+            </w:r>
+          </w:p>
+          <w:p>
+            <w:pPr>
+              <w:spacing w:before="0" w:after="0"/>
+              <w:jc w:val="left"/>
+            </w:pPr>
+            <w:r>
+              <w:rPr>
+                <w:rFonts w:ascii="Times New Roman" w:hAnsi="Times New Roman"/>
+                <w:b w:val="0"/>
+                <w:sz w:val="20"/>
+              </w:rPr>
+              <w:t>Зам. директора</w:t>
+            </w:r>
+          </w:p>
+          <w:p>
+            <w:pPr>
+              <w:spacing w:before="0" w:after="0"/>
+              <w:jc w:val="left"/>
+            </w:pPr>
+            <w:r>
+              <w:rPr>
+                <w:rFonts w:ascii="Times New Roman" w:hAnsi="Times New Roman"/>
+                <w:b w:val="0"/>
+                <w:sz w:val="20"/>
+              </w:rPr>
+              <w:t>по учебной работе</w:t>
+            </w:r>
+          </w:p>
+          <w:p>
+            <w:pPr>
+              <w:spacing w:before="0" w:after="0"/>
+              <w:jc w:val="left"/>
+            </w:pPr>
+            <w:r>
+              <w:rPr>
+                <w:rFonts w:ascii="Times New Roman" w:hAnsi="Times New Roman"/>
+                <w:b w:val="0"/>
+                <w:sz w:val="20"/>
+              </w:rPr>
+            </w:r>
+          </w:p>
+          <w:p>
+            <w:pPr>
+              <w:spacing w:before="0" w:after="0"/>
+              <w:jc w:val="left"/>
+            </w:pPr>
+            <w:r>
+              <w:rPr>
+                <w:rFonts w:ascii="Times New Roman" w:hAnsi="Times New Roman"/>
+                <w:b w:val="0"/>
+                <w:sz w:val="20"/>
+              </w:rPr>
+              <w:t>_____Т.В.Якимова</w:t>
+            </w:r>
+          </w:p>
+        </w:tc>
+      </w:tr>
+    </w:tbl>
+    <w:p>
+      <w:pPr>
+        <w:spacing w:before="0" w:after="0"/>
+      </w:pPr>
+    </w:p>
+    <w:p>
+      <w:pPr>
+        <w:spacing w:before="0" w:after="0"/>
+        <w:ind w:firstLine="709"/>
+        <w:jc w:val="both"/>
+      </w:pPr>
+      <w:r>
+        <w:rPr>
+          <w:rFonts w:ascii="Times New Roman" w:hAnsi="Times New Roman"/>
+          <w:b w:val="0"/>
+          <w:sz w:val="24"/>
+        </w:rPr>
+        <w:t>1. Способы подготовки и ввода управляющей программы.</w:t>
+      </w:r>
+    </w:p>
+    <w:p>
+      <w:pPr>
+        <w:spacing w:before="0" w:after="0"/>
+        <w:ind w:firstLine="709"/>
+        <w:jc w:val="both"/>
+      </w:pPr>
+      <w:r>
+        <w:rPr>
+          <w:rFonts w:ascii="Times New Roman" w:hAnsi="Times New Roman"/>
+          <w:b w:val="0"/>
+          <w:sz w:val="24"/>
+        </w:rPr>
+        <w:t>2. Произвести наладку электрической схемы управления исполнительным механизмом с приоритетного места управления.</w:t>
+      </w:r>
+    </w:p>
+    <w:p>
+      <w:pPr>
+        <w:spacing w:before="0" w:after="0"/>
+        <w:ind w:firstLine="709"/>
+        <w:jc w:val="both"/>
+      </w:pPr>
+      <w:r>
+        <w:rPr>
+          <w:rFonts w:ascii="Times New Roman" w:hAnsi="Times New Roman"/>
+          <w:b w:val="0"/>
+          <w:sz w:val="24"/>
+        </w:rPr>
+        <w:t>Правильность сборки схемы подтвердить подключением в сеть.</w:t>
+      </w:r>
+    </w:p>
+    <w:p>
+      <w:pPr>
+        <w:spacing w:before="0" w:after="0"/>
+        <w:ind w:firstLine="709"/>
+        <w:jc w:val="both"/>
+      </w:pPr>
+      <w:r>
+        <w:rPr>
+          <w:rFonts w:ascii="Times New Roman" w:hAnsi="Times New Roman"/>
+          <w:b w:val="0"/>
+          <w:sz w:val="24"/>
+        </w:rPr>
+        <w:t>Монтаж схемы выполнить в соответствии с правилами присоединения электрических проводок к приборам и средствам автоматизации.</w:t>
+      </w:r>
+    </w:p>
+    <w:p>
+      <w:pPr>
+        <w:spacing w:before="200" w:after="0"/>
+        <w:jc w:val="left"/>
+      </w:pPr>
+      <w:r>
+        <w:rPr>
+          <w:rFonts w:ascii="Times New Roman" w:hAnsi="Times New Roman"/>
+          <w:b w:val="0"/>
+          <w:sz w:val="24"/>
+        </w:rPr>
+        <w:t>Преподаватель: ______Бардаков Д.Н.</w:t>
+      </w:r>
+    </w:p>
+    <w:p>
+      <w:pPr>
+        <w:pageBreakBefore/>
+        <w:spacing w:before="0" w:after="0"/>
+      </w:pPr>
+    </w:p>
+    <w:tbl>
+      <w:tblPr>
+        <w:tblStyle w:val="TableGrid"/>
+        <w:tblW w:type="auto" w:w="0"/>
+        <w:jc w:val="center"/>
+        <w:tblLayout w:type="fixed"/>
+        <w:tblLook w:firstColumn="1" w:firstRow="1" w:lastColumn="0" w:lastRow="0" w:noHBand="0" w:noVBand="1" w:val="04A0"/>
+      </w:tblPr>
+      <w:tblGrid>
+        <w:gridCol w:w="2608"/>
+        <w:gridCol w:w="4932"/>
+        <w:gridCol w:w="2268"/>
+      </w:tblGrid>
+      <w:tr>
+        <w:tc>
+          <w:tcPr>
+            <w:tcW w:type="dxa" w:w="2608"/>
+            <w:vAlign w:val="top"/>
+          </w:tcPr>
+          <w:p>
+            <w:pPr>
+              <w:spacing w:before="0" w:after="0"/>
+              <w:jc w:val="left"/>
+            </w:pPr>
+            <w:r>
+              <w:rPr>
+                <w:rFonts w:ascii="Times New Roman" w:hAnsi="Times New Roman"/>
+                <w:b w:val="0"/>
+                <w:sz w:val="20"/>
+              </w:rPr>
+              <w:t>Рассмотрен цикловой</w:t>
+            </w:r>
+          </w:p>
+          <w:p>
+            <w:pPr>
+              <w:spacing w:before="0" w:after="0"/>
+              <w:jc w:val="left"/>
+            </w:pPr>
+            <w:r>
+              <w:rPr>
+                <w:rFonts w:ascii="Times New Roman" w:hAnsi="Times New Roman"/>
+                <w:b w:val="0"/>
+                <w:sz w:val="20"/>
+              </w:rPr>
+              <w:t>комиссией технических</w:t>
+            </w:r>
+          </w:p>
+          <w:p>
+            <w:pPr>
+              <w:spacing w:before="0" w:after="0"/>
+              <w:jc w:val="left"/>
+            </w:pPr>
+            <w:r>
+              <w:rPr>
+                <w:rFonts w:ascii="Times New Roman" w:hAnsi="Times New Roman"/>
+                <w:b w:val="0"/>
+                <w:sz w:val="20"/>
+              </w:rPr>
+              <w:t>дисциплин</w:t>
+            </w:r>
+          </w:p>
+          <w:p>
+            <w:pPr>
+              <w:spacing w:before="0" w:after="0"/>
+              <w:jc w:val="left"/>
+            </w:pPr>
+            <w:r>
+              <w:rPr>
+                <w:rFonts w:ascii="Times New Roman" w:hAnsi="Times New Roman"/>
+                <w:b w:val="0"/>
+                <w:sz w:val="20"/>
+              </w:rPr>
+              <w:t>Протокол №</w:t>
+            </w:r>
+          </w:p>
+          <w:p>
+            <w:pPr>
+              <w:spacing w:before="0" w:after="0"/>
+              <w:jc w:val="left"/>
+            </w:pPr>
+            <w:r>
+              <w:rPr>
+                <w:rFonts w:ascii="Times New Roman" w:hAnsi="Times New Roman"/>
+                <w:b w:val="0"/>
+                <w:sz w:val="20"/>
+              </w:rPr>
+              <w:t>«__»__________2026 г.</w:t>
+            </w:r>
+          </w:p>
+          <w:p>
+            <w:pPr>
+              <w:spacing w:before="0" w:after="0"/>
+              <w:jc w:val="left"/>
+            </w:pPr>
+            <w:r>
+              <w:rPr>
+                <w:rFonts w:ascii="Times New Roman" w:hAnsi="Times New Roman"/>
+                <w:b w:val="0"/>
+                <w:sz w:val="20"/>
+              </w:rPr>
+              <w:t>Председатель ___________</w:t>
+            </w:r>
+          </w:p>
+        </w:tc>
+        <w:tc>
+          <w:tcPr>
+            <w:tcW w:type="dxa" w:w="4932"/>
+            <w:vAlign w:val="top"/>
+          </w:tcPr>
+          <w:p>
+            <w:pPr>
+              <w:spacing w:before="0" w:after="0"/>
+              <w:jc w:val="center"/>
+            </w:pPr>
+            <w:r>
+              <w:rPr>
+                <w:rFonts w:ascii="Times New Roman" w:hAnsi="Times New Roman"/>
+                <w:b/>
+                <w:sz w:val="24"/>
+              </w:rPr>
+              <w:t>ЭКЗАМЕНАЦИОННЫЙ БИЛЕТ № 14</w:t>
+            </w:r>
+          </w:p>
+          <w:p>
+            <w:pPr>
+              <w:spacing w:before="0" w:after="0"/>
+              <w:jc w:val="center"/>
+            </w:pPr>
+            <w:r>
+              <w:rPr>
+                <w:rFonts w:ascii="Times New Roman" w:hAnsi="Times New Roman"/>
+                <w:sz w:val="22"/>
+              </w:rPr>
+              <w:t>«Ведение наладки, юстировки и сдача в эксплуатацию контрольно-измерительных приборов и электрических схем систем автоматики»</w:t>
+            </w:r>
+          </w:p>
+          <w:p>
+            <w:pPr>
+              <w:spacing w:before="0" w:after="0"/>
+              <w:jc w:val="center"/>
+            </w:pPr>
+            <w:r>
+              <w:rPr>
+                <w:rFonts w:ascii="Times New Roman" w:hAnsi="Times New Roman"/>
+                <w:sz w:val="22"/>
+              </w:rPr>
+              <w:t>Профессии: 15.01.37 Слесарь-наладчик контрольно-измерительных приборов и автоматики</w:t>
+            </w:r>
+          </w:p>
+          <w:p>
+            <w:pPr>
+              <w:spacing w:before="0" w:after="0"/>
+              <w:jc w:val="center"/>
+            </w:pPr>
+            <w:r>
+              <w:rPr>
+                <w:rFonts w:ascii="Times New Roman" w:hAnsi="Times New Roman"/>
+                <w:sz w:val="22"/>
+              </w:rPr>
+              <w:t>Группа  С-21, С-22</w:t>
+            </w:r>
+          </w:p>
+        </w:tc>
+        <w:tc>
+          <w:tcPr>
+            <w:tcW w:type="dxa" w:w="2268"/>
+            <w:vAlign w:val="top"/>
+          </w:tcPr>
+          <w:p>
+            <w:pPr>
+              <w:spacing w:before="0" w:after="0"/>
+              <w:jc w:val="left"/>
+            </w:pPr>
+            <w:r>
+              <w:rPr>
+                <w:rFonts w:ascii="Times New Roman" w:hAnsi="Times New Roman"/>
+                <w:b w:val="0"/>
+                <w:sz w:val="20"/>
+              </w:rPr>
+              <w:t>Утверждаю</w:t>
+            </w:r>
+          </w:p>
+          <w:p>
+            <w:pPr>
+              <w:spacing w:before="0" w:after="0"/>
+              <w:jc w:val="left"/>
+            </w:pPr>
+            <w:r>
+              <w:rPr>
+                <w:rFonts w:ascii="Times New Roman" w:hAnsi="Times New Roman"/>
+                <w:b w:val="0"/>
+                <w:sz w:val="20"/>
+              </w:rPr>
+              <w:t>Зам. директора</w:t>
+            </w:r>
+          </w:p>
+          <w:p>
+            <w:pPr>
+              <w:spacing w:before="0" w:after="0"/>
+              <w:jc w:val="left"/>
+            </w:pPr>
+            <w:r>
+              <w:rPr>
+                <w:rFonts w:ascii="Times New Roman" w:hAnsi="Times New Roman"/>
+                <w:b w:val="0"/>
+                <w:sz w:val="20"/>
+              </w:rPr>
+              <w:t>по учебной работе</w:t>
+            </w:r>
+          </w:p>
+          <w:p>
+            <w:pPr>
+              <w:spacing w:before="0" w:after="0"/>
+              <w:jc w:val="left"/>
+            </w:pPr>
+            <w:r>
+              <w:rPr>
+                <w:rFonts w:ascii="Times New Roman" w:hAnsi="Times New Roman"/>
+                <w:b w:val="0"/>
+                <w:sz w:val="20"/>
+              </w:rPr>
+            </w:r>
+          </w:p>
+          <w:p>
+            <w:pPr>
+              <w:spacing w:before="0" w:after="0"/>
+              <w:jc w:val="left"/>
+            </w:pPr>
+            <w:r>
+              <w:rPr>
+                <w:rFonts w:ascii="Times New Roman" w:hAnsi="Times New Roman"/>
+                <w:b w:val="0"/>
+                <w:sz w:val="20"/>
+              </w:rPr>
+              <w:t>_____Т.В.Якимова</w:t>
+            </w:r>
+          </w:p>
+        </w:tc>
+      </w:tr>
+    </w:tbl>
+    <w:p>
+      <w:pPr>
+        <w:spacing w:before="0" w:after="0"/>
+      </w:pPr>
+    </w:p>
+    <w:p>
+      <w:pPr>
+        <w:spacing w:before="0" w:after="0"/>
+        <w:ind w:firstLine="709"/>
+        <w:jc w:val="both"/>
+      </w:pPr>
+      <w:r>
+        <w:rPr>
+          <w:rFonts w:ascii="Times New Roman" w:hAnsi="Times New Roman"/>
+          <w:b w:val="0"/>
+          <w:sz w:val="24"/>
+        </w:rPr>
+        <w:t>1. Системы автоматического управления: алгоритм и технические средства управления.</w:t>
+      </w:r>
+    </w:p>
+    <w:p>
+      <w:pPr>
+        <w:spacing w:before="0" w:after="0"/>
+        <w:ind w:firstLine="709"/>
+        <w:jc w:val="both"/>
+      </w:pPr>
+      <w:r>
+        <w:rPr>
+          <w:rFonts w:ascii="Times New Roman" w:hAnsi="Times New Roman"/>
+          <w:b w:val="0"/>
+          <w:sz w:val="24"/>
+        </w:rPr>
+        <w:t>2. Произвести наладку принципиальной электрической схемы управления нереверсивным асинхронным электродвигателем с учетом аппаратуры защиты от перегрузки на монтажном модуле согласно приведенной схеме.</w:t>
+      </w:r>
+    </w:p>
+    <w:p>
+      <w:pPr>
+        <w:spacing w:before="0" w:after="0"/>
+        <w:ind w:firstLine="709"/>
+        <w:jc w:val="both"/>
+      </w:pPr>
+      <w:r>
+        <w:rPr>
+          <w:rFonts w:ascii="Times New Roman" w:hAnsi="Times New Roman"/>
+          <w:b w:val="0"/>
+          <w:sz w:val="24"/>
+        </w:rPr>
+        <w:t>Правильность сборки схемы подтвердить подключением электродвигателя, работоспособность теплового реле проверить нажатием контрольной кнопки. Монтаж схемы выполнить в соответствии с правилами присоединения электрических проводок к приборам и средствам автоматизации.</w:t>
+      </w:r>
+    </w:p>
+    <w:p>
+      <w:pPr>
+        <w:spacing w:before="200" w:after="0"/>
+        <w:jc w:val="left"/>
+      </w:pPr>
+      <w:r>
+        <w:rPr>
+          <w:rFonts w:ascii="Times New Roman" w:hAnsi="Times New Roman"/>
+          <w:b w:val="0"/>
+          <w:sz w:val="24"/>
+        </w:rPr>
+        <w:t>Преподаватель: ______Бардаков Д.Н.</w:t>
+      </w:r>
+    </w:p>
+    <w:p>
+      <w:pPr>
+        <w:pageBreakBefore/>
+        <w:spacing w:before="0" w:after="0"/>
+      </w:pPr>
+    </w:p>
+    <w:tbl>
+      <w:tblPr>
+        <w:tblStyle w:val="TableGrid"/>
+        <w:tblW w:type="auto" w:w="0"/>
+        <w:jc w:val="center"/>
+        <w:tblLayout w:type="fixed"/>
+        <w:tblLook w:firstColumn="1" w:firstRow="1" w:lastColumn="0" w:lastRow="0" w:noHBand="0" w:noVBand="1" w:val="04A0"/>
+      </w:tblPr>
+      <w:tblGrid>
+        <w:gridCol w:w="2608"/>
+        <w:gridCol w:w="4932"/>
+        <w:gridCol w:w="2268"/>
+      </w:tblGrid>
+      <w:tr>
+        <w:tc>
+          <w:tcPr>
+            <w:tcW w:type="dxa" w:w="2608"/>
+            <w:vAlign w:val="top"/>
+          </w:tcPr>
+          <w:p>
+            <w:pPr>
+              <w:spacing w:before="0" w:after="0"/>
+              <w:jc w:val="left"/>
+            </w:pPr>
+            <w:r>
+              <w:rPr>
+                <w:rFonts w:ascii="Times New Roman" w:hAnsi="Times New Roman"/>
+                <w:b w:val="0"/>
+                <w:sz w:val="20"/>
+              </w:rPr>
+              <w:t>Рассмотрен цикловой</w:t>
+            </w:r>
+          </w:p>
+          <w:p>
+            <w:pPr>
+              <w:spacing w:before="0" w:after="0"/>
+              <w:jc w:val="left"/>
+            </w:pPr>
+            <w:r>
+              <w:rPr>
+                <w:rFonts w:ascii="Times New Roman" w:hAnsi="Times New Roman"/>
+                <w:b w:val="0"/>
+                <w:sz w:val="20"/>
+              </w:rPr>
+              <w:t>комиссией технических</w:t>
+            </w:r>
+          </w:p>
+          <w:p>
+            <w:pPr>
+              <w:spacing w:before="0" w:after="0"/>
+              <w:jc w:val="left"/>
+            </w:pPr>
+            <w:r>
+              <w:rPr>
+                <w:rFonts w:ascii="Times New Roman" w:hAnsi="Times New Roman"/>
+                <w:b w:val="0"/>
+                <w:sz w:val="20"/>
+              </w:rPr>
+              <w:t>дисциплин</w:t>
+            </w:r>
+          </w:p>
+          <w:p>
+            <w:pPr>
+              <w:spacing w:before="0" w:after="0"/>
+              <w:jc w:val="left"/>
+            </w:pPr>
+            <w:r>
+              <w:rPr>
+                <w:rFonts w:ascii="Times New Roman" w:hAnsi="Times New Roman"/>
+                <w:b w:val="0"/>
+                <w:sz w:val="20"/>
+              </w:rPr>
+              <w:t>Протокол №</w:t>
+            </w:r>
+          </w:p>
+          <w:p>
+            <w:pPr>
+              <w:spacing w:before="0" w:after="0"/>
+              <w:jc w:val="left"/>
+            </w:pPr>
+            <w:r>
+              <w:rPr>
+                <w:rFonts w:ascii="Times New Roman" w:hAnsi="Times New Roman"/>
+                <w:b w:val="0"/>
+                <w:sz w:val="20"/>
+              </w:rPr>
+              <w:t>«__»__________2026 г.</w:t>
+            </w:r>
+          </w:p>
+          <w:p>
+            <w:pPr>
+              <w:spacing w:before="0" w:after="0"/>
+              <w:jc w:val="left"/>
+            </w:pPr>
+            <w:r>
+              <w:rPr>
+                <w:rFonts w:ascii="Times New Roman" w:hAnsi="Times New Roman"/>
+                <w:b w:val="0"/>
+                <w:sz w:val="20"/>
+              </w:rPr>
+              <w:t>Председатель ___________</w:t>
+            </w:r>
+          </w:p>
+        </w:tc>
+        <w:tc>
+          <w:tcPr>
+            <w:tcW w:type="dxa" w:w="4932"/>
+            <w:vAlign w:val="top"/>
+          </w:tcPr>
+          <w:p>
+            <w:pPr>
+              <w:spacing w:before="0" w:after="0"/>
+              <w:jc w:val="center"/>
+            </w:pPr>
+            <w:r>
+              <w:rPr>
+                <w:rFonts w:ascii="Times New Roman" w:hAnsi="Times New Roman"/>
+                <w:b/>
+                <w:sz w:val="24"/>
+              </w:rPr>
+              <w:t>ЭКЗАМЕНАЦИОННЫЙ БИЛЕТ № 15</w:t>
+            </w:r>
+          </w:p>
+          <w:p>
+            <w:pPr>
+              <w:spacing w:before="0" w:after="0"/>
+              <w:jc w:val="center"/>
+            </w:pPr>
+            <w:r>
+              <w:rPr>
+                <w:rFonts w:ascii="Times New Roman" w:hAnsi="Times New Roman"/>
+                <w:sz w:val="22"/>
+              </w:rPr>
+              <w:t>«Ведение наладки, юстировки и сдача в эксплуатацию контрольно-измерительных приборов и электрических схем систем автоматики»</w:t>
+            </w:r>
+          </w:p>
+          <w:p>
+            <w:pPr>
+              <w:spacing w:before="0" w:after="0"/>
+              <w:jc w:val="center"/>
+            </w:pPr>
+            <w:r>
+              <w:rPr>
+                <w:rFonts w:ascii="Times New Roman" w:hAnsi="Times New Roman"/>
+                <w:sz w:val="22"/>
+              </w:rPr>
+              <w:t>Профессии: 15.01.37 Слесарь-наладчик контрольно-измерительных приборов и автоматики</w:t>
+            </w:r>
+          </w:p>
+          <w:p>
+            <w:pPr>
+              <w:spacing w:before="0" w:after="0"/>
+              <w:jc w:val="center"/>
+            </w:pPr>
+            <w:r>
+              <w:rPr>
+                <w:rFonts w:ascii="Times New Roman" w:hAnsi="Times New Roman"/>
+                <w:sz w:val="22"/>
+              </w:rPr>
+              <w:t>Группа  С-21, С-22</w:t>
+            </w:r>
+          </w:p>
+        </w:tc>
+        <w:tc>
+          <w:tcPr>
+            <w:tcW w:type="dxa" w:w="2268"/>
+            <w:vAlign w:val="top"/>
+          </w:tcPr>
+          <w:p>
+            <w:pPr>
+              <w:spacing w:before="0" w:after="0"/>
+              <w:jc w:val="left"/>
+            </w:pPr>
+            <w:r>
+              <w:rPr>
+                <w:rFonts w:ascii="Times New Roman" w:hAnsi="Times New Roman"/>
+                <w:b w:val="0"/>
+                <w:sz w:val="20"/>
+              </w:rPr>
+              <w:t>Утверждаю</w:t>
+            </w:r>
+          </w:p>
+          <w:p>
+            <w:pPr>
+              <w:spacing w:before="0" w:after="0"/>
+              <w:jc w:val="left"/>
+            </w:pPr>
+            <w:r>
+              <w:rPr>
+                <w:rFonts w:ascii="Times New Roman" w:hAnsi="Times New Roman"/>
+                <w:b w:val="0"/>
+                <w:sz w:val="20"/>
+              </w:rPr>
+              <w:t>Зам. директора</w:t>
+            </w:r>
+          </w:p>
+          <w:p>
+            <w:pPr>
+              <w:spacing w:before="0" w:after="0"/>
+              <w:jc w:val="left"/>
+            </w:pPr>
+            <w:r>
+              <w:rPr>
+                <w:rFonts w:ascii="Times New Roman" w:hAnsi="Times New Roman"/>
+                <w:b w:val="0"/>
+                <w:sz w:val="20"/>
+              </w:rPr>
+              <w:t>по учебной работе</w:t>
+            </w:r>
+          </w:p>
+          <w:p>
+            <w:pPr>
+              <w:spacing w:before="0" w:after="0"/>
+              <w:jc w:val="left"/>
+            </w:pPr>
+            <w:r>
+              <w:rPr>
+                <w:rFonts w:ascii="Times New Roman" w:hAnsi="Times New Roman"/>
+                <w:b w:val="0"/>
+                <w:sz w:val="20"/>
+              </w:rPr>
+            </w:r>
+          </w:p>
+          <w:p>
+            <w:pPr>
+              <w:spacing w:before="0" w:after="0"/>
+              <w:jc w:val="left"/>
+            </w:pPr>
+            <w:r>
+              <w:rPr>
+                <w:rFonts w:ascii="Times New Roman" w:hAnsi="Times New Roman"/>
+                <w:b w:val="0"/>
+                <w:sz w:val="20"/>
+              </w:rPr>
+              <w:t>_____Т.В.Якимова</w:t>
+            </w:r>
+          </w:p>
+        </w:tc>
+      </w:tr>
+    </w:tbl>
+    <w:p>
+      <w:pPr>
+        <w:spacing w:before="0" w:after="0"/>
+      </w:pPr>
+    </w:p>
+    <w:p>
+      <w:pPr>
+        <w:spacing w:before="0" w:after="0"/>
+        <w:ind w:firstLine="709"/>
+        <w:jc w:val="both"/>
+      </w:pPr>
+      <w:r>
+        <w:rPr>
+          <w:rFonts w:ascii="Times New Roman" w:hAnsi="Times New Roman"/>
+          <w:b w:val="0"/>
+          <w:sz w:val="24"/>
+        </w:rPr>
+        <w:t>1. Состав и конфигурация оборудования, аппаратура управления автоматическими линиями.</w:t>
+      </w:r>
+    </w:p>
+    <w:p>
+      <w:pPr>
+        <w:spacing w:before="0" w:after="0"/>
+        <w:ind w:firstLine="709"/>
+        <w:jc w:val="both"/>
+      </w:pPr>
+      <w:r>
+        <w:rPr>
+          <w:rFonts w:ascii="Times New Roman" w:hAnsi="Times New Roman"/>
+          <w:b w:val="0"/>
+          <w:sz w:val="24"/>
+        </w:rPr>
+        <w:t>2. Произвести наладку принципиальной электрической схемы управления нереверсивным асинхронным электродвигателем на монтажном модуле согласно приведенной схеме.</w:t>
+      </w:r>
+    </w:p>
+    <w:p>
+      <w:pPr>
+        <w:spacing w:before="0" w:after="0"/>
+        <w:ind w:firstLine="709"/>
+        <w:jc w:val="both"/>
+      </w:pPr>
+      <w:r>
+        <w:rPr>
+          <w:rFonts w:ascii="Times New Roman" w:hAnsi="Times New Roman"/>
+          <w:b w:val="0"/>
+          <w:sz w:val="24"/>
+        </w:rPr>
+        <w:t>Правильность сборки схемы подтвердить подключением электродвигателя. Монтаж схемы выполнить в соответствии с правилами присоединения электрических проводок к приборам и средствам автоматизации.</w:t>
+      </w:r>
+    </w:p>
+    <w:p>
+      <w:pPr>
+        <w:spacing w:before="200" w:after="0"/>
+        <w:jc w:val="left"/>
+      </w:pPr>
+      <w:r>
+        <w:rPr>
+          <w:rFonts w:ascii="Times New Roman" w:hAnsi="Times New Roman"/>
+          <w:b w:val="0"/>
+          <w:sz w:val="24"/>
+        </w:rPr>
+        <w:t>Преподаватель: ______Бардаков Д.Н.</w:t>
+      </w:r>
+    </w:p>
+    <w:p>
+      <w:pPr>
+        <w:pageBreakBefore/>
+        <w:spacing w:before="0" w:after="0"/>
+      </w:pPr>
+    </w:p>
+    <w:tbl>
+      <w:tblPr>
+        <w:tblStyle w:val="TableGrid"/>
+        <w:tblW w:type="auto" w:w="0"/>
+        <w:jc w:val="center"/>
+        <w:tblLayout w:type="fixed"/>
+        <w:tblLook w:firstColumn="1" w:firstRow="1" w:lastColumn="0" w:lastRow="0" w:noHBand="0" w:noVBand="1" w:val="04A0"/>
+      </w:tblPr>
+      <w:tblGrid>
+        <w:gridCol w:w="2608"/>
+        <w:gridCol w:w="4932"/>
+        <w:gridCol w:w="2268"/>
+      </w:tblGrid>
+      <w:tr>
+        <w:tc>
+          <w:tcPr>
+            <w:tcW w:type="dxa" w:w="2608"/>
+            <w:vAlign w:val="top"/>
+          </w:tcPr>
+          <w:p>
+            <w:pPr>
+              <w:spacing w:before="0" w:after="0"/>
+              <w:jc w:val="left"/>
+            </w:pPr>
+            <w:r>
+              <w:rPr>
+                <w:rFonts w:ascii="Times New Roman" w:hAnsi="Times New Roman"/>
+                <w:b w:val="0"/>
+                <w:sz w:val="20"/>
+              </w:rPr>
+              <w:t>Рассмотрен цикловой</w:t>
+            </w:r>
+          </w:p>
+          <w:p>
+            <w:pPr>
+              <w:spacing w:before="0" w:after="0"/>
+              <w:jc w:val="left"/>
+            </w:pPr>
+            <w:r>
+              <w:rPr>
+                <w:rFonts w:ascii="Times New Roman" w:hAnsi="Times New Roman"/>
+                <w:b w:val="0"/>
+                <w:sz w:val="20"/>
+              </w:rPr>
+              <w:t>комиссией технических</w:t>
+            </w:r>
+          </w:p>
+          <w:p>
+            <w:pPr>
+              <w:spacing w:before="0" w:after="0"/>
+              <w:jc w:val="left"/>
+            </w:pPr>
+            <w:r>
+              <w:rPr>
+                <w:rFonts w:ascii="Times New Roman" w:hAnsi="Times New Roman"/>
+                <w:b w:val="0"/>
+                <w:sz w:val="20"/>
+              </w:rPr>
+              <w:t>дисциплин</w:t>
+            </w:r>
+          </w:p>
+          <w:p>
+            <w:pPr>
+              <w:spacing w:before="0" w:after="0"/>
+              <w:jc w:val="left"/>
+            </w:pPr>
+            <w:r>
+              <w:rPr>
+                <w:rFonts w:ascii="Times New Roman" w:hAnsi="Times New Roman"/>
+                <w:b w:val="0"/>
+                <w:sz w:val="20"/>
+              </w:rPr>
+              <w:t>Протокол №</w:t>
+            </w:r>
+          </w:p>
+          <w:p>
+            <w:pPr>
+              <w:spacing w:before="0" w:after="0"/>
+              <w:jc w:val="left"/>
+            </w:pPr>
+            <w:r>
+              <w:rPr>
+                <w:rFonts w:ascii="Times New Roman" w:hAnsi="Times New Roman"/>
+                <w:b w:val="0"/>
+                <w:sz w:val="20"/>
+              </w:rPr>
+              <w:t>«__»__________2026 г.</w:t>
+            </w:r>
+          </w:p>
+          <w:p>
+            <w:pPr>
+              <w:spacing w:before="0" w:after="0"/>
+              <w:jc w:val="left"/>
+            </w:pPr>
+            <w:r>
+              <w:rPr>
+                <w:rFonts w:ascii="Times New Roman" w:hAnsi="Times New Roman"/>
+                <w:b w:val="0"/>
+                <w:sz w:val="20"/>
+              </w:rPr>
+              <w:t>Председатель ___________</w:t>
+            </w:r>
+          </w:p>
+        </w:tc>
+        <w:tc>
+          <w:tcPr>
+            <w:tcW w:type="dxa" w:w="4932"/>
+            <w:vAlign w:val="top"/>
+          </w:tcPr>
+          <w:p>
+            <w:pPr>
+              <w:spacing w:before="0" w:after="0"/>
+              <w:jc w:val="center"/>
+            </w:pPr>
+            <w:r>
+              <w:rPr>
+                <w:rFonts w:ascii="Times New Roman" w:hAnsi="Times New Roman"/>
+                <w:b/>
+                <w:sz w:val="24"/>
+              </w:rPr>
+              <w:t>ЭКЗАМЕНАЦИОННЫЙ БИЛЕТ № 16</w:t>
+            </w:r>
+          </w:p>
+          <w:p>
+            <w:pPr>
+              <w:spacing w:before="0" w:after="0"/>
+              <w:jc w:val="center"/>
+            </w:pPr>
+            <w:r>
+              <w:rPr>
+                <w:rFonts w:ascii="Times New Roman" w:hAnsi="Times New Roman"/>
+                <w:sz w:val="22"/>
+              </w:rPr>
+              <w:t>«Ведение наладки, юстировки и сдача в эксплуатацию контрольно-измерительных приборов и электрических схем систем автоматики»</w:t>
+            </w:r>
+          </w:p>
+          <w:p>
+            <w:pPr>
+              <w:spacing w:before="0" w:after="0"/>
+              <w:jc w:val="center"/>
+            </w:pPr>
+            <w:r>
+              <w:rPr>
+                <w:rFonts w:ascii="Times New Roman" w:hAnsi="Times New Roman"/>
+                <w:sz w:val="22"/>
+              </w:rPr>
+              <w:t>Профессии: 15.01.37 Слесарь-наладчик контрольно-измерительных приборов и автоматики</w:t>
+            </w:r>
+          </w:p>
+          <w:p>
+            <w:pPr>
+              <w:spacing w:before="0" w:after="0"/>
+              <w:jc w:val="center"/>
+            </w:pPr>
+            <w:r>
+              <w:rPr>
+                <w:rFonts w:ascii="Times New Roman" w:hAnsi="Times New Roman"/>
+                <w:sz w:val="22"/>
+              </w:rPr>
+              <w:t>Группа  С-21, С-22</w:t>
+            </w:r>
+          </w:p>
+        </w:tc>
+        <w:tc>
+          <w:tcPr>
+            <w:tcW w:type="dxa" w:w="2268"/>
+            <w:vAlign w:val="top"/>
+          </w:tcPr>
+          <w:p>
+            <w:pPr>
+              <w:spacing w:before="0" w:after="0"/>
+              <w:jc w:val="left"/>
+            </w:pPr>
+            <w:r>
+              <w:rPr>
+                <w:rFonts w:ascii="Times New Roman" w:hAnsi="Times New Roman"/>
+                <w:b w:val="0"/>
+                <w:sz w:val="20"/>
+              </w:rPr>
+              <w:t>Утверждаю</w:t>
+            </w:r>
+          </w:p>
+          <w:p>
+            <w:pPr>
+              <w:spacing w:before="0" w:after="0"/>
+              <w:jc w:val="left"/>
+            </w:pPr>
+            <w:r>
+              <w:rPr>
+                <w:rFonts w:ascii="Times New Roman" w:hAnsi="Times New Roman"/>
+                <w:b w:val="0"/>
+                <w:sz w:val="20"/>
+              </w:rPr>
+              <w:t>Зам. директора</w:t>
+            </w:r>
+          </w:p>
+          <w:p>
+            <w:pPr>
+              <w:spacing w:before="0" w:after="0"/>
+              <w:jc w:val="left"/>
+            </w:pPr>
+            <w:r>
+              <w:rPr>
+                <w:rFonts w:ascii="Times New Roman" w:hAnsi="Times New Roman"/>
+                <w:b w:val="0"/>
+                <w:sz w:val="20"/>
+              </w:rPr>
+              <w:t>по учебной работе</w:t>
+            </w:r>
+          </w:p>
+          <w:p>
+            <w:pPr>
+              <w:spacing w:before="0" w:after="0"/>
+              <w:jc w:val="left"/>
+            </w:pPr>
+            <w:r>
+              <w:rPr>
+                <w:rFonts w:ascii="Times New Roman" w:hAnsi="Times New Roman"/>
+                <w:b w:val="0"/>
+                <w:sz w:val="20"/>
+              </w:rPr>
+            </w:r>
+          </w:p>
+          <w:p>
+            <w:pPr>
+              <w:spacing w:before="0" w:after="0"/>
+              <w:jc w:val="left"/>
+            </w:pPr>
+            <w:r>
+              <w:rPr>
+                <w:rFonts w:ascii="Times New Roman" w:hAnsi="Times New Roman"/>
+                <w:b w:val="0"/>
+                <w:sz w:val="20"/>
+              </w:rPr>
+              <w:t>_____Т.В.Якимова</w:t>
+            </w:r>
+          </w:p>
+        </w:tc>
+      </w:tr>
+    </w:tbl>
+    <w:p>
+      <w:pPr>
+        <w:spacing w:before="0" w:after="0"/>
+      </w:pPr>
+    </w:p>
+    <w:p>
+      <w:pPr>
+        <w:spacing w:before="0" w:after="0"/>
+        <w:ind w:firstLine="709"/>
+        <w:jc w:val="both"/>
+      </w:pPr>
+      <w:r>
+        <w:rPr>
+          <w:rFonts w:ascii="Times New Roman" w:hAnsi="Times New Roman"/>
+          <w:b w:val="0"/>
+          <w:sz w:val="24"/>
+        </w:rPr>
+        <w:t>1. Системы автоматического регулирования: принципы регулирования.</w:t>
+      </w:r>
+    </w:p>
+    <w:p>
+      <w:pPr>
+        <w:spacing w:before="0" w:after="0"/>
+        <w:ind w:firstLine="709"/>
+        <w:jc w:val="both"/>
+      </w:pPr>
+      <w:r>
+        <w:rPr>
+          <w:rFonts w:ascii="Times New Roman" w:hAnsi="Times New Roman"/>
+          <w:b w:val="0"/>
+          <w:sz w:val="24"/>
+        </w:rPr>
+        <w:t>2. Произвести наладку принципиальной электрической схемы управления измерителя-регулятора ОВЕН ТРМ1 на монтажном модуле согласно приведенной схеме.</w:t>
+      </w:r>
+    </w:p>
+    <w:p>
+      <w:pPr>
+        <w:spacing w:before="0" w:after="0"/>
+        <w:ind w:firstLine="709"/>
+        <w:jc w:val="both"/>
+      </w:pPr>
+      <w:r>
+        <w:rPr>
+          <w:rFonts w:ascii="Times New Roman" w:hAnsi="Times New Roman"/>
+          <w:b w:val="0"/>
+          <w:sz w:val="24"/>
+        </w:rPr>
+        <w:t>Монтаж схемы выполнить в соответствии с правилами присоединения электрических проводок к приборам и средствам автоматизации.</w:t>
+      </w:r>
+    </w:p>
+    <w:p>
+      <w:pPr>
+        <w:spacing w:before="0" w:after="0"/>
+        <w:ind w:firstLine="709"/>
+        <w:jc w:val="both"/>
+      </w:pPr>
+      <w:r>
+        <w:rPr>
+          <w:rFonts w:ascii="Times New Roman" w:hAnsi="Times New Roman"/>
+          <w:b w:val="0"/>
+          <w:sz w:val="24"/>
+        </w:rPr>
+        <w:t>3. Выполнить настройку измерителя-регулятора ОВЕН ТРМ1 согласно приведенному алгоритму.</w:t>
+      </w:r>
+    </w:p>
+    <w:p>
+      <w:pPr>
+        <w:spacing w:before="200" w:after="0"/>
+        <w:jc w:val="left"/>
+      </w:pPr>
+      <w:r>
+        <w:rPr>
+          <w:rFonts w:ascii="Times New Roman" w:hAnsi="Times New Roman"/>
+          <w:b w:val="0"/>
+          <w:sz w:val="24"/>
+        </w:rPr>
+        <w:t>Преподаватель: ______Бардаков Д.Н.</w:t>
+      </w:r>
+    </w:p>
+    <w:p>
+      <w:pPr>
+        <w:pageBreakBefore/>
+        <w:spacing w:before="0" w:after="0"/>
+      </w:pPr>
+    </w:p>
+    <w:tbl>
+      <w:tblPr>
+        <w:tblStyle w:val="TableGrid"/>
+        <w:tblW w:type="auto" w:w="0"/>
+        <w:jc w:val="center"/>
+        <w:tblLayout w:type="fixed"/>
+        <w:tblLook w:firstColumn="1" w:firstRow="1" w:lastColumn="0" w:lastRow="0" w:noHBand="0" w:noVBand="1" w:val="04A0"/>
+      </w:tblPr>
+      <w:tblGrid>
+        <w:gridCol w:w="2608"/>
+        <w:gridCol w:w="4932"/>
+        <w:gridCol w:w="2268"/>
+      </w:tblGrid>
+      <w:tr>
+        <w:tc>
+          <w:tcPr>
+            <w:tcW w:type="dxa" w:w="2608"/>
+            <w:vAlign w:val="top"/>
+          </w:tcPr>
+          <w:p>
+            <w:pPr>
+              <w:spacing w:before="0" w:after="0"/>
+              <w:jc w:val="left"/>
+            </w:pPr>
+            <w:r>
+              <w:rPr>
+                <w:rFonts w:ascii="Times New Roman" w:hAnsi="Times New Roman"/>
+                <w:b w:val="0"/>
+                <w:sz w:val="20"/>
+              </w:rPr>
+              <w:t>Рассмотрен цикловой</w:t>
+            </w:r>
+          </w:p>
+          <w:p>
+            <w:pPr>
+              <w:spacing w:before="0" w:after="0"/>
+              <w:jc w:val="left"/>
+            </w:pPr>
+            <w:r>
+              <w:rPr>
+                <w:rFonts w:ascii="Times New Roman" w:hAnsi="Times New Roman"/>
+                <w:b w:val="0"/>
+                <w:sz w:val="20"/>
+              </w:rPr>
+              <w:t>комиссией технических</w:t>
+            </w:r>
+          </w:p>
+          <w:p>
+            <w:pPr>
+              <w:spacing w:before="0" w:after="0"/>
+              <w:jc w:val="left"/>
+            </w:pPr>
+            <w:r>
+              <w:rPr>
+                <w:rFonts w:ascii="Times New Roman" w:hAnsi="Times New Roman"/>
+                <w:b w:val="0"/>
+                <w:sz w:val="20"/>
+              </w:rPr>
+              <w:t>дисциплин</w:t>
+            </w:r>
+          </w:p>
+          <w:p>
+            <w:pPr>
+              <w:spacing w:before="0" w:after="0"/>
+              <w:jc w:val="left"/>
+            </w:pPr>
+            <w:r>
+              <w:rPr>
+                <w:rFonts w:ascii="Times New Roman" w:hAnsi="Times New Roman"/>
+                <w:b w:val="0"/>
+                <w:sz w:val="20"/>
+              </w:rPr>
+              <w:t>Протокол №</w:t>
+            </w:r>
+          </w:p>
+          <w:p>
+            <w:pPr>
+              <w:spacing w:before="0" w:after="0"/>
+              <w:jc w:val="left"/>
+            </w:pPr>
+            <w:r>
+              <w:rPr>
+                <w:rFonts w:ascii="Times New Roman" w:hAnsi="Times New Roman"/>
+                <w:b w:val="0"/>
+                <w:sz w:val="20"/>
+              </w:rPr>
+              <w:t>«__»__________2026 г.</w:t>
+            </w:r>
+          </w:p>
+          <w:p>
+            <w:pPr>
+              <w:spacing w:before="0" w:after="0"/>
+              <w:jc w:val="left"/>
+            </w:pPr>
+            <w:r>
+              <w:rPr>
+                <w:rFonts w:ascii="Times New Roman" w:hAnsi="Times New Roman"/>
+                <w:b w:val="0"/>
+                <w:sz w:val="20"/>
+              </w:rPr>
+              <w:t>Председатель ___________</w:t>
+            </w:r>
+          </w:p>
+        </w:tc>
+        <w:tc>
+          <w:tcPr>
+            <w:tcW w:type="dxa" w:w="4932"/>
+            <w:vAlign w:val="top"/>
+          </w:tcPr>
+          <w:p>
+            <w:pPr>
+              <w:spacing w:before="0" w:after="0"/>
+              <w:jc w:val="center"/>
+            </w:pPr>
+            <w:r>
+              <w:rPr>
+                <w:rFonts w:ascii="Times New Roman" w:hAnsi="Times New Roman"/>
+                <w:b/>
+                <w:sz w:val="24"/>
+              </w:rPr>
+              <w:t>ЭКЗАМЕНАЦИОННЫЙ БИЛЕТ № 17</w:t>
+            </w:r>
+          </w:p>
+          <w:p>
+            <w:pPr>
+              <w:spacing w:before="0" w:after="0"/>
+              <w:jc w:val="center"/>
+            </w:pPr>
+            <w:r>
+              <w:rPr>
+                <w:rFonts w:ascii="Times New Roman" w:hAnsi="Times New Roman"/>
+                <w:sz w:val="22"/>
+              </w:rPr>
+              <w:t>«Ведение наладки, юстировки и сдача в эксплуатацию контрольно-измерительных приборов и электрических схем систем автоматики»</w:t>
+            </w:r>
+          </w:p>
+          <w:p>
+            <w:pPr>
+              <w:spacing w:before="0" w:after="0"/>
+              <w:jc w:val="center"/>
+            </w:pPr>
+            <w:r>
+              <w:rPr>
+                <w:rFonts w:ascii="Times New Roman" w:hAnsi="Times New Roman"/>
+                <w:sz w:val="22"/>
+              </w:rPr>
+              <w:t>Профессии: 15.01.37 Слесарь-наладчик контрольно-измерительных приборов и автоматики</w:t>
+            </w:r>
+          </w:p>
+          <w:p>
+            <w:pPr>
+              <w:spacing w:before="0" w:after="0"/>
+              <w:jc w:val="center"/>
+            </w:pPr>
+            <w:r>
+              <w:rPr>
+                <w:rFonts w:ascii="Times New Roman" w:hAnsi="Times New Roman"/>
+                <w:sz w:val="22"/>
+              </w:rPr>
+              <w:t>Группа  С-21, С-22</w:t>
+            </w:r>
+          </w:p>
+        </w:tc>
+        <w:tc>
+          <w:tcPr>
+            <w:tcW w:type="dxa" w:w="2268"/>
+            <w:vAlign w:val="top"/>
+          </w:tcPr>
+          <w:p>
+            <w:pPr>
+              <w:spacing w:before="0" w:after="0"/>
+              <w:jc w:val="left"/>
+            </w:pPr>
+            <w:r>
+              <w:rPr>
+                <w:rFonts w:ascii="Times New Roman" w:hAnsi="Times New Roman"/>
+                <w:b w:val="0"/>
+                <w:sz w:val="20"/>
+              </w:rPr>
+              <w:t>Утверждаю</w:t>
+            </w:r>
+          </w:p>
+          <w:p>
+            <w:pPr>
+              <w:spacing w:before="0" w:after="0"/>
+              <w:jc w:val="left"/>
+            </w:pPr>
+            <w:r>
+              <w:rPr>
+                <w:rFonts w:ascii="Times New Roman" w:hAnsi="Times New Roman"/>
+                <w:b w:val="0"/>
+                <w:sz w:val="20"/>
+              </w:rPr>
+              <w:t>Зам. директора</w:t>
+            </w:r>
+          </w:p>
+          <w:p>
+            <w:pPr>
+              <w:spacing w:before="0" w:after="0"/>
+              <w:jc w:val="left"/>
+            </w:pPr>
+            <w:r>
+              <w:rPr>
+                <w:rFonts w:ascii="Times New Roman" w:hAnsi="Times New Roman"/>
+                <w:b w:val="0"/>
+                <w:sz w:val="20"/>
+              </w:rPr>
+              <w:t>по учебной работе</w:t>
+            </w:r>
+          </w:p>
+          <w:p>
+            <w:pPr>
+              <w:spacing w:before="0" w:after="0"/>
+              <w:jc w:val="left"/>
+            </w:pPr>
+            <w:r>
+              <w:rPr>
+                <w:rFonts w:ascii="Times New Roman" w:hAnsi="Times New Roman"/>
+                <w:b w:val="0"/>
+                <w:sz w:val="20"/>
+              </w:rPr>
+            </w:r>
+          </w:p>
+          <w:p>
+            <w:pPr>
+              <w:spacing w:before="0" w:after="0"/>
+              <w:jc w:val="left"/>
+            </w:pPr>
+            <w:r>
+              <w:rPr>
+                <w:rFonts w:ascii="Times New Roman" w:hAnsi="Times New Roman"/>
+                <w:b w:val="0"/>
+                <w:sz w:val="20"/>
+              </w:rPr>
+              <w:t>_____Т.В.Якимова</w:t>
+            </w:r>
+          </w:p>
+        </w:tc>
+      </w:tr>
+    </w:tbl>
+    <w:p>
+      <w:pPr>
+        <w:spacing w:before="0" w:after="0"/>
+      </w:pPr>
+    </w:p>
+    <w:p>
+      <w:pPr>
+        <w:spacing w:before="0" w:after="0"/>
+        <w:ind w:firstLine="709"/>
+        <w:jc w:val="both"/>
+      </w:pPr>
+      <w:r>
+        <w:rPr>
+          <w:rFonts w:ascii="Times New Roman" w:hAnsi="Times New Roman"/>
+          <w:b w:val="0"/>
+          <w:sz w:val="24"/>
+        </w:rPr>
+        <w:t>1. Классификация автоматических станочных систем; эксплуатационные характеристики.</w:t>
+      </w:r>
+    </w:p>
+    <w:p>
+      <w:pPr>
+        <w:spacing w:before="0" w:after="0"/>
+        <w:ind w:firstLine="709"/>
+        <w:jc w:val="both"/>
+      </w:pPr>
+      <w:r>
+        <w:rPr>
+          <w:rFonts w:ascii="Times New Roman" w:hAnsi="Times New Roman"/>
+          <w:b w:val="0"/>
+          <w:sz w:val="24"/>
+        </w:rPr>
+        <w:t>2. Произвести наладку принципиальной электрической схемы звуковой сигнализации на монтажном модуле согласно приведенной схеме.</w:t>
+      </w:r>
+    </w:p>
+    <w:p>
+      <w:pPr>
+        <w:spacing w:before="0" w:after="0"/>
+        <w:ind w:firstLine="709"/>
+        <w:jc w:val="both"/>
+      </w:pPr>
+      <w:r>
+        <w:rPr>
+          <w:rFonts w:ascii="Times New Roman" w:hAnsi="Times New Roman"/>
+          <w:b w:val="0"/>
+          <w:sz w:val="24"/>
+        </w:rPr>
+        <w:t>Монтаж схемы выполнить в соответствии с правилами присоединения электрических проводок к приборам и средствам автоматизации.</w:t>
+      </w:r>
+    </w:p>
+    <w:p>
+      <w:pPr>
+        <w:spacing w:before="0" w:after="0"/>
+        <w:ind w:firstLine="709"/>
+        <w:jc w:val="both"/>
+      </w:pPr>
+      <w:r>
+        <w:rPr>
+          <w:rFonts w:ascii="Times New Roman" w:hAnsi="Times New Roman"/>
+          <w:b w:val="0"/>
+          <w:sz w:val="24"/>
+        </w:rPr>
+        <w:t>3. Подать питание на схему. Нажатием на кнопку SB1 снять звуковой сигнал.</w:t>
+      </w:r>
+    </w:p>
+    <w:p>
+      <w:pPr>
+        <w:spacing w:before="200" w:after="0"/>
+        <w:jc w:val="left"/>
+      </w:pPr>
+      <w:r>
+        <w:rPr>
+          <w:rFonts w:ascii="Times New Roman" w:hAnsi="Times New Roman"/>
+          <w:b w:val="0"/>
+          <w:sz w:val="24"/>
+        </w:rPr>
+        <w:t>Преподаватель: ______Бардаков Д.Н.</w:t>
+      </w:r>
+    </w:p>
+    <w:p>
+      <w:pPr>
+        <w:pageBreakBefore/>
+        <w:spacing w:before="0" w:after="0"/>
+      </w:pPr>
+    </w:p>
+    <w:tbl>
+      <w:tblPr>
+        <w:tblStyle w:val="TableGrid"/>
+        <w:tblW w:type="auto" w:w="0"/>
+        <w:jc w:val="center"/>
+        <w:tblLayout w:type="fixed"/>
+        <w:tblLook w:firstColumn="1" w:firstRow="1" w:lastColumn="0" w:lastRow="0" w:noHBand="0" w:noVBand="1" w:val="04A0"/>
+      </w:tblPr>
+      <w:tblGrid>
+        <w:gridCol w:w="2608"/>
+        <w:gridCol w:w="4932"/>
+        <w:gridCol w:w="2268"/>
+      </w:tblGrid>
+      <w:tr>
+        <w:tc>
+          <w:tcPr>
+            <w:tcW w:type="dxa" w:w="2608"/>
+            <w:vAlign w:val="top"/>
+          </w:tcPr>
+          <w:p>
+            <w:pPr>
+              <w:spacing w:before="0" w:after="0"/>
+              <w:jc w:val="left"/>
+            </w:pPr>
+            <w:r>
+              <w:rPr>
+                <w:rFonts w:ascii="Times New Roman" w:hAnsi="Times New Roman"/>
+                <w:b w:val="0"/>
+                <w:sz w:val="20"/>
+              </w:rPr>
+              <w:t>Рассмотрен цикловой</w:t>
+            </w:r>
+          </w:p>
+          <w:p>
+            <w:pPr>
+              <w:spacing w:before="0" w:after="0"/>
+              <w:jc w:val="left"/>
+            </w:pPr>
+            <w:r>
+              <w:rPr>
+                <w:rFonts w:ascii="Times New Roman" w:hAnsi="Times New Roman"/>
+                <w:b w:val="0"/>
+                <w:sz w:val="20"/>
+              </w:rPr>
+              <w:t>комиссией технических</w:t>
+            </w:r>
+          </w:p>
+          <w:p>
+            <w:pPr>
+              <w:spacing w:before="0" w:after="0"/>
+              <w:jc w:val="left"/>
+            </w:pPr>
+            <w:r>
+              <w:rPr>
+                <w:rFonts w:ascii="Times New Roman" w:hAnsi="Times New Roman"/>
+                <w:b w:val="0"/>
+                <w:sz w:val="20"/>
+              </w:rPr>
+              <w:t>дисциплин</w:t>
+            </w:r>
+          </w:p>
+          <w:p>
+            <w:pPr>
+              <w:spacing w:before="0" w:after="0"/>
+              <w:jc w:val="left"/>
+            </w:pPr>
+            <w:r>
+              <w:rPr>
+                <w:rFonts w:ascii="Times New Roman" w:hAnsi="Times New Roman"/>
+                <w:b w:val="0"/>
+                <w:sz w:val="20"/>
+              </w:rPr>
+              <w:t>Протокол №</w:t>
+            </w:r>
+          </w:p>
+          <w:p>
+            <w:pPr>
+              <w:spacing w:before="0" w:after="0"/>
+              <w:jc w:val="left"/>
+            </w:pPr>
+            <w:r>
+              <w:rPr>
+                <w:rFonts w:ascii="Times New Roman" w:hAnsi="Times New Roman"/>
+                <w:b w:val="0"/>
+                <w:sz w:val="20"/>
+              </w:rPr>
+              <w:t>«__»__________2026 г.</w:t>
+            </w:r>
+          </w:p>
+          <w:p>
+            <w:pPr>
+              <w:spacing w:before="0" w:after="0"/>
+              <w:jc w:val="left"/>
+            </w:pPr>
+            <w:r>
+              <w:rPr>
+                <w:rFonts w:ascii="Times New Roman" w:hAnsi="Times New Roman"/>
+                <w:b w:val="0"/>
+                <w:sz w:val="20"/>
+              </w:rPr>
+              <w:t>Председатель ___________</w:t>
+            </w:r>
+          </w:p>
+        </w:tc>
+        <w:tc>
+          <w:tcPr>
+            <w:tcW w:type="dxa" w:w="4932"/>
+            <w:vAlign w:val="top"/>
+          </w:tcPr>
+          <w:p>
+            <w:pPr>
+              <w:spacing w:before="0" w:after="0"/>
+              <w:jc w:val="center"/>
+            </w:pPr>
+            <w:r>
+              <w:rPr>
+                <w:rFonts w:ascii="Times New Roman" w:hAnsi="Times New Roman"/>
+                <w:b/>
+                <w:sz w:val="24"/>
+              </w:rPr>
+              <w:t>ЭКЗАМЕНАЦИОННЫЙ БИЛЕТ № 18</w:t>
+            </w:r>
+          </w:p>
+          <w:p>
+            <w:pPr>
+              <w:spacing w:before="0" w:after="0"/>
+              <w:jc w:val="center"/>
+            </w:pPr>
+            <w:r>
+              <w:rPr>
+                <w:rFonts w:ascii="Times New Roman" w:hAnsi="Times New Roman"/>
+                <w:sz w:val="22"/>
+              </w:rPr>
+              <w:t>«Ведение наладки, юстировки и сдача в эксплуатацию контрольно-измерительных приборов и электрических схем систем автоматики»</w:t>
+            </w:r>
+          </w:p>
+          <w:p>
+            <w:pPr>
+              <w:spacing w:before="0" w:after="0"/>
+              <w:jc w:val="center"/>
+            </w:pPr>
+            <w:r>
+              <w:rPr>
+                <w:rFonts w:ascii="Times New Roman" w:hAnsi="Times New Roman"/>
+                <w:sz w:val="22"/>
+              </w:rPr>
+              <w:t>Профессии: 15.01.37 Слесарь-наладчик контрольно-измерительных приборов и автоматики</w:t>
+            </w:r>
+          </w:p>
+          <w:p>
+            <w:pPr>
+              <w:spacing w:before="0" w:after="0"/>
+              <w:jc w:val="center"/>
+            </w:pPr>
+            <w:r>
+              <w:rPr>
+                <w:rFonts w:ascii="Times New Roman" w:hAnsi="Times New Roman"/>
+                <w:sz w:val="22"/>
+              </w:rPr>
+              <w:t>Группа  С-21, С-22</w:t>
+            </w:r>
+          </w:p>
+        </w:tc>
+        <w:tc>
+          <w:tcPr>
+            <w:tcW w:type="dxa" w:w="2268"/>
+            <w:vAlign w:val="top"/>
+          </w:tcPr>
+          <w:p>
+            <w:pPr>
+              <w:spacing w:before="0" w:after="0"/>
+              <w:jc w:val="left"/>
+            </w:pPr>
+            <w:r>
+              <w:rPr>
+                <w:rFonts w:ascii="Times New Roman" w:hAnsi="Times New Roman"/>
+                <w:b w:val="0"/>
+                <w:sz w:val="20"/>
+              </w:rPr>
+              <w:t>Утверждаю</w:t>
+            </w:r>
+          </w:p>
+          <w:p>
+            <w:pPr>
+              <w:spacing w:before="0" w:after="0"/>
+              <w:jc w:val="left"/>
+            </w:pPr>
+            <w:r>
+              <w:rPr>
+                <w:rFonts w:ascii="Times New Roman" w:hAnsi="Times New Roman"/>
+                <w:b w:val="0"/>
+                <w:sz w:val="20"/>
+              </w:rPr>
+              <w:t>Зам. директора</w:t>
+            </w:r>
+          </w:p>
+          <w:p>
+            <w:pPr>
+              <w:spacing w:before="0" w:after="0"/>
+              <w:jc w:val="left"/>
+            </w:pPr>
+            <w:r>
+              <w:rPr>
+                <w:rFonts w:ascii="Times New Roman" w:hAnsi="Times New Roman"/>
+                <w:b w:val="0"/>
+                <w:sz w:val="20"/>
+              </w:rPr>
+              <w:t>по учебной работе</w:t>
+            </w:r>
+          </w:p>
+          <w:p>
+            <w:pPr>
+              <w:spacing w:before="0" w:after="0"/>
+              <w:jc w:val="left"/>
+            </w:pPr>
+            <w:r>
+              <w:rPr>
+                <w:rFonts w:ascii="Times New Roman" w:hAnsi="Times New Roman"/>
+                <w:b w:val="0"/>
+                <w:sz w:val="20"/>
+              </w:rPr>
+            </w:r>
+          </w:p>
+          <w:p>
+            <w:pPr>
+              <w:spacing w:before="0" w:after="0"/>
+              <w:jc w:val="left"/>
+            </w:pPr>
+            <w:r>
+              <w:rPr>
+                <w:rFonts w:ascii="Times New Roman" w:hAnsi="Times New Roman"/>
+                <w:b w:val="0"/>
+                <w:sz w:val="20"/>
+              </w:rPr>
+              <w:t>_____Т.В.Якимова</w:t>
+            </w:r>
+          </w:p>
+        </w:tc>
+      </w:tr>
+    </w:tbl>
+    <w:p>
+      <w:pPr>
+        <w:spacing w:before="0" w:after="0"/>
+      </w:pPr>
+    </w:p>
+    <w:p>
+      <w:pPr>
+        <w:spacing w:before="0" w:after="0"/>
+        <w:ind w:firstLine="709"/>
+        <w:jc w:val="both"/>
+      </w:pPr>
+      <w:r>
+        <w:rPr>
+          <w:rFonts w:ascii="Times New Roman" w:hAnsi="Times New Roman"/>
+          <w:b w:val="0"/>
+          <w:sz w:val="24"/>
+        </w:rPr>
+        <w:t>1. Устойчивость систем автоматического регулирования.</w:t>
+      </w:r>
+    </w:p>
+    <w:p>
+      <w:pPr>
+        <w:spacing w:before="0" w:after="0"/>
+        <w:ind w:firstLine="709"/>
+        <w:jc w:val="both"/>
+      </w:pPr>
+      <w:r>
+        <w:rPr>
+          <w:rFonts w:ascii="Times New Roman" w:hAnsi="Times New Roman"/>
+          <w:b w:val="0"/>
+          <w:sz w:val="24"/>
+        </w:rPr>
+        <w:t>2. Произвести наладку принципиальной электрической схемы технологической сигнализации на монтажном модуле согласно приведенной схеме.</w:t>
+      </w:r>
+    </w:p>
+    <w:p>
+      <w:pPr>
+        <w:spacing w:before="0" w:after="0"/>
+        <w:ind w:firstLine="709"/>
+        <w:jc w:val="both"/>
+      </w:pPr>
+      <w:r>
+        <w:rPr>
+          <w:rFonts w:ascii="Times New Roman" w:hAnsi="Times New Roman"/>
+          <w:b w:val="0"/>
+          <w:sz w:val="24"/>
+        </w:rPr>
+        <w:t>Монтаж схемы выполнить в соответствии с правилами присоединения электрических проводок к приборам и средствам автоматизации.</w:t>
+      </w:r>
+    </w:p>
+    <w:p>
+      <w:pPr>
+        <w:spacing w:before="0" w:after="0"/>
+        <w:ind w:firstLine="709"/>
+        <w:jc w:val="both"/>
+      </w:pPr>
+      <w:r>
+        <w:rPr>
+          <w:rFonts w:ascii="Times New Roman" w:hAnsi="Times New Roman"/>
+          <w:b w:val="0"/>
+          <w:sz w:val="24"/>
+        </w:rPr>
+        <w:t>3. Подать питание на схему. Продемонстрировать работу схемы при нажатии на кнопки SB1 и SB2.</w:t>
+      </w:r>
+    </w:p>
+    <w:p>
+      <w:pPr>
+        <w:spacing w:before="200" w:after="0"/>
+        <w:jc w:val="left"/>
+      </w:pPr>
+      <w:r>
+        <w:rPr>
+          <w:rFonts w:ascii="Times New Roman" w:hAnsi="Times New Roman"/>
+          <w:b w:val="0"/>
+          <w:sz w:val="24"/>
+        </w:rPr>
+        <w:t>Преподаватель: ______Бардаков Д.Н.</w:t>
+      </w:r>
+    </w:p>
+    <w:p>
+      <w:pPr>
+        <w:pageBreakBefore/>
+        <w:spacing w:before="0" w:after="0"/>
+      </w:pPr>
+    </w:p>
+    <w:tbl>
+      <w:tblPr>
+        <w:tblStyle w:val="TableGrid"/>
+        <w:tblW w:type="auto" w:w="0"/>
+        <w:jc w:val="center"/>
+        <w:tblLayout w:type="fixed"/>
+        <w:tblLook w:firstColumn="1" w:firstRow="1" w:lastColumn="0" w:lastRow="0" w:noHBand="0" w:noVBand="1" w:val="04A0"/>
+      </w:tblPr>
+      <w:tblGrid>
+        <w:gridCol w:w="2608"/>
+        <w:gridCol w:w="4932"/>
+        <w:gridCol w:w="2268"/>
+      </w:tblGrid>
+      <w:tr>
+        <w:tc>
+          <w:tcPr>
+            <w:tcW w:type="dxa" w:w="2608"/>
+            <w:vAlign w:val="top"/>
+          </w:tcPr>
+          <w:p>
+            <w:pPr>
+              <w:spacing w:before="0" w:after="0"/>
+              <w:jc w:val="left"/>
+            </w:pPr>
+            <w:r>
+              <w:rPr>
+                <w:rFonts w:ascii="Times New Roman" w:hAnsi="Times New Roman"/>
+                <w:b w:val="0"/>
+                <w:sz w:val="20"/>
+              </w:rPr>
+              <w:t>Рассмотрен цикловой</w:t>
+            </w:r>
+          </w:p>
+          <w:p>
+            <w:pPr>
+              <w:spacing w:before="0" w:after="0"/>
+              <w:jc w:val="left"/>
+            </w:pPr>
+            <w:r>
+              <w:rPr>
+                <w:rFonts w:ascii="Times New Roman" w:hAnsi="Times New Roman"/>
+                <w:b w:val="0"/>
+                <w:sz w:val="20"/>
+              </w:rPr>
+              <w:t>комиссией технических</w:t>
+            </w:r>
+          </w:p>
+          <w:p>
+            <w:pPr>
+              <w:spacing w:before="0" w:after="0"/>
+              <w:jc w:val="left"/>
+            </w:pPr>
+            <w:r>
+              <w:rPr>
+                <w:rFonts w:ascii="Times New Roman" w:hAnsi="Times New Roman"/>
+                <w:b w:val="0"/>
+                <w:sz w:val="20"/>
+              </w:rPr>
+              <w:t>дисциплин</w:t>
+            </w:r>
+          </w:p>
+          <w:p>
+            <w:pPr>
+              <w:spacing w:before="0" w:after="0"/>
+              <w:jc w:val="left"/>
+            </w:pPr>
+            <w:r>
+              <w:rPr>
+                <w:rFonts w:ascii="Times New Roman" w:hAnsi="Times New Roman"/>
+                <w:b w:val="0"/>
+                <w:sz w:val="20"/>
+              </w:rPr>
+              <w:t>Протокол №</w:t>
+            </w:r>
+          </w:p>
+          <w:p>
+            <w:pPr>
+              <w:spacing w:before="0" w:after="0"/>
+              <w:jc w:val="left"/>
+            </w:pPr>
+            <w:r>
+              <w:rPr>
+                <w:rFonts w:ascii="Times New Roman" w:hAnsi="Times New Roman"/>
+                <w:b w:val="0"/>
+                <w:sz w:val="20"/>
+              </w:rPr>
+              <w:t>«__»__________2026 г.</w:t>
+            </w:r>
+          </w:p>
+          <w:p>
+            <w:pPr>
+              <w:spacing w:before="0" w:after="0"/>
+              <w:jc w:val="left"/>
+            </w:pPr>
+            <w:r>
+              <w:rPr>
+                <w:rFonts w:ascii="Times New Roman" w:hAnsi="Times New Roman"/>
+                <w:b w:val="0"/>
+                <w:sz w:val="20"/>
+              </w:rPr>
+              <w:t>Председатель ___________</w:t>
+            </w:r>
+          </w:p>
+        </w:tc>
+        <w:tc>
+          <w:tcPr>
+            <w:tcW w:type="dxa" w:w="4932"/>
+            <w:vAlign w:val="top"/>
+          </w:tcPr>
+          <w:p>
+            <w:pPr>
+              <w:spacing w:before="0" w:after="0"/>
+              <w:jc w:val="center"/>
+            </w:pPr>
+            <w:r>
+              <w:rPr>
+                <w:rFonts w:ascii="Times New Roman" w:hAnsi="Times New Roman"/>
+                <w:b/>
+                <w:sz w:val="24"/>
+              </w:rPr>
+              <w:t>ЭКЗАМЕНАЦИОННЫЙ БИЛЕТ № 19</w:t>
+            </w:r>
+          </w:p>
+          <w:p>
+            <w:pPr>
+              <w:spacing w:before="0" w:after="0"/>
+              <w:jc w:val="center"/>
+            </w:pPr>
+            <w:r>
+              <w:rPr>
+                <w:rFonts w:ascii="Times New Roman" w:hAnsi="Times New Roman"/>
+                <w:sz w:val="22"/>
+              </w:rPr>
+              <w:t>«Ведение наладки, юстировки и сдача в эксплуатацию контрольно-измерительных приборов и электрических схем систем автоматики»</w:t>
+            </w:r>
+          </w:p>
+          <w:p>
+            <w:pPr>
+              <w:spacing w:before="0" w:after="0"/>
+              <w:jc w:val="center"/>
+            </w:pPr>
+            <w:r>
+              <w:rPr>
+                <w:rFonts w:ascii="Times New Roman" w:hAnsi="Times New Roman"/>
+                <w:sz w:val="22"/>
+              </w:rPr>
+              <w:t>Профессии: 15.01.37 Слесарь-наладчик контрольно-измерительных приборов и автоматики</w:t>
+            </w:r>
+          </w:p>
+          <w:p>
+            <w:pPr>
+              <w:spacing w:before="0" w:after="0"/>
+              <w:jc w:val="center"/>
+            </w:pPr>
+            <w:r>
+              <w:rPr>
+                <w:rFonts w:ascii="Times New Roman" w:hAnsi="Times New Roman"/>
+                <w:sz w:val="22"/>
+              </w:rPr>
+              <w:t>Группа  С-21, С-22</w:t>
+            </w:r>
+          </w:p>
+        </w:tc>
+        <w:tc>
+          <w:tcPr>
+            <w:tcW w:type="dxa" w:w="2268"/>
+            <w:vAlign w:val="top"/>
+          </w:tcPr>
+          <w:p>
+            <w:pPr>
+              <w:spacing w:before="0" w:after="0"/>
+              <w:jc w:val="left"/>
+            </w:pPr>
+            <w:r>
+              <w:rPr>
+                <w:rFonts w:ascii="Times New Roman" w:hAnsi="Times New Roman"/>
+                <w:b w:val="0"/>
+                <w:sz w:val="20"/>
+              </w:rPr>
+              <w:t>Утверждаю</w:t>
+            </w:r>
+          </w:p>
+          <w:p>
+            <w:pPr>
+              <w:spacing w:before="0" w:after="0"/>
+              <w:jc w:val="left"/>
+            </w:pPr>
+            <w:r>
+              <w:rPr>
+                <w:rFonts w:ascii="Times New Roman" w:hAnsi="Times New Roman"/>
+                <w:b w:val="0"/>
+                <w:sz w:val="20"/>
+              </w:rPr>
+              <w:t>Зам. Директора</w:t>
+            </w:r>
+          </w:p>
+          <w:p>
+            <w:pPr>
+              <w:spacing w:before="0" w:after="0"/>
+              <w:jc w:val="left"/>
+            </w:pPr>
+            <w:r>
+              <w:rPr>
+                <w:rFonts w:ascii="Times New Roman" w:hAnsi="Times New Roman"/>
+                <w:b w:val="0"/>
+                <w:sz w:val="20"/>
+              </w:rPr>
+              <w:t>по учебной работе</w:t>
+            </w:r>
+          </w:p>
+          <w:p>
+            <w:pPr>
+              <w:spacing w:before="0" w:after="0"/>
+              <w:jc w:val="left"/>
+            </w:pPr>
+            <w:r>
+              <w:rPr>
+                <w:rFonts w:ascii="Times New Roman" w:hAnsi="Times New Roman"/>
+                <w:b w:val="0"/>
+                <w:sz w:val="20"/>
+              </w:rPr>
+            </w:r>
+          </w:p>
+          <w:p>
+            <w:pPr>
+              <w:spacing w:before="0" w:after="0"/>
+              <w:jc w:val="left"/>
+            </w:pPr>
+            <w:r>
+              <w:rPr>
+                <w:rFonts w:ascii="Times New Roman" w:hAnsi="Times New Roman"/>
+                <w:b w:val="0"/>
+                <w:sz w:val="20"/>
+              </w:rPr>
+              <w:t>_____Т.В.Якимова</w:t>
+            </w:r>
+          </w:p>
+        </w:tc>
+      </w:tr>
+    </w:tbl>
+    <w:p>
+      <w:pPr>
+        <w:spacing w:before="0" w:after="0"/>
+      </w:pPr>
+    </w:p>
+    <w:p>
+      <w:pPr>
+        <w:spacing w:before="0" w:after="0"/>
+        <w:ind w:firstLine="709"/>
+        <w:jc w:val="both"/>
+      </w:pPr>
+      <w:r>
+        <w:rPr>
+          <w:rFonts w:ascii="Times New Roman" w:hAnsi="Times New Roman"/>
+          <w:b w:val="0"/>
+          <w:sz w:val="24"/>
+        </w:rPr>
+        <w:t>1. Гибкие автоматизированные производства и промышленные роботы: основные понятия и технические характеристики.</w:t>
+      </w:r>
+    </w:p>
+    <w:p>
+      <w:pPr>
+        <w:spacing w:before="0" w:after="0"/>
+        <w:ind w:firstLine="709"/>
+        <w:jc w:val="both"/>
+      </w:pPr>
+      <w:r>
+        <w:rPr>
+          <w:rFonts w:ascii="Times New Roman" w:hAnsi="Times New Roman"/>
+          <w:b w:val="0"/>
+          <w:sz w:val="24"/>
+        </w:rPr>
+        <w:t>2. Произвести наладку принципиальной электрической схемы автоматического ввода резерва на монтажном модуле согласно приведенной схеме.</w:t>
+      </w:r>
+    </w:p>
+    <w:p>
+      <w:pPr>
+        <w:spacing w:before="0" w:after="0"/>
+        <w:ind w:firstLine="709"/>
+        <w:jc w:val="both"/>
+      </w:pPr>
+      <w:r>
+        <w:rPr>
+          <w:rFonts w:ascii="Times New Roman" w:hAnsi="Times New Roman"/>
+          <w:b w:val="0"/>
+          <w:sz w:val="24"/>
+        </w:rPr>
+        <w:t>Монтаж схемы выполнить в соответствии с правилами присоединения электрических проводок к приборам и средствам автоматизации.</w:t>
+      </w:r>
+    </w:p>
+    <w:p>
+      <w:pPr>
+        <w:spacing w:before="200" w:after="0"/>
+        <w:jc w:val="left"/>
+      </w:pPr>
+      <w:r>
+        <w:rPr>
+          <w:rFonts w:ascii="Times New Roman" w:hAnsi="Times New Roman"/>
+          <w:b w:val="0"/>
+          <w:sz w:val="24"/>
+        </w:rPr>
+        <w:t>Преподаватель: ______Бардаков Д.Н.</w:t>
+      </w:r>
+    </w:p>
+    <w:p>
+      <w:pPr>
+        <w:pageBreakBefore/>
+        <w:spacing w:before="0" w:after="0"/>
+      </w:pPr>
+    </w:p>
+    <w:tbl>
+      <w:tblPr>
+        <w:tblStyle w:val="TableGrid"/>
+        <w:tblW w:type="auto" w:w="0"/>
+        <w:jc w:val="center"/>
+        <w:tblLayout w:type="fixed"/>
+        <w:tblLook w:firstColumn="1" w:firstRow="1" w:lastColumn="0" w:lastRow="0" w:noHBand="0" w:noVBand="1" w:val="04A0"/>
+      </w:tblPr>
+      <w:tblGrid>
+        <w:gridCol w:w="2608"/>
+        <w:gridCol w:w="4932"/>
+        <w:gridCol w:w="2268"/>
+      </w:tblGrid>
+      <w:tr>
+        <w:tc>
+          <w:tcPr>
+            <w:tcW w:type="dxa" w:w="2608"/>
+            <w:vAlign w:val="top"/>
+          </w:tcPr>
+          <w:p>
+            <w:pPr>
+              <w:spacing w:before="0" w:after="0"/>
+              <w:jc w:val="left"/>
+            </w:pPr>
+            <w:r>
+              <w:rPr>
+                <w:rFonts w:ascii="Times New Roman" w:hAnsi="Times New Roman"/>
+                <w:b w:val="0"/>
+                <w:sz w:val="20"/>
+              </w:rPr>
+              <w:t>Рассмотрен цикловой</w:t>
+            </w:r>
+          </w:p>
+          <w:p>
+            <w:pPr>
+              <w:spacing w:before="0" w:after="0"/>
+              <w:jc w:val="left"/>
+            </w:pPr>
+            <w:r>
+              <w:rPr>
+                <w:rFonts w:ascii="Times New Roman" w:hAnsi="Times New Roman"/>
+                <w:b w:val="0"/>
+                <w:sz w:val="20"/>
+              </w:rPr>
+              <w:t>комиссией технических</w:t>
+            </w:r>
+          </w:p>
+          <w:p>
+            <w:pPr>
+              <w:spacing w:before="0" w:after="0"/>
+              <w:jc w:val="left"/>
+            </w:pPr>
+            <w:r>
+              <w:rPr>
+                <w:rFonts w:ascii="Times New Roman" w:hAnsi="Times New Roman"/>
+                <w:b w:val="0"/>
+                <w:sz w:val="20"/>
+              </w:rPr>
+              <w:t>дисциплин</w:t>
+            </w:r>
+          </w:p>
+          <w:p>
+            <w:pPr>
+              <w:spacing w:before="0" w:after="0"/>
+              <w:jc w:val="left"/>
+            </w:pPr>
+            <w:r>
+              <w:rPr>
+                <w:rFonts w:ascii="Times New Roman" w:hAnsi="Times New Roman"/>
+                <w:b w:val="0"/>
+                <w:sz w:val="20"/>
+              </w:rPr>
+              <w:t>Протокол №</w:t>
+            </w:r>
+          </w:p>
+          <w:p>
+            <w:pPr>
+              <w:spacing w:before="0" w:after="0"/>
+              <w:jc w:val="left"/>
+            </w:pPr>
+            <w:r>
+              <w:rPr>
+                <w:rFonts w:ascii="Times New Roman" w:hAnsi="Times New Roman"/>
+                <w:b w:val="0"/>
+                <w:sz w:val="20"/>
+              </w:rPr>
+              <w:t>«__»__________2026 г.</w:t>
+            </w:r>
+          </w:p>
+          <w:p>
+            <w:pPr>
+              <w:spacing w:before="0" w:after="0"/>
+              <w:jc w:val="left"/>
+            </w:pPr>
+            <w:r>
+              <w:rPr>
+                <w:rFonts w:ascii="Times New Roman" w:hAnsi="Times New Roman"/>
+                <w:b w:val="0"/>
+                <w:sz w:val="20"/>
+              </w:rPr>
+              <w:t>Председатель ___________</w:t>
+            </w:r>
+          </w:p>
+        </w:tc>
+        <w:tc>
+          <w:tcPr>
+            <w:tcW w:type="dxa" w:w="4932"/>
+            <w:vAlign w:val="top"/>
+          </w:tcPr>
+          <w:p>
+            <w:pPr>
+              <w:spacing w:before="0" w:after="0"/>
+              <w:jc w:val="center"/>
+            </w:pPr>
+            <w:r>
+              <w:rPr>
+                <w:rFonts w:ascii="Times New Roman" w:hAnsi="Times New Roman"/>
+                <w:b/>
+                <w:sz w:val="24"/>
+              </w:rPr>
+              <w:t>ЭКЗАМЕНАЦИОННЫЙ БИЛЕТ № 20</w:t>
+            </w:r>
+          </w:p>
+          <w:p>
+            <w:pPr>
+              <w:spacing w:before="0" w:after="0"/>
+              <w:jc w:val="center"/>
+            </w:pPr>
+            <w:r>
+              <w:rPr>
+                <w:rFonts w:ascii="Times New Roman" w:hAnsi="Times New Roman"/>
+                <w:sz w:val="22"/>
+              </w:rPr>
+              <w:t>«Ведение наладки, юстировки и сдача в эксплуатацию контрольно-измерительных приборов и электрических схем систем автоматики»</w:t>
+            </w:r>
+          </w:p>
+          <w:p>
+            <w:pPr>
+              <w:spacing w:before="0" w:after="0"/>
+              <w:jc w:val="center"/>
+            </w:pPr>
+            <w:r>
+              <w:rPr>
+                <w:rFonts w:ascii="Times New Roman" w:hAnsi="Times New Roman"/>
+                <w:sz w:val="22"/>
+              </w:rPr>
+              <w:t>Профессии: 15.01.37 Слесарь-наладчик контрольно-измерительных приборов и автоматики</w:t>
+            </w:r>
+          </w:p>
+          <w:p>
+            <w:pPr>
+              <w:spacing w:before="0" w:after="0"/>
+              <w:jc w:val="center"/>
+            </w:pPr>
+            <w:r>
+              <w:rPr>
+                <w:rFonts w:ascii="Times New Roman" w:hAnsi="Times New Roman"/>
+                <w:sz w:val="22"/>
+              </w:rPr>
+              <w:t>Группа  С-21, С-22</w:t>
+            </w:r>
+          </w:p>
+        </w:tc>
+        <w:tc>
+          <w:tcPr>
+            <w:tcW w:type="dxa" w:w="2268"/>
+            <w:vAlign w:val="top"/>
+          </w:tcPr>
+          <w:p>
+            <w:pPr>
+              <w:spacing w:before="0" w:after="0"/>
+              <w:jc w:val="left"/>
+            </w:pPr>
+            <w:r>
+              <w:rPr>
+                <w:rFonts w:ascii="Times New Roman" w:hAnsi="Times New Roman"/>
+                <w:b w:val="0"/>
+                <w:sz w:val="20"/>
+              </w:rPr>
+              <w:t>Утверждаю</w:t>
+            </w:r>
+          </w:p>
+          <w:p>
+            <w:pPr>
+              <w:spacing w:before="0" w:after="0"/>
+              <w:jc w:val="left"/>
+            </w:pPr>
+            <w:r>
+              <w:rPr>
+                <w:rFonts w:ascii="Times New Roman" w:hAnsi="Times New Roman"/>
+                <w:b w:val="0"/>
+                <w:sz w:val="20"/>
+              </w:rPr>
+              <w:t>Зам. Директора</w:t>
+            </w:r>
+          </w:p>
+          <w:p>
+            <w:pPr>
+              <w:spacing w:before="0" w:after="0"/>
+              <w:jc w:val="left"/>
+            </w:pPr>
+            <w:r>
+              <w:rPr>
+                <w:rFonts w:ascii="Times New Roman" w:hAnsi="Times New Roman"/>
+                <w:b w:val="0"/>
+                <w:sz w:val="20"/>
+              </w:rPr>
+              <w:t>по учебной работе</w:t>
+            </w:r>
+          </w:p>
+          <w:p>
+            <w:pPr>
+              <w:spacing w:before="0" w:after="0"/>
+              <w:jc w:val="left"/>
+            </w:pPr>
+            <w:r>
+              <w:rPr>
+                <w:rFonts w:ascii="Times New Roman" w:hAnsi="Times New Roman"/>
+                <w:b w:val="0"/>
+                <w:sz w:val="20"/>
+              </w:rPr>
+            </w:r>
+          </w:p>
+          <w:p>
+            <w:pPr>
+              <w:spacing w:before="0" w:after="0"/>
+              <w:jc w:val="left"/>
+            </w:pPr>
+            <w:r>
+              <w:rPr>
+                <w:rFonts w:ascii="Times New Roman" w:hAnsi="Times New Roman"/>
+                <w:b w:val="0"/>
+                <w:sz w:val="20"/>
+              </w:rPr>
+              <w:t>_____Т.В.Якимова</w:t>
+            </w:r>
+          </w:p>
+        </w:tc>
+      </w:tr>
+    </w:tbl>
+    <w:p>
+      <w:pPr>
+        <w:spacing w:before="0" w:after="0"/>
+      </w:pPr>
+    </w:p>
+    <w:p>
+      <w:pPr>
+        <w:spacing w:before="0" w:after="0"/>
+        <w:ind w:firstLine="709"/>
+        <w:jc w:val="both"/>
+      </w:pPr>
+      <w:r>
+        <w:rPr>
+          <w:rFonts w:ascii="Times New Roman" w:hAnsi="Times New Roman"/>
+          <w:b w:val="0"/>
+          <w:sz w:val="24"/>
+        </w:rPr>
+        <w:t>1. Статические и динамические характеристики звеньев и систем.</w:t>
+      </w:r>
+    </w:p>
+    <w:p>
+      <w:pPr>
+        <w:spacing w:before="0" w:after="0"/>
+        <w:ind w:firstLine="709"/>
+        <w:jc w:val="both"/>
+      </w:pPr>
+      <w:r>
+        <w:rPr>
+          <w:rFonts w:ascii="Times New Roman" w:hAnsi="Times New Roman"/>
+          <w:b w:val="0"/>
+          <w:sz w:val="24"/>
+        </w:rPr>
+        <w:t>2. Произвести наладку электрической схемы управления исполнительным механизмом с приоритетного места управления.</w:t>
+      </w:r>
+    </w:p>
+    <w:p>
+      <w:pPr>
+        <w:spacing w:before="0" w:after="0"/>
+        <w:ind w:firstLine="709"/>
+        <w:jc w:val="both"/>
+      </w:pPr>
+      <w:r>
+        <w:rPr>
+          <w:rFonts w:ascii="Times New Roman" w:hAnsi="Times New Roman"/>
+          <w:b w:val="0"/>
+          <w:sz w:val="24"/>
+        </w:rPr>
+        <w:t>Правильность сборки схемы подтвердить подключением в сеть.</w:t>
+      </w:r>
+    </w:p>
+    <w:p>
+      <w:pPr>
+        <w:spacing w:before="0" w:after="0"/>
+        <w:ind w:firstLine="709"/>
+        <w:jc w:val="both"/>
+      </w:pPr>
+      <w:r>
+        <w:rPr>
+          <w:rFonts w:ascii="Times New Roman" w:hAnsi="Times New Roman"/>
+          <w:b w:val="0"/>
+          <w:sz w:val="24"/>
+        </w:rPr>
+        <w:t>Монтаж схемы выполнить в соответствии с правилами присоединения электрических проводок к приборам и средствам автоматизации.</w:t>
+      </w:r>
+    </w:p>
+    <w:p>
+      <w:pPr>
+        <w:spacing w:before="200" w:after="0"/>
+        <w:jc w:val="left"/>
+      </w:pPr>
+      <w:r>
+        <w:rPr>
+          <w:rFonts w:ascii="Times New Roman" w:hAnsi="Times New Roman"/>
+          <w:b w:val="0"/>
+          <w:sz w:val="24"/>
+        </w:rPr>
+        <w:t>Преподаватель: ______Бардаков Д.Н.</w:t>
+      </w:r>
+    </w:p>
+    <w:p>
+      <w:pPr>
+        <w:pageBreakBefore/>
+        <w:spacing w:before="0" w:after="0"/>
+      </w:pPr>
+    </w:p>
+    <w:tbl>
+      <w:tblPr>
+        <w:tblStyle w:val="TableGrid"/>
+        <w:tblW w:type="auto" w:w="0"/>
+        <w:jc w:val="center"/>
+        <w:tblLayout w:type="fixed"/>
+        <w:tblLook w:firstColumn="1" w:firstRow="1" w:lastColumn="0" w:lastRow="0" w:noHBand="0" w:noVBand="1" w:val="04A0"/>
+      </w:tblPr>
+      <w:tblGrid>
+        <w:gridCol w:w="2608"/>
+        <w:gridCol w:w="4932"/>
+        <w:gridCol w:w="2268"/>
+      </w:tblGrid>
+      <w:tr>
+        <w:tc>
+          <w:tcPr>
+            <w:tcW w:type="dxa" w:w="2608"/>
+            <w:vAlign w:val="top"/>
+          </w:tcPr>
+          <w:p>
+            <w:pPr>
+              <w:spacing w:before="0" w:after="0"/>
+              <w:jc w:val="left"/>
+            </w:pPr>
+            <w:r>
+              <w:rPr>
+                <w:rFonts w:ascii="Times New Roman" w:hAnsi="Times New Roman"/>
+                <w:b w:val="0"/>
+                <w:sz w:val="20"/>
+              </w:rPr>
+              <w:t>Рассмотрен цикловой</w:t>
+            </w:r>
+          </w:p>
+          <w:p>
+            <w:pPr>
+              <w:spacing w:before="0" w:after="0"/>
+              <w:jc w:val="left"/>
+            </w:pPr>
+            <w:r>
+              <w:rPr>
+                <w:rFonts w:ascii="Times New Roman" w:hAnsi="Times New Roman"/>
+                <w:b w:val="0"/>
+                <w:sz w:val="20"/>
+              </w:rPr>
+              <w:t>комиссией технических</w:t>
+            </w:r>
+          </w:p>
+          <w:p>
+            <w:pPr>
+              <w:spacing w:before="0" w:after="0"/>
+              <w:jc w:val="left"/>
+            </w:pPr>
+            <w:r>
+              <w:rPr>
+                <w:rFonts w:ascii="Times New Roman" w:hAnsi="Times New Roman"/>
+                <w:b w:val="0"/>
+                <w:sz w:val="20"/>
+              </w:rPr>
+              <w:t>дисциплин</w:t>
+            </w:r>
+          </w:p>
+          <w:p>
+            <w:pPr>
+              <w:spacing w:before="0" w:after="0"/>
+              <w:jc w:val="left"/>
+            </w:pPr>
+            <w:r>
+              <w:rPr>
+                <w:rFonts w:ascii="Times New Roman" w:hAnsi="Times New Roman"/>
+                <w:b w:val="0"/>
+                <w:sz w:val="20"/>
+              </w:rPr>
+              <w:t>Протокол №</w:t>
+            </w:r>
+          </w:p>
+          <w:p>
+            <w:pPr>
+              <w:spacing w:before="0" w:after="0"/>
+              <w:jc w:val="left"/>
+            </w:pPr>
+            <w:r>
+              <w:rPr>
+                <w:rFonts w:ascii="Times New Roman" w:hAnsi="Times New Roman"/>
+                <w:b w:val="0"/>
+                <w:sz w:val="20"/>
+              </w:rPr>
+              <w:t>«__»__________2026 г.</w:t>
+            </w:r>
+          </w:p>
+          <w:p>
+            <w:pPr>
+              <w:spacing w:before="0" w:after="0"/>
+              <w:jc w:val="left"/>
+            </w:pPr>
+            <w:r>
+              <w:rPr>
+                <w:rFonts w:ascii="Times New Roman" w:hAnsi="Times New Roman"/>
+                <w:b w:val="0"/>
+                <w:sz w:val="20"/>
+              </w:rPr>
+              <w:t>Председатель ___________</w:t>
+            </w:r>
+          </w:p>
+        </w:tc>
+        <w:tc>
+          <w:tcPr>
+            <w:tcW w:type="dxa" w:w="4932"/>
+            <w:vAlign w:val="top"/>
+          </w:tcPr>
+          <w:p>
+            <w:pPr>
+              <w:spacing w:before="0" w:after="0"/>
+              <w:jc w:val="center"/>
+            </w:pPr>
+            <w:r>
+              <w:rPr>
+                <w:rFonts w:ascii="Times New Roman" w:hAnsi="Times New Roman"/>
+                <w:b/>
+                <w:sz w:val="24"/>
+              </w:rPr>
+              <w:t>ЭКЗАМЕНАЦИОННЫЙ БИЛЕТ № 21</w:t>
+            </w:r>
+          </w:p>
+          <w:p>
+            <w:pPr>
+              <w:spacing w:before="0" w:after="0"/>
+              <w:jc w:val="center"/>
+            </w:pPr>
+            <w:r>
+              <w:rPr>
+                <w:rFonts w:ascii="Times New Roman" w:hAnsi="Times New Roman"/>
+                <w:sz w:val="22"/>
+              </w:rPr>
+              <w:t>«Ведение наладки, юстировки и сдача в эксплуатацию контрольно-измерительных приборов и электрических схем систем автоматики»</w:t>
+            </w:r>
+          </w:p>
+          <w:p>
+            <w:pPr>
+              <w:spacing w:before="0" w:after="0"/>
+              <w:jc w:val="center"/>
+            </w:pPr>
+            <w:r>
+              <w:rPr>
+                <w:rFonts w:ascii="Times New Roman" w:hAnsi="Times New Roman"/>
+                <w:sz w:val="22"/>
+              </w:rPr>
+              <w:t>Профессии: 15.01.37 Слесарь-наладчик контрольно-измерительных приборов и автоматики</w:t>
+            </w:r>
+          </w:p>
+          <w:p>
+            <w:pPr>
+              <w:spacing w:before="0" w:after="0"/>
+              <w:jc w:val="center"/>
+            </w:pPr>
+            <w:r>
+              <w:rPr>
+                <w:rFonts w:ascii="Times New Roman" w:hAnsi="Times New Roman"/>
+                <w:sz w:val="22"/>
+              </w:rPr>
+              <w:t>Группа  С-21, С-22</w:t>
+            </w:r>
+          </w:p>
+        </w:tc>
+        <w:tc>
+          <w:tcPr>
+            <w:tcW w:type="dxa" w:w="2268"/>
+            <w:vAlign w:val="top"/>
+          </w:tcPr>
+          <w:p>
+            <w:pPr>
+              <w:spacing w:before="0" w:after="0"/>
+              <w:jc w:val="left"/>
+            </w:pPr>
+            <w:r>
+              <w:rPr>
+                <w:rFonts w:ascii="Times New Roman" w:hAnsi="Times New Roman"/>
+                <w:b w:val="0"/>
+                <w:sz w:val="20"/>
+              </w:rPr>
+              <w:t>Утверждаю</w:t>
+            </w:r>
+          </w:p>
+          <w:p>
+            <w:pPr>
+              <w:spacing w:before="0" w:after="0"/>
+              <w:jc w:val="left"/>
+            </w:pPr>
+            <w:r>
+              <w:rPr>
+                <w:rFonts w:ascii="Times New Roman" w:hAnsi="Times New Roman"/>
+                <w:b w:val="0"/>
+                <w:sz w:val="20"/>
+              </w:rPr>
+              <w:t>Зам. Директора</w:t>
+            </w:r>
+          </w:p>
+          <w:p>
+            <w:pPr>
+              <w:spacing w:before="0" w:after="0"/>
+              <w:jc w:val="left"/>
+            </w:pPr>
+            <w:r>
+              <w:rPr>
+                <w:rFonts w:ascii="Times New Roman" w:hAnsi="Times New Roman"/>
+                <w:b w:val="0"/>
+                <w:sz w:val="20"/>
+              </w:rPr>
+              <w:t>по учебной работе</w:t>
+            </w:r>
+          </w:p>
+          <w:p>
+            <w:pPr>
+              <w:spacing w:before="0" w:after="0"/>
+              <w:jc w:val="left"/>
+            </w:pPr>
+            <w:r>
+              <w:rPr>
+                <w:rFonts w:ascii="Times New Roman" w:hAnsi="Times New Roman"/>
+                <w:b w:val="0"/>
+                <w:sz w:val="20"/>
+              </w:rPr>
+            </w:r>
+          </w:p>
+          <w:p>
+            <w:pPr>
+              <w:spacing w:before="0" w:after="0"/>
+              <w:jc w:val="left"/>
+            </w:pPr>
+            <w:r>
+              <w:rPr>
+                <w:rFonts w:ascii="Times New Roman" w:hAnsi="Times New Roman"/>
+                <w:b w:val="0"/>
+                <w:sz w:val="20"/>
+              </w:rPr>
+              <w:t>_____Т.В.Якимова</w:t>
+            </w:r>
+          </w:p>
+        </w:tc>
+      </w:tr>
+    </w:tbl>
+    <w:p>
+      <w:pPr>
+        <w:spacing w:before="0" w:after="0"/>
+      </w:pPr>
+    </w:p>
+    <w:p>
+      <w:pPr>
+        <w:spacing w:before="0" w:after="0"/>
+        <w:ind w:firstLine="709"/>
+        <w:jc w:val="both"/>
+      </w:pPr>
+      <w:r>
+        <w:rPr>
+          <w:rFonts w:ascii="Times New Roman" w:hAnsi="Times New Roman"/>
+          <w:b w:val="0"/>
+          <w:sz w:val="24"/>
+        </w:rPr>
+        <w:t>1. Промышленные роботы: технические характеристики, приводы, датчики.</w:t>
+      </w:r>
+    </w:p>
+    <w:p>
+      <w:pPr>
+        <w:spacing w:before="0" w:after="0"/>
+        <w:ind w:firstLine="709"/>
+        <w:jc w:val="both"/>
+      </w:pPr>
+      <w:r>
+        <w:rPr>
+          <w:rFonts w:ascii="Times New Roman" w:hAnsi="Times New Roman"/>
+          <w:b w:val="0"/>
+          <w:sz w:val="24"/>
+        </w:rPr>
+        <w:t>2. Произвести наладку принципиальной электрической схемы управления нереверсивным асинхронным электродвигателем с учетом аппаратуры защиты от перегрузки на монтажном модуле согласно приведенной схеме.</w:t>
+      </w:r>
+    </w:p>
+    <w:p>
+      <w:pPr>
+        <w:spacing w:before="0" w:after="0"/>
+        <w:ind w:firstLine="709"/>
+        <w:jc w:val="both"/>
+      </w:pPr>
+      <w:r>
+        <w:rPr>
+          <w:rFonts w:ascii="Times New Roman" w:hAnsi="Times New Roman"/>
+          <w:b w:val="0"/>
+          <w:sz w:val="24"/>
+        </w:rPr>
+        <w:t>Правильность сборки схемы подтвердить подключением электродвигателя, работоспособность теплового реле проверить нажатием контрольной кнопки. Монтаж схемы выполнить в соответствии с правилами присоединения электрических проводок к приборам и средствам автоматизации.</w:t>
+      </w:r>
+    </w:p>
+    <w:p>
+      <w:pPr>
+        <w:spacing w:before="200" w:after="0"/>
+        <w:jc w:val="left"/>
+      </w:pPr>
+      <w:r>
+        <w:rPr>
+          <w:rFonts w:ascii="Times New Roman" w:hAnsi="Times New Roman"/>
+          <w:b w:val="0"/>
+          <w:sz w:val="24"/>
+        </w:rPr>
+        <w:t>Преподаватель: ______Бардаков Д.Н.</w:t>
+      </w:r>
+    </w:p>
+    <w:p>
+      <w:pPr>
+        <w:pageBreakBefore/>
+        <w:spacing w:before="0" w:after="0"/>
+      </w:pPr>
+    </w:p>
+    <w:tbl>
+      <w:tblPr>
+        <w:tblStyle w:val="TableGrid"/>
+        <w:tblW w:type="auto" w:w="0"/>
+        <w:jc w:val="center"/>
+        <w:tblLayout w:type="fixed"/>
+        <w:tblLook w:firstColumn="1" w:firstRow="1" w:lastColumn="0" w:lastRow="0" w:noHBand="0" w:noVBand="1" w:val="04A0"/>
+      </w:tblPr>
+      <w:tblGrid>
+        <w:gridCol w:w="2608"/>
+        <w:gridCol w:w="4932"/>
+        <w:gridCol w:w="2268"/>
+      </w:tblGrid>
+      <w:tr>
+        <w:tc>
+          <w:tcPr>
+            <w:tcW w:type="dxa" w:w="2608"/>
+            <w:vAlign w:val="top"/>
+          </w:tcPr>
+          <w:p>
+            <w:pPr>
+              <w:spacing w:before="0" w:after="0"/>
+              <w:jc w:val="left"/>
+            </w:pPr>
+            <w:r>
+              <w:rPr>
+                <w:rFonts w:ascii="Times New Roman" w:hAnsi="Times New Roman"/>
+                <w:b w:val="0"/>
+                <w:sz w:val="20"/>
+              </w:rPr>
+              <w:t>Рассмотрен цикловой</w:t>
+            </w:r>
+          </w:p>
+          <w:p>
+            <w:pPr>
+              <w:spacing w:before="0" w:after="0"/>
+              <w:jc w:val="left"/>
+            </w:pPr>
+            <w:r>
+              <w:rPr>
+                <w:rFonts w:ascii="Times New Roman" w:hAnsi="Times New Roman"/>
+                <w:b w:val="0"/>
+                <w:sz w:val="20"/>
+              </w:rPr>
+              <w:t>комиссией технических</w:t>
+            </w:r>
+          </w:p>
+          <w:p>
+            <w:pPr>
+              <w:spacing w:before="0" w:after="0"/>
+              <w:jc w:val="left"/>
+            </w:pPr>
+            <w:r>
+              <w:rPr>
+                <w:rFonts w:ascii="Times New Roman" w:hAnsi="Times New Roman"/>
+                <w:b w:val="0"/>
+                <w:sz w:val="20"/>
+              </w:rPr>
+              <w:t>дисциплин</w:t>
+            </w:r>
+          </w:p>
+          <w:p>
+            <w:pPr>
+              <w:spacing w:before="0" w:after="0"/>
+              <w:jc w:val="left"/>
+            </w:pPr>
+            <w:r>
+              <w:rPr>
+                <w:rFonts w:ascii="Times New Roman" w:hAnsi="Times New Roman"/>
+                <w:b w:val="0"/>
+                <w:sz w:val="20"/>
+              </w:rPr>
+              <w:t>Протокол №</w:t>
+            </w:r>
+          </w:p>
+          <w:p>
+            <w:pPr>
+              <w:spacing w:before="0" w:after="0"/>
+              <w:jc w:val="left"/>
+            </w:pPr>
+            <w:r>
+              <w:rPr>
+                <w:rFonts w:ascii="Times New Roman" w:hAnsi="Times New Roman"/>
+                <w:b w:val="0"/>
+                <w:sz w:val="20"/>
+              </w:rPr>
+              <w:t>«__»__________2026 г.</w:t>
+            </w:r>
+          </w:p>
+          <w:p>
+            <w:pPr>
+              <w:spacing w:before="0" w:after="0"/>
+              <w:jc w:val="left"/>
+            </w:pPr>
+            <w:r>
+              <w:rPr>
+                <w:rFonts w:ascii="Times New Roman" w:hAnsi="Times New Roman"/>
+                <w:b w:val="0"/>
+                <w:sz w:val="20"/>
+              </w:rPr>
+              <w:t>Председатель ___________</w:t>
+            </w:r>
+          </w:p>
+        </w:tc>
+        <w:tc>
+          <w:tcPr>
+            <w:tcW w:type="dxa" w:w="4932"/>
+            <w:vAlign w:val="top"/>
+          </w:tcPr>
+          <w:p>
+            <w:pPr>
+              <w:spacing w:before="0" w:after="0"/>
+              <w:jc w:val="center"/>
+            </w:pPr>
+            <w:r>
+              <w:rPr>
+                <w:rFonts w:ascii="Times New Roman" w:hAnsi="Times New Roman"/>
+                <w:b/>
+                <w:sz w:val="24"/>
+              </w:rPr>
+              <w:t>ЭКЗАМЕНАЦИОННЫЙ БИЛЕТ № 22</w:t>
+            </w:r>
+          </w:p>
+          <w:p>
+            <w:pPr>
+              <w:spacing w:before="0" w:after="0"/>
+              <w:jc w:val="center"/>
+            </w:pPr>
+            <w:r>
+              <w:rPr>
+                <w:rFonts w:ascii="Times New Roman" w:hAnsi="Times New Roman"/>
+                <w:sz w:val="22"/>
+              </w:rPr>
+              <w:t>«Ведение наладки, юстировки и сдача в эксплуатацию контрольно-измерительных приборов и электрических схем систем автоматики»</w:t>
+            </w:r>
+          </w:p>
+          <w:p>
+            <w:pPr>
+              <w:spacing w:before="0" w:after="0"/>
+              <w:jc w:val="center"/>
+            </w:pPr>
+            <w:r>
+              <w:rPr>
+                <w:rFonts w:ascii="Times New Roman" w:hAnsi="Times New Roman"/>
+                <w:sz w:val="22"/>
+              </w:rPr>
+              <w:t>Профессии: 15.01.37 Слесарь-наладчик контрольно-измерительных приборов и автоматики</w:t>
+            </w:r>
+          </w:p>
+          <w:p>
+            <w:pPr>
+              <w:spacing w:before="0" w:after="0"/>
+              <w:jc w:val="center"/>
+            </w:pPr>
+            <w:r>
+              <w:rPr>
+                <w:rFonts w:ascii="Times New Roman" w:hAnsi="Times New Roman"/>
+                <w:sz w:val="22"/>
+              </w:rPr>
+              <w:t>Группа  С-21, С-22</w:t>
+            </w:r>
+          </w:p>
+        </w:tc>
+        <w:tc>
+          <w:tcPr>
+            <w:tcW w:type="dxa" w:w="2268"/>
+            <w:vAlign w:val="top"/>
+          </w:tcPr>
+          <w:p>
+            <w:pPr>
+              <w:spacing w:before="0" w:after="0"/>
+              <w:jc w:val="left"/>
+            </w:pPr>
+            <w:r>
+              <w:rPr>
+                <w:rFonts w:ascii="Times New Roman" w:hAnsi="Times New Roman"/>
+                <w:b w:val="0"/>
+                <w:sz w:val="20"/>
+              </w:rPr>
+              <w:t>Утверждаю</w:t>
+            </w:r>
+          </w:p>
+          <w:p>
+            <w:pPr>
+              <w:spacing w:before="0" w:after="0"/>
+              <w:jc w:val="left"/>
+            </w:pPr>
+            <w:r>
+              <w:rPr>
+                <w:rFonts w:ascii="Times New Roman" w:hAnsi="Times New Roman"/>
+                <w:b w:val="0"/>
+                <w:sz w:val="20"/>
+              </w:rPr>
+              <w:t>Зам. Директора</w:t>
+            </w:r>
+          </w:p>
+          <w:p>
+            <w:pPr>
+              <w:spacing w:before="0" w:after="0"/>
+              <w:jc w:val="left"/>
+            </w:pPr>
+            <w:r>
+              <w:rPr>
+                <w:rFonts w:ascii="Times New Roman" w:hAnsi="Times New Roman"/>
+                <w:b w:val="0"/>
+                <w:sz w:val="20"/>
+              </w:rPr>
+              <w:t>по учебной работе</w:t>
+            </w:r>
+          </w:p>
+          <w:p>
+            <w:pPr>
+              <w:spacing w:before="0" w:after="0"/>
+              <w:jc w:val="left"/>
+            </w:pPr>
+            <w:r>
+              <w:rPr>
+                <w:rFonts w:ascii="Times New Roman" w:hAnsi="Times New Roman"/>
+                <w:b w:val="0"/>
+                <w:sz w:val="20"/>
+              </w:rPr>
+            </w:r>
+          </w:p>
+          <w:p>
+            <w:pPr>
+              <w:spacing w:before="0" w:after="0"/>
+              <w:jc w:val="left"/>
+            </w:pPr>
+            <w:r>
+              <w:rPr>
+                <w:rFonts w:ascii="Times New Roman" w:hAnsi="Times New Roman"/>
+                <w:b w:val="0"/>
+                <w:sz w:val="20"/>
+              </w:rPr>
+              <w:t>_____Т.В.Якимова</w:t>
+            </w:r>
+          </w:p>
+        </w:tc>
+      </w:tr>
+    </w:tbl>
+    <w:p>
+      <w:pPr>
+        <w:spacing w:before="0" w:after="0"/>
+      </w:pPr>
+    </w:p>
+    <w:p>
+      <w:pPr>
+        <w:spacing w:before="0" w:after="0"/>
+        <w:ind w:firstLine="709"/>
+        <w:jc w:val="both"/>
+      </w:pPr>
+      <w:r>
+        <w:rPr>
+          <w:rFonts w:ascii="Times New Roman" w:hAnsi="Times New Roman"/>
+          <w:b w:val="0"/>
+          <w:sz w:val="24"/>
+        </w:rPr>
+        <w:t>1. Частотные характеристики: АФЧХ, АЧХ, ФЧХ; годограф.</w:t>
+      </w:r>
+    </w:p>
+    <w:p>
+      <w:pPr>
+        <w:spacing w:before="0" w:after="0"/>
+        <w:ind w:firstLine="709"/>
+        <w:jc w:val="both"/>
+      </w:pPr>
+      <w:r>
+        <w:rPr>
+          <w:rFonts w:ascii="Times New Roman" w:hAnsi="Times New Roman"/>
+          <w:b w:val="0"/>
+          <w:sz w:val="24"/>
+        </w:rPr>
+        <w:t>2. Произвести наладку принципиальной электрической схемы управления нереверсивным асинхронным электродвигателем на монтажном модуле согласно приведенной схеме.</w:t>
+      </w:r>
+    </w:p>
+    <w:p>
+      <w:pPr>
+        <w:spacing w:before="0" w:after="0"/>
+        <w:ind w:firstLine="709"/>
+        <w:jc w:val="both"/>
+      </w:pPr>
+      <w:r>
+        <w:rPr>
+          <w:rFonts w:ascii="Times New Roman" w:hAnsi="Times New Roman"/>
+          <w:b w:val="0"/>
+          <w:sz w:val="24"/>
+        </w:rPr>
+        <w:t>Правильность сборки схемы подтвердить подключением электродвигателя.</w:t>
+      </w:r>
+    </w:p>
+    <w:p>
+      <w:pPr>
+        <w:spacing w:before="0" w:after="0"/>
+        <w:ind w:firstLine="709"/>
+        <w:jc w:val="both"/>
+      </w:pPr>
+      <w:r>
+        <w:rPr>
+          <w:rFonts w:ascii="Times New Roman" w:hAnsi="Times New Roman"/>
+          <w:b w:val="0"/>
+          <w:sz w:val="24"/>
+        </w:rPr>
+        <w:t>Монтаж схемы выполнить в соответствии с правилами присоединения электрических проводок к приборам и средствам автоматизации.</w:t>
+      </w:r>
+    </w:p>
+    <w:p>
+      <w:pPr>
+        <w:spacing w:before="200" w:after="0"/>
+        <w:jc w:val="left"/>
+      </w:pPr>
+      <w:r>
+        <w:rPr>
+          <w:rFonts w:ascii="Times New Roman" w:hAnsi="Times New Roman"/>
+          <w:b w:val="0"/>
+          <w:sz w:val="24"/>
+        </w:rPr>
+        <w:t>Преподаватель: ______Бардаков Д.Н.</w:t>
+      </w:r>
+    </w:p>
+    <w:p>
+      <w:pPr>
+        <w:pageBreakBefore/>
+        <w:spacing w:before="0" w:after="0"/>
+      </w:pPr>
+    </w:p>
+    <w:tbl>
+      <w:tblPr>
+        <w:tblStyle w:val="TableGrid"/>
+        <w:tblW w:type="auto" w:w="0"/>
+        <w:jc w:val="center"/>
+        <w:tblLayout w:type="fixed"/>
+        <w:tblLook w:firstColumn="1" w:firstRow="1" w:lastColumn="0" w:lastRow="0" w:noHBand="0" w:noVBand="1" w:val="04A0"/>
+      </w:tblPr>
+      <w:tblGrid>
+        <w:gridCol w:w="2608"/>
+        <w:gridCol w:w="4932"/>
+        <w:gridCol w:w="2268"/>
+      </w:tblGrid>
+      <w:tr>
+        <w:tc>
+          <w:tcPr>
+            <w:tcW w:type="dxa" w:w="2608"/>
+            <w:vAlign w:val="top"/>
+          </w:tcPr>
+          <w:p>
+            <w:pPr>
+              <w:spacing w:before="0" w:after="0"/>
+              <w:jc w:val="left"/>
+            </w:pPr>
+            <w:r>
+              <w:rPr>
+                <w:rFonts w:ascii="Times New Roman" w:hAnsi="Times New Roman"/>
+                <w:b w:val="0"/>
+                <w:sz w:val="20"/>
+              </w:rPr>
+              <w:t>Рассмотрен цикловой</w:t>
+            </w:r>
+          </w:p>
+          <w:p>
+            <w:pPr>
+              <w:spacing w:before="0" w:after="0"/>
+              <w:jc w:val="left"/>
+            </w:pPr>
+            <w:r>
+              <w:rPr>
+                <w:rFonts w:ascii="Times New Roman" w:hAnsi="Times New Roman"/>
+                <w:b w:val="0"/>
+                <w:sz w:val="20"/>
+              </w:rPr>
+              <w:t>комиссией технических</w:t>
+            </w:r>
+          </w:p>
+          <w:p>
+            <w:pPr>
+              <w:spacing w:before="0" w:after="0"/>
+              <w:jc w:val="left"/>
+            </w:pPr>
+            <w:r>
+              <w:rPr>
+                <w:rFonts w:ascii="Times New Roman" w:hAnsi="Times New Roman"/>
+                <w:b w:val="0"/>
+                <w:sz w:val="20"/>
+              </w:rPr>
+              <w:t>дисциплин</w:t>
+            </w:r>
+          </w:p>
+          <w:p>
+            <w:pPr>
+              <w:spacing w:before="0" w:after="0"/>
+              <w:jc w:val="left"/>
+            </w:pPr>
+            <w:r>
+              <w:rPr>
+                <w:rFonts w:ascii="Times New Roman" w:hAnsi="Times New Roman"/>
+                <w:b w:val="0"/>
+                <w:sz w:val="20"/>
+              </w:rPr>
+              <w:t>Протокол №</w:t>
+            </w:r>
+          </w:p>
+          <w:p>
+            <w:pPr>
+              <w:spacing w:before="0" w:after="0"/>
+              <w:jc w:val="left"/>
+            </w:pPr>
+            <w:r>
+              <w:rPr>
+                <w:rFonts w:ascii="Times New Roman" w:hAnsi="Times New Roman"/>
+                <w:b w:val="0"/>
+                <w:sz w:val="20"/>
+              </w:rPr>
+              <w:t>«__»__________2026 г.</w:t>
+            </w:r>
+          </w:p>
+          <w:p>
+            <w:pPr>
+              <w:spacing w:before="0" w:after="0"/>
+              <w:jc w:val="left"/>
+            </w:pPr>
+            <w:r>
+              <w:rPr>
+                <w:rFonts w:ascii="Times New Roman" w:hAnsi="Times New Roman"/>
+                <w:b w:val="0"/>
+                <w:sz w:val="20"/>
+              </w:rPr>
+              <w:t>Председатель ___________</w:t>
+            </w:r>
+          </w:p>
+        </w:tc>
+        <w:tc>
+          <w:tcPr>
+            <w:tcW w:type="dxa" w:w="4932"/>
+            <w:vAlign w:val="top"/>
+          </w:tcPr>
+          <w:p>
+            <w:pPr>
+              <w:spacing w:before="0" w:after="0"/>
+              <w:jc w:val="center"/>
+            </w:pPr>
+            <w:r>
+              <w:rPr>
+                <w:rFonts w:ascii="Times New Roman" w:hAnsi="Times New Roman"/>
+                <w:b/>
+                <w:sz w:val="24"/>
+              </w:rPr>
+              <w:t>ЭКЗАМЕНАЦИОННЫЙ БИЛЕТ № 23</w:t>
+            </w:r>
+          </w:p>
+          <w:p>
+            <w:pPr>
+              <w:spacing w:before="0" w:after="0"/>
+              <w:jc w:val="center"/>
+            </w:pPr>
+            <w:r>
+              <w:rPr>
+                <w:rFonts w:ascii="Times New Roman" w:hAnsi="Times New Roman"/>
+                <w:sz w:val="22"/>
+              </w:rPr>
+              <w:t>«Ведение наладки, юстировки и сдача в эксплуатацию контрольно-измерительных приборов и электрических схем систем автоматики»</w:t>
+            </w:r>
+          </w:p>
+          <w:p>
+            <w:pPr>
+              <w:spacing w:before="0" w:after="0"/>
+              <w:jc w:val="center"/>
+            </w:pPr>
+            <w:r>
+              <w:rPr>
+                <w:rFonts w:ascii="Times New Roman" w:hAnsi="Times New Roman"/>
+                <w:sz w:val="22"/>
+              </w:rPr>
+              <w:t>Профессии: 15.01.37 Слесарь-наладчик контрольно-измерительных приборов и автоматики</w:t>
+            </w:r>
+          </w:p>
+          <w:p>
+            <w:pPr>
+              <w:spacing w:before="0" w:after="0"/>
+              <w:jc w:val="center"/>
+            </w:pPr>
+            <w:r>
+              <w:rPr>
+                <w:rFonts w:ascii="Times New Roman" w:hAnsi="Times New Roman"/>
+                <w:sz w:val="22"/>
+              </w:rPr>
+              <w:t>Группа  С-21, С-22</w:t>
+            </w:r>
+          </w:p>
+        </w:tc>
+        <w:tc>
+          <w:tcPr>
+            <w:tcW w:type="dxa" w:w="2268"/>
+            <w:vAlign w:val="top"/>
+          </w:tcPr>
+          <w:p>
+            <w:pPr>
+              <w:spacing w:before="0" w:after="0"/>
+              <w:jc w:val="left"/>
+            </w:pPr>
+            <w:r>
+              <w:rPr>
+                <w:rFonts w:ascii="Times New Roman" w:hAnsi="Times New Roman"/>
+                <w:b w:val="0"/>
+                <w:sz w:val="20"/>
+              </w:rPr>
+              <w:t>Утверждаю</w:t>
+            </w:r>
+          </w:p>
+          <w:p>
+            <w:pPr>
+              <w:spacing w:before="0" w:after="0"/>
+              <w:jc w:val="left"/>
+            </w:pPr>
+            <w:r>
+              <w:rPr>
+                <w:rFonts w:ascii="Times New Roman" w:hAnsi="Times New Roman"/>
+                <w:b w:val="0"/>
+                <w:sz w:val="20"/>
+              </w:rPr>
+              <w:t>Зам. Директора</w:t>
+            </w:r>
+          </w:p>
+          <w:p>
+            <w:pPr>
+              <w:spacing w:before="0" w:after="0"/>
+              <w:jc w:val="left"/>
+            </w:pPr>
+            <w:r>
+              <w:rPr>
+                <w:rFonts w:ascii="Times New Roman" w:hAnsi="Times New Roman"/>
+                <w:b w:val="0"/>
+                <w:sz w:val="20"/>
+              </w:rPr>
+              <w:t>по учебной работе</w:t>
+            </w:r>
+          </w:p>
+          <w:p>
+            <w:pPr>
+              <w:spacing w:before="0" w:after="0"/>
+              <w:jc w:val="left"/>
+            </w:pPr>
+            <w:r>
+              <w:rPr>
+                <w:rFonts w:ascii="Times New Roman" w:hAnsi="Times New Roman"/>
+                <w:b w:val="0"/>
+                <w:sz w:val="20"/>
+              </w:rPr>
+            </w:r>
+          </w:p>
+          <w:p>
+            <w:pPr>
+              <w:spacing w:before="0" w:after="0"/>
+              <w:jc w:val="left"/>
+            </w:pPr>
+            <w:r>
+              <w:rPr>
+                <w:rFonts w:ascii="Times New Roman" w:hAnsi="Times New Roman"/>
+                <w:b w:val="0"/>
+                <w:sz w:val="20"/>
+              </w:rPr>
+              <w:t>_____Т.В.Якимова</w:t>
+            </w:r>
+          </w:p>
+        </w:tc>
+      </w:tr>
+    </w:tbl>
+    <w:p>
+      <w:pPr>
+        <w:spacing w:before="0" w:after="0"/>
+      </w:pPr>
+    </w:p>
+    <w:p>
+      <w:pPr>
+        <w:spacing w:before="0" w:after="0"/>
+        <w:ind w:firstLine="709"/>
+        <w:jc w:val="both"/>
+      </w:pPr>
+      <w:r>
+        <w:rPr>
+          <w:rFonts w:ascii="Times New Roman" w:hAnsi="Times New Roman"/>
+          <w:b w:val="0"/>
+          <w:sz w:val="24"/>
+        </w:rPr>
+        <w:t>1. Виды систем управления роботами; оборудование металлообрабатывающих комплексов.</w:t>
+      </w:r>
+    </w:p>
+    <w:p>
+      <w:pPr>
+        <w:spacing w:before="0" w:after="0"/>
+        <w:ind w:firstLine="709"/>
+        <w:jc w:val="both"/>
+      </w:pPr>
+      <w:r>
+        <w:rPr>
+          <w:rFonts w:ascii="Times New Roman" w:hAnsi="Times New Roman"/>
+          <w:b w:val="0"/>
+          <w:sz w:val="24"/>
+        </w:rPr>
+        <w:t>2. Произвести наладку принципиальной электрической схемы управления измерителя-регулятора ОВЕН ТРМ1 на монтажном модуле согласно приведенной схеме.</w:t>
+      </w:r>
+    </w:p>
+    <w:p>
+      <w:pPr>
+        <w:spacing w:before="0" w:after="0"/>
+        <w:ind w:firstLine="709"/>
+        <w:jc w:val="both"/>
+      </w:pPr>
+      <w:r>
+        <w:rPr>
+          <w:rFonts w:ascii="Times New Roman" w:hAnsi="Times New Roman"/>
+          <w:b w:val="0"/>
+          <w:sz w:val="24"/>
+        </w:rPr>
+        <w:t>Монтаж схемы выполнить в соответствии с правилами присоединения электрических проводок к приборам и средствам автоматизации.</w:t>
+      </w:r>
+    </w:p>
+    <w:p>
+      <w:pPr>
+        <w:spacing w:before="0" w:after="0"/>
+        <w:ind w:firstLine="709"/>
+        <w:jc w:val="both"/>
+      </w:pPr>
+      <w:r>
+        <w:rPr>
+          <w:rFonts w:ascii="Times New Roman" w:hAnsi="Times New Roman"/>
+          <w:b w:val="0"/>
+          <w:sz w:val="24"/>
+        </w:rPr>
+        <w:t>3. Выполнить настройку измерителя-регулятора ОВЕН ТРМ1 согласно приведенному алгоритму.</w:t>
+      </w:r>
+    </w:p>
+    <w:p>
+      <w:pPr>
+        <w:spacing w:before="200" w:after="0"/>
+        <w:jc w:val="left"/>
+      </w:pPr>
+      <w:r>
+        <w:rPr>
+          <w:rFonts w:ascii="Times New Roman" w:hAnsi="Times New Roman"/>
+          <w:b w:val="0"/>
+          <w:sz w:val="24"/>
+        </w:rPr>
+        <w:t>Преподаватель: ______Бардаков Д.Н.</w:t>
+      </w:r>
+    </w:p>
+    <w:p>
+      <w:pPr>
+        <w:pageBreakBefore/>
+        <w:spacing w:before="0" w:after="0"/>
+      </w:pPr>
+    </w:p>
+    <w:tbl>
+      <w:tblPr>
+        <w:tblStyle w:val="TableGrid"/>
+        <w:tblW w:type="auto" w:w="0"/>
+        <w:jc w:val="center"/>
+        <w:tblLayout w:type="fixed"/>
+        <w:tblLook w:firstColumn="1" w:firstRow="1" w:lastColumn="0" w:lastRow="0" w:noHBand="0" w:noVBand="1" w:val="04A0"/>
+      </w:tblPr>
+      <w:tblGrid>
+        <w:gridCol w:w="2608"/>
+        <w:gridCol w:w="4932"/>
+        <w:gridCol w:w="2268"/>
+      </w:tblGrid>
+      <w:tr>
+        <w:tc>
+          <w:tcPr>
+            <w:tcW w:type="dxa" w:w="2608"/>
+            <w:vAlign w:val="top"/>
+          </w:tcPr>
+          <w:p>
+            <w:pPr>
+              <w:spacing w:before="0" w:after="0"/>
+              <w:jc w:val="left"/>
+            </w:pPr>
+            <w:r>
+              <w:rPr>
+                <w:rFonts w:ascii="Times New Roman" w:hAnsi="Times New Roman"/>
+                <w:b w:val="0"/>
+                <w:sz w:val="20"/>
+              </w:rPr>
+              <w:t>Рассмотрен цикловой</w:t>
+            </w:r>
+          </w:p>
+          <w:p>
+            <w:pPr>
+              <w:spacing w:before="0" w:after="0"/>
+              <w:jc w:val="left"/>
+            </w:pPr>
+            <w:r>
+              <w:rPr>
+                <w:rFonts w:ascii="Times New Roman" w:hAnsi="Times New Roman"/>
+                <w:b w:val="0"/>
+                <w:sz w:val="20"/>
+              </w:rPr>
+              <w:t>комиссией технических</w:t>
+            </w:r>
+          </w:p>
+          <w:p>
+            <w:pPr>
+              <w:spacing w:before="0" w:after="0"/>
+              <w:jc w:val="left"/>
+            </w:pPr>
+            <w:r>
+              <w:rPr>
+                <w:rFonts w:ascii="Times New Roman" w:hAnsi="Times New Roman"/>
+                <w:b w:val="0"/>
+                <w:sz w:val="20"/>
+              </w:rPr>
+              <w:t>дисциплин</w:t>
+            </w:r>
+          </w:p>
+          <w:p>
+            <w:pPr>
+              <w:spacing w:before="0" w:after="0"/>
+              <w:jc w:val="left"/>
+            </w:pPr>
+            <w:r>
+              <w:rPr>
+                <w:rFonts w:ascii="Times New Roman" w:hAnsi="Times New Roman"/>
+                <w:b w:val="0"/>
+                <w:sz w:val="20"/>
+              </w:rPr>
+              <w:t>Протокол №</w:t>
+            </w:r>
+          </w:p>
+          <w:p>
+            <w:pPr>
+              <w:spacing w:before="0" w:after="0"/>
+              <w:jc w:val="left"/>
+            </w:pPr>
+            <w:r>
+              <w:rPr>
+                <w:rFonts w:ascii="Times New Roman" w:hAnsi="Times New Roman"/>
+                <w:b w:val="0"/>
+                <w:sz w:val="20"/>
+              </w:rPr>
+              <w:t>«__»__________2026 г.</w:t>
+            </w:r>
+          </w:p>
+          <w:p>
+            <w:pPr>
+              <w:spacing w:before="0" w:after="0"/>
+              <w:jc w:val="left"/>
+            </w:pPr>
+            <w:r>
+              <w:rPr>
+                <w:rFonts w:ascii="Times New Roman" w:hAnsi="Times New Roman"/>
+                <w:b w:val="0"/>
+                <w:sz w:val="20"/>
+              </w:rPr>
+              <w:t>Председатель ___________</w:t>
+            </w:r>
+          </w:p>
+        </w:tc>
+        <w:tc>
+          <w:tcPr>
+            <w:tcW w:type="dxa" w:w="4932"/>
+            <w:vAlign w:val="top"/>
+          </w:tcPr>
+          <w:p>
+            <w:pPr>
+              <w:spacing w:before="0" w:after="0"/>
+              <w:jc w:val="center"/>
+            </w:pPr>
+            <w:r>
+              <w:rPr>
+                <w:rFonts w:ascii="Times New Roman" w:hAnsi="Times New Roman"/>
+                <w:b/>
+                <w:sz w:val="24"/>
+              </w:rPr>
+              <w:t>ЭКЗАМЕНАЦИОННЫЙ БИЛЕТ № 24</w:t>
+            </w:r>
+          </w:p>
+          <w:p>
+            <w:pPr>
+              <w:spacing w:before="0" w:after="0"/>
+              <w:jc w:val="center"/>
+            </w:pPr>
+            <w:r>
+              <w:rPr>
+                <w:rFonts w:ascii="Times New Roman" w:hAnsi="Times New Roman"/>
+                <w:sz w:val="22"/>
+              </w:rPr>
+              <w:t>«Ведение наладки, юстировки и сдача в эксплуатацию контрольно-измерительных приборов и электрических схем систем автоматики»</w:t>
+            </w:r>
+          </w:p>
+          <w:p>
+            <w:pPr>
+              <w:spacing w:before="0" w:after="0"/>
+              <w:jc w:val="center"/>
+            </w:pPr>
+            <w:r>
+              <w:rPr>
+                <w:rFonts w:ascii="Times New Roman" w:hAnsi="Times New Roman"/>
+                <w:sz w:val="22"/>
+              </w:rPr>
+              <w:t>Профессии: 15.01.37 Слесарь-наладчик контрольно-измерительных приборов и автоматики</w:t>
+            </w:r>
+          </w:p>
+          <w:p>
+            <w:pPr>
+              <w:spacing w:before="0" w:after="0"/>
+              <w:jc w:val="center"/>
+            </w:pPr>
+            <w:r>
+              <w:rPr>
+                <w:rFonts w:ascii="Times New Roman" w:hAnsi="Times New Roman"/>
+                <w:sz w:val="22"/>
+              </w:rPr>
+              <w:t>Группа  С-21, С-22</w:t>
+            </w:r>
+          </w:p>
+        </w:tc>
+        <w:tc>
+          <w:tcPr>
+            <w:tcW w:type="dxa" w:w="2268"/>
+            <w:vAlign w:val="top"/>
+          </w:tcPr>
+          <w:p>
+            <w:pPr>
+              <w:spacing w:before="0" w:after="0"/>
+              <w:jc w:val="left"/>
+            </w:pPr>
+            <w:r>
+              <w:rPr>
+                <w:rFonts w:ascii="Times New Roman" w:hAnsi="Times New Roman"/>
+                <w:b w:val="0"/>
+                <w:sz w:val="20"/>
+              </w:rPr>
+              <w:t>Утверждаю</w:t>
+            </w:r>
+          </w:p>
+          <w:p>
+            <w:pPr>
+              <w:spacing w:before="0" w:after="0"/>
+              <w:jc w:val="left"/>
+            </w:pPr>
+            <w:r>
+              <w:rPr>
+                <w:rFonts w:ascii="Times New Roman" w:hAnsi="Times New Roman"/>
+                <w:b w:val="0"/>
+                <w:sz w:val="20"/>
+              </w:rPr>
+              <w:t>Зам. Директора</w:t>
+            </w:r>
+          </w:p>
+          <w:p>
+            <w:pPr>
+              <w:spacing w:before="0" w:after="0"/>
+              <w:jc w:val="left"/>
+            </w:pPr>
+            <w:r>
+              <w:rPr>
+                <w:rFonts w:ascii="Times New Roman" w:hAnsi="Times New Roman"/>
+                <w:b w:val="0"/>
+                <w:sz w:val="20"/>
+              </w:rPr>
+              <w:t>по учебной работе</w:t>
+            </w:r>
+          </w:p>
+          <w:p>
+            <w:pPr>
+              <w:spacing w:before="0" w:after="0"/>
+              <w:jc w:val="left"/>
+            </w:pPr>
+            <w:r>
+              <w:rPr>
+                <w:rFonts w:ascii="Times New Roman" w:hAnsi="Times New Roman"/>
+                <w:b w:val="0"/>
+                <w:sz w:val="20"/>
+              </w:rPr>
+            </w:r>
+          </w:p>
+          <w:p>
+            <w:pPr>
+              <w:spacing w:before="0" w:after="0"/>
+              <w:jc w:val="left"/>
+            </w:pPr>
+            <w:r>
+              <w:rPr>
+                <w:rFonts w:ascii="Times New Roman" w:hAnsi="Times New Roman"/>
+                <w:b w:val="0"/>
+                <w:sz w:val="20"/>
+              </w:rPr>
+              <w:t>_____Т.В.Якимова</w:t>
+            </w:r>
+          </w:p>
+        </w:tc>
+      </w:tr>
+    </w:tbl>
+    <w:p>
+      <w:pPr>
+        <w:spacing w:before="0" w:after="0"/>
+      </w:pPr>
+    </w:p>
+    <w:p>
+      <w:pPr>
+        <w:spacing w:before="0" w:after="0"/>
+        <w:ind w:firstLine="709"/>
+        <w:jc w:val="both"/>
+      </w:pPr>
+      <w:r>
+        <w:rPr>
+          <w:rFonts w:ascii="Times New Roman" w:hAnsi="Times New Roman"/>
+          <w:b w:val="0"/>
+          <w:sz w:val="24"/>
+        </w:rPr>
+        <w:t>1. Логарифмические частотные характеристики.</w:t>
+      </w:r>
+    </w:p>
+    <w:p>
+      <w:pPr>
+        <w:spacing w:before="0" w:after="0"/>
+        <w:ind w:firstLine="709"/>
+        <w:jc w:val="both"/>
+      </w:pPr>
+      <w:r>
+        <w:rPr>
+          <w:rFonts w:ascii="Times New Roman" w:hAnsi="Times New Roman"/>
+          <w:b w:val="0"/>
+          <w:sz w:val="24"/>
+        </w:rPr>
+        <w:t>2. Произвести наладку принципиальной электрической схемы звуковой сигнализации на монтажном модуле согласно приведенной схеме.</w:t>
+      </w:r>
+    </w:p>
+    <w:p>
+      <w:pPr>
+        <w:spacing w:before="0" w:after="0"/>
+        <w:ind w:firstLine="709"/>
+        <w:jc w:val="both"/>
+      </w:pPr>
+      <w:r>
+        <w:rPr>
+          <w:rFonts w:ascii="Times New Roman" w:hAnsi="Times New Roman"/>
+          <w:b w:val="0"/>
+          <w:sz w:val="24"/>
+        </w:rPr>
+        <w:t>Монтаж схемы выполнить в соответствии с правилами присоединения электрических проводок к приборам и средствам автоматизации.</w:t>
+      </w:r>
+    </w:p>
+    <w:p>
+      <w:pPr>
+        <w:spacing w:before="0" w:after="0"/>
+        <w:ind w:firstLine="709"/>
+        <w:jc w:val="both"/>
+      </w:pPr>
+      <w:r>
+        <w:rPr>
+          <w:rFonts w:ascii="Times New Roman" w:hAnsi="Times New Roman"/>
+          <w:b w:val="0"/>
+          <w:sz w:val="24"/>
+        </w:rPr>
+        <w:t>3. Подать питание на схему. Нажатием на кнопку SB1 снять звуковой сигнал.</w:t>
+      </w:r>
+    </w:p>
+    <w:p>
+      <w:pPr>
+        <w:spacing w:before="200" w:after="0"/>
+        <w:jc w:val="left"/>
+      </w:pPr>
+      <w:r>
+        <w:rPr>
+          <w:rFonts w:ascii="Times New Roman" w:hAnsi="Times New Roman"/>
+          <w:b w:val="0"/>
+          <w:sz w:val="24"/>
+        </w:rPr>
+        <w:t>Преподаватель: ______Бардаков Д.Н.</w:t>
+      </w:r>
+    </w:p>
+    <w:p>
+      <w:pPr>
+        <w:pageBreakBefore/>
+        <w:spacing w:before="0" w:after="0"/>
+      </w:pPr>
+    </w:p>
+    <w:tbl>
+      <w:tblPr>
+        <w:tblStyle w:val="TableGrid"/>
+        <w:tblW w:type="auto" w:w="0"/>
+        <w:jc w:val="center"/>
+        <w:tblLayout w:type="fixed"/>
+        <w:tblLook w:firstColumn="1" w:firstRow="1" w:lastColumn="0" w:lastRow="0" w:noHBand="0" w:noVBand="1" w:val="04A0"/>
+      </w:tblPr>
+      <w:tblGrid>
+        <w:gridCol w:w="2608"/>
+        <w:gridCol w:w="4932"/>
+        <w:gridCol w:w="2268"/>
+      </w:tblGrid>
+      <w:tr>
+        <w:tc>
+          <w:tcPr>
+            <w:tcW w:type="dxa" w:w="2608"/>
+            <w:vAlign w:val="top"/>
+          </w:tcPr>
+          <w:p>
+            <w:pPr>
+              <w:spacing w:before="0" w:after="0"/>
+              <w:jc w:val="left"/>
+            </w:pPr>
+            <w:r>
+              <w:rPr>
+                <w:rFonts w:ascii="Times New Roman" w:hAnsi="Times New Roman"/>
+                <w:b w:val="0"/>
+                <w:sz w:val="20"/>
+              </w:rPr>
+              <w:t>Рассмотрен цикловой</w:t>
+            </w:r>
+          </w:p>
+          <w:p>
+            <w:pPr>
+              <w:spacing w:before="0" w:after="0"/>
+              <w:jc w:val="left"/>
+            </w:pPr>
+            <w:r>
+              <w:rPr>
+                <w:rFonts w:ascii="Times New Roman" w:hAnsi="Times New Roman"/>
+                <w:b w:val="0"/>
+                <w:sz w:val="20"/>
+              </w:rPr>
+              <w:t>комиссией технических</w:t>
+            </w:r>
+          </w:p>
+          <w:p>
+            <w:pPr>
+              <w:spacing w:before="0" w:after="0"/>
+              <w:jc w:val="left"/>
+            </w:pPr>
+            <w:r>
+              <w:rPr>
+                <w:rFonts w:ascii="Times New Roman" w:hAnsi="Times New Roman"/>
+                <w:b w:val="0"/>
+                <w:sz w:val="20"/>
+              </w:rPr>
+              <w:t>дисциплин</w:t>
+            </w:r>
+          </w:p>
+          <w:p>
+            <w:pPr>
+              <w:spacing w:before="0" w:after="0"/>
+              <w:jc w:val="left"/>
+            </w:pPr>
+            <w:r>
+              <w:rPr>
+                <w:rFonts w:ascii="Times New Roman" w:hAnsi="Times New Roman"/>
+                <w:b w:val="0"/>
+                <w:sz w:val="20"/>
+              </w:rPr>
+              <w:t>Протокол №</w:t>
+            </w:r>
+          </w:p>
+          <w:p>
+            <w:pPr>
+              <w:spacing w:before="0" w:after="0"/>
+              <w:jc w:val="left"/>
+            </w:pPr>
+            <w:r>
+              <w:rPr>
+                <w:rFonts w:ascii="Times New Roman" w:hAnsi="Times New Roman"/>
+                <w:b w:val="0"/>
+                <w:sz w:val="20"/>
+              </w:rPr>
+              <w:t>«__»__________2026 г.</w:t>
+            </w:r>
+          </w:p>
+          <w:p>
+            <w:pPr>
+              <w:spacing w:before="0" w:after="0"/>
+              <w:jc w:val="left"/>
+            </w:pPr>
+            <w:r>
+              <w:rPr>
+                <w:rFonts w:ascii="Times New Roman" w:hAnsi="Times New Roman"/>
+                <w:b w:val="0"/>
+                <w:sz w:val="20"/>
+              </w:rPr>
+              <w:t>Председатель ___________</w:t>
+            </w:r>
+          </w:p>
+        </w:tc>
+        <w:tc>
+          <w:tcPr>
+            <w:tcW w:type="dxa" w:w="4932"/>
+            <w:vAlign w:val="top"/>
+          </w:tcPr>
+          <w:p>
+            <w:pPr>
+              <w:spacing w:before="0" w:after="0"/>
+              <w:jc w:val="center"/>
+            </w:pPr>
+            <w:r>
+              <w:rPr>
+                <w:rFonts w:ascii="Times New Roman" w:hAnsi="Times New Roman"/>
+                <w:b/>
+                <w:sz w:val="24"/>
+              </w:rPr>
+              <w:t>ЭКЗАМЕНАЦИОННЫЙ БИЛЕТ № 25</w:t>
+            </w:r>
+          </w:p>
+          <w:p>
+            <w:pPr>
+              <w:spacing w:before="0" w:after="0"/>
+              <w:jc w:val="center"/>
+            </w:pPr>
+            <w:r>
+              <w:rPr>
+                <w:rFonts w:ascii="Times New Roman" w:hAnsi="Times New Roman"/>
+                <w:sz w:val="22"/>
+              </w:rPr>
+              <w:t>«Ведение наладки, юстировки и сдача в эксплуатацию контрольно-измерительных приборов и электрических схем систем автоматики»</w:t>
+            </w:r>
+          </w:p>
+          <w:p>
+            <w:pPr>
+              <w:spacing w:before="0" w:after="0"/>
+              <w:jc w:val="center"/>
+            </w:pPr>
+            <w:r>
+              <w:rPr>
+                <w:rFonts w:ascii="Times New Roman" w:hAnsi="Times New Roman"/>
+                <w:sz w:val="22"/>
+              </w:rPr>
+              <w:t>Профессии: 15.01.37 Слесарь-наладчик контрольно-измерительных приборов и автоматики</w:t>
+            </w:r>
+          </w:p>
+          <w:p>
+            <w:pPr>
+              <w:spacing w:before="0" w:after="0"/>
+              <w:jc w:val="center"/>
+            </w:pPr>
+            <w:r>
+              <w:rPr>
+                <w:rFonts w:ascii="Times New Roman" w:hAnsi="Times New Roman"/>
+                <w:sz w:val="22"/>
+              </w:rPr>
+              <w:t>Группа  С-21, С-22</w:t>
+            </w:r>
+          </w:p>
+        </w:tc>
+        <w:tc>
+          <w:tcPr>
+            <w:tcW w:type="dxa" w:w="2268"/>
+            <w:vAlign w:val="top"/>
+          </w:tcPr>
+          <w:p>
+            <w:pPr>
+              <w:spacing w:before="0" w:after="0"/>
+              <w:jc w:val="left"/>
+            </w:pPr>
+            <w:r>
+              <w:rPr>
+                <w:rFonts w:ascii="Times New Roman" w:hAnsi="Times New Roman"/>
+                <w:b w:val="0"/>
+                <w:sz w:val="20"/>
+              </w:rPr>
+              <w:t>Утверждаю</w:t>
+            </w:r>
+          </w:p>
+          <w:p>
+            <w:pPr>
+              <w:spacing w:before="0" w:after="0"/>
+              <w:jc w:val="left"/>
+            </w:pPr>
+            <w:r>
+              <w:rPr>
+                <w:rFonts w:ascii="Times New Roman" w:hAnsi="Times New Roman"/>
+                <w:b w:val="0"/>
+                <w:sz w:val="20"/>
+              </w:rPr>
+              <w:t>Зам. Директора</w:t>
+            </w:r>
+          </w:p>
+          <w:p>
+            <w:pPr>
+              <w:spacing w:before="0" w:after="0"/>
+              <w:jc w:val="left"/>
+            </w:pPr>
+            <w:r>
+              <w:rPr>
+                <w:rFonts w:ascii="Times New Roman" w:hAnsi="Times New Roman"/>
+                <w:b w:val="0"/>
+                <w:sz w:val="20"/>
+              </w:rPr>
+              <w:t>по учебной работе</w:t>
+            </w:r>
+          </w:p>
+          <w:p>
+            <w:pPr>
+              <w:spacing w:before="0" w:after="0"/>
+              <w:jc w:val="left"/>
+            </w:pPr>
+            <w:r>
+              <w:rPr>
+                <w:rFonts w:ascii="Times New Roman" w:hAnsi="Times New Roman"/>
+                <w:b w:val="0"/>
+                <w:sz w:val="20"/>
+              </w:rPr>
+            </w:r>
+          </w:p>
+          <w:p>
+            <w:pPr>
+              <w:spacing w:before="0" w:after="0"/>
+              <w:jc w:val="left"/>
+            </w:pPr>
+            <w:r>
+              <w:rPr>
+                <w:rFonts w:ascii="Times New Roman" w:hAnsi="Times New Roman"/>
+                <w:b w:val="0"/>
+                <w:sz w:val="20"/>
+              </w:rPr>
+              <w:t>_____Т.В.Якимова</w:t>
+            </w:r>
+          </w:p>
+        </w:tc>
+      </w:tr>
+    </w:tbl>
+    <w:p>
+      <w:pPr>
+        <w:spacing w:before="0" w:after="0"/>
+      </w:pPr>
+    </w:p>
+    <w:p>
+      <w:pPr>
+        <w:spacing w:before="0" w:after="0"/>
+        <w:ind w:firstLine="709"/>
+        <w:jc w:val="both"/>
+      </w:pPr>
+      <w:r>
+        <w:rPr>
+          <w:rFonts w:ascii="Times New Roman" w:hAnsi="Times New Roman"/>
+          <w:b w:val="0"/>
+          <w:sz w:val="24"/>
+        </w:rPr>
+        <w:t>1. Диагностическое оборудование, приборы и инструменты для наладочных работ со следящей аппаратурой.</w:t>
+      </w:r>
+    </w:p>
+    <w:p>
+      <w:pPr>
+        <w:spacing w:before="0" w:after="0"/>
+        <w:ind w:firstLine="709"/>
+        <w:jc w:val="both"/>
+      </w:pPr>
+      <w:r>
+        <w:rPr>
+          <w:rFonts w:ascii="Times New Roman" w:hAnsi="Times New Roman"/>
+          <w:b w:val="0"/>
+          <w:sz w:val="24"/>
+        </w:rPr>
+        <w:t>2. Произвести наладку принципиальной электрической схемы технологической сигнализации на монтажном модуле согласно приведенной схеме.</w:t>
+      </w:r>
+    </w:p>
+    <w:p>
+      <w:pPr>
+        <w:spacing w:before="0" w:after="0"/>
+        <w:ind w:firstLine="709"/>
+        <w:jc w:val="both"/>
+      </w:pPr>
+      <w:r>
+        <w:rPr>
+          <w:rFonts w:ascii="Times New Roman" w:hAnsi="Times New Roman"/>
+          <w:b w:val="0"/>
+          <w:sz w:val="24"/>
+        </w:rPr>
+        <w:t>Монтаж схемы выполнить в соответствии с правилами присоединения электрических проводок к приборам и средствам автоматизации.</w:t>
+      </w:r>
+    </w:p>
+    <w:p>
+      <w:pPr>
+        <w:spacing w:before="0" w:after="0"/>
+        <w:ind w:firstLine="709"/>
+        <w:jc w:val="both"/>
+      </w:pPr>
+      <w:r>
+        <w:rPr>
+          <w:rFonts w:ascii="Times New Roman" w:hAnsi="Times New Roman"/>
+          <w:b w:val="0"/>
+          <w:sz w:val="24"/>
+        </w:rPr>
+        <w:t>Подать питание на схему. Продемонстрировать работу схемы при нажатии на кнопки SB1 и SB2.</w:t>
+      </w:r>
+    </w:p>
+    <w:p>
+      <w:pPr>
+        <w:spacing w:before="0" w:after="0"/>
+        <w:ind w:firstLine="709"/>
+        <w:jc w:val="both"/>
+      </w:pPr>
+      <w:r>
+        <w:rPr>
+          <w:rFonts w:ascii="Times New Roman" w:hAnsi="Times New Roman"/>
+          <w:b w:val="0"/>
+          <w:sz w:val="24"/>
+        </w:rPr>
+        <w:t>ГБОУ СПО РО «САЛЬСКИЙ ИНДУСТРИАЛЬНЫЙ ТЕХНИКУМ»</w:t>
+      </w:r>
+    </w:p>
+    <w:p>
+      <w:pPr>
+        <w:spacing w:before="200" w:after="0"/>
+        <w:jc w:val="left"/>
+      </w:pPr>
+      <w:r>
+        <w:rPr>
+          <w:rFonts w:ascii="Times New Roman" w:hAnsi="Times New Roman"/>
+          <w:b w:val="0"/>
+          <w:sz w:val="24"/>
+        </w:rPr>
+        <w:t>Преподаватель: ______Бардаков Д.Н.</w:t>
+      </w:r>
+    </w:p>
+    <w:p>
+      <w:pPr>
+        <w:pageBreakBefore/>
+        <w:spacing w:before="0" w:after="0"/>
+      </w:pPr>
+    </w:p>
+    <w:tbl>
+      <w:tblPr>
+        <w:tblStyle w:val="TableGrid"/>
+        <w:tblW w:type="auto" w:w="0"/>
+        <w:jc w:val="center"/>
+        <w:tblLayout w:type="fixed"/>
+        <w:tblLook w:firstColumn="1" w:firstRow="1" w:lastColumn="0" w:lastRow="0" w:noHBand="0" w:noVBand="1" w:val="04A0"/>
+      </w:tblPr>
+      <w:tblGrid>
+        <w:gridCol w:w="2608"/>
+        <w:gridCol w:w="4932"/>
+        <w:gridCol w:w="2268"/>
+      </w:tblGrid>
+      <w:tr>
+        <w:tc>
+          <w:tcPr>
+            <w:tcW w:type="dxa" w:w="2608"/>
+            <w:vAlign w:val="top"/>
+          </w:tcPr>
+          <w:p>
+            <w:pPr>
+              <w:spacing w:before="0" w:after="0"/>
+              <w:jc w:val="left"/>
+            </w:pPr>
+            <w:r>
+              <w:rPr>
+                <w:rFonts w:ascii="Times New Roman" w:hAnsi="Times New Roman"/>
+                <w:b w:val="0"/>
+                <w:sz w:val="20"/>
+              </w:rPr>
+              <w:t>Рассмотрен цикловой</w:t>
+            </w:r>
+          </w:p>
+          <w:p>
+            <w:pPr>
+              <w:spacing w:before="0" w:after="0"/>
+              <w:jc w:val="left"/>
+            </w:pPr>
+            <w:r>
+              <w:rPr>
+                <w:rFonts w:ascii="Times New Roman" w:hAnsi="Times New Roman"/>
+                <w:b w:val="0"/>
+                <w:sz w:val="20"/>
+              </w:rPr>
+              <w:t>комиссией технических</w:t>
+            </w:r>
+          </w:p>
+          <w:p>
+            <w:pPr>
+              <w:spacing w:before="0" w:after="0"/>
+              <w:jc w:val="left"/>
+            </w:pPr>
+            <w:r>
+              <w:rPr>
+                <w:rFonts w:ascii="Times New Roman" w:hAnsi="Times New Roman"/>
+                <w:b w:val="0"/>
+                <w:sz w:val="20"/>
+              </w:rPr>
+              <w:t>дисциплин</w:t>
+            </w:r>
+          </w:p>
+          <w:p>
+            <w:pPr>
+              <w:spacing w:before="0" w:after="0"/>
+              <w:jc w:val="left"/>
+            </w:pPr>
+            <w:r>
+              <w:rPr>
+                <w:rFonts w:ascii="Times New Roman" w:hAnsi="Times New Roman"/>
+                <w:b w:val="0"/>
+                <w:sz w:val="20"/>
+              </w:rPr>
+              <w:t>Протокол №</w:t>
+            </w:r>
+          </w:p>
+          <w:p>
+            <w:pPr>
+              <w:spacing w:before="0" w:after="0"/>
+              <w:jc w:val="left"/>
+            </w:pPr>
+            <w:r>
+              <w:rPr>
+                <w:rFonts w:ascii="Times New Roman" w:hAnsi="Times New Roman"/>
+                <w:b w:val="0"/>
+                <w:sz w:val="20"/>
+              </w:rPr>
+              <w:t>«__»__________2026 г.</w:t>
+            </w:r>
+          </w:p>
+          <w:p>
+            <w:pPr>
+              <w:spacing w:before="0" w:after="0"/>
+              <w:jc w:val="left"/>
+            </w:pPr>
+            <w:r>
+              <w:rPr>
+                <w:rFonts w:ascii="Times New Roman" w:hAnsi="Times New Roman"/>
+                <w:b w:val="0"/>
+                <w:sz w:val="20"/>
+              </w:rPr>
+              <w:t>Председатель ___________</w:t>
+            </w:r>
+          </w:p>
+        </w:tc>
+        <w:tc>
+          <w:tcPr>
+            <w:tcW w:type="dxa" w:w="4932"/>
+            <w:vAlign w:val="top"/>
+          </w:tcPr>
+          <w:p>
+            <w:pPr>
+              <w:spacing w:before="0" w:after="0"/>
+              <w:jc w:val="center"/>
+            </w:pPr>
+            <w:r>
+              <w:rPr>
+                <w:rFonts w:ascii="Times New Roman" w:hAnsi="Times New Roman"/>
+                <w:b/>
+                <w:sz w:val="24"/>
+              </w:rPr>
+              <w:t>ЭКЗАМЕНАЦИОННЫЙ БИЛЕТ № 26</w:t>
+            </w:r>
+          </w:p>
+          <w:p>
+            <w:pPr>
+              <w:spacing w:before="0" w:after="0"/>
+              <w:jc w:val="center"/>
+            </w:pPr>
+            <w:r>
+              <w:rPr>
+                <w:rFonts w:ascii="Times New Roman" w:hAnsi="Times New Roman"/>
+                <w:sz w:val="22"/>
+              </w:rPr>
+              <w:t>«Ведение наладки, юстировки и сдача в эксплуатацию контрольно-измерительных приборов и электрических схем систем автоматики»</w:t>
+            </w:r>
+          </w:p>
+          <w:p>
+            <w:pPr>
+              <w:spacing w:before="0" w:after="0"/>
+              <w:jc w:val="center"/>
+            </w:pPr>
+            <w:r>
+              <w:rPr>
+                <w:rFonts w:ascii="Times New Roman" w:hAnsi="Times New Roman"/>
+                <w:sz w:val="22"/>
+              </w:rPr>
+              <w:t>Профессии: 15.01.37 Слесарь-наладчик контрольно-измерительных приборов и автоматики</w:t>
+            </w:r>
+          </w:p>
+          <w:p>
+            <w:pPr>
+              <w:spacing w:before="0" w:after="0"/>
+              <w:jc w:val="center"/>
+            </w:pPr>
+            <w:r>
+              <w:rPr>
+                <w:rFonts w:ascii="Times New Roman" w:hAnsi="Times New Roman"/>
+                <w:sz w:val="22"/>
+              </w:rPr>
+              <w:t>Группа  С-21, С-22</w:t>
+            </w:r>
+          </w:p>
+        </w:tc>
+        <w:tc>
+          <w:tcPr>
+            <w:tcW w:type="dxa" w:w="2268"/>
+            <w:vAlign w:val="top"/>
+          </w:tcPr>
+          <w:p>
+            <w:pPr>
+              <w:spacing w:before="0" w:after="0"/>
+              <w:jc w:val="left"/>
+            </w:pPr>
+            <w:r>
+              <w:rPr>
+                <w:rFonts w:ascii="Times New Roman" w:hAnsi="Times New Roman"/>
+                <w:b w:val="0"/>
+                <w:sz w:val="20"/>
+              </w:rPr>
+              <w:t>Утверждаю</w:t>
+            </w:r>
+          </w:p>
+          <w:p>
+            <w:pPr>
+              <w:spacing w:before="0" w:after="0"/>
+              <w:jc w:val="left"/>
+            </w:pPr>
+            <w:r>
+              <w:rPr>
+                <w:rFonts w:ascii="Times New Roman" w:hAnsi="Times New Roman"/>
+                <w:b w:val="0"/>
+                <w:sz w:val="20"/>
+              </w:rPr>
+              <w:t>Зам. директора</w:t>
+            </w:r>
+          </w:p>
+          <w:p>
+            <w:pPr>
+              <w:spacing w:before="0" w:after="0"/>
+              <w:jc w:val="left"/>
+            </w:pPr>
+            <w:r>
+              <w:rPr>
+                <w:rFonts w:ascii="Times New Roman" w:hAnsi="Times New Roman"/>
+                <w:b w:val="0"/>
+                <w:sz w:val="20"/>
+              </w:rPr>
+              <w:t>по учебной работе</w:t>
+            </w:r>
+          </w:p>
+          <w:p>
+            <w:pPr>
+              <w:spacing w:before="0" w:after="0"/>
+              <w:jc w:val="left"/>
+            </w:pPr>
+            <w:r>
+              <w:rPr>
+                <w:rFonts w:ascii="Times New Roman" w:hAnsi="Times New Roman"/>
+                <w:b w:val="0"/>
+                <w:sz w:val="20"/>
+              </w:rPr>
+            </w:r>
+          </w:p>
+          <w:p>
+            <w:pPr>
+              <w:spacing w:before="0" w:after="0"/>
+              <w:jc w:val="left"/>
+            </w:pPr>
+            <w:r>
+              <w:rPr>
+                <w:rFonts w:ascii="Times New Roman" w:hAnsi="Times New Roman"/>
+                <w:b w:val="0"/>
+                <w:sz w:val="20"/>
+              </w:rPr>
+              <w:t>_____Т.В.Якимова</w:t>
+            </w:r>
+          </w:p>
+        </w:tc>
+      </w:tr>
+    </w:tbl>
+    <w:p>
+      <w:pPr>
+        <w:spacing w:before="0" w:after="0"/>
+      </w:pPr>
+    </w:p>
+    <w:p>
+      <w:pPr>
+        <w:spacing w:before="0" w:after="0"/>
+        <w:ind w:firstLine="709"/>
+        <w:jc w:val="both"/>
+      </w:pPr>
+      <w:r>
+        <w:rPr>
+          <w:rFonts w:ascii="Times New Roman" w:hAnsi="Times New Roman"/>
+          <w:b w:val="0"/>
+          <w:sz w:val="24"/>
+        </w:rPr>
+        <w:t>1. Типовые элементарные звенья и их моделирование на ПЭВМ.</w:t>
+      </w:r>
+    </w:p>
+    <w:p>
+      <w:pPr>
+        <w:spacing w:before="0" w:after="0"/>
+        <w:ind w:firstLine="709"/>
+        <w:jc w:val="both"/>
+      </w:pPr>
+      <w:r>
+        <w:rPr>
+          <w:rFonts w:ascii="Times New Roman" w:hAnsi="Times New Roman"/>
+          <w:b w:val="0"/>
+          <w:sz w:val="24"/>
+        </w:rPr>
+        <w:t>2. Произвести наладку принципиальной электрической схемы автоматического ввода резерва на монтажном модуле согласно приведенной схеме.</w:t>
+      </w:r>
+    </w:p>
+    <w:p>
+      <w:pPr>
+        <w:spacing w:before="0" w:after="0"/>
+        <w:ind w:firstLine="709"/>
+        <w:jc w:val="both"/>
+      </w:pPr>
+      <w:r>
+        <w:rPr>
+          <w:rFonts w:ascii="Times New Roman" w:hAnsi="Times New Roman"/>
+          <w:b w:val="0"/>
+          <w:sz w:val="24"/>
+        </w:rPr>
+        <w:t>Монтаж схемы выполнить в соответствии с правилами присоединения электрических проводок к приборам и средствам автоматизации.</w:t>
+      </w:r>
+    </w:p>
+    <w:p>
+      <w:pPr>
+        <w:spacing w:before="200" w:after="0"/>
+        <w:jc w:val="left"/>
+      </w:pPr>
+      <w:r>
+        <w:rPr>
+          <w:rFonts w:ascii="Times New Roman" w:hAnsi="Times New Roman"/>
+          <w:b w:val="0"/>
+          <w:sz w:val="24"/>
+        </w:rPr>
+        <w:t>Преподаватель: ______Бардаков Д.Н.</w:t>
+      </w:r>
+    </w:p>
+    <w:p>
+      <w:pPr>
+        <w:pageBreakBefore/>
+        <w:spacing w:before="0" w:after="0"/>
+      </w:pPr>
+    </w:p>
+    <w:tbl>
+      <w:tblPr>
+        <w:tblStyle w:val="TableGrid"/>
+        <w:tblW w:type="auto" w:w="0"/>
+        <w:jc w:val="center"/>
+        <w:tblLayout w:type="fixed"/>
+        <w:tblLook w:firstColumn="1" w:firstRow="1" w:lastColumn="0" w:lastRow="0" w:noHBand="0" w:noVBand="1" w:val="04A0"/>
+      </w:tblPr>
+      <w:tblGrid>
+        <w:gridCol w:w="2608"/>
+        <w:gridCol w:w="4932"/>
+        <w:gridCol w:w="2268"/>
+      </w:tblGrid>
+      <w:tr>
+        <w:tc>
+          <w:tcPr>
+            <w:tcW w:type="dxa" w:w="2608"/>
+            <w:vAlign w:val="top"/>
+          </w:tcPr>
+          <w:p>
+            <w:pPr>
+              <w:spacing w:before="0" w:after="0"/>
+              <w:jc w:val="left"/>
+            </w:pPr>
+            <w:r>
+              <w:rPr>
+                <w:rFonts w:ascii="Times New Roman" w:hAnsi="Times New Roman"/>
+                <w:b w:val="0"/>
+                <w:sz w:val="20"/>
+              </w:rPr>
+              <w:t>Рассмотрен цикловой</w:t>
+            </w:r>
+          </w:p>
+          <w:p>
+            <w:pPr>
+              <w:spacing w:before="0" w:after="0"/>
+              <w:jc w:val="left"/>
+            </w:pPr>
+            <w:r>
+              <w:rPr>
+                <w:rFonts w:ascii="Times New Roman" w:hAnsi="Times New Roman"/>
+                <w:b w:val="0"/>
+                <w:sz w:val="20"/>
+              </w:rPr>
+              <w:t>комиссией технических</w:t>
+            </w:r>
+          </w:p>
+          <w:p>
+            <w:pPr>
+              <w:spacing w:before="0" w:after="0"/>
+              <w:jc w:val="left"/>
+            </w:pPr>
+            <w:r>
+              <w:rPr>
+                <w:rFonts w:ascii="Times New Roman" w:hAnsi="Times New Roman"/>
+                <w:b w:val="0"/>
+                <w:sz w:val="20"/>
+              </w:rPr>
+              <w:t>дисциплин</w:t>
+            </w:r>
+          </w:p>
+          <w:p>
+            <w:pPr>
+              <w:spacing w:before="0" w:after="0"/>
+              <w:jc w:val="left"/>
+            </w:pPr>
+            <w:r>
+              <w:rPr>
+                <w:rFonts w:ascii="Times New Roman" w:hAnsi="Times New Roman"/>
+                <w:b w:val="0"/>
+                <w:sz w:val="20"/>
+              </w:rPr>
+              <w:t>Протокол №</w:t>
+            </w:r>
+          </w:p>
+          <w:p>
+            <w:pPr>
+              <w:spacing w:before="0" w:after="0"/>
+              <w:jc w:val="left"/>
+            </w:pPr>
+            <w:r>
+              <w:rPr>
+                <w:rFonts w:ascii="Times New Roman" w:hAnsi="Times New Roman"/>
+                <w:b w:val="0"/>
+                <w:sz w:val="20"/>
+              </w:rPr>
+              <w:t>«__»__________2026 г.</w:t>
+            </w:r>
+          </w:p>
+          <w:p>
+            <w:pPr>
+              <w:spacing w:before="0" w:after="0"/>
+              <w:jc w:val="left"/>
+            </w:pPr>
+            <w:r>
+              <w:rPr>
+                <w:rFonts w:ascii="Times New Roman" w:hAnsi="Times New Roman"/>
+                <w:b w:val="0"/>
+                <w:sz w:val="20"/>
+              </w:rPr>
+              <w:t>Председатель ___________</w:t>
+            </w:r>
+          </w:p>
+        </w:tc>
+        <w:tc>
+          <w:tcPr>
+            <w:tcW w:type="dxa" w:w="4932"/>
+            <w:vAlign w:val="top"/>
+          </w:tcPr>
+          <w:p>
+            <w:pPr>
+              <w:spacing w:before="0" w:after="0"/>
+              <w:jc w:val="center"/>
+            </w:pPr>
+            <w:r>
+              <w:rPr>
+                <w:rFonts w:ascii="Times New Roman" w:hAnsi="Times New Roman"/>
+                <w:b/>
+                <w:sz w:val="24"/>
+              </w:rPr>
+              <w:t>ЭКЗАМЕНАЦИОННЫЙ БИЛЕТ № 27</w:t>
+            </w:r>
+          </w:p>
+          <w:p>
+            <w:pPr>
+              <w:spacing w:before="0" w:after="0"/>
+              <w:jc w:val="center"/>
+            </w:pPr>
+            <w:r>
+              <w:rPr>
+                <w:rFonts w:ascii="Times New Roman" w:hAnsi="Times New Roman"/>
+                <w:sz w:val="22"/>
+              </w:rPr>
+              <w:t>«Ведение наладки, юстировки и сдача в эксплуатацию контрольно-измерительных приборов и электрических схем систем автоматики»</w:t>
+            </w:r>
+          </w:p>
+          <w:p>
+            <w:pPr>
+              <w:spacing w:before="0" w:after="0"/>
+              <w:jc w:val="center"/>
+            </w:pPr>
+            <w:r>
+              <w:rPr>
+                <w:rFonts w:ascii="Times New Roman" w:hAnsi="Times New Roman"/>
+                <w:sz w:val="22"/>
+              </w:rPr>
+              <w:t>Профессии: 15.01.37 Слесарь-наладчик контрольно-измерительных приборов и автоматики</w:t>
+            </w:r>
+          </w:p>
+          <w:p>
+            <w:pPr>
+              <w:spacing w:before="0" w:after="0"/>
+              <w:jc w:val="center"/>
+            </w:pPr>
+            <w:r>
+              <w:rPr>
+                <w:rFonts w:ascii="Times New Roman" w:hAnsi="Times New Roman"/>
+                <w:sz w:val="22"/>
+              </w:rPr>
+              <w:t>Группа  С-21, С-22</w:t>
+            </w:r>
+          </w:p>
+        </w:tc>
+        <w:tc>
+          <w:tcPr>
+            <w:tcW w:type="dxa" w:w="2268"/>
+            <w:vAlign w:val="top"/>
+          </w:tcPr>
+          <w:p>
+            <w:pPr>
+              <w:spacing w:before="0" w:after="0"/>
+              <w:jc w:val="left"/>
+            </w:pPr>
+            <w:r>
+              <w:rPr>
+                <w:rFonts w:ascii="Times New Roman" w:hAnsi="Times New Roman"/>
+                <w:b w:val="0"/>
+                <w:sz w:val="20"/>
+              </w:rPr>
+              <w:t>Утверждаю</w:t>
+            </w:r>
+          </w:p>
+          <w:p>
+            <w:pPr>
+              <w:spacing w:before="0" w:after="0"/>
+              <w:jc w:val="left"/>
+            </w:pPr>
+            <w:r>
+              <w:rPr>
+                <w:rFonts w:ascii="Times New Roman" w:hAnsi="Times New Roman"/>
+                <w:b w:val="0"/>
+                <w:sz w:val="20"/>
+              </w:rPr>
+              <w:t>Зам. директора</w:t>
+            </w:r>
+          </w:p>
+          <w:p>
+            <w:pPr>
+              <w:spacing w:before="0" w:after="0"/>
+              <w:jc w:val="left"/>
+            </w:pPr>
+            <w:r>
+              <w:rPr>
+                <w:rFonts w:ascii="Times New Roman" w:hAnsi="Times New Roman"/>
+                <w:b w:val="0"/>
+                <w:sz w:val="20"/>
+              </w:rPr>
+              <w:t>по учебной работе</w:t>
+            </w:r>
+          </w:p>
+          <w:p>
+            <w:pPr>
+              <w:spacing w:before="0" w:after="0"/>
+              <w:jc w:val="left"/>
+            </w:pPr>
+            <w:r>
+              <w:rPr>
+                <w:rFonts w:ascii="Times New Roman" w:hAnsi="Times New Roman"/>
+                <w:b w:val="0"/>
+                <w:sz w:val="20"/>
+              </w:rPr>
+            </w:r>
+          </w:p>
+          <w:p>
+            <w:pPr>
+              <w:spacing w:before="0" w:after="0"/>
+              <w:jc w:val="left"/>
+            </w:pPr>
+            <w:r>
+              <w:rPr>
+                <w:rFonts w:ascii="Times New Roman" w:hAnsi="Times New Roman"/>
+                <w:b w:val="0"/>
+                <w:sz w:val="20"/>
+              </w:rPr>
+              <w:t>_____Т.В.Якимова</w:t>
+            </w:r>
+          </w:p>
+        </w:tc>
+      </w:tr>
+    </w:tbl>
+    <w:p>
+      <w:pPr>
+        <w:spacing w:before="0" w:after="0"/>
+      </w:pPr>
+    </w:p>
+    <w:p>
+      <w:pPr>
+        <w:spacing w:before="0" w:after="0"/>
+        <w:ind w:firstLine="709"/>
+        <w:jc w:val="both"/>
+      </w:pPr>
+      <w:r>
+        <w:rPr>
+          <w:rFonts w:ascii="Times New Roman" w:hAnsi="Times New Roman"/>
+          <w:b w:val="0"/>
+          <w:sz w:val="24"/>
+        </w:rPr>
+        <w:t>1. Устройство диагностической аппаратуры на базе микропроцессорной техники, программное обеспечение и интерфейсы.</w:t>
+      </w:r>
+    </w:p>
+    <w:p>
+      <w:pPr>
+        <w:spacing w:before="0" w:after="0"/>
+        <w:ind w:firstLine="709"/>
+        <w:jc w:val="both"/>
+      </w:pPr>
+      <w:r>
+        <w:rPr>
+          <w:rFonts w:ascii="Times New Roman" w:hAnsi="Times New Roman"/>
+          <w:b w:val="0"/>
+          <w:sz w:val="24"/>
+        </w:rPr>
+        <w:t>2. Произвести наладку электрической схемы управления исполнительным механизмом с приоритетного места управления.</w:t>
+      </w:r>
+    </w:p>
+    <w:p>
+      <w:pPr>
+        <w:spacing w:before="0" w:after="0"/>
+        <w:ind w:firstLine="709"/>
+        <w:jc w:val="both"/>
+      </w:pPr>
+      <w:r>
+        <w:rPr>
+          <w:rFonts w:ascii="Times New Roman" w:hAnsi="Times New Roman"/>
+          <w:b w:val="0"/>
+          <w:sz w:val="24"/>
+        </w:rPr>
+        <w:t>Правильность сборки схемы подтвердить подключением в сеть.</w:t>
+      </w:r>
+    </w:p>
+    <w:p>
+      <w:pPr>
+        <w:spacing w:before="0" w:after="0"/>
+        <w:ind w:firstLine="709"/>
+        <w:jc w:val="both"/>
+      </w:pPr>
+      <w:r>
+        <w:rPr>
+          <w:rFonts w:ascii="Times New Roman" w:hAnsi="Times New Roman"/>
+          <w:b w:val="0"/>
+          <w:sz w:val="24"/>
+        </w:rPr>
+        <w:t>Монтаж схемы выполнить в соответствии с правилами присоединения электрических проводок к приборам и средствам автоматизации.</w:t>
+      </w:r>
+    </w:p>
+    <w:p>
+      <w:pPr>
+        <w:spacing w:before="200" w:after="0"/>
+        <w:jc w:val="left"/>
+      </w:pPr>
+      <w:r>
+        <w:rPr>
+          <w:rFonts w:ascii="Times New Roman" w:hAnsi="Times New Roman"/>
+          <w:b w:val="0"/>
+          <w:sz w:val="24"/>
+        </w:rPr>
+        <w:t>Преподаватель: ______Бардаков Д.Н.</w:t>
+      </w:r>
+    </w:p>
+    <w:p>
+      <w:pPr>
+        <w:pageBreakBefore/>
+        <w:spacing w:before="0" w:after="0"/>
+      </w:pPr>
+    </w:p>
+    <w:tbl>
+      <w:tblPr>
+        <w:tblStyle w:val="TableGrid"/>
+        <w:tblW w:type="auto" w:w="0"/>
+        <w:jc w:val="center"/>
+        <w:tblLayout w:type="fixed"/>
+        <w:tblLook w:firstColumn="1" w:firstRow="1" w:lastColumn="0" w:lastRow="0" w:noHBand="0" w:noVBand="1" w:val="04A0"/>
+      </w:tblPr>
+      <w:tblGrid>
+        <w:gridCol w:w="2608"/>
+        <w:gridCol w:w="4932"/>
+        <w:gridCol w:w="2268"/>
+      </w:tblGrid>
+      <w:tr>
+        <w:tc>
+          <w:tcPr>
+            <w:tcW w:type="dxa" w:w="2608"/>
+            <w:vAlign w:val="top"/>
+          </w:tcPr>
+          <w:p>
+            <w:pPr>
+              <w:spacing w:before="0" w:after="0"/>
+              <w:jc w:val="left"/>
+            </w:pPr>
+            <w:r>
+              <w:rPr>
+                <w:rFonts w:ascii="Times New Roman" w:hAnsi="Times New Roman"/>
+                <w:b w:val="0"/>
+                <w:sz w:val="20"/>
+              </w:rPr>
+              <w:t>Рассмотрен цикловой</w:t>
+            </w:r>
+          </w:p>
+          <w:p>
+            <w:pPr>
+              <w:spacing w:before="0" w:after="0"/>
+              <w:jc w:val="left"/>
+            </w:pPr>
+            <w:r>
+              <w:rPr>
+                <w:rFonts w:ascii="Times New Roman" w:hAnsi="Times New Roman"/>
+                <w:b w:val="0"/>
+                <w:sz w:val="20"/>
+              </w:rPr>
+              <w:t>комиссией технических</w:t>
+            </w:r>
+          </w:p>
+          <w:p>
+            <w:pPr>
+              <w:spacing w:before="0" w:after="0"/>
+              <w:jc w:val="left"/>
+            </w:pPr>
+            <w:r>
+              <w:rPr>
+                <w:rFonts w:ascii="Times New Roman" w:hAnsi="Times New Roman"/>
+                <w:b w:val="0"/>
+                <w:sz w:val="20"/>
+              </w:rPr>
+              <w:t>дисциплин</w:t>
+            </w:r>
+          </w:p>
+          <w:p>
+            <w:pPr>
+              <w:spacing w:before="0" w:after="0"/>
+              <w:jc w:val="left"/>
+            </w:pPr>
+            <w:r>
+              <w:rPr>
+                <w:rFonts w:ascii="Times New Roman" w:hAnsi="Times New Roman"/>
+                <w:b w:val="0"/>
+                <w:sz w:val="20"/>
+              </w:rPr>
+              <w:t>Протокол №</w:t>
+            </w:r>
+          </w:p>
+          <w:p>
+            <w:pPr>
+              <w:spacing w:before="0" w:after="0"/>
+              <w:jc w:val="left"/>
+            </w:pPr>
+            <w:r>
+              <w:rPr>
+                <w:rFonts w:ascii="Times New Roman" w:hAnsi="Times New Roman"/>
+                <w:b w:val="0"/>
+                <w:sz w:val="20"/>
+              </w:rPr>
+              <w:t>«__»__________2026 г.</w:t>
+            </w:r>
+          </w:p>
+          <w:p>
+            <w:pPr>
+              <w:spacing w:before="0" w:after="0"/>
+              <w:jc w:val="left"/>
+            </w:pPr>
+            <w:r>
+              <w:rPr>
+                <w:rFonts w:ascii="Times New Roman" w:hAnsi="Times New Roman"/>
+                <w:b w:val="0"/>
+                <w:sz w:val="20"/>
+              </w:rPr>
+              <w:t>Председатель ___________</w:t>
+            </w:r>
+          </w:p>
+        </w:tc>
+        <w:tc>
+          <w:tcPr>
+            <w:tcW w:type="dxa" w:w="4932"/>
+            <w:vAlign w:val="top"/>
+          </w:tcPr>
+          <w:p>
+            <w:pPr>
+              <w:spacing w:before="0" w:after="0"/>
+              <w:jc w:val="center"/>
+            </w:pPr>
+            <w:r>
+              <w:rPr>
+                <w:rFonts w:ascii="Times New Roman" w:hAnsi="Times New Roman"/>
+                <w:b/>
+                <w:sz w:val="24"/>
+              </w:rPr>
+              <w:t>ЭКЗАМЕНАЦИОННЫЙ БИЛЕТ № 28</w:t>
+            </w:r>
+          </w:p>
+          <w:p>
+            <w:pPr>
+              <w:spacing w:before="0" w:after="0"/>
+              <w:jc w:val="center"/>
+            </w:pPr>
+            <w:r>
+              <w:rPr>
+                <w:rFonts w:ascii="Times New Roman" w:hAnsi="Times New Roman"/>
+                <w:sz w:val="22"/>
+              </w:rPr>
+              <w:t>«Ведение наладки, юстировки и сдача в эксплуатацию контрольно-измерительных приборов и электрических схем систем автоматики»</w:t>
+            </w:r>
+          </w:p>
+          <w:p>
+            <w:pPr>
+              <w:spacing w:before="0" w:after="0"/>
+              <w:jc w:val="center"/>
+            </w:pPr>
+            <w:r>
+              <w:rPr>
+                <w:rFonts w:ascii="Times New Roman" w:hAnsi="Times New Roman"/>
+                <w:sz w:val="22"/>
+              </w:rPr>
+              <w:t>Профессии: 15.01.37 Слесарь-наладчик контрольно-измерительных приборов и автоматики</w:t>
+            </w:r>
+          </w:p>
+          <w:p>
+            <w:pPr>
+              <w:spacing w:before="0" w:after="0"/>
+              <w:jc w:val="center"/>
+            </w:pPr>
+            <w:r>
+              <w:rPr>
+                <w:rFonts w:ascii="Times New Roman" w:hAnsi="Times New Roman"/>
+                <w:sz w:val="22"/>
+              </w:rPr>
+              <w:t>Группа  С-21, С-22</w:t>
+            </w:r>
+          </w:p>
+        </w:tc>
+        <w:tc>
+          <w:tcPr>
+            <w:tcW w:type="dxa" w:w="2268"/>
+            <w:vAlign w:val="top"/>
+          </w:tcPr>
+          <w:p>
+            <w:pPr>
+              <w:spacing w:before="0" w:after="0"/>
+              <w:jc w:val="left"/>
+            </w:pPr>
+            <w:r>
+              <w:rPr>
+                <w:rFonts w:ascii="Times New Roman" w:hAnsi="Times New Roman"/>
+                <w:b w:val="0"/>
+                <w:sz w:val="20"/>
+              </w:rPr>
+              <w:t>Утверждаю</w:t>
+            </w:r>
+          </w:p>
+          <w:p>
+            <w:pPr>
+              <w:spacing w:before="0" w:after="0"/>
+              <w:jc w:val="left"/>
+            </w:pPr>
+            <w:r>
+              <w:rPr>
+                <w:rFonts w:ascii="Times New Roman" w:hAnsi="Times New Roman"/>
+                <w:b w:val="0"/>
+                <w:sz w:val="20"/>
+              </w:rPr>
+              <w:t>Зам. директора</w:t>
+            </w:r>
+          </w:p>
+          <w:p>
+            <w:pPr>
+              <w:spacing w:before="0" w:after="0"/>
+              <w:jc w:val="left"/>
+            </w:pPr>
+            <w:r>
+              <w:rPr>
+                <w:rFonts w:ascii="Times New Roman" w:hAnsi="Times New Roman"/>
+                <w:b w:val="0"/>
+                <w:sz w:val="20"/>
+              </w:rPr>
+              <w:t>по учебной работе</w:t>
+            </w:r>
+          </w:p>
+          <w:p>
+            <w:pPr>
+              <w:spacing w:before="0" w:after="0"/>
+              <w:jc w:val="left"/>
+            </w:pPr>
+            <w:r>
+              <w:rPr>
+                <w:rFonts w:ascii="Times New Roman" w:hAnsi="Times New Roman"/>
+                <w:b w:val="0"/>
+                <w:sz w:val="20"/>
+              </w:rPr>
+            </w:r>
+          </w:p>
+          <w:p>
+            <w:pPr>
+              <w:spacing w:before="0" w:after="0"/>
+              <w:jc w:val="left"/>
+            </w:pPr>
+            <w:r>
+              <w:rPr>
+                <w:rFonts w:ascii="Times New Roman" w:hAnsi="Times New Roman"/>
+                <w:b w:val="0"/>
+                <w:sz w:val="20"/>
+              </w:rPr>
+              <w:t>_____Т.В.Якимова</w:t>
+            </w:r>
+          </w:p>
+        </w:tc>
+      </w:tr>
+    </w:tbl>
+    <w:p>
+      <w:pPr>
+        <w:spacing w:before="0" w:after="0"/>
+      </w:pPr>
+    </w:p>
+    <w:p>
+      <w:pPr>
+        <w:spacing w:before="0" w:after="0"/>
+        <w:ind w:firstLine="709"/>
+        <w:jc w:val="both"/>
+      </w:pPr>
+      <w:r>
+        <w:rPr>
+          <w:rFonts w:ascii="Times New Roman" w:hAnsi="Times New Roman"/>
+          <w:b w:val="0"/>
+          <w:sz w:val="24"/>
+        </w:rPr>
+        <w:t>1. Типовые законы регулирования; позиционное регулирование.</w:t>
+      </w:r>
+    </w:p>
+    <w:p>
+      <w:pPr>
+        <w:spacing w:before="0" w:after="0"/>
+        <w:ind w:firstLine="709"/>
+        <w:jc w:val="both"/>
+      </w:pPr>
+      <w:r>
+        <w:rPr>
+          <w:rFonts w:ascii="Times New Roman" w:hAnsi="Times New Roman"/>
+          <w:b w:val="0"/>
+          <w:sz w:val="24"/>
+        </w:rPr>
+        <w:t>2. Произвести наладку принципиальной электрической схемы управления нереверсивным асинхронным электродвигателем с учетом аппаратуры защиты от перегрузки на монтажном модуле согласно приведенной схеме.</w:t>
+      </w:r>
+    </w:p>
+    <w:p>
+      <w:pPr>
+        <w:spacing w:before="0" w:after="0"/>
+        <w:ind w:firstLine="709"/>
+        <w:jc w:val="both"/>
+      </w:pPr>
+      <w:r>
+        <w:rPr>
+          <w:rFonts w:ascii="Times New Roman" w:hAnsi="Times New Roman"/>
+          <w:b w:val="0"/>
+          <w:sz w:val="24"/>
+        </w:rPr>
+        <w:t>Правильность сборки схемы подтвердить подключением электродвигателя, работоспособность теплового реле проверить нажатием контрольной кнопки. Монтаж схемы выполнить в соответствии с правилами присоединения электрических проводок к приборам и средствам автоматизации.</w:t>
+      </w:r>
+    </w:p>
+    <w:p>
+      <w:pPr>
+        <w:spacing w:before="200" w:after="0"/>
+        <w:jc w:val="left"/>
+      </w:pPr>
+      <w:r>
+        <w:rPr>
+          <w:rFonts w:ascii="Times New Roman" w:hAnsi="Times New Roman"/>
+          <w:b w:val="0"/>
+          <w:sz w:val="24"/>
+        </w:rPr>
+        <w:t>Преподаватель: ______Бардаков Д.Н.</w:t>
+      </w:r>
+    </w:p>
+    <w:p>
+      <w:pPr>
+        <w:pageBreakBefore/>
+        <w:spacing w:before="0" w:after="0"/>
+      </w:pPr>
+    </w:p>
+    <w:tbl>
+      <w:tblPr>
+        <w:tblStyle w:val="TableGrid"/>
+        <w:tblW w:type="auto" w:w="0"/>
+        <w:jc w:val="center"/>
+        <w:tblLayout w:type="fixed"/>
+        <w:tblLook w:firstColumn="1" w:firstRow="1" w:lastColumn="0" w:lastRow="0" w:noHBand="0" w:noVBand="1" w:val="04A0"/>
+      </w:tblPr>
+      <w:tblGrid>
+        <w:gridCol w:w="2608"/>
+        <w:gridCol w:w="4932"/>
+        <w:gridCol w:w="2268"/>
+      </w:tblGrid>
+      <w:tr>
+        <w:tc>
+          <w:tcPr>
+            <w:tcW w:type="dxa" w:w="2608"/>
+            <w:vAlign w:val="top"/>
+          </w:tcPr>
+          <w:p>
+            <w:pPr>
+              <w:spacing w:before="0" w:after="0"/>
+              <w:jc w:val="left"/>
+            </w:pPr>
+            <w:r>
+              <w:rPr>
+                <w:rFonts w:ascii="Times New Roman" w:hAnsi="Times New Roman"/>
+                <w:b w:val="0"/>
+                <w:sz w:val="20"/>
+              </w:rPr>
+              <w:t>Рассмотрен цикловой</w:t>
+            </w:r>
+          </w:p>
+          <w:p>
+            <w:pPr>
+              <w:spacing w:before="0" w:after="0"/>
+              <w:jc w:val="left"/>
+            </w:pPr>
+            <w:r>
+              <w:rPr>
+                <w:rFonts w:ascii="Times New Roman" w:hAnsi="Times New Roman"/>
+                <w:b w:val="0"/>
+                <w:sz w:val="20"/>
+              </w:rPr>
+              <w:t>комиссией технических</w:t>
+            </w:r>
+          </w:p>
+          <w:p>
+            <w:pPr>
+              <w:spacing w:before="0" w:after="0"/>
+              <w:jc w:val="left"/>
+            </w:pPr>
+            <w:r>
+              <w:rPr>
+                <w:rFonts w:ascii="Times New Roman" w:hAnsi="Times New Roman"/>
+                <w:b w:val="0"/>
+                <w:sz w:val="20"/>
+              </w:rPr>
+              <w:t>дисциплин</w:t>
+            </w:r>
+          </w:p>
+          <w:p>
+            <w:pPr>
+              <w:spacing w:before="0" w:after="0"/>
+              <w:jc w:val="left"/>
+            </w:pPr>
+            <w:r>
+              <w:rPr>
+                <w:rFonts w:ascii="Times New Roman" w:hAnsi="Times New Roman"/>
+                <w:b w:val="0"/>
+                <w:sz w:val="20"/>
+              </w:rPr>
+              <w:t>Протокол №</w:t>
+            </w:r>
+          </w:p>
+          <w:p>
+            <w:pPr>
+              <w:spacing w:before="0" w:after="0"/>
+              <w:jc w:val="left"/>
+            </w:pPr>
+            <w:r>
+              <w:rPr>
+                <w:rFonts w:ascii="Times New Roman" w:hAnsi="Times New Roman"/>
+                <w:b w:val="0"/>
+                <w:sz w:val="20"/>
+              </w:rPr>
+              <w:t>«__»__________2026 г.</w:t>
+            </w:r>
+          </w:p>
+          <w:p>
+            <w:pPr>
+              <w:spacing w:before="0" w:after="0"/>
+              <w:jc w:val="left"/>
+            </w:pPr>
+            <w:r>
+              <w:rPr>
+                <w:rFonts w:ascii="Times New Roman" w:hAnsi="Times New Roman"/>
+                <w:b w:val="0"/>
+                <w:sz w:val="20"/>
+              </w:rPr>
+              <w:t>Председатель ___________</w:t>
+            </w:r>
+          </w:p>
+        </w:tc>
+        <w:tc>
+          <w:tcPr>
+            <w:tcW w:type="dxa" w:w="4932"/>
+            <w:vAlign w:val="top"/>
+          </w:tcPr>
+          <w:p>
+            <w:pPr>
+              <w:spacing w:before="0" w:after="0"/>
+              <w:jc w:val="center"/>
+            </w:pPr>
+            <w:r>
+              <w:rPr>
+                <w:rFonts w:ascii="Times New Roman" w:hAnsi="Times New Roman"/>
+                <w:b/>
+                <w:sz w:val="24"/>
+              </w:rPr>
+              <w:t>ЭКЗАМЕНАЦИОННЫЙ БИЛЕТ № 29</w:t>
+            </w:r>
+          </w:p>
+          <w:p>
+            <w:pPr>
+              <w:spacing w:before="0" w:after="0"/>
+              <w:jc w:val="center"/>
+            </w:pPr>
+            <w:r>
+              <w:rPr>
+                <w:rFonts w:ascii="Times New Roman" w:hAnsi="Times New Roman"/>
+                <w:sz w:val="22"/>
+              </w:rPr>
+              <w:t>«Ведение наладки, юстировки и сдача в эксплуатацию контрольно-измерительных приборов и электрических схем систем автоматики»</w:t>
+            </w:r>
+          </w:p>
+          <w:p>
+            <w:pPr>
+              <w:spacing w:before="0" w:after="0"/>
+              <w:jc w:val="center"/>
+            </w:pPr>
+            <w:r>
+              <w:rPr>
+                <w:rFonts w:ascii="Times New Roman" w:hAnsi="Times New Roman"/>
+                <w:sz w:val="22"/>
+              </w:rPr>
+              <w:t>Профессии: 15.01.37 Слесарь-наладчик контрольно-измерительных приборов и автоматики</w:t>
+            </w:r>
+          </w:p>
+          <w:p>
+            <w:pPr>
+              <w:spacing w:before="0" w:after="0"/>
+              <w:jc w:val="center"/>
+            </w:pPr>
+            <w:r>
+              <w:rPr>
+                <w:rFonts w:ascii="Times New Roman" w:hAnsi="Times New Roman"/>
+                <w:sz w:val="22"/>
+              </w:rPr>
+              <w:t>Группа  С-21, С-22</w:t>
+            </w:r>
+          </w:p>
+        </w:tc>
+        <w:tc>
+          <w:tcPr>
+            <w:tcW w:type="dxa" w:w="2268"/>
+            <w:vAlign w:val="top"/>
+          </w:tcPr>
+          <w:p>
+            <w:pPr>
+              <w:spacing w:before="0" w:after="0"/>
+              <w:jc w:val="left"/>
+            </w:pPr>
+            <w:r>
+              <w:rPr>
+                <w:rFonts w:ascii="Times New Roman" w:hAnsi="Times New Roman"/>
+                <w:b w:val="0"/>
+                <w:sz w:val="20"/>
+              </w:rPr>
+              <w:t>Утверждаю</w:t>
+            </w:r>
+          </w:p>
+          <w:p>
+            <w:pPr>
+              <w:spacing w:before="0" w:after="0"/>
+              <w:jc w:val="left"/>
+            </w:pPr>
+            <w:r>
+              <w:rPr>
+                <w:rFonts w:ascii="Times New Roman" w:hAnsi="Times New Roman"/>
+                <w:b w:val="0"/>
+                <w:sz w:val="20"/>
+              </w:rPr>
+              <w:t>Зам. директора</w:t>
+            </w:r>
+          </w:p>
+          <w:p>
+            <w:pPr>
+              <w:spacing w:before="0" w:after="0"/>
+              <w:jc w:val="left"/>
+            </w:pPr>
+            <w:r>
+              <w:rPr>
+                <w:rFonts w:ascii="Times New Roman" w:hAnsi="Times New Roman"/>
+                <w:b w:val="0"/>
+                <w:sz w:val="20"/>
+              </w:rPr>
+              <w:t>по учебной работе</w:t>
+            </w:r>
+          </w:p>
+          <w:p>
+            <w:pPr>
+              <w:spacing w:before="0" w:after="0"/>
+              <w:jc w:val="left"/>
+            </w:pPr>
+            <w:r>
+              <w:rPr>
+                <w:rFonts w:ascii="Times New Roman" w:hAnsi="Times New Roman"/>
+                <w:b w:val="0"/>
+                <w:sz w:val="20"/>
+              </w:rPr>
+            </w:r>
+          </w:p>
+          <w:p>
+            <w:pPr>
+              <w:spacing w:before="0" w:after="0"/>
+              <w:jc w:val="left"/>
+            </w:pPr>
+            <w:r>
+              <w:rPr>
+                <w:rFonts w:ascii="Times New Roman" w:hAnsi="Times New Roman"/>
+                <w:b w:val="0"/>
+                <w:sz w:val="20"/>
+              </w:rPr>
+              <w:t>_____Т.В.Якимова</w:t>
+            </w:r>
+          </w:p>
+        </w:tc>
+      </w:tr>
+    </w:tbl>
+    <w:p>
+      <w:pPr>
+        <w:spacing w:before="0" w:after="0"/>
+      </w:pPr>
+    </w:p>
+    <w:p>
+      <w:pPr>
+        <w:spacing w:before="0" w:after="0"/>
+        <w:ind w:firstLine="709"/>
+        <w:jc w:val="both"/>
+      </w:pPr>
+      <w:r>
+        <w:rPr>
+          <w:rFonts w:ascii="Times New Roman" w:hAnsi="Times New Roman"/>
+          <w:b w:val="0"/>
+          <w:sz w:val="24"/>
+        </w:rPr>
+        <w:t>1. Структурная и принципиальная схема электронных устройств, подавляющих радиопомехи.</w:t>
+      </w:r>
+    </w:p>
+    <w:p>
+      <w:pPr>
+        <w:spacing w:before="0" w:after="0"/>
+        <w:ind w:firstLine="709"/>
+        <w:jc w:val="both"/>
+      </w:pPr>
+      <w:r>
+        <w:rPr>
+          <w:rFonts w:ascii="Times New Roman" w:hAnsi="Times New Roman"/>
+          <w:b w:val="0"/>
+          <w:sz w:val="24"/>
+        </w:rPr>
+        <w:t>2. Произвести наладку принципиальной электрической схемы управления нереверсивным асинхронным электродвигателем на монтажном модуле согласно приведенной схеме.</w:t>
+      </w:r>
+    </w:p>
+    <w:p>
+      <w:pPr>
+        <w:spacing w:before="0" w:after="0"/>
+        <w:ind w:firstLine="709"/>
+        <w:jc w:val="both"/>
+      </w:pPr>
+      <w:r>
+        <w:rPr>
+          <w:rFonts w:ascii="Times New Roman" w:hAnsi="Times New Roman"/>
+          <w:b w:val="0"/>
+          <w:sz w:val="24"/>
+        </w:rPr>
+        <w:t>Правильность сборки схемы подтвердить подключением электродвигателя.</w:t>
+      </w:r>
+    </w:p>
+    <w:p>
+      <w:pPr>
+        <w:spacing w:before="0" w:after="0"/>
+        <w:ind w:firstLine="709"/>
+        <w:jc w:val="both"/>
+      </w:pPr>
+      <w:r>
+        <w:rPr>
+          <w:rFonts w:ascii="Times New Roman" w:hAnsi="Times New Roman"/>
+          <w:b w:val="0"/>
+          <w:sz w:val="24"/>
+        </w:rPr>
+        <w:t>Монтаж схемы выполнить в соответствии с правилами присоединения электрических проводок к приборам и средствам автоматизации.</w:t>
+      </w:r>
+    </w:p>
+    <w:p>
+      <w:pPr>
+        <w:spacing w:before="200" w:after="0"/>
+        <w:jc w:val="left"/>
+      </w:pPr>
+      <w:r>
+        <w:rPr>
+          <w:rFonts w:ascii="Times New Roman" w:hAnsi="Times New Roman"/>
+          <w:b w:val="0"/>
+          <w:sz w:val="24"/>
+        </w:rPr>
+        <w:t>Преподаватель: ______Бардаков Д.Н.</w:t>
+      </w:r>
+    </w:p>
+    <w:p>
+      <w:pPr>
+        <w:pageBreakBefore/>
+        <w:spacing w:before="0" w:after="0"/>
+      </w:pPr>
+    </w:p>
+    <w:tbl>
+      <w:tblPr>
+        <w:tblStyle w:val="TableGrid"/>
+        <w:tblW w:type="auto" w:w="0"/>
+        <w:jc w:val="center"/>
+        <w:tblLayout w:type="fixed"/>
+        <w:tblLook w:firstColumn="1" w:firstRow="1" w:lastColumn="0" w:lastRow="0" w:noHBand="0" w:noVBand="1" w:val="04A0"/>
+      </w:tblPr>
+      <w:tblGrid>
+        <w:gridCol w:w="2608"/>
+        <w:gridCol w:w="4932"/>
+        <w:gridCol w:w="2268"/>
+      </w:tblGrid>
+      <w:tr>
+        <w:tc>
+          <w:tcPr>
+            <w:tcW w:type="dxa" w:w="2608"/>
+            <w:vAlign w:val="top"/>
+          </w:tcPr>
+          <w:p>
+            <w:pPr>
+              <w:spacing w:before="0" w:after="0"/>
+              <w:jc w:val="left"/>
+            </w:pPr>
+            <w:r>
+              <w:rPr>
+                <w:rFonts w:ascii="Times New Roman" w:hAnsi="Times New Roman"/>
+                <w:b w:val="0"/>
+                <w:sz w:val="20"/>
+              </w:rPr>
+              <w:t>Рассмотрен цикловой</w:t>
+            </w:r>
+          </w:p>
+          <w:p>
+            <w:pPr>
+              <w:spacing w:before="0" w:after="0"/>
+              <w:jc w:val="left"/>
+            </w:pPr>
+            <w:r>
+              <w:rPr>
+                <w:rFonts w:ascii="Times New Roman" w:hAnsi="Times New Roman"/>
+                <w:b w:val="0"/>
+                <w:sz w:val="20"/>
+              </w:rPr>
+              <w:t>комиссией технических</w:t>
+            </w:r>
+          </w:p>
+          <w:p>
+            <w:pPr>
+              <w:spacing w:before="0" w:after="0"/>
+              <w:jc w:val="left"/>
+            </w:pPr>
+            <w:r>
+              <w:rPr>
+                <w:rFonts w:ascii="Times New Roman" w:hAnsi="Times New Roman"/>
+                <w:b w:val="0"/>
+                <w:sz w:val="20"/>
+              </w:rPr>
+              <w:t>дисциплин</w:t>
+            </w:r>
+          </w:p>
+          <w:p>
+            <w:pPr>
+              <w:spacing w:before="0" w:after="0"/>
+              <w:jc w:val="left"/>
+            </w:pPr>
+            <w:r>
+              <w:rPr>
+                <w:rFonts w:ascii="Times New Roman" w:hAnsi="Times New Roman"/>
+                <w:b w:val="0"/>
+                <w:sz w:val="20"/>
+              </w:rPr>
+              <w:t>Протокол №</w:t>
+            </w:r>
+          </w:p>
+          <w:p>
+            <w:pPr>
+              <w:spacing w:before="0" w:after="0"/>
+              <w:jc w:val="left"/>
+            </w:pPr>
+            <w:r>
+              <w:rPr>
+                <w:rFonts w:ascii="Times New Roman" w:hAnsi="Times New Roman"/>
+                <w:b w:val="0"/>
+                <w:sz w:val="20"/>
+              </w:rPr>
+              <w:t>«__»__________2026 г.</w:t>
+            </w:r>
+          </w:p>
+          <w:p>
+            <w:pPr>
+              <w:spacing w:before="0" w:after="0"/>
+              <w:jc w:val="left"/>
+            </w:pPr>
+            <w:r>
+              <w:rPr>
+                <w:rFonts w:ascii="Times New Roman" w:hAnsi="Times New Roman"/>
+                <w:b w:val="0"/>
+                <w:sz w:val="20"/>
+              </w:rPr>
+              <w:t>Председатель ___________</w:t>
+            </w:r>
+          </w:p>
+        </w:tc>
+        <w:tc>
+          <w:tcPr>
+            <w:tcW w:type="dxa" w:w="4932"/>
+            <w:vAlign w:val="top"/>
+          </w:tcPr>
+          <w:p>
+            <w:pPr>
+              <w:spacing w:before="0" w:after="0"/>
+              <w:jc w:val="center"/>
+            </w:pPr>
+            <w:r>
+              <w:rPr>
+                <w:rFonts w:ascii="Times New Roman" w:hAnsi="Times New Roman"/>
+                <w:b/>
+                <w:sz w:val="24"/>
+              </w:rPr>
+              <w:t>ЭКЗАМЕНАЦИОННЫЙ БИЛЕТ № 30</w:t>
+            </w:r>
+          </w:p>
+          <w:p>
+            <w:pPr>
+              <w:spacing w:before="0" w:after="0"/>
+              <w:jc w:val="center"/>
+            </w:pPr>
+            <w:r>
+              <w:rPr>
+                <w:rFonts w:ascii="Times New Roman" w:hAnsi="Times New Roman"/>
+                <w:sz w:val="22"/>
+              </w:rPr>
+              <w:t>«Ведение наладки, юстировки и сдача в эксплуатацию контрольно-измерительных приборов и электрических схем систем автоматики»</w:t>
+            </w:r>
+          </w:p>
+          <w:p>
+            <w:pPr>
+              <w:spacing w:before="0" w:after="0"/>
+              <w:jc w:val="center"/>
+            </w:pPr>
+            <w:r>
+              <w:rPr>
+                <w:rFonts w:ascii="Times New Roman" w:hAnsi="Times New Roman"/>
+                <w:sz w:val="22"/>
+              </w:rPr>
+              <w:t>Профессии: 15.01.37 Слесарь-наладчик контрольно-измерительных приборов и автоматики</w:t>
+            </w:r>
+          </w:p>
+          <w:p>
+            <w:pPr>
+              <w:spacing w:before="0" w:after="0"/>
+              <w:jc w:val="center"/>
+            </w:pPr>
+            <w:r>
+              <w:rPr>
+                <w:rFonts w:ascii="Times New Roman" w:hAnsi="Times New Roman"/>
+                <w:sz w:val="22"/>
+              </w:rPr>
+              <w:t>Группа  С-21, С-22</w:t>
+            </w:r>
+          </w:p>
+        </w:tc>
+        <w:tc>
+          <w:tcPr>
+            <w:tcW w:type="dxa" w:w="2268"/>
+            <w:vAlign w:val="top"/>
+          </w:tcPr>
+          <w:p>
+            <w:pPr>
+              <w:spacing w:before="0" w:after="0"/>
+              <w:jc w:val="left"/>
+            </w:pPr>
+            <w:r>
+              <w:rPr>
+                <w:rFonts w:ascii="Times New Roman" w:hAnsi="Times New Roman"/>
+                <w:b w:val="0"/>
+                <w:sz w:val="20"/>
+              </w:rPr>
+              <w:t>Утверждаю</w:t>
+            </w:r>
+          </w:p>
+          <w:p>
+            <w:pPr>
+              <w:spacing w:before="0" w:after="0"/>
+              <w:jc w:val="left"/>
+            </w:pPr>
+            <w:r>
+              <w:rPr>
+                <w:rFonts w:ascii="Times New Roman" w:hAnsi="Times New Roman"/>
+                <w:b w:val="0"/>
+                <w:sz w:val="20"/>
+              </w:rPr>
+              <w:t>Зам. директора</w:t>
+            </w:r>
+          </w:p>
+          <w:p>
+            <w:pPr>
+              <w:spacing w:before="0" w:after="0"/>
+              <w:jc w:val="left"/>
+            </w:pPr>
+            <w:r>
+              <w:rPr>
+                <w:rFonts w:ascii="Times New Roman" w:hAnsi="Times New Roman"/>
+                <w:b w:val="0"/>
+                <w:sz w:val="20"/>
+              </w:rPr>
+              <w:t>по учебной работе</w:t>
+            </w:r>
+          </w:p>
+          <w:p>
+            <w:pPr>
+              <w:spacing w:before="0" w:after="0"/>
+              <w:jc w:val="left"/>
+            </w:pPr>
+            <w:r>
+              <w:rPr>
+                <w:rFonts w:ascii="Times New Roman" w:hAnsi="Times New Roman"/>
+                <w:b w:val="0"/>
+                <w:sz w:val="20"/>
+              </w:rPr>
+            </w:r>
+          </w:p>
+          <w:p>
+            <w:pPr>
+              <w:spacing w:before="0" w:after="0"/>
+              <w:jc w:val="left"/>
+            </w:pPr>
+            <w:r>
+              <w:rPr>
+                <w:rFonts w:ascii="Times New Roman" w:hAnsi="Times New Roman"/>
+                <w:b w:val="0"/>
+                <w:sz w:val="20"/>
+              </w:rPr>
+              <w:t>_____Т.В.Якимова</w:t>
+            </w:r>
+          </w:p>
+        </w:tc>
+      </w:tr>
+    </w:tbl>
+    <w:p>
+      <w:pPr>
+        <w:spacing w:before="0" w:after="0"/>
+      </w:pPr>
+    </w:p>
+    <w:p>
+      <w:pPr>
+        <w:spacing w:before="0" w:after="0"/>
+        <w:ind w:firstLine="709"/>
+        <w:jc w:val="both"/>
+      </w:pPr>
+      <w:r>
+        <w:rPr>
+          <w:rFonts w:ascii="Times New Roman" w:hAnsi="Times New Roman"/>
+          <w:b w:val="0"/>
+          <w:sz w:val="24"/>
+        </w:rPr>
+        <w:t>1. Оптимальные системы автоматического регулирования.</w:t>
+      </w:r>
+    </w:p>
+    <w:p>
+      <w:pPr>
+        <w:spacing w:before="0" w:after="0"/>
+        <w:ind w:firstLine="709"/>
+        <w:jc w:val="both"/>
+      </w:pPr>
+      <w:r>
+        <w:rPr>
+          <w:rFonts w:ascii="Times New Roman" w:hAnsi="Times New Roman"/>
+          <w:b w:val="0"/>
+          <w:sz w:val="24"/>
+        </w:rPr>
+        <w:t>2. Произвести наладку принципиальной электрической схемы управления измерителя-регулятора ОВЕН ТРМ1 на монтажном модуле согласно приведенной схеме.</w:t>
+      </w:r>
+    </w:p>
+    <w:p>
+      <w:pPr>
+        <w:spacing w:before="0" w:after="0"/>
+        <w:ind w:firstLine="709"/>
+        <w:jc w:val="both"/>
+      </w:pPr>
+      <w:r>
+        <w:rPr>
+          <w:rFonts w:ascii="Times New Roman" w:hAnsi="Times New Roman"/>
+          <w:b w:val="0"/>
+          <w:sz w:val="24"/>
+        </w:rPr>
+        <w:t>Монтаж схемы выполнить в соответствии с правилами присоединения электрических проводок к приборам и средствам автоматизации.</w:t>
+      </w:r>
+    </w:p>
+    <w:p>
+      <w:pPr>
+        <w:spacing w:before="0" w:after="0"/>
+        <w:ind w:firstLine="709"/>
+        <w:jc w:val="both"/>
+      </w:pPr>
+      <w:r>
+        <w:rPr>
+          <w:rFonts w:ascii="Times New Roman" w:hAnsi="Times New Roman"/>
+          <w:b w:val="0"/>
+          <w:sz w:val="24"/>
+        </w:rPr>
+        <w:t>3. Выполнить настройку измерителя-регулятора ОВЕН ТРМ1 согласно приведенному алгоритму.</w:t>
+      </w:r>
+    </w:p>
+    <w:p>
+      <w:pPr>
+        <w:spacing w:before="200" w:after="0"/>
+        <w:jc w:val="left"/>
+      </w:pPr>
+      <w:r>
+        <w:rPr>
+          <w:rFonts w:ascii="Times New Roman" w:hAnsi="Times New Roman"/>
+          <w:b w:val="0"/>
+          <w:sz w:val="24"/>
+        </w:rPr>
+        <w:t>Преподаватель: ______Бардаков Д.Н.</w:t>
+      </w:r>
     </w:p>
     <w:p>
       <w:pPr>

--- a/Перечни/01_Готовые/перечень ПА.02 ПМ.02 С-21, С-22.docx
+++ b/Перечни/01_Готовые/перечень ПА.02 ПМ.02 С-21, С-22.docx
@@ -2096,7 +2096,7 @@
           <w:b w:val="0"/>
           <w:sz w:val="24"/>
         </w:rPr>
-        <w:t>Правильность сборки схемы подтвердить подключением электродвигателя. Монтаж схемы выполнить в соответствии с правилами присоединения электрических проводок к приборам и средствам автоматизации.</w:t>
+        <w:t>Правильность наладки схемы подтвердить подключением электродвигателя. Монтаж схемы выполнить в соответствии с правилами присоединения электрических проводок к приборам и средствам автоматизации.</w:t>
       </w:r>
     </w:p>
     <w:p>
@@ -3691,7 +3691,7 @@
           <w:b w:val="0"/>
           <w:sz w:val="24"/>
         </w:rPr>
-        <w:t>Правильность сборки схемы подтвердить подключением в сеть.</w:t>
+        <w:t>Правильность наладки схемы подтвердить подключением в сеть.</w:t>
       </w:r>
     </w:p>
     <w:p>
@@ -4016,7 +4016,7 @@
           <w:b w:val="0"/>
           <w:sz w:val="24"/>
         </w:rPr>
-        <w:t>Правильность сборки схемы подтвердить подключением электродвигателя, работоспособность теплового реле проверить нажатием контрольной кнопки. Монтаж схемы выполнить в соответствии с правилами присоединения электрических проводок к приборам и средствам автоматизации.</w:t>
+        <w:t>Правильность наладки схемы подтвердить подключением электродвигателя, работоспособность теплового реле проверить нажатием контрольной кнопки. Монтаж схемы выполнить в соответствии с правилами присоединения электрических проводок к приборам и средствам автоматизации.</w:t>
       </w:r>
     </w:p>
     <w:p>
@@ -4326,7 +4326,7 @@
           <w:b w:val="0"/>
           <w:sz w:val="24"/>
         </w:rPr>
-        <w:t>Правильность сборки схемы подтвердить подключением электродвигателя. Монтаж схемы выполнить в соответствии с правилами присоединения электрических проводок к приборам и средствам автоматизации.</w:t>
+        <w:t>Правильность наладки схемы подтвердить подключением электродвигателя. Монтаж схемы выполнить в соответствии с правилами присоединения электрических проводок к приборам и средствам автоматизации.</w:t>
       </w:r>
     </w:p>
     <w:p>
@@ -5921,7 +5921,7 @@
           <w:b w:val="0"/>
           <w:sz w:val="24"/>
         </w:rPr>
-        <w:t>Правильность сборки схемы подтвердить подключением в сеть.</w:t>
+        <w:t>Правильность наладки схемы подтвердить подключением в сеть.</w:t>
       </w:r>
     </w:p>
     <w:p>
@@ -6246,7 +6246,7 @@
           <w:b w:val="0"/>
           <w:sz w:val="24"/>
         </w:rPr>
-        <w:t>Правильность сборки схемы подтвердить подключением электродвигателя, работоспособность теплового реле проверить нажатием контрольной кнопки. Монтаж схемы выполнить в соответствии с правилами присоединения электрических проводок к приборам и средствам автоматизации.</w:t>
+        <w:t>Правильность наладки схемы подтвердить подключением электродвигателя, работоспособность теплового реле проверить нажатием контрольной кнопки. Монтаж схемы выполнить в соответствии с правилами присоединения электрических проводок к приборам и средствам автоматизации.</w:t>
       </w:r>
     </w:p>
     <w:p>
@@ -6556,7 +6556,7 @@
           <w:b w:val="0"/>
           <w:sz w:val="24"/>
         </w:rPr>
-        <w:t>Правильность сборки схемы подтвердить подключением электродвигателя. Монтаж схемы выполнить в соответствии с правилами присоединения электрических проводок к приборам и средствам автоматизации.</w:t>
+        <w:t>Правильность наладки схемы подтвердить подключением электродвигателя. Монтаж схемы выполнить в соответствии с правилами присоединения электрических проводок к приборам и средствам автоматизации.</w:t>
       </w:r>
     </w:p>
     <w:p>
@@ -8151,7 +8151,7 @@
           <w:b w:val="0"/>
           <w:sz w:val="24"/>
         </w:rPr>
-        <w:t>Правильность сборки схемы подтвердить подключением в сеть.</w:t>
+        <w:t>Правильность наладки схемы подтвердить подключением в сеть.</w:t>
       </w:r>
     </w:p>
     <w:p>
@@ -8476,7 +8476,7 @@
           <w:b w:val="0"/>
           <w:sz w:val="24"/>
         </w:rPr>
-        <w:t>Правильность сборки схемы подтвердить подключением электродвигателя, работоспособность теплового реле проверить нажатием контрольной кнопки. Монтаж схемы выполнить в соответствии с правилами присоединения электрических проводок к приборам и средствам автоматизации.</w:t>
+        <w:t>Правильность наладки схемы подтвердить подключением электродвигателя, работоспособность теплового реле проверить нажатием контрольной кнопки. Монтаж схемы выполнить в соответствии с правилами присоединения электрических проводок к приборам и средствам автоматизации.</w:t>
       </w:r>
     </w:p>
     <w:p>
@@ -8786,7 +8786,7 @@
           <w:b w:val="0"/>
           <w:sz w:val="24"/>
         </w:rPr>
-        <w:t>Правильность сборки схемы подтвердить подключением электродвигателя.</w:t>
+        <w:t>Правильность наладки схемы подтвердить подключением электродвигателя.</w:t>
       </w:r>
     </w:p>
     <w:p>
@@ -10411,7 +10411,7 @@
           <w:b w:val="0"/>
           <w:sz w:val="24"/>
         </w:rPr>
-        <w:t>Правильность сборки схемы подтвердить подключением в сеть.</w:t>
+        <w:t>Правильность наладки схемы подтвердить подключением в сеть.</w:t>
       </w:r>
     </w:p>
     <w:p>
@@ -10736,7 +10736,7 @@
           <w:b w:val="0"/>
           <w:sz w:val="24"/>
         </w:rPr>
-        <w:t>Правильность сборки схемы подтвердить подключением электродвигателя, работоспособность теплового реле проверить нажатием контрольной кнопки. Монтаж схемы выполнить в соответствии с правилами присоединения электрических проводок к приборам и средствам автоматизации.</w:t>
+        <w:t>Правильность наладки схемы подтвердить подключением электродвигателя, работоспособность теплового реле проверить нажатием контрольной кнопки. Монтаж схемы выполнить в соответствии с правилами присоединения электрических проводок к приборам и средствам автоматизации.</w:t>
       </w:r>
     </w:p>
     <w:p>
@@ -11046,7 +11046,7 @@
           <w:b w:val="0"/>
           <w:sz w:val="24"/>
         </w:rPr>
-        <w:t>Правильность сборки схемы подтвердить подключением электродвигателя.</w:t>
+        <w:t>Правильность наладки схемы подтвердить подключением электродвигателя.</w:t>
       </w:r>
     </w:p>
     <w:p>

--- a/Перечни/01_Готовые/перечень ПА.02 ПМ.02 С-21, С-22.docx
+++ b/Перечни/01_Готовые/перечень ПА.02 ПМ.02 С-21, С-22.docx
@@ -1912,6 +1912,20 @@
               <w:t>Председатель ___________</w:t>
             </w:r>
           </w:p>
+          <w:p>
+            <w:pPr>
+              <w:spacing w:before="0" w:after="0"/>
+              <w:jc w:val="left"/>
+            </w:pPr>
+            <w:r>
+              <w:rPr>
+                <w:rFonts w:ascii="Times New Roman" w:hAnsi="Times New Roman"/>
+                <w:b w:val="0"/>
+                <w:sz w:val="20"/>
+              </w:rPr>
+              <w:t>/А.Н. Ткаченко/</w:t>
+            </w:r>
+          </w:p>
         </w:tc>
         <w:tc>
           <w:tcPr>
@@ -1942,7 +1956,7 @@
                 <w:rFonts w:ascii="Times New Roman" w:hAnsi="Times New Roman"/>
                 <w:sz w:val="22"/>
               </w:rPr>
-              <w:t>«Ведение наладки, юстировки и сдача в эксплуатацию контрольно-измерительных приборов и электрических схем систем автоматики»</w:t>
+              <w:t>ПМ.02 «Ведение наладки, юстировки и сдача в эксплуатацию контрольно-измерительных приборов и электрических схем систем автоматики»</w:t>
             </w:r>
           </w:p>
           <w:p>
@@ -2086,6 +2100,46 @@
     </w:p>
     <w:p>
       <w:pPr>
+        <w:spacing w:before="120" w:after="120"/>
+        <w:jc w:val="center"/>
+      </w:pPr>
+      <w:r>
+        <w:drawing>
+          <wp:inline xmlns:a="http://schemas.openxmlformats.org/drawingml/2006/main" xmlns:pic="http://schemas.openxmlformats.org/drawingml/2006/picture">
+            <wp:extent cx="3960000" cy="3384577"/>
+            <wp:docPr id="1" name="Picture 1"/>
+            <wp:cNvGraphicFramePr>
+              <a:graphicFrameLocks noChangeAspect="1"/>
+            </wp:cNvGraphicFramePr>
+            <a:graphic>
+              <a:graphicData uri="http://schemas.openxmlformats.org/drawingml/2006/picture">
+                <pic:pic>
+                  <pic:nvPicPr>
+                    <pic:cNvPr id="0" name="билет-01.jpeg"/>
+                    <pic:cNvPicPr/>
+                  </pic:nvPicPr>
+                  <pic:blipFill>
+                    <a:blip r:embed="rId9"/>
+                    <a:stretch>
+                      <a:fillRect/>
+                    </a:stretch>
+                  </pic:blipFill>
+                  <pic:spPr>
+                    <a:xfrm>
+                      <a:off x="0" y="0"/>
+                      <a:ext cx="3960000" cy="3384577"/>
+                    </a:xfrm>
+                    <a:prstGeom prst="rect"/>
+                  </pic:spPr>
+                </pic:pic>
+              </a:graphicData>
+            </a:graphic>
+          </wp:inline>
+        </w:drawing>
+      </w:r>
+    </w:p>
+    <w:p>
+      <w:pPr>
         <w:spacing w:before="0" w:after="0"/>
         <w:ind w:firstLine="709"/>
         <w:jc w:val="both"/>
@@ -2096,7 +2150,7 @@
           <w:b w:val="0"/>
           <w:sz w:val="24"/>
         </w:rPr>
-        <w:t>Правильность наладки схемы подтвердить подключением электродвигателя. Монтаж схемы выполнить в соответствии с правилами присоединения электрических проводок к приборам и средствам автоматизации.</w:t>
+        <w:t>3. Правильность наладки схемы подтвердить подключением электродвигателя. Монтаж схемы выполнить в соответствии с правилами присоединения электрических проводок к приборам и средствам автоматизации.</w:t>
       </w:r>
     </w:p>
     <w:p>
@@ -2222,6 +2276,20 @@
               <w:t>Председатель ___________</w:t>
             </w:r>
           </w:p>
+          <w:p>
+            <w:pPr>
+              <w:spacing w:before="0" w:after="0"/>
+              <w:jc w:val="left"/>
+            </w:pPr>
+            <w:r>
+              <w:rPr>
+                <w:rFonts w:ascii="Times New Roman" w:hAnsi="Times New Roman"/>
+                <w:b w:val="0"/>
+                <w:sz w:val="20"/>
+              </w:rPr>
+              <w:t>/А.Н. Ткаченко/</w:t>
+            </w:r>
+          </w:p>
         </w:tc>
         <w:tc>
           <w:tcPr>
@@ -2252,7 +2320,7 @@
                 <w:rFonts w:ascii="Times New Roman" w:hAnsi="Times New Roman"/>
                 <w:sz w:val="22"/>
               </w:rPr>
-              <w:t>«Ведение наладки, юстировки и сдача в эксплуатацию контрольно-измерительных приборов и электрических схем систем автоматики»</w:t>
+              <w:t>ПМ.02 «Ведение наладки, юстировки и сдача в эксплуатацию контрольно-измерительных приборов и электрических схем систем автоматики»</w:t>
             </w:r>
           </w:p>
           <w:p>
@@ -2411,6 +2479,46 @@
     </w:p>
     <w:p>
       <w:pPr>
+        <w:spacing w:before="120" w:after="120"/>
+        <w:jc w:val="center"/>
+      </w:pPr>
+      <w:r>
+        <w:drawing>
+          <wp:inline xmlns:a="http://schemas.openxmlformats.org/drawingml/2006/main" xmlns:pic="http://schemas.openxmlformats.org/drawingml/2006/picture">
+            <wp:extent cx="3960000" cy="4601967"/>
+            <wp:docPr id="2" name="Picture 2"/>
+            <wp:cNvGraphicFramePr>
+              <a:graphicFrameLocks noChangeAspect="1"/>
+            </wp:cNvGraphicFramePr>
+            <a:graphic>
+              <a:graphicData uri="http://schemas.openxmlformats.org/drawingml/2006/picture">
+                <pic:pic>
+                  <pic:nvPicPr>
+                    <pic:cNvPr id="0" name="билет-02.jpeg"/>
+                    <pic:cNvPicPr/>
+                  </pic:nvPicPr>
+                  <pic:blipFill>
+                    <a:blip r:embed="rId10"/>
+                    <a:stretch>
+                      <a:fillRect/>
+                    </a:stretch>
+                  </pic:blipFill>
+                  <pic:spPr>
+                    <a:xfrm>
+                      <a:off x="0" y="0"/>
+                      <a:ext cx="3960000" cy="4601967"/>
+                    </a:xfrm>
+                    <a:prstGeom prst="rect"/>
+                  </pic:spPr>
+                </pic:pic>
+              </a:graphicData>
+            </a:graphic>
+          </wp:inline>
+        </w:drawing>
+      </w:r>
+    </w:p>
+    <w:p>
+      <w:pPr>
         <w:spacing w:before="0" w:after="0"/>
         <w:ind w:firstLine="709"/>
         <w:jc w:val="both"/>
@@ -2421,7 +2529,7 @@
           <w:b w:val="0"/>
           <w:sz w:val="24"/>
         </w:rPr>
-        <w:t>Выполнить настройку измерителя-регулятора ОВЕН ТРМ1 согласно приведенному алгоритму.</w:t>
+        <w:t>3. Выполнить настройку измерителя-регулятора ОВЕН ТРМ1 согласно приведенному алгоритму.</w:t>
       </w:r>
     </w:p>
     <w:p>
@@ -2547,6 +2655,20 @@
               <w:t>Председатель ___________</w:t>
             </w:r>
           </w:p>
+          <w:p>
+            <w:pPr>
+              <w:spacing w:before="0" w:after="0"/>
+              <w:jc w:val="left"/>
+            </w:pPr>
+            <w:r>
+              <w:rPr>
+                <w:rFonts w:ascii="Times New Roman" w:hAnsi="Times New Roman"/>
+                <w:b w:val="0"/>
+                <w:sz w:val="20"/>
+              </w:rPr>
+              <w:t>/А.Н. Ткаченко/</w:t>
+            </w:r>
+          </w:p>
         </w:tc>
         <w:tc>
           <w:tcPr>
@@ -2577,7 +2699,7 @@
                 <w:rFonts w:ascii="Times New Roman" w:hAnsi="Times New Roman"/>
                 <w:sz w:val="22"/>
               </w:rPr>
-              <w:t>«Ведение наладки, юстировки и сдача в эксплуатацию контрольно-измерительных приборов и электрических схем систем автоматики»</w:t>
+              <w:t>ПМ.02 «Ведение наладки, юстировки и сдача в эксплуатацию контрольно-измерительных приборов и электрических схем систем автоматики»</w:t>
             </w:r>
           </w:p>
           <w:p>
@@ -2732,6 +2854,46 @@
           <w:sz w:val="24"/>
         </w:rPr>
         <w:t>Монтаж схемы выполнить в соответствии с правилами присоединения электрических проводок к приборам и средствам автоматизации.</w:t>
+      </w:r>
+    </w:p>
+    <w:p>
+      <w:pPr>
+        <w:spacing w:before="120" w:after="120"/>
+        <w:jc w:val="center"/>
+      </w:pPr>
+      <w:r>
+        <w:drawing>
+          <wp:inline xmlns:a="http://schemas.openxmlformats.org/drawingml/2006/main" xmlns:pic="http://schemas.openxmlformats.org/drawingml/2006/picture">
+            <wp:extent cx="3960000" cy="2566957"/>
+            <wp:docPr id="3" name="Picture 3"/>
+            <wp:cNvGraphicFramePr>
+              <a:graphicFrameLocks noChangeAspect="1"/>
+            </wp:cNvGraphicFramePr>
+            <a:graphic>
+              <a:graphicData uri="http://schemas.openxmlformats.org/drawingml/2006/picture">
+                <pic:pic>
+                  <pic:nvPicPr>
+                    <pic:cNvPr id="0" name="билет-03.jpeg"/>
+                    <pic:cNvPicPr/>
+                  </pic:nvPicPr>
+                  <pic:blipFill>
+                    <a:blip r:embed="rId11"/>
+                    <a:stretch>
+                      <a:fillRect/>
+                    </a:stretch>
+                  </pic:blipFill>
+                  <pic:spPr>
+                    <a:xfrm>
+                      <a:off x="0" y="0"/>
+                      <a:ext cx="3960000" cy="2566957"/>
+                    </a:xfrm>
+                    <a:prstGeom prst="rect"/>
+                  </pic:spPr>
+                </pic:pic>
+              </a:graphicData>
+            </a:graphic>
+          </wp:inline>
+        </w:drawing>
       </w:r>
     </w:p>
     <w:p>
@@ -2872,6 +3034,20 @@
               <w:t>Председатель ___________</w:t>
             </w:r>
           </w:p>
+          <w:p>
+            <w:pPr>
+              <w:spacing w:before="0" w:after="0"/>
+              <w:jc w:val="left"/>
+            </w:pPr>
+            <w:r>
+              <w:rPr>
+                <w:rFonts w:ascii="Times New Roman" w:hAnsi="Times New Roman"/>
+                <w:b w:val="0"/>
+                <w:sz w:val="20"/>
+              </w:rPr>
+              <w:t>/А.Н. Ткаченко/</w:t>
+            </w:r>
+          </w:p>
         </w:tc>
         <w:tc>
           <w:tcPr>
@@ -2902,7 +3078,7 @@
                 <w:rFonts w:ascii="Times New Roman" w:hAnsi="Times New Roman"/>
                 <w:sz w:val="22"/>
               </w:rPr>
-              <w:t>«Ведение наладки, юстировки и сдача в эксплуатацию контрольно-измерительных приборов и электрических схем систем автоматики»</w:t>
+              <w:t>ПМ.02 «Ведение наладки, юстировки и сдача в эксплуатацию контрольно-измерительных приборов и электрических схем систем автоматики»</w:t>
             </w:r>
           </w:p>
           <w:p>
@@ -3057,6 +3233,46 @@
           <w:sz w:val="24"/>
         </w:rPr>
         <w:t>Монтаж схемы выполнить в соответствии с правилами присоединения электрических проводок к приборам и средствам автоматизации.</w:t>
+      </w:r>
+    </w:p>
+    <w:p>
+      <w:pPr>
+        <w:spacing w:before="120" w:after="120"/>
+        <w:jc w:val="center"/>
+      </w:pPr>
+      <w:r>
+        <w:drawing>
+          <wp:inline xmlns:a="http://schemas.openxmlformats.org/drawingml/2006/main" xmlns:pic="http://schemas.openxmlformats.org/drawingml/2006/picture">
+            <wp:extent cx="3960000" cy="2928534"/>
+            <wp:docPr id="4" name="Picture 4"/>
+            <wp:cNvGraphicFramePr>
+              <a:graphicFrameLocks noChangeAspect="1"/>
+            </wp:cNvGraphicFramePr>
+            <a:graphic>
+              <a:graphicData uri="http://schemas.openxmlformats.org/drawingml/2006/picture">
+                <pic:pic>
+                  <pic:nvPicPr>
+                    <pic:cNvPr id="0" name="билет-04.jpeg"/>
+                    <pic:cNvPicPr/>
+                  </pic:nvPicPr>
+                  <pic:blipFill>
+                    <a:blip r:embed="rId12"/>
+                    <a:stretch>
+                      <a:fillRect/>
+                    </a:stretch>
+                  </pic:blipFill>
+                  <pic:spPr>
+                    <a:xfrm>
+                      <a:off x="0" y="0"/>
+                      <a:ext cx="3960000" cy="2928534"/>
+                    </a:xfrm>
+                    <a:prstGeom prst="rect"/>
+                  </pic:spPr>
+                </pic:pic>
+              </a:graphicData>
+            </a:graphic>
+          </wp:inline>
+        </w:drawing>
       </w:r>
     </w:p>
     <w:p>
@@ -3197,6 +3413,20 @@
               <w:t>Председатель ___________</w:t>
             </w:r>
           </w:p>
+          <w:p>
+            <w:pPr>
+              <w:spacing w:before="0" w:after="0"/>
+              <w:jc w:val="left"/>
+            </w:pPr>
+            <w:r>
+              <w:rPr>
+                <w:rFonts w:ascii="Times New Roman" w:hAnsi="Times New Roman"/>
+                <w:b w:val="0"/>
+                <w:sz w:val="20"/>
+              </w:rPr>
+              <w:t>/А.Н. Ткаченко/</w:t>
+            </w:r>
+          </w:p>
         </w:tc>
         <w:tc>
           <w:tcPr>
@@ -3227,7 +3457,7 @@
                 <w:rFonts w:ascii="Times New Roman" w:hAnsi="Times New Roman"/>
                 <w:sz w:val="22"/>
               </w:rPr>
-              <w:t>«Ведение наладки, юстировки и сдача в эксплуатацию контрольно-измерительных приборов и электрических схем систем автоматики»</w:t>
+              <w:t>ПМ.02 «Ведение наладки, юстировки и сдача в эксплуатацию контрольно-измерительных приборов и электрических схем систем автоматики»</w:t>
             </w:r>
           </w:p>
           <w:p>
@@ -3382,6 +3612,61 @@
           <w:sz w:val="24"/>
         </w:rPr>
         <w:t>Монтаж схемы выполнить в соответствии с правилами присоединения электрических проводок к приборам и средствам автоматизации.</w:t>
+      </w:r>
+    </w:p>
+    <w:p>
+      <w:pPr>
+        <w:spacing w:before="120" w:after="120"/>
+        <w:jc w:val="center"/>
+      </w:pPr>
+      <w:r>
+        <w:drawing>
+          <wp:inline xmlns:a="http://schemas.openxmlformats.org/drawingml/2006/main" xmlns:pic="http://schemas.openxmlformats.org/drawingml/2006/picture">
+            <wp:extent cx="3960000" cy="5601484"/>
+            <wp:docPr id="5" name="Picture 5"/>
+            <wp:cNvGraphicFramePr>
+              <a:graphicFrameLocks noChangeAspect="1"/>
+            </wp:cNvGraphicFramePr>
+            <a:graphic>
+              <a:graphicData uri="http://schemas.openxmlformats.org/drawingml/2006/picture">
+                <pic:pic>
+                  <pic:nvPicPr>
+                    <pic:cNvPr id="0" name="билет-05.jpeg"/>
+                    <pic:cNvPicPr/>
+                  </pic:nvPicPr>
+                  <pic:blipFill>
+                    <a:blip r:embed="rId13"/>
+                    <a:stretch>
+                      <a:fillRect/>
+                    </a:stretch>
+                  </pic:blipFill>
+                  <pic:spPr>
+                    <a:xfrm>
+                      <a:off x="0" y="0"/>
+                      <a:ext cx="3960000" cy="5601484"/>
+                    </a:xfrm>
+                    <a:prstGeom prst="rect"/>
+                  </pic:spPr>
+                </pic:pic>
+              </a:graphicData>
+            </a:graphic>
+          </wp:inline>
+        </w:drawing>
+      </w:r>
+    </w:p>
+    <w:p>
+      <w:pPr>
+        <w:spacing w:before="0" w:after="0"/>
+        <w:ind w:firstLine="709"/>
+        <w:jc w:val="both"/>
+      </w:pPr>
+      <w:r>
+        <w:rPr>
+          <w:rFonts w:ascii="Times New Roman" w:hAnsi="Times New Roman"/>
+          <w:b w:val="0"/>
+          <w:sz w:val="24"/>
+        </w:rPr>
+        <w:t>3. Правильность наладки схемы подтвердить подключением оборудования и проверкой его работоспособности.</w:t>
       </w:r>
     </w:p>
     <w:p>
@@ -3507,6 +3792,20 @@
               <w:t>Председатель ___________</w:t>
             </w:r>
           </w:p>
+          <w:p>
+            <w:pPr>
+              <w:spacing w:before="0" w:after="0"/>
+              <w:jc w:val="left"/>
+            </w:pPr>
+            <w:r>
+              <w:rPr>
+                <w:rFonts w:ascii="Times New Roman" w:hAnsi="Times New Roman"/>
+                <w:b w:val="0"/>
+                <w:sz w:val="20"/>
+              </w:rPr>
+              <w:t>/А.Н. Ткаченко/</w:t>
+            </w:r>
+          </w:p>
         </w:tc>
         <w:tc>
           <w:tcPr>
@@ -3537,7 +3836,7 @@
                 <w:rFonts w:ascii="Times New Roman" w:hAnsi="Times New Roman"/>
                 <w:sz w:val="22"/>
               </w:rPr>
-              <w:t>«Ведение наладки, юстировки и сдача в эксплуатацию контрольно-измерительных приборов и электрических схем систем автоматики»</w:t>
+              <w:t>ПМ.02 «Ведение наладки, юстировки и сдача в эксплуатацию контрольно-измерительных приборов и электрических схем систем автоматики»</w:t>
             </w:r>
           </w:p>
           <w:p>
@@ -3691,7 +3990,47 @@
           <w:b w:val="0"/>
           <w:sz w:val="24"/>
         </w:rPr>
-        <w:t>Правильность наладки схемы подтвердить подключением в сеть.</w:t>
+        <w:t>Монтаж схемы выполнить в соответствии с правилами присоединения электрических проводок к приборам и средствам автоматизации.</w:t>
+      </w:r>
+    </w:p>
+    <w:p>
+      <w:pPr>
+        <w:spacing w:before="120" w:after="120"/>
+        <w:jc w:val="center"/>
+      </w:pPr>
+      <w:r>
+        <w:drawing>
+          <wp:inline xmlns:a="http://schemas.openxmlformats.org/drawingml/2006/main" xmlns:pic="http://schemas.openxmlformats.org/drawingml/2006/picture">
+            <wp:extent cx="3960000" cy="6220334"/>
+            <wp:docPr id="6" name="Picture 6"/>
+            <wp:cNvGraphicFramePr>
+              <a:graphicFrameLocks noChangeAspect="1"/>
+            </wp:cNvGraphicFramePr>
+            <a:graphic>
+              <a:graphicData uri="http://schemas.openxmlformats.org/drawingml/2006/picture">
+                <pic:pic>
+                  <pic:nvPicPr>
+                    <pic:cNvPr id="0" name="билет-06.jpeg"/>
+                    <pic:cNvPicPr/>
+                  </pic:nvPicPr>
+                  <pic:blipFill>
+                    <a:blip r:embed="rId14"/>
+                    <a:stretch>
+                      <a:fillRect/>
+                    </a:stretch>
+                  </pic:blipFill>
+                  <pic:spPr>
+                    <a:xfrm>
+                      <a:off x="0" y="0"/>
+                      <a:ext cx="3960000" cy="6220334"/>
+                    </a:xfrm>
+                    <a:prstGeom prst="rect"/>
+                  </pic:spPr>
+                </pic:pic>
+              </a:graphicData>
+            </a:graphic>
+          </wp:inline>
+        </w:drawing>
       </w:r>
     </w:p>
     <w:p>
@@ -3706,7 +4045,7 @@
           <w:b w:val="0"/>
           <w:sz w:val="24"/>
         </w:rPr>
-        <w:t>Монтаж схемы выполнить в соответствии с правилами присоединения электрических проводок к приборам и средствам автоматизации.</w:t>
+        <w:t>3. Правильность наладки схемы подтвердить подключением в сеть.</w:t>
       </w:r>
     </w:p>
     <w:p>
@@ -3832,6 +4171,20 @@
               <w:t>Председатель ___________</w:t>
             </w:r>
           </w:p>
+          <w:p>
+            <w:pPr>
+              <w:spacing w:before="0" w:after="0"/>
+              <w:jc w:val="left"/>
+            </w:pPr>
+            <w:r>
+              <w:rPr>
+                <w:rFonts w:ascii="Times New Roman" w:hAnsi="Times New Roman"/>
+                <w:b w:val="0"/>
+                <w:sz w:val="20"/>
+              </w:rPr>
+              <w:t>/А.Н. Ткаченко/</w:t>
+            </w:r>
+          </w:p>
         </w:tc>
         <w:tc>
           <w:tcPr>
@@ -3862,7 +4215,7 @@
                 <w:rFonts w:ascii="Times New Roman" w:hAnsi="Times New Roman"/>
                 <w:sz w:val="22"/>
               </w:rPr>
-              <w:t>«Ведение наладки, юстировки и сдача в эксплуатацию контрольно-измерительных приборов и электрических схем систем автоматики»</w:t>
+              <w:t>ПМ.02 «Ведение наладки, юстировки и сдача в эксплуатацию контрольно-измерительных приборов и электрических схем систем автоматики»</w:t>
             </w:r>
           </w:p>
           <w:p>
@@ -4006,6 +4359,46 @@
     </w:p>
     <w:p>
       <w:pPr>
+        <w:spacing w:before="120" w:after="120"/>
+        <w:jc w:val="center"/>
+      </w:pPr>
+      <w:r>
+        <w:drawing>
+          <wp:inline xmlns:a="http://schemas.openxmlformats.org/drawingml/2006/main" xmlns:pic="http://schemas.openxmlformats.org/drawingml/2006/picture">
+            <wp:extent cx="3960000" cy="2799544"/>
+            <wp:docPr id="7" name="Picture 7"/>
+            <wp:cNvGraphicFramePr>
+              <a:graphicFrameLocks noChangeAspect="1"/>
+            </wp:cNvGraphicFramePr>
+            <a:graphic>
+              <a:graphicData uri="http://schemas.openxmlformats.org/drawingml/2006/picture">
+                <pic:pic>
+                  <pic:nvPicPr>
+                    <pic:cNvPr id="0" name="билет-07.jpeg"/>
+                    <pic:cNvPicPr/>
+                  </pic:nvPicPr>
+                  <pic:blipFill>
+                    <a:blip r:embed="rId15"/>
+                    <a:stretch>
+                      <a:fillRect/>
+                    </a:stretch>
+                  </pic:blipFill>
+                  <pic:spPr>
+                    <a:xfrm>
+                      <a:off x="0" y="0"/>
+                      <a:ext cx="3960000" cy="2799544"/>
+                    </a:xfrm>
+                    <a:prstGeom prst="rect"/>
+                  </pic:spPr>
+                </pic:pic>
+              </a:graphicData>
+            </a:graphic>
+          </wp:inline>
+        </w:drawing>
+      </w:r>
+    </w:p>
+    <w:p>
+      <w:pPr>
         <w:spacing w:before="0" w:after="0"/>
         <w:ind w:firstLine="709"/>
         <w:jc w:val="both"/>
@@ -4016,7 +4409,7 @@
           <w:b w:val="0"/>
           <w:sz w:val="24"/>
         </w:rPr>
-        <w:t>Правильность наладки схемы подтвердить подключением электродвигателя, работоспособность теплового реле проверить нажатием контрольной кнопки. Монтаж схемы выполнить в соответствии с правилами присоединения электрических проводок к приборам и средствам автоматизации.</w:t>
+        <w:t>3. Правильность наладки схемы подтвердить подключением электродвигателя, работоспособность теплового реле проверить нажатием контрольной кнопки. Монтаж схемы выполнить в соответствии с правилами присоединения электрических проводок к приборам и средствам автоматизации.</w:t>
       </w:r>
     </w:p>
     <w:p>
@@ -4142,6 +4535,20 @@
               <w:t>Председатель ___________</w:t>
             </w:r>
           </w:p>
+          <w:p>
+            <w:pPr>
+              <w:spacing w:before="0" w:after="0"/>
+              <w:jc w:val="left"/>
+            </w:pPr>
+            <w:r>
+              <w:rPr>
+                <w:rFonts w:ascii="Times New Roman" w:hAnsi="Times New Roman"/>
+                <w:b w:val="0"/>
+                <w:sz w:val="20"/>
+              </w:rPr>
+              <w:t>/А.Н. Ткаченко/</w:t>
+            </w:r>
+          </w:p>
         </w:tc>
         <w:tc>
           <w:tcPr>
@@ -4172,7 +4579,7 @@
                 <w:rFonts w:ascii="Times New Roman" w:hAnsi="Times New Roman"/>
                 <w:sz w:val="22"/>
               </w:rPr>
-              <w:t>«Ведение наладки, юстировки и сдача в эксплуатацию контрольно-измерительных приборов и электрических схем систем автоматики»</w:t>
+              <w:t>ПМ.02 «Ведение наладки, юстировки и сдача в эксплуатацию контрольно-измерительных приборов и электрических схем систем автоматики»</w:t>
             </w:r>
           </w:p>
           <w:p>
@@ -4316,6 +4723,46 @@
     </w:p>
     <w:p>
       <w:pPr>
+        <w:spacing w:before="120" w:after="120"/>
+        <w:jc w:val="center"/>
+      </w:pPr>
+      <w:r>
+        <w:drawing>
+          <wp:inline xmlns:a="http://schemas.openxmlformats.org/drawingml/2006/main" xmlns:pic="http://schemas.openxmlformats.org/drawingml/2006/picture">
+            <wp:extent cx="3960000" cy="3384577"/>
+            <wp:docPr id="8" name="Picture 8"/>
+            <wp:cNvGraphicFramePr>
+              <a:graphicFrameLocks noChangeAspect="1"/>
+            </wp:cNvGraphicFramePr>
+            <a:graphic>
+              <a:graphicData uri="http://schemas.openxmlformats.org/drawingml/2006/picture">
+                <pic:pic>
+                  <pic:nvPicPr>
+                    <pic:cNvPr id="0" name="билет-01.jpeg"/>
+                    <pic:cNvPicPr/>
+                  </pic:nvPicPr>
+                  <pic:blipFill>
+                    <a:blip r:embed="rId9"/>
+                    <a:stretch>
+                      <a:fillRect/>
+                    </a:stretch>
+                  </pic:blipFill>
+                  <pic:spPr>
+                    <a:xfrm>
+                      <a:off x="0" y="0"/>
+                      <a:ext cx="3960000" cy="3384577"/>
+                    </a:xfrm>
+                    <a:prstGeom prst="rect"/>
+                  </pic:spPr>
+                </pic:pic>
+              </a:graphicData>
+            </a:graphic>
+          </wp:inline>
+        </w:drawing>
+      </w:r>
+    </w:p>
+    <w:p>
+      <w:pPr>
         <w:spacing w:before="0" w:after="0"/>
         <w:ind w:firstLine="709"/>
         <w:jc w:val="both"/>
@@ -4326,7 +4773,7 @@
           <w:b w:val="0"/>
           <w:sz w:val="24"/>
         </w:rPr>
-        <w:t>Правильность наладки схемы подтвердить подключением электродвигателя. Монтаж схемы выполнить в соответствии с правилами присоединения электрических проводок к приборам и средствам автоматизации.</w:t>
+        <w:t>3. Правильность наладки схемы подтвердить подключением электродвигателя. Монтаж схемы выполнить в соответствии с правилами присоединения электрических проводок к приборам и средствам автоматизации.</w:t>
       </w:r>
     </w:p>
     <w:p>
@@ -4452,6 +4899,20 @@
               <w:t>Председатель ___________</w:t>
             </w:r>
           </w:p>
+          <w:p>
+            <w:pPr>
+              <w:spacing w:before="0" w:after="0"/>
+              <w:jc w:val="left"/>
+            </w:pPr>
+            <w:r>
+              <w:rPr>
+                <w:rFonts w:ascii="Times New Roman" w:hAnsi="Times New Roman"/>
+                <w:b w:val="0"/>
+                <w:sz w:val="20"/>
+              </w:rPr>
+              <w:t>/А.Н. Ткаченко/</w:t>
+            </w:r>
+          </w:p>
         </w:tc>
         <w:tc>
           <w:tcPr>
@@ -4482,7 +4943,7 @@
                 <w:rFonts w:ascii="Times New Roman" w:hAnsi="Times New Roman"/>
                 <w:sz w:val="22"/>
               </w:rPr>
-              <w:t>«Ведение наладки, юстировки и сдача в эксплуатацию контрольно-измерительных приборов и электрических схем систем автоматики»</w:t>
+              <w:t>ПМ.02 «Ведение наладки, юстировки и сдача в эксплуатацию контрольно-измерительных приборов и электрических схем систем автоматики»</w:t>
             </w:r>
           </w:p>
           <w:p>
@@ -4637,6 +5098,46 @@
           <w:sz w:val="24"/>
         </w:rPr>
         <w:t>Монтаж схемы выполнить в соответствии с правилами присоединения электрических проводок к приборам и средствам автоматизации.</w:t>
+      </w:r>
+    </w:p>
+    <w:p>
+      <w:pPr>
+        <w:spacing w:before="120" w:after="120"/>
+        <w:jc w:val="center"/>
+      </w:pPr>
+      <w:r>
+        <w:drawing>
+          <wp:inline xmlns:a="http://schemas.openxmlformats.org/drawingml/2006/main" xmlns:pic="http://schemas.openxmlformats.org/drawingml/2006/picture">
+            <wp:extent cx="3960000" cy="4601967"/>
+            <wp:docPr id="9" name="Picture 9"/>
+            <wp:cNvGraphicFramePr>
+              <a:graphicFrameLocks noChangeAspect="1"/>
+            </wp:cNvGraphicFramePr>
+            <a:graphic>
+              <a:graphicData uri="http://schemas.openxmlformats.org/drawingml/2006/picture">
+                <pic:pic>
+                  <pic:nvPicPr>
+                    <pic:cNvPr id="0" name="билет-02.jpeg"/>
+                    <pic:cNvPicPr/>
+                  </pic:nvPicPr>
+                  <pic:blipFill>
+                    <a:blip r:embed="rId10"/>
+                    <a:stretch>
+                      <a:fillRect/>
+                    </a:stretch>
+                  </pic:blipFill>
+                  <pic:spPr>
+                    <a:xfrm>
+                      <a:off x="0" y="0"/>
+                      <a:ext cx="3960000" cy="4601967"/>
+                    </a:xfrm>
+                    <a:prstGeom prst="rect"/>
+                  </pic:spPr>
+                </pic:pic>
+              </a:graphicData>
+            </a:graphic>
+          </wp:inline>
+        </w:drawing>
       </w:r>
     </w:p>
     <w:p>
@@ -4777,6 +5278,20 @@
               <w:t>Председатель ___________</w:t>
             </w:r>
           </w:p>
+          <w:p>
+            <w:pPr>
+              <w:spacing w:before="0" w:after="0"/>
+              <w:jc w:val="left"/>
+            </w:pPr>
+            <w:r>
+              <w:rPr>
+                <w:rFonts w:ascii="Times New Roman" w:hAnsi="Times New Roman"/>
+                <w:b w:val="0"/>
+                <w:sz w:val="20"/>
+              </w:rPr>
+              <w:t>/А.Н. Ткаченко/</w:t>
+            </w:r>
+          </w:p>
         </w:tc>
         <w:tc>
           <w:tcPr>
@@ -4807,7 +5322,7 @@
                 <w:rFonts w:ascii="Times New Roman" w:hAnsi="Times New Roman"/>
                 <w:sz w:val="22"/>
               </w:rPr>
-              <w:t>«Ведение наладки, юстировки и сдача в эксплуатацию контрольно-измерительных приборов и электрических схем систем автоматики»</w:t>
+              <w:t>ПМ.02 «Ведение наладки, юстировки и сдача в эксплуатацию контрольно-измерительных приборов и электрических схем систем автоматики»</w:t>
             </w:r>
           </w:p>
           <w:p>
@@ -4966,6 +5481,46 @@
     </w:p>
     <w:p>
       <w:pPr>
+        <w:spacing w:before="120" w:after="120"/>
+        <w:jc w:val="center"/>
+      </w:pPr>
+      <w:r>
+        <w:drawing>
+          <wp:inline xmlns:a="http://schemas.openxmlformats.org/drawingml/2006/main" xmlns:pic="http://schemas.openxmlformats.org/drawingml/2006/picture">
+            <wp:extent cx="3960000" cy="2566957"/>
+            <wp:docPr id="10" name="Picture 10"/>
+            <wp:cNvGraphicFramePr>
+              <a:graphicFrameLocks noChangeAspect="1"/>
+            </wp:cNvGraphicFramePr>
+            <a:graphic>
+              <a:graphicData uri="http://schemas.openxmlformats.org/drawingml/2006/picture">
+                <pic:pic>
+                  <pic:nvPicPr>
+                    <pic:cNvPr id="0" name="билет-03.jpeg"/>
+                    <pic:cNvPicPr/>
+                  </pic:nvPicPr>
+                  <pic:blipFill>
+                    <a:blip r:embed="rId11"/>
+                    <a:stretch>
+                      <a:fillRect/>
+                    </a:stretch>
+                  </pic:blipFill>
+                  <pic:spPr>
+                    <a:xfrm>
+                      <a:off x="0" y="0"/>
+                      <a:ext cx="3960000" cy="2566957"/>
+                    </a:xfrm>
+                    <a:prstGeom prst="rect"/>
+                  </pic:spPr>
+                </pic:pic>
+              </a:graphicData>
+            </a:graphic>
+          </wp:inline>
+        </w:drawing>
+      </w:r>
+    </w:p>
+    <w:p>
+      <w:pPr>
         <w:spacing w:before="0" w:after="0"/>
         <w:ind w:firstLine="709"/>
         <w:jc w:val="both"/>
@@ -4976,7 +5531,7 @@
           <w:b w:val="0"/>
           <w:sz w:val="24"/>
         </w:rPr>
-        <w:t>Подать питание на схему. Нажатием на кнопку SB1 снять звуковой сигнал.</w:t>
+        <w:t>3. Подать питание на схему. Нажатием на кнопку SB1 снять звуковой сигнал.</w:t>
       </w:r>
     </w:p>
     <w:p>
@@ -5102,6 +5657,20 @@
               <w:t>Председатель ___________</w:t>
             </w:r>
           </w:p>
+          <w:p>
+            <w:pPr>
+              <w:spacing w:before="0" w:after="0"/>
+              <w:jc w:val="left"/>
+            </w:pPr>
+            <w:r>
+              <w:rPr>
+                <w:rFonts w:ascii="Times New Roman" w:hAnsi="Times New Roman"/>
+                <w:b w:val="0"/>
+                <w:sz w:val="20"/>
+              </w:rPr>
+              <w:t>/А.Н. Ткаченко/</w:t>
+            </w:r>
+          </w:p>
         </w:tc>
         <w:tc>
           <w:tcPr>
@@ -5132,7 +5701,7 @@
                 <w:rFonts w:ascii="Times New Roman" w:hAnsi="Times New Roman"/>
                 <w:sz w:val="22"/>
               </w:rPr>
-              <w:t>«Ведение наладки, юстировки и сдача в эксплуатацию контрольно-измерительных приборов и электрических схем систем автоматики»</w:t>
+              <w:t>ПМ.02 «Ведение наладки, юстировки и сдача в эксплуатацию контрольно-измерительных приборов и электрических схем систем автоматики»</w:t>
             </w:r>
           </w:p>
           <w:p>
@@ -5291,6 +5860,46 @@
     </w:p>
     <w:p>
       <w:pPr>
+        <w:spacing w:before="120" w:after="120"/>
+        <w:jc w:val="center"/>
+      </w:pPr>
+      <w:r>
+        <w:drawing>
+          <wp:inline xmlns:a="http://schemas.openxmlformats.org/drawingml/2006/main" xmlns:pic="http://schemas.openxmlformats.org/drawingml/2006/picture">
+            <wp:extent cx="3960000" cy="2928534"/>
+            <wp:docPr id="11" name="Picture 11"/>
+            <wp:cNvGraphicFramePr>
+              <a:graphicFrameLocks noChangeAspect="1"/>
+            </wp:cNvGraphicFramePr>
+            <a:graphic>
+              <a:graphicData uri="http://schemas.openxmlformats.org/drawingml/2006/picture">
+                <pic:pic>
+                  <pic:nvPicPr>
+                    <pic:cNvPr id="0" name="билет-04.jpeg"/>
+                    <pic:cNvPicPr/>
+                  </pic:nvPicPr>
+                  <pic:blipFill>
+                    <a:blip r:embed="rId12"/>
+                    <a:stretch>
+                      <a:fillRect/>
+                    </a:stretch>
+                  </pic:blipFill>
+                  <pic:spPr>
+                    <a:xfrm>
+                      <a:off x="0" y="0"/>
+                      <a:ext cx="3960000" cy="2928534"/>
+                    </a:xfrm>
+                    <a:prstGeom prst="rect"/>
+                  </pic:spPr>
+                </pic:pic>
+              </a:graphicData>
+            </a:graphic>
+          </wp:inline>
+        </w:drawing>
+      </w:r>
+    </w:p>
+    <w:p>
+      <w:pPr>
         <w:spacing w:before="0" w:after="0"/>
         <w:ind w:firstLine="709"/>
         <w:jc w:val="both"/>
@@ -5301,7 +5910,7 @@
           <w:b w:val="0"/>
           <w:sz w:val="24"/>
         </w:rPr>
-        <w:t>Подать питание на схему. Продемонстрировать работу схемы при нажатии на кнопки SB1 и SB2.</w:t>
+        <w:t>3. Подать питание на схему. Продемонстрировать работу схемы при нажатии на кнопки SB1 и SB2.</w:t>
       </w:r>
     </w:p>
     <w:p>
@@ -5427,6 +6036,20 @@
               <w:t>Председатель ___________</w:t>
             </w:r>
           </w:p>
+          <w:p>
+            <w:pPr>
+              <w:spacing w:before="0" w:after="0"/>
+              <w:jc w:val="left"/>
+            </w:pPr>
+            <w:r>
+              <w:rPr>
+                <w:rFonts w:ascii="Times New Roman" w:hAnsi="Times New Roman"/>
+                <w:b w:val="0"/>
+                <w:sz w:val="20"/>
+              </w:rPr>
+              <w:t>/А.Н. Ткаченко/</w:t>
+            </w:r>
+          </w:p>
         </w:tc>
         <w:tc>
           <w:tcPr>
@@ -5457,7 +6080,7 @@
                 <w:rFonts w:ascii="Times New Roman" w:hAnsi="Times New Roman"/>
                 <w:sz w:val="22"/>
               </w:rPr>
-              <w:t>«Ведение наладки, юстировки и сдача в эксплуатацию контрольно-измерительных приборов и электрических схем систем автоматики»</w:t>
+              <w:t>ПМ.02 «Ведение наладки, юстировки и сдача в эксплуатацию контрольно-измерительных приборов и электрических схем систем автоматики»</w:t>
             </w:r>
           </w:p>
           <w:p>
@@ -5612,6 +6235,61 @@
           <w:sz w:val="24"/>
         </w:rPr>
         <w:t>Монтаж схемы выполнить в соответствии с правилами присоединения электрических проводок к приборам и средствам автоматизации.</w:t>
+      </w:r>
+    </w:p>
+    <w:p>
+      <w:pPr>
+        <w:spacing w:before="120" w:after="120"/>
+        <w:jc w:val="center"/>
+      </w:pPr>
+      <w:r>
+        <w:drawing>
+          <wp:inline xmlns:a="http://schemas.openxmlformats.org/drawingml/2006/main" xmlns:pic="http://schemas.openxmlformats.org/drawingml/2006/picture">
+            <wp:extent cx="3960000" cy="5601484"/>
+            <wp:docPr id="12" name="Picture 12"/>
+            <wp:cNvGraphicFramePr>
+              <a:graphicFrameLocks noChangeAspect="1"/>
+            </wp:cNvGraphicFramePr>
+            <a:graphic>
+              <a:graphicData uri="http://schemas.openxmlformats.org/drawingml/2006/picture">
+                <pic:pic>
+                  <pic:nvPicPr>
+                    <pic:cNvPr id="0" name="билет-05.jpeg"/>
+                    <pic:cNvPicPr/>
+                  </pic:nvPicPr>
+                  <pic:blipFill>
+                    <a:blip r:embed="rId13"/>
+                    <a:stretch>
+                      <a:fillRect/>
+                    </a:stretch>
+                  </pic:blipFill>
+                  <pic:spPr>
+                    <a:xfrm>
+                      <a:off x="0" y="0"/>
+                      <a:ext cx="3960000" cy="5601484"/>
+                    </a:xfrm>
+                    <a:prstGeom prst="rect"/>
+                  </pic:spPr>
+                </pic:pic>
+              </a:graphicData>
+            </a:graphic>
+          </wp:inline>
+        </w:drawing>
+      </w:r>
+    </w:p>
+    <w:p>
+      <w:pPr>
+        <w:spacing w:before="0" w:after="0"/>
+        <w:ind w:firstLine="709"/>
+        <w:jc w:val="both"/>
+      </w:pPr>
+      <w:r>
+        <w:rPr>
+          <w:rFonts w:ascii="Times New Roman" w:hAnsi="Times New Roman"/>
+          <w:b w:val="0"/>
+          <w:sz w:val="24"/>
+        </w:rPr>
+        <w:t>3. Правильность наладки схемы подтвердить подключением оборудования и проверкой его работоспособности.</w:t>
       </w:r>
     </w:p>
     <w:p>
@@ -5737,6 +6415,20 @@
               <w:t>Председатель ___________</w:t>
             </w:r>
           </w:p>
+          <w:p>
+            <w:pPr>
+              <w:spacing w:before="0" w:after="0"/>
+              <w:jc w:val="left"/>
+            </w:pPr>
+            <w:r>
+              <w:rPr>
+                <w:rFonts w:ascii="Times New Roman" w:hAnsi="Times New Roman"/>
+                <w:b w:val="0"/>
+                <w:sz w:val="20"/>
+              </w:rPr>
+              <w:t>/А.Н. Ткаченко/</w:t>
+            </w:r>
+          </w:p>
         </w:tc>
         <w:tc>
           <w:tcPr>
@@ -5767,7 +6459,7 @@
                 <w:rFonts w:ascii="Times New Roman" w:hAnsi="Times New Roman"/>
                 <w:sz w:val="22"/>
               </w:rPr>
-              <w:t>«Ведение наладки, юстировки и сдача в эксплуатацию контрольно-измерительных приборов и электрических схем систем автоматики»</w:t>
+              <w:t>ПМ.02 «Ведение наладки, юстировки и сдача в эксплуатацию контрольно-измерительных приборов и электрических схем систем автоматики»</w:t>
             </w:r>
           </w:p>
           <w:p>
@@ -5921,7 +6613,47 @@
           <w:b w:val="0"/>
           <w:sz w:val="24"/>
         </w:rPr>
-        <w:t>Правильность наладки схемы подтвердить подключением в сеть.</w:t>
+        <w:t>Монтаж схемы выполнить в соответствии с правилами присоединения электрических проводок к приборам и средствам автоматизации.</w:t>
+      </w:r>
+    </w:p>
+    <w:p>
+      <w:pPr>
+        <w:spacing w:before="120" w:after="120"/>
+        <w:jc w:val="center"/>
+      </w:pPr>
+      <w:r>
+        <w:drawing>
+          <wp:inline xmlns:a="http://schemas.openxmlformats.org/drawingml/2006/main" xmlns:pic="http://schemas.openxmlformats.org/drawingml/2006/picture">
+            <wp:extent cx="3960000" cy="6220334"/>
+            <wp:docPr id="13" name="Picture 13"/>
+            <wp:cNvGraphicFramePr>
+              <a:graphicFrameLocks noChangeAspect="1"/>
+            </wp:cNvGraphicFramePr>
+            <a:graphic>
+              <a:graphicData uri="http://schemas.openxmlformats.org/drawingml/2006/picture">
+                <pic:pic>
+                  <pic:nvPicPr>
+                    <pic:cNvPr id="0" name="билет-06.jpeg"/>
+                    <pic:cNvPicPr/>
+                  </pic:nvPicPr>
+                  <pic:blipFill>
+                    <a:blip r:embed="rId14"/>
+                    <a:stretch>
+                      <a:fillRect/>
+                    </a:stretch>
+                  </pic:blipFill>
+                  <pic:spPr>
+                    <a:xfrm>
+                      <a:off x="0" y="0"/>
+                      <a:ext cx="3960000" cy="6220334"/>
+                    </a:xfrm>
+                    <a:prstGeom prst="rect"/>
+                  </pic:spPr>
+                </pic:pic>
+              </a:graphicData>
+            </a:graphic>
+          </wp:inline>
+        </w:drawing>
       </w:r>
     </w:p>
     <w:p>
@@ -5936,7 +6668,7 @@
           <w:b w:val="0"/>
           <w:sz w:val="24"/>
         </w:rPr>
-        <w:t>Монтаж схемы выполнить в соответствии с правилами присоединения электрических проводок к приборам и средствам автоматизации.</w:t>
+        <w:t>3. Правильность наладки схемы подтвердить подключением в сеть.</w:t>
       </w:r>
     </w:p>
     <w:p>
@@ -6062,6 +6794,20 @@
               <w:t>Председатель ___________</w:t>
             </w:r>
           </w:p>
+          <w:p>
+            <w:pPr>
+              <w:spacing w:before="0" w:after="0"/>
+              <w:jc w:val="left"/>
+            </w:pPr>
+            <w:r>
+              <w:rPr>
+                <w:rFonts w:ascii="Times New Roman" w:hAnsi="Times New Roman"/>
+                <w:b w:val="0"/>
+                <w:sz w:val="20"/>
+              </w:rPr>
+              <w:t>/А.Н. Ткаченко/</w:t>
+            </w:r>
+          </w:p>
         </w:tc>
         <w:tc>
           <w:tcPr>
@@ -6092,7 +6838,7 @@
                 <w:rFonts w:ascii="Times New Roman" w:hAnsi="Times New Roman"/>
                 <w:sz w:val="22"/>
               </w:rPr>
-              <w:t>«Ведение наладки, юстировки и сдача в эксплуатацию контрольно-измерительных приборов и электрических схем систем автоматики»</w:t>
+              <w:t>ПМ.02 «Ведение наладки, юстировки и сдача в эксплуатацию контрольно-измерительных приборов и электрических схем систем автоматики»</w:t>
             </w:r>
           </w:p>
           <w:p>
@@ -6236,6 +6982,46 @@
     </w:p>
     <w:p>
       <w:pPr>
+        <w:spacing w:before="120" w:after="120"/>
+        <w:jc w:val="center"/>
+      </w:pPr>
+      <w:r>
+        <w:drawing>
+          <wp:inline xmlns:a="http://schemas.openxmlformats.org/drawingml/2006/main" xmlns:pic="http://schemas.openxmlformats.org/drawingml/2006/picture">
+            <wp:extent cx="3960000" cy="2799544"/>
+            <wp:docPr id="14" name="Picture 14"/>
+            <wp:cNvGraphicFramePr>
+              <a:graphicFrameLocks noChangeAspect="1"/>
+            </wp:cNvGraphicFramePr>
+            <a:graphic>
+              <a:graphicData uri="http://schemas.openxmlformats.org/drawingml/2006/picture">
+                <pic:pic>
+                  <pic:nvPicPr>
+                    <pic:cNvPr id="0" name="билет-07.jpeg"/>
+                    <pic:cNvPicPr/>
+                  </pic:nvPicPr>
+                  <pic:blipFill>
+                    <a:blip r:embed="rId15"/>
+                    <a:stretch>
+                      <a:fillRect/>
+                    </a:stretch>
+                  </pic:blipFill>
+                  <pic:spPr>
+                    <a:xfrm>
+                      <a:off x="0" y="0"/>
+                      <a:ext cx="3960000" cy="2799544"/>
+                    </a:xfrm>
+                    <a:prstGeom prst="rect"/>
+                  </pic:spPr>
+                </pic:pic>
+              </a:graphicData>
+            </a:graphic>
+          </wp:inline>
+        </w:drawing>
+      </w:r>
+    </w:p>
+    <w:p>
+      <w:pPr>
         <w:spacing w:before="0" w:after="0"/>
         <w:ind w:firstLine="709"/>
         <w:jc w:val="both"/>
@@ -6246,7 +7032,7 @@
           <w:b w:val="0"/>
           <w:sz w:val="24"/>
         </w:rPr>
-        <w:t>Правильность наладки схемы подтвердить подключением электродвигателя, работоспособность теплового реле проверить нажатием контрольной кнопки. Монтаж схемы выполнить в соответствии с правилами присоединения электрических проводок к приборам и средствам автоматизации.</w:t>
+        <w:t>3. Правильность наладки схемы подтвердить подключением электродвигателя, работоспособность теплового реле проверить нажатием контрольной кнопки. Монтаж схемы выполнить в соответствии с правилами присоединения электрических проводок к приборам и средствам автоматизации.</w:t>
       </w:r>
     </w:p>
     <w:p>
@@ -6372,6 +7158,20 @@
               <w:t>Председатель ___________</w:t>
             </w:r>
           </w:p>
+          <w:p>
+            <w:pPr>
+              <w:spacing w:before="0" w:after="0"/>
+              <w:jc w:val="left"/>
+            </w:pPr>
+            <w:r>
+              <w:rPr>
+                <w:rFonts w:ascii="Times New Roman" w:hAnsi="Times New Roman"/>
+                <w:b w:val="0"/>
+                <w:sz w:val="20"/>
+              </w:rPr>
+              <w:t>/А.Н. Ткаченко/</w:t>
+            </w:r>
+          </w:p>
         </w:tc>
         <w:tc>
           <w:tcPr>
@@ -6402,7 +7202,7 @@
                 <w:rFonts w:ascii="Times New Roman" w:hAnsi="Times New Roman"/>
                 <w:sz w:val="22"/>
               </w:rPr>
-              <w:t>«Ведение наладки, юстировки и сдача в эксплуатацию контрольно-измерительных приборов и электрических схем систем автоматики»</w:t>
+              <w:t>ПМ.02 «Ведение наладки, юстировки и сдача в эксплуатацию контрольно-измерительных приборов и электрических схем систем автоматики»</w:t>
             </w:r>
           </w:p>
           <w:p>
@@ -6546,6 +7346,46 @@
     </w:p>
     <w:p>
       <w:pPr>
+        <w:spacing w:before="120" w:after="120"/>
+        <w:jc w:val="center"/>
+      </w:pPr>
+      <w:r>
+        <w:drawing>
+          <wp:inline xmlns:a="http://schemas.openxmlformats.org/drawingml/2006/main" xmlns:pic="http://schemas.openxmlformats.org/drawingml/2006/picture">
+            <wp:extent cx="3960000" cy="3384577"/>
+            <wp:docPr id="15" name="Picture 15"/>
+            <wp:cNvGraphicFramePr>
+              <a:graphicFrameLocks noChangeAspect="1"/>
+            </wp:cNvGraphicFramePr>
+            <a:graphic>
+              <a:graphicData uri="http://schemas.openxmlformats.org/drawingml/2006/picture">
+                <pic:pic>
+                  <pic:nvPicPr>
+                    <pic:cNvPr id="0" name="билет-01.jpeg"/>
+                    <pic:cNvPicPr/>
+                  </pic:nvPicPr>
+                  <pic:blipFill>
+                    <a:blip r:embed="rId9"/>
+                    <a:stretch>
+                      <a:fillRect/>
+                    </a:stretch>
+                  </pic:blipFill>
+                  <pic:spPr>
+                    <a:xfrm>
+                      <a:off x="0" y="0"/>
+                      <a:ext cx="3960000" cy="3384577"/>
+                    </a:xfrm>
+                    <a:prstGeom prst="rect"/>
+                  </pic:spPr>
+                </pic:pic>
+              </a:graphicData>
+            </a:graphic>
+          </wp:inline>
+        </w:drawing>
+      </w:r>
+    </w:p>
+    <w:p>
+      <w:pPr>
         <w:spacing w:before="0" w:after="0"/>
         <w:ind w:firstLine="709"/>
         <w:jc w:val="both"/>
@@ -6556,7 +7396,7 @@
           <w:b w:val="0"/>
           <w:sz w:val="24"/>
         </w:rPr>
-        <w:t>Правильность наладки схемы подтвердить подключением электродвигателя. Монтаж схемы выполнить в соответствии с правилами присоединения электрических проводок к приборам и средствам автоматизации.</w:t>
+        <w:t>3. Правильность наладки схемы подтвердить подключением электродвигателя. Монтаж схемы выполнить в соответствии с правилами присоединения электрических проводок к приборам и средствам автоматизации.</w:t>
       </w:r>
     </w:p>
     <w:p>
@@ -6682,6 +7522,20 @@
               <w:t>Председатель ___________</w:t>
             </w:r>
           </w:p>
+          <w:p>
+            <w:pPr>
+              <w:spacing w:before="0" w:after="0"/>
+              <w:jc w:val="left"/>
+            </w:pPr>
+            <w:r>
+              <w:rPr>
+                <w:rFonts w:ascii="Times New Roman" w:hAnsi="Times New Roman"/>
+                <w:b w:val="0"/>
+                <w:sz w:val="20"/>
+              </w:rPr>
+              <w:t>/А.Н. Ткаченко/</w:t>
+            </w:r>
+          </w:p>
         </w:tc>
         <w:tc>
           <w:tcPr>
@@ -6712,7 +7566,7 @@
                 <w:rFonts w:ascii="Times New Roman" w:hAnsi="Times New Roman"/>
                 <w:sz w:val="22"/>
               </w:rPr>
-              <w:t>«Ведение наладки, юстировки и сдача в эксплуатацию контрольно-измерительных приборов и электрических схем систем автоматики»</w:t>
+              <w:t>ПМ.02 «Ведение наладки, юстировки и сдача в эксплуатацию контрольно-измерительных приборов и электрических схем систем автоматики»</w:t>
             </w:r>
           </w:p>
           <w:p>
@@ -6867,6 +7721,46 @@
           <w:sz w:val="24"/>
         </w:rPr>
         <w:t>Монтаж схемы выполнить в соответствии с правилами присоединения электрических проводок к приборам и средствам автоматизации.</w:t>
+      </w:r>
+    </w:p>
+    <w:p>
+      <w:pPr>
+        <w:spacing w:before="120" w:after="120"/>
+        <w:jc w:val="center"/>
+      </w:pPr>
+      <w:r>
+        <w:drawing>
+          <wp:inline xmlns:a="http://schemas.openxmlformats.org/drawingml/2006/main" xmlns:pic="http://schemas.openxmlformats.org/drawingml/2006/picture">
+            <wp:extent cx="3960000" cy="4601967"/>
+            <wp:docPr id="16" name="Picture 16"/>
+            <wp:cNvGraphicFramePr>
+              <a:graphicFrameLocks noChangeAspect="1"/>
+            </wp:cNvGraphicFramePr>
+            <a:graphic>
+              <a:graphicData uri="http://schemas.openxmlformats.org/drawingml/2006/picture">
+                <pic:pic>
+                  <pic:nvPicPr>
+                    <pic:cNvPr id="0" name="билет-02.jpeg"/>
+                    <pic:cNvPicPr/>
+                  </pic:nvPicPr>
+                  <pic:blipFill>
+                    <a:blip r:embed="rId10"/>
+                    <a:stretch>
+                      <a:fillRect/>
+                    </a:stretch>
+                  </pic:blipFill>
+                  <pic:spPr>
+                    <a:xfrm>
+                      <a:off x="0" y="0"/>
+                      <a:ext cx="3960000" cy="4601967"/>
+                    </a:xfrm>
+                    <a:prstGeom prst="rect"/>
+                  </pic:spPr>
+                </pic:pic>
+              </a:graphicData>
+            </a:graphic>
+          </wp:inline>
+        </w:drawing>
       </w:r>
     </w:p>
     <w:p>
@@ -7007,6 +7901,20 @@
               <w:t>Председатель ___________</w:t>
             </w:r>
           </w:p>
+          <w:p>
+            <w:pPr>
+              <w:spacing w:before="0" w:after="0"/>
+              <w:jc w:val="left"/>
+            </w:pPr>
+            <w:r>
+              <w:rPr>
+                <w:rFonts w:ascii="Times New Roman" w:hAnsi="Times New Roman"/>
+                <w:b w:val="0"/>
+                <w:sz w:val="20"/>
+              </w:rPr>
+              <w:t>/А.Н. Ткаченко/</w:t>
+            </w:r>
+          </w:p>
         </w:tc>
         <w:tc>
           <w:tcPr>
@@ -7037,7 +7945,7 @@
                 <w:rFonts w:ascii="Times New Roman" w:hAnsi="Times New Roman"/>
                 <w:sz w:val="22"/>
               </w:rPr>
-              <w:t>«Ведение наладки, юстировки и сдача в эксплуатацию контрольно-измерительных приборов и электрических схем систем автоматики»</w:t>
+              <w:t>ПМ.02 «Ведение наладки, юстировки и сдача в эксплуатацию контрольно-измерительных приборов и электрических схем систем автоматики»</w:t>
             </w:r>
           </w:p>
           <w:p>
@@ -7192,6 +8100,46 @@
           <w:sz w:val="24"/>
         </w:rPr>
         <w:t>Монтаж схемы выполнить в соответствии с правилами присоединения электрических проводок к приборам и средствам автоматизации.</w:t>
+      </w:r>
+    </w:p>
+    <w:p>
+      <w:pPr>
+        <w:spacing w:before="120" w:after="120"/>
+        <w:jc w:val="center"/>
+      </w:pPr>
+      <w:r>
+        <w:drawing>
+          <wp:inline xmlns:a="http://schemas.openxmlformats.org/drawingml/2006/main" xmlns:pic="http://schemas.openxmlformats.org/drawingml/2006/picture">
+            <wp:extent cx="3960000" cy="2566957"/>
+            <wp:docPr id="17" name="Picture 17"/>
+            <wp:cNvGraphicFramePr>
+              <a:graphicFrameLocks noChangeAspect="1"/>
+            </wp:cNvGraphicFramePr>
+            <a:graphic>
+              <a:graphicData uri="http://schemas.openxmlformats.org/drawingml/2006/picture">
+                <pic:pic>
+                  <pic:nvPicPr>
+                    <pic:cNvPr id="0" name="билет-03.jpeg"/>
+                    <pic:cNvPicPr/>
+                  </pic:nvPicPr>
+                  <pic:blipFill>
+                    <a:blip r:embed="rId11"/>
+                    <a:stretch>
+                      <a:fillRect/>
+                    </a:stretch>
+                  </pic:blipFill>
+                  <pic:spPr>
+                    <a:xfrm>
+                      <a:off x="0" y="0"/>
+                      <a:ext cx="3960000" cy="2566957"/>
+                    </a:xfrm>
+                    <a:prstGeom prst="rect"/>
+                  </pic:spPr>
+                </pic:pic>
+              </a:graphicData>
+            </a:graphic>
+          </wp:inline>
+        </w:drawing>
       </w:r>
     </w:p>
     <w:p>
@@ -7332,6 +8280,20 @@
               <w:t>Председатель ___________</w:t>
             </w:r>
           </w:p>
+          <w:p>
+            <w:pPr>
+              <w:spacing w:before="0" w:after="0"/>
+              <w:jc w:val="left"/>
+            </w:pPr>
+            <w:r>
+              <w:rPr>
+                <w:rFonts w:ascii="Times New Roman" w:hAnsi="Times New Roman"/>
+                <w:b w:val="0"/>
+                <w:sz w:val="20"/>
+              </w:rPr>
+              <w:t>/А.Н. Ткаченко/</w:t>
+            </w:r>
+          </w:p>
         </w:tc>
         <w:tc>
           <w:tcPr>
@@ -7362,7 +8324,7 @@
                 <w:rFonts w:ascii="Times New Roman" w:hAnsi="Times New Roman"/>
                 <w:sz w:val="22"/>
               </w:rPr>
-              <w:t>«Ведение наладки, юстировки и сдача в эксплуатацию контрольно-измерительных приборов и электрических схем систем автоматики»</w:t>
+              <w:t>ПМ.02 «Ведение наладки, юстировки и сдача в эксплуатацию контрольно-измерительных приборов и электрических схем систем автоматики»</w:t>
             </w:r>
           </w:p>
           <w:p>
@@ -7517,6 +8479,46 @@
           <w:sz w:val="24"/>
         </w:rPr>
         <w:t>Монтаж схемы выполнить в соответствии с правилами присоединения электрических проводок к приборам и средствам автоматизации.</w:t>
+      </w:r>
+    </w:p>
+    <w:p>
+      <w:pPr>
+        <w:spacing w:before="120" w:after="120"/>
+        <w:jc w:val="center"/>
+      </w:pPr>
+      <w:r>
+        <w:drawing>
+          <wp:inline xmlns:a="http://schemas.openxmlformats.org/drawingml/2006/main" xmlns:pic="http://schemas.openxmlformats.org/drawingml/2006/picture">
+            <wp:extent cx="3960000" cy="2928534"/>
+            <wp:docPr id="18" name="Picture 18"/>
+            <wp:cNvGraphicFramePr>
+              <a:graphicFrameLocks noChangeAspect="1"/>
+            </wp:cNvGraphicFramePr>
+            <a:graphic>
+              <a:graphicData uri="http://schemas.openxmlformats.org/drawingml/2006/picture">
+                <pic:pic>
+                  <pic:nvPicPr>
+                    <pic:cNvPr id="0" name="билет-04.jpeg"/>
+                    <pic:cNvPicPr/>
+                  </pic:nvPicPr>
+                  <pic:blipFill>
+                    <a:blip r:embed="rId12"/>
+                    <a:stretch>
+                      <a:fillRect/>
+                    </a:stretch>
+                  </pic:blipFill>
+                  <pic:spPr>
+                    <a:xfrm>
+                      <a:off x="0" y="0"/>
+                      <a:ext cx="3960000" cy="2928534"/>
+                    </a:xfrm>
+                    <a:prstGeom prst="rect"/>
+                  </pic:spPr>
+                </pic:pic>
+              </a:graphicData>
+            </a:graphic>
+          </wp:inline>
+        </w:drawing>
       </w:r>
     </w:p>
     <w:p>
@@ -7657,6 +8659,20 @@
               <w:t>Председатель ___________</w:t>
             </w:r>
           </w:p>
+          <w:p>
+            <w:pPr>
+              <w:spacing w:before="0" w:after="0"/>
+              <w:jc w:val="left"/>
+            </w:pPr>
+            <w:r>
+              <w:rPr>
+                <w:rFonts w:ascii="Times New Roman" w:hAnsi="Times New Roman"/>
+                <w:b w:val="0"/>
+                <w:sz w:val="20"/>
+              </w:rPr>
+              <w:t>/А.Н. Ткаченко/</w:t>
+            </w:r>
+          </w:p>
         </w:tc>
         <w:tc>
           <w:tcPr>
@@ -7687,7 +8703,7 @@
                 <w:rFonts w:ascii="Times New Roman" w:hAnsi="Times New Roman"/>
                 <w:sz w:val="22"/>
               </w:rPr>
-              <w:t>«Ведение наладки, юстировки и сдача в эксплуатацию контрольно-измерительных приборов и электрических схем систем автоматики»</w:t>
+              <w:t>ПМ.02 «Ведение наладки, юстировки и сдача в эксплуатацию контрольно-измерительных приборов и электрических схем систем автоматики»</w:t>
             </w:r>
           </w:p>
           <w:p>
@@ -7842,6 +8858,61 @@
           <w:sz w:val="24"/>
         </w:rPr>
         <w:t>Монтаж схемы выполнить в соответствии с правилами присоединения электрических проводок к приборам и средствам автоматизации.</w:t>
+      </w:r>
+    </w:p>
+    <w:p>
+      <w:pPr>
+        <w:spacing w:before="120" w:after="120"/>
+        <w:jc w:val="center"/>
+      </w:pPr>
+      <w:r>
+        <w:drawing>
+          <wp:inline xmlns:a="http://schemas.openxmlformats.org/drawingml/2006/main" xmlns:pic="http://schemas.openxmlformats.org/drawingml/2006/picture">
+            <wp:extent cx="3960000" cy="5601484"/>
+            <wp:docPr id="19" name="Picture 19"/>
+            <wp:cNvGraphicFramePr>
+              <a:graphicFrameLocks noChangeAspect="1"/>
+            </wp:cNvGraphicFramePr>
+            <a:graphic>
+              <a:graphicData uri="http://schemas.openxmlformats.org/drawingml/2006/picture">
+                <pic:pic>
+                  <pic:nvPicPr>
+                    <pic:cNvPr id="0" name="билет-05.jpeg"/>
+                    <pic:cNvPicPr/>
+                  </pic:nvPicPr>
+                  <pic:blipFill>
+                    <a:blip r:embed="rId13"/>
+                    <a:stretch>
+                      <a:fillRect/>
+                    </a:stretch>
+                  </pic:blipFill>
+                  <pic:spPr>
+                    <a:xfrm>
+                      <a:off x="0" y="0"/>
+                      <a:ext cx="3960000" cy="5601484"/>
+                    </a:xfrm>
+                    <a:prstGeom prst="rect"/>
+                  </pic:spPr>
+                </pic:pic>
+              </a:graphicData>
+            </a:graphic>
+          </wp:inline>
+        </w:drawing>
+      </w:r>
+    </w:p>
+    <w:p>
+      <w:pPr>
+        <w:spacing w:before="0" w:after="0"/>
+        <w:ind w:firstLine="709"/>
+        <w:jc w:val="both"/>
+      </w:pPr>
+      <w:r>
+        <w:rPr>
+          <w:rFonts w:ascii="Times New Roman" w:hAnsi="Times New Roman"/>
+          <w:b w:val="0"/>
+          <w:sz w:val="24"/>
+        </w:rPr>
+        <w:t>3. Правильность наладки схемы подтвердить подключением оборудования и проверкой его работоспособности.</w:t>
       </w:r>
     </w:p>
     <w:p>
@@ -7967,6 +9038,20 @@
               <w:t>Председатель ___________</w:t>
             </w:r>
           </w:p>
+          <w:p>
+            <w:pPr>
+              <w:spacing w:before="0" w:after="0"/>
+              <w:jc w:val="left"/>
+            </w:pPr>
+            <w:r>
+              <w:rPr>
+                <w:rFonts w:ascii="Times New Roman" w:hAnsi="Times New Roman"/>
+                <w:b w:val="0"/>
+                <w:sz w:val="20"/>
+              </w:rPr>
+              <w:t>/А.Н. Ткаченко/</w:t>
+            </w:r>
+          </w:p>
         </w:tc>
         <w:tc>
           <w:tcPr>
@@ -7997,7 +9082,7 @@
                 <w:rFonts w:ascii="Times New Roman" w:hAnsi="Times New Roman"/>
                 <w:sz w:val="22"/>
               </w:rPr>
-              <w:t>«Ведение наладки, юстировки и сдача в эксплуатацию контрольно-измерительных приборов и электрических схем систем автоматики»</w:t>
+              <w:t>ПМ.02 «Ведение наладки, юстировки и сдача в эксплуатацию контрольно-измерительных приборов и электрических схем систем автоматики»</w:t>
             </w:r>
           </w:p>
           <w:p>
@@ -8151,7 +9236,47 @@
           <w:b w:val="0"/>
           <w:sz w:val="24"/>
         </w:rPr>
-        <w:t>Правильность наладки схемы подтвердить подключением в сеть.</w:t>
+        <w:t>Монтаж схемы выполнить в соответствии с правилами присоединения электрических проводок к приборам и средствам автоматизации.</w:t>
+      </w:r>
+    </w:p>
+    <w:p>
+      <w:pPr>
+        <w:spacing w:before="120" w:after="120"/>
+        <w:jc w:val="center"/>
+      </w:pPr>
+      <w:r>
+        <w:drawing>
+          <wp:inline xmlns:a="http://schemas.openxmlformats.org/drawingml/2006/main" xmlns:pic="http://schemas.openxmlformats.org/drawingml/2006/picture">
+            <wp:extent cx="3960000" cy="6220334"/>
+            <wp:docPr id="20" name="Picture 20"/>
+            <wp:cNvGraphicFramePr>
+              <a:graphicFrameLocks noChangeAspect="1"/>
+            </wp:cNvGraphicFramePr>
+            <a:graphic>
+              <a:graphicData uri="http://schemas.openxmlformats.org/drawingml/2006/picture">
+                <pic:pic>
+                  <pic:nvPicPr>
+                    <pic:cNvPr id="0" name="билет-06.jpeg"/>
+                    <pic:cNvPicPr/>
+                  </pic:nvPicPr>
+                  <pic:blipFill>
+                    <a:blip r:embed="rId14"/>
+                    <a:stretch>
+                      <a:fillRect/>
+                    </a:stretch>
+                  </pic:blipFill>
+                  <pic:spPr>
+                    <a:xfrm>
+                      <a:off x="0" y="0"/>
+                      <a:ext cx="3960000" cy="6220334"/>
+                    </a:xfrm>
+                    <a:prstGeom prst="rect"/>
+                  </pic:spPr>
+                </pic:pic>
+              </a:graphicData>
+            </a:graphic>
+          </wp:inline>
+        </w:drawing>
       </w:r>
     </w:p>
     <w:p>
@@ -8166,7 +9291,7 @@
           <w:b w:val="0"/>
           <w:sz w:val="24"/>
         </w:rPr>
-        <w:t>Монтаж схемы выполнить в соответствии с правилами присоединения электрических проводок к приборам и средствам автоматизации.</w:t>
+        <w:t>3. Правильность наладки схемы подтвердить подключением в сеть.</w:t>
       </w:r>
     </w:p>
     <w:p>
@@ -8292,6 +9417,20 @@
               <w:t>Председатель ___________</w:t>
             </w:r>
           </w:p>
+          <w:p>
+            <w:pPr>
+              <w:spacing w:before="0" w:after="0"/>
+              <w:jc w:val="left"/>
+            </w:pPr>
+            <w:r>
+              <w:rPr>
+                <w:rFonts w:ascii="Times New Roman" w:hAnsi="Times New Roman"/>
+                <w:b w:val="0"/>
+                <w:sz w:val="20"/>
+              </w:rPr>
+              <w:t>/А.Н. Ткаченко/</w:t>
+            </w:r>
+          </w:p>
         </w:tc>
         <w:tc>
           <w:tcPr>
@@ -8322,7 +9461,7 @@
                 <w:rFonts w:ascii="Times New Roman" w:hAnsi="Times New Roman"/>
                 <w:sz w:val="22"/>
               </w:rPr>
-              <w:t>«Ведение наладки, юстировки и сдача в эксплуатацию контрольно-измерительных приборов и электрических схем систем автоматики»</w:t>
+              <w:t>ПМ.02 «Ведение наладки, юстировки и сдача в эксплуатацию контрольно-измерительных приборов и электрических схем систем автоматики»</w:t>
             </w:r>
           </w:p>
           <w:p>
@@ -8466,6 +9605,46 @@
     </w:p>
     <w:p>
       <w:pPr>
+        <w:spacing w:before="120" w:after="120"/>
+        <w:jc w:val="center"/>
+      </w:pPr>
+      <w:r>
+        <w:drawing>
+          <wp:inline xmlns:a="http://schemas.openxmlformats.org/drawingml/2006/main" xmlns:pic="http://schemas.openxmlformats.org/drawingml/2006/picture">
+            <wp:extent cx="3960000" cy="2799544"/>
+            <wp:docPr id="21" name="Picture 21"/>
+            <wp:cNvGraphicFramePr>
+              <a:graphicFrameLocks noChangeAspect="1"/>
+            </wp:cNvGraphicFramePr>
+            <a:graphic>
+              <a:graphicData uri="http://schemas.openxmlformats.org/drawingml/2006/picture">
+                <pic:pic>
+                  <pic:nvPicPr>
+                    <pic:cNvPr id="0" name="билет-07.jpeg"/>
+                    <pic:cNvPicPr/>
+                  </pic:nvPicPr>
+                  <pic:blipFill>
+                    <a:blip r:embed="rId15"/>
+                    <a:stretch>
+                      <a:fillRect/>
+                    </a:stretch>
+                  </pic:blipFill>
+                  <pic:spPr>
+                    <a:xfrm>
+                      <a:off x="0" y="0"/>
+                      <a:ext cx="3960000" cy="2799544"/>
+                    </a:xfrm>
+                    <a:prstGeom prst="rect"/>
+                  </pic:spPr>
+                </pic:pic>
+              </a:graphicData>
+            </a:graphic>
+          </wp:inline>
+        </w:drawing>
+      </w:r>
+    </w:p>
+    <w:p>
+      <w:pPr>
         <w:spacing w:before="0" w:after="0"/>
         <w:ind w:firstLine="709"/>
         <w:jc w:val="both"/>
@@ -8476,7 +9655,7 @@
           <w:b w:val="0"/>
           <w:sz w:val="24"/>
         </w:rPr>
-        <w:t>Правильность наладки схемы подтвердить подключением электродвигателя, работоспособность теплового реле проверить нажатием контрольной кнопки. Монтаж схемы выполнить в соответствии с правилами присоединения электрических проводок к приборам и средствам автоматизации.</w:t>
+        <w:t>3. Правильность наладки схемы подтвердить подключением электродвигателя, работоспособность теплового реле проверить нажатием контрольной кнопки. Монтаж схемы выполнить в соответствии с правилами присоединения электрических проводок к приборам и средствам автоматизации.</w:t>
       </w:r>
     </w:p>
     <w:p>
@@ -8602,6 +9781,20 @@
               <w:t>Председатель ___________</w:t>
             </w:r>
           </w:p>
+          <w:p>
+            <w:pPr>
+              <w:spacing w:before="0" w:after="0"/>
+              <w:jc w:val="left"/>
+            </w:pPr>
+            <w:r>
+              <w:rPr>
+                <w:rFonts w:ascii="Times New Roman" w:hAnsi="Times New Roman"/>
+                <w:b w:val="0"/>
+                <w:sz w:val="20"/>
+              </w:rPr>
+              <w:t>/А.Н. Ткаченко/</w:t>
+            </w:r>
+          </w:p>
         </w:tc>
         <w:tc>
           <w:tcPr>
@@ -8632,7 +9825,7 @@
                 <w:rFonts w:ascii="Times New Roman" w:hAnsi="Times New Roman"/>
                 <w:sz w:val="22"/>
               </w:rPr>
-              <w:t>«Ведение наладки, юстировки и сдача в эксплуатацию контрольно-измерительных приборов и электрических схем систем автоматики»</w:t>
+              <w:t>ПМ.02 «Ведение наладки, юстировки и сдача в эксплуатацию контрольно-измерительных приборов и электрических схем систем автоматики»</w:t>
             </w:r>
           </w:p>
           <w:p>
@@ -8786,7 +9979,47 @@
           <w:b w:val="0"/>
           <w:sz w:val="24"/>
         </w:rPr>
-        <w:t>Правильность наладки схемы подтвердить подключением электродвигателя.</w:t>
+        <w:t>Монтаж схемы выполнить в соответствии с правилами присоединения электрических проводок к приборам и средствам автоматизации.</w:t>
+      </w:r>
+    </w:p>
+    <w:p>
+      <w:pPr>
+        <w:spacing w:before="120" w:after="120"/>
+        <w:jc w:val="center"/>
+      </w:pPr>
+      <w:r>
+        <w:drawing>
+          <wp:inline xmlns:a="http://schemas.openxmlformats.org/drawingml/2006/main" xmlns:pic="http://schemas.openxmlformats.org/drawingml/2006/picture">
+            <wp:extent cx="3960000" cy="3384577"/>
+            <wp:docPr id="22" name="Picture 22"/>
+            <wp:cNvGraphicFramePr>
+              <a:graphicFrameLocks noChangeAspect="1"/>
+            </wp:cNvGraphicFramePr>
+            <a:graphic>
+              <a:graphicData uri="http://schemas.openxmlformats.org/drawingml/2006/picture">
+                <pic:pic>
+                  <pic:nvPicPr>
+                    <pic:cNvPr id="0" name="билет-01.jpeg"/>
+                    <pic:cNvPicPr/>
+                  </pic:nvPicPr>
+                  <pic:blipFill>
+                    <a:blip r:embed="rId9"/>
+                    <a:stretch>
+                      <a:fillRect/>
+                    </a:stretch>
+                  </pic:blipFill>
+                  <pic:spPr>
+                    <a:xfrm>
+                      <a:off x="0" y="0"/>
+                      <a:ext cx="3960000" cy="3384577"/>
+                    </a:xfrm>
+                    <a:prstGeom prst="rect"/>
+                  </pic:spPr>
+                </pic:pic>
+              </a:graphicData>
+            </a:graphic>
+          </wp:inline>
+        </w:drawing>
       </w:r>
     </w:p>
     <w:p>
@@ -8801,7 +10034,7 @@
           <w:b w:val="0"/>
           <w:sz w:val="24"/>
         </w:rPr>
-        <w:t>Монтаж схемы выполнить в соответствии с правилами присоединения электрических проводок к приборам и средствам автоматизации.</w:t>
+        <w:t>3. Правильность наладки схемы подтвердить подключением электродвигателя.</w:t>
       </w:r>
     </w:p>
     <w:p>
@@ -8927,6 +10160,20 @@
               <w:t>Председатель ___________</w:t>
             </w:r>
           </w:p>
+          <w:p>
+            <w:pPr>
+              <w:spacing w:before="0" w:after="0"/>
+              <w:jc w:val="left"/>
+            </w:pPr>
+            <w:r>
+              <w:rPr>
+                <w:rFonts w:ascii="Times New Roman" w:hAnsi="Times New Roman"/>
+                <w:b w:val="0"/>
+                <w:sz w:val="20"/>
+              </w:rPr>
+              <w:t>/А.Н. Ткаченко/</w:t>
+            </w:r>
+          </w:p>
         </w:tc>
         <w:tc>
           <w:tcPr>
@@ -8957,7 +10204,7 @@
                 <w:rFonts w:ascii="Times New Roman" w:hAnsi="Times New Roman"/>
                 <w:sz w:val="22"/>
               </w:rPr>
-              <w:t>«Ведение наладки, юстировки и сдача в эксплуатацию контрольно-измерительных приборов и электрических схем систем автоматики»</w:t>
+              <w:t>ПМ.02 «Ведение наладки, юстировки и сдача в эксплуатацию контрольно-измерительных приборов и электрических схем систем автоматики»</w:t>
             </w:r>
           </w:p>
           <w:p>
@@ -9112,6 +10359,46 @@
           <w:sz w:val="24"/>
         </w:rPr>
         <w:t>Монтаж схемы выполнить в соответствии с правилами присоединения электрических проводок к приборам и средствам автоматизации.</w:t>
+      </w:r>
+    </w:p>
+    <w:p>
+      <w:pPr>
+        <w:spacing w:before="120" w:after="120"/>
+        <w:jc w:val="center"/>
+      </w:pPr>
+      <w:r>
+        <w:drawing>
+          <wp:inline xmlns:a="http://schemas.openxmlformats.org/drawingml/2006/main" xmlns:pic="http://schemas.openxmlformats.org/drawingml/2006/picture">
+            <wp:extent cx="3960000" cy="4601967"/>
+            <wp:docPr id="23" name="Picture 23"/>
+            <wp:cNvGraphicFramePr>
+              <a:graphicFrameLocks noChangeAspect="1"/>
+            </wp:cNvGraphicFramePr>
+            <a:graphic>
+              <a:graphicData uri="http://schemas.openxmlformats.org/drawingml/2006/picture">
+                <pic:pic>
+                  <pic:nvPicPr>
+                    <pic:cNvPr id="0" name="билет-02.jpeg"/>
+                    <pic:cNvPicPr/>
+                  </pic:nvPicPr>
+                  <pic:blipFill>
+                    <a:blip r:embed="rId10"/>
+                    <a:stretch>
+                      <a:fillRect/>
+                    </a:stretch>
+                  </pic:blipFill>
+                  <pic:spPr>
+                    <a:xfrm>
+                      <a:off x="0" y="0"/>
+                      <a:ext cx="3960000" cy="4601967"/>
+                    </a:xfrm>
+                    <a:prstGeom prst="rect"/>
+                  </pic:spPr>
+                </pic:pic>
+              </a:graphicData>
+            </a:graphic>
+          </wp:inline>
+        </w:drawing>
       </w:r>
     </w:p>
     <w:p>
@@ -9252,6 +10539,20 @@
               <w:t>Председатель ___________</w:t>
             </w:r>
           </w:p>
+          <w:p>
+            <w:pPr>
+              <w:spacing w:before="0" w:after="0"/>
+              <w:jc w:val="left"/>
+            </w:pPr>
+            <w:r>
+              <w:rPr>
+                <w:rFonts w:ascii="Times New Roman" w:hAnsi="Times New Roman"/>
+                <w:b w:val="0"/>
+                <w:sz w:val="20"/>
+              </w:rPr>
+              <w:t>/А.Н. Ткаченко/</w:t>
+            </w:r>
+          </w:p>
         </w:tc>
         <w:tc>
           <w:tcPr>
@@ -9282,7 +10583,7 @@
                 <w:rFonts w:ascii="Times New Roman" w:hAnsi="Times New Roman"/>
                 <w:sz w:val="22"/>
               </w:rPr>
-              <w:t>«Ведение наладки, юстировки и сдача в эксплуатацию контрольно-измерительных приборов и электрических схем систем автоматики»</w:t>
+              <w:t>ПМ.02 «Ведение наладки, юстировки и сдача в эксплуатацию контрольно-измерительных приборов и электрических схем систем автоматики»</w:t>
             </w:r>
           </w:p>
           <w:p>
@@ -9437,6 +10738,46 @@
           <w:sz w:val="24"/>
         </w:rPr>
         <w:t>Монтаж схемы выполнить в соответствии с правилами присоединения электрических проводок к приборам и средствам автоматизации.</w:t>
+      </w:r>
+    </w:p>
+    <w:p>
+      <w:pPr>
+        <w:spacing w:before="120" w:after="120"/>
+        <w:jc w:val="center"/>
+      </w:pPr>
+      <w:r>
+        <w:drawing>
+          <wp:inline xmlns:a="http://schemas.openxmlformats.org/drawingml/2006/main" xmlns:pic="http://schemas.openxmlformats.org/drawingml/2006/picture">
+            <wp:extent cx="3960000" cy="2566957"/>
+            <wp:docPr id="24" name="Picture 24"/>
+            <wp:cNvGraphicFramePr>
+              <a:graphicFrameLocks noChangeAspect="1"/>
+            </wp:cNvGraphicFramePr>
+            <a:graphic>
+              <a:graphicData uri="http://schemas.openxmlformats.org/drawingml/2006/picture">
+                <pic:pic>
+                  <pic:nvPicPr>
+                    <pic:cNvPr id="0" name="билет-03.jpeg"/>
+                    <pic:cNvPicPr/>
+                  </pic:nvPicPr>
+                  <pic:blipFill>
+                    <a:blip r:embed="rId11"/>
+                    <a:stretch>
+                      <a:fillRect/>
+                    </a:stretch>
+                  </pic:blipFill>
+                  <pic:spPr>
+                    <a:xfrm>
+                      <a:off x="0" y="0"/>
+                      <a:ext cx="3960000" cy="2566957"/>
+                    </a:xfrm>
+                    <a:prstGeom prst="rect"/>
+                  </pic:spPr>
+                </pic:pic>
+              </a:graphicData>
+            </a:graphic>
+          </wp:inline>
+        </w:drawing>
       </w:r>
     </w:p>
     <w:p>
@@ -9577,6 +10918,20 @@
               <w:t>Председатель ___________</w:t>
             </w:r>
           </w:p>
+          <w:p>
+            <w:pPr>
+              <w:spacing w:before="0" w:after="0"/>
+              <w:jc w:val="left"/>
+            </w:pPr>
+            <w:r>
+              <w:rPr>
+                <w:rFonts w:ascii="Times New Roman" w:hAnsi="Times New Roman"/>
+                <w:b w:val="0"/>
+                <w:sz w:val="20"/>
+              </w:rPr>
+              <w:t>/А.Н. Ткаченко/</w:t>
+            </w:r>
+          </w:p>
         </w:tc>
         <w:tc>
           <w:tcPr>
@@ -9607,7 +10962,7 @@
                 <w:rFonts w:ascii="Times New Roman" w:hAnsi="Times New Roman"/>
                 <w:sz w:val="22"/>
               </w:rPr>
-              <w:t>«Ведение наладки, юстировки и сдача в эксплуатацию контрольно-измерительных приборов и электрических схем систем автоматики»</w:t>
+              <w:t>ПМ.02 «Ведение наладки, юстировки и сдача в эксплуатацию контрольно-измерительных приборов и электрических схем систем автоматики»</w:t>
             </w:r>
           </w:p>
           <w:p>
@@ -9766,6 +11121,46 @@
     </w:p>
     <w:p>
       <w:pPr>
+        <w:spacing w:before="120" w:after="120"/>
+        <w:jc w:val="center"/>
+      </w:pPr>
+      <w:r>
+        <w:drawing>
+          <wp:inline xmlns:a="http://schemas.openxmlformats.org/drawingml/2006/main" xmlns:pic="http://schemas.openxmlformats.org/drawingml/2006/picture">
+            <wp:extent cx="3960000" cy="2928534"/>
+            <wp:docPr id="25" name="Picture 25"/>
+            <wp:cNvGraphicFramePr>
+              <a:graphicFrameLocks noChangeAspect="1"/>
+            </wp:cNvGraphicFramePr>
+            <a:graphic>
+              <a:graphicData uri="http://schemas.openxmlformats.org/drawingml/2006/picture">
+                <pic:pic>
+                  <pic:nvPicPr>
+                    <pic:cNvPr id="0" name="билет-04.jpeg"/>
+                    <pic:cNvPicPr/>
+                  </pic:nvPicPr>
+                  <pic:blipFill>
+                    <a:blip r:embed="rId12"/>
+                    <a:stretch>
+                      <a:fillRect/>
+                    </a:stretch>
+                  </pic:blipFill>
+                  <pic:spPr>
+                    <a:xfrm>
+                      <a:off x="0" y="0"/>
+                      <a:ext cx="3960000" cy="2928534"/>
+                    </a:xfrm>
+                    <a:prstGeom prst="rect"/>
+                  </pic:spPr>
+                </pic:pic>
+              </a:graphicData>
+            </a:graphic>
+          </wp:inline>
+        </w:drawing>
+      </w:r>
+    </w:p>
+    <w:p>
+      <w:pPr>
         <w:spacing w:before="0" w:after="0"/>
         <w:ind w:firstLine="709"/>
         <w:jc w:val="both"/>
@@ -9776,22 +11171,7 @@
           <w:b w:val="0"/>
           <w:sz w:val="24"/>
         </w:rPr>
-        <w:t>Подать питание на схему. Продемонстрировать работу схемы при нажатии на кнопки SB1 и SB2.</w:t>
-      </w:r>
-    </w:p>
-    <w:p>
-      <w:pPr>
-        <w:spacing w:before="0" w:after="0"/>
-        <w:ind w:firstLine="709"/>
-        <w:jc w:val="both"/>
-      </w:pPr>
-      <w:r>
-        <w:rPr>
-          <w:rFonts w:ascii="Times New Roman" w:hAnsi="Times New Roman"/>
-          <w:b w:val="0"/>
-          <w:sz w:val="24"/>
-        </w:rPr>
-        <w:t>ГБОУ СПО РО «САЛЬСКИЙ ИНДУСТРИАЛЬНЫЙ ТЕХНИКУМ»</w:t>
+        <w:t>3. Подать питание на схему. Продемонстрировать работу схемы при нажатии на кнопки SB1 и SB2.</w:t>
       </w:r>
     </w:p>
     <w:p>
@@ -9917,6 +11297,20 @@
               <w:t>Председатель ___________</w:t>
             </w:r>
           </w:p>
+          <w:p>
+            <w:pPr>
+              <w:spacing w:before="0" w:after="0"/>
+              <w:jc w:val="left"/>
+            </w:pPr>
+            <w:r>
+              <w:rPr>
+                <w:rFonts w:ascii="Times New Roman" w:hAnsi="Times New Roman"/>
+                <w:b w:val="0"/>
+                <w:sz w:val="20"/>
+              </w:rPr>
+              <w:t>/А.Н. Ткаченко/</w:t>
+            </w:r>
+          </w:p>
         </w:tc>
         <w:tc>
           <w:tcPr>
@@ -9947,7 +11341,7 @@
                 <w:rFonts w:ascii="Times New Roman" w:hAnsi="Times New Roman"/>
                 <w:sz w:val="22"/>
               </w:rPr>
-              <w:t>«Ведение наладки, юстировки и сдача в эксплуатацию контрольно-измерительных приборов и электрических схем систем автоматики»</w:t>
+              <w:t>ПМ.02 «Ведение наладки, юстировки и сдача в эксплуатацию контрольно-измерительных приборов и электрических схем систем автоматики»</w:t>
             </w:r>
           </w:p>
           <w:p>
@@ -10102,6 +11496,61 @@
           <w:sz w:val="24"/>
         </w:rPr>
         <w:t>Монтаж схемы выполнить в соответствии с правилами присоединения электрических проводок к приборам и средствам автоматизации.</w:t>
+      </w:r>
+    </w:p>
+    <w:p>
+      <w:pPr>
+        <w:spacing w:before="120" w:after="120"/>
+        <w:jc w:val="center"/>
+      </w:pPr>
+      <w:r>
+        <w:drawing>
+          <wp:inline xmlns:a="http://schemas.openxmlformats.org/drawingml/2006/main" xmlns:pic="http://schemas.openxmlformats.org/drawingml/2006/picture">
+            <wp:extent cx="3960000" cy="5601484"/>
+            <wp:docPr id="26" name="Picture 26"/>
+            <wp:cNvGraphicFramePr>
+              <a:graphicFrameLocks noChangeAspect="1"/>
+            </wp:cNvGraphicFramePr>
+            <a:graphic>
+              <a:graphicData uri="http://schemas.openxmlformats.org/drawingml/2006/picture">
+                <pic:pic>
+                  <pic:nvPicPr>
+                    <pic:cNvPr id="0" name="билет-05.jpeg"/>
+                    <pic:cNvPicPr/>
+                  </pic:nvPicPr>
+                  <pic:blipFill>
+                    <a:blip r:embed="rId13"/>
+                    <a:stretch>
+                      <a:fillRect/>
+                    </a:stretch>
+                  </pic:blipFill>
+                  <pic:spPr>
+                    <a:xfrm>
+                      <a:off x="0" y="0"/>
+                      <a:ext cx="3960000" cy="5601484"/>
+                    </a:xfrm>
+                    <a:prstGeom prst="rect"/>
+                  </pic:spPr>
+                </pic:pic>
+              </a:graphicData>
+            </a:graphic>
+          </wp:inline>
+        </w:drawing>
+      </w:r>
+    </w:p>
+    <w:p>
+      <w:pPr>
+        <w:spacing w:before="0" w:after="0"/>
+        <w:ind w:firstLine="709"/>
+        <w:jc w:val="both"/>
+      </w:pPr>
+      <w:r>
+        <w:rPr>
+          <w:rFonts w:ascii="Times New Roman" w:hAnsi="Times New Roman"/>
+          <w:b w:val="0"/>
+          <w:sz w:val="24"/>
+        </w:rPr>
+        <w:t>3. Правильность наладки схемы подтвердить подключением оборудования и проверкой его работоспособности.</w:t>
       </w:r>
     </w:p>
     <w:p>
@@ -10227,6 +11676,20 @@
               <w:t>Председатель ___________</w:t>
             </w:r>
           </w:p>
+          <w:p>
+            <w:pPr>
+              <w:spacing w:before="0" w:after="0"/>
+              <w:jc w:val="left"/>
+            </w:pPr>
+            <w:r>
+              <w:rPr>
+                <w:rFonts w:ascii="Times New Roman" w:hAnsi="Times New Roman"/>
+                <w:b w:val="0"/>
+                <w:sz w:val="20"/>
+              </w:rPr>
+              <w:t>/А.Н. Ткаченко/</w:t>
+            </w:r>
+          </w:p>
         </w:tc>
         <w:tc>
           <w:tcPr>
@@ -10257,7 +11720,7 @@
                 <w:rFonts w:ascii="Times New Roman" w:hAnsi="Times New Roman"/>
                 <w:sz w:val="22"/>
               </w:rPr>
-              <w:t>«Ведение наладки, юстировки и сдача в эксплуатацию контрольно-измерительных приборов и электрических схем систем автоматики»</w:t>
+              <w:t>ПМ.02 «Ведение наладки, юстировки и сдача в эксплуатацию контрольно-измерительных приборов и электрических схем систем автоматики»</w:t>
             </w:r>
           </w:p>
           <w:p>
@@ -10411,7 +11874,47 @@
           <w:b w:val="0"/>
           <w:sz w:val="24"/>
         </w:rPr>
-        <w:t>Правильность наладки схемы подтвердить подключением в сеть.</w:t>
+        <w:t>Монтаж схемы выполнить в соответствии с правилами присоединения электрических проводок к приборам и средствам автоматизации.</w:t>
+      </w:r>
+    </w:p>
+    <w:p>
+      <w:pPr>
+        <w:spacing w:before="120" w:after="120"/>
+        <w:jc w:val="center"/>
+      </w:pPr>
+      <w:r>
+        <w:drawing>
+          <wp:inline xmlns:a="http://schemas.openxmlformats.org/drawingml/2006/main" xmlns:pic="http://schemas.openxmlformats.org/drawingml/2006/picture">
+            <wp:extent cx="3960000" cy="6220334"/>
+            <wp:docPr id="27" name="Picture 27"/>
+            <wp:cNvGraphicFramePr>
+              <a:graphicFrameLocks noChangeAspect="1"/>
+            </wp:cNvGraphicFramePr>
+            <a:graphic>
+              <a:graphicData uri="http://schemas.openxmlformats.org/drawingml/2006/picture">
+                <pic:pic>
+                  <pic:nvPicPr>
+                    <pic:cNvPr id="0" name="билет-06.jpeg"/>
+                    <pic:cNvPicPr/>
+                  </pic:nvPicPr>
+                  <pic:blipFill>
+                    <a:blip r:embed="rId14"/>
+                    <a:stretch>
+                      <a:fillRect/>
+                    </a:stretch>
+                  </pic:blipFill>
+                  <pic:spPr>
+                    <a:xfrm>
+                      <a:off x="0" y="0"/>
+                      <a:ext cx="3960000" cy="6220334"/>
+                    </a:xfrm>
+                    <a:prstGeom prst="rect"/>
+                  </pic:spPr>
+                </pic:pic>
+              </a:graphicData>
+            </a:graphic>
+          </wp:inline>
+        </w:drawing>
       </w:r>
     </w:p>
     <w:p>
@@ -10426,7 +11929,7 @@
           <w:b w:val="0"/>
           <w:sz w:val="24"/>
         </w:rPr>
-        <w:t>Монтаж схемы выполнить в соответствии с правилами присоединения электрических проводок к приборам и средствам автоматизации.</w:t>
+        <w:t>3. Правильность наладки схемы подтвердить подключением в сеть.</w:t>
       </w:r>
     </w:p>
     <w:p>
@@ -10552,6 +12055,20 @@
               <w:t>Председатель ___________</w:t>
             </w:r>
           </w:p>
+          <w:p>
+            <w:pPr>
+              <w:spacing w:before="0" w:after="0"/>
+              <w:jc w:val="left"/>
+            </w:pPr>
+            <w:r>
+              <w:rPr>
+                <w:rFonts w:ascii="Times New Roman" w:hAnsi="Times New Roman"/>
+                <w:b w:val="0"/>
+                <w:sz w:val="20"/>
+              </w:rPr>
+              <w:t>/А.Н. Ткаченко/</w:t>
+            </w:r>
+          </w:p>
         </w:tc>
         <w:tc>
           <w:tcPr>
@@ -10582,7 +12099,7 @@
                 <w:rFonts w:ascii="Times New Roman" w:hAnsi="Times New Roman"/>
                 <w:sz w:val="22"/>
               </w:rPr>
-              <w:t>«Ведение наладки, юстировки и сдача в эксплуатацию контрольно-измерительных приборов и электрических схем систем автоматики»</w:t>
+              <w:t>ПМ.02 «Ведение наладки, юстировки и сдача в эксплуатацию контрольно-измерительных приборов и электрических схем систем автоматики»</w:t>
             </w:r>
           </w:p>
           <w:p>
@@ -10726,6 +12243,46 @@
     </w:p>
     <w:p>
       <w:pPr>
+        <w:spacing w:before="120" w:after="120"/>
+        <w:jc w:val="center"/>
+      </w:pPr>
+      <w:r>
+        <w:drawing>
+          <wp:inline xmlns:a="http://schemas.openxmlformats.org/drawingml/2006/main" xmlns:pic="http://schemas.openxmlformats.org/drawingml/2006/picture">
+            <wp:extent cx="3960000" cy="2799544"/>
+            <wp:docPr id="28" name="Picture 28"/>
+            <wp:cNvGraphicFramePr>
+              <a:graphicFrameLocks noChangeAspect="1"/>
+            </wp:cNvGraphicFramePr>
+            <a:graphic>
+              <a:graphicData uri="http://schemas.openxmlformats.org/drawingml/2006/picture">
+                <pic:pic>
+                  <pic:nvPicPr>
+                    <pic:cNvPr id="0" name="билет-07.jpeg"/>
+                    <pic:cNvPicPr/>
+                  </pic:nvPicPr>
+                  <pic:blipFill>
+                    <a:blip r:embed="rId15"/>
+                    <a:stretch>
+                      <a:fillRect/>
+                    </a:stretch>
+                  </pic:blipFill>
+                  <pic:spPr>
+                    <a:xfrm>
+                      <a:off x="0" y="0"/>
+                      <a:ext cx="3960000" cy="2799544"/>
+                    </a:xfrm>
+                    <a:prstGeom prst="rect"/>
+                  </pic:spPr>
+                </pic:pic>
+              </a:graphicData>
+            </a:graphic>
+          </wp:inline>
+        </w:drawing>
+      </w:r>
+    </w:p>
+    <w:p>
+      <w:pPr>
         <w:spacing w:before="0" w:after="0"/>
         <w:ind w:firstLine="709"/>
         <w:jc w:val="both"/>
@@ -10736,7 +12293,7 @@
           <w:b w:val="0"/>
           <w:sz w:val="24"/>
         </w:rPr>
-        <w:t>Правильность наладки схемы подтвердить подключением электродвигателя, работоспособность теплового реле проверить нажатием контрольной кнопки. Монтаж схемы выполнить в соответствии с правилами присоединения электрических проводок к приборам и средствам автоматизации.</w:t>
+        <w:t>3. Правильность наладки схемы подтвердить подключением электродвигателя, работоспособность теплового реле проверить нажатием контрольной кнопки. Монтаж схемы выполнить в соответствии с правилами присоединения электрических проводок к приборам и средствам автоматизации.</w:t>
       </w:r>
     </w:p>
     <w:p>
@@ -10862,6 +12419,20 @@
               <w:t>Председатель ___________</w:t>
             </w:r>
           </w:p>
+          <w:p>
+            <w:pPr>
+              <w:spacing w:before="0" w:after="0"/>
+              <w:jc w:val="left"/>
+            </w:pPr>
+            <w:r>
+              <w:rPr>
+                <w:rFonts w:ascii="Times New Roman" w:hAnsi="Times New Roman"/>
+                <w:b w:val="0"/>
+                <w:sz w:val="20"/>
+              </w:rPr>
+              <w:t>/А.Н. Ткаченко/</w:t>
+            </w:r>
+          </w:p>
         </w:tc>
         <w:tc>
           <w:tcPr>
@@ -10892,7 +12463,7 @@
                 <w:rFonts w:ascii="Times New Roman" w:hAnsi="Times New Roman"/>
                 <w:sz w:val="22"/>
               </w:rPr>
-              <w:t>«Ведение наладки, юстировки и сдача в эксплуатацию контрольно-измерительных приборов и электрических схем систем автоматики»</w:t>
+              <w:t>ПМ.02 «Ведение наладки, юстировки и сдача в эксплуатацию контрольно-измерительных приборов и электрических схем систем автоматики»</w:t>
             </w:r>
           </w:p>
           <w:p>
@@ -11046,7 +12617,47 @@
           <w:b w:val="0"/>
           <w:sz w:val="24"/>
         </w:rPr>
-        <w:t>Правильность наладки схемы подтвердить подключением электродвигателя.</w:t>
+        <w:t>Монтаж схемы выполнить в соответствии с правилами присоединения электрических проводок к приборам и средствам автоматизации.</w:t>
+      </w:r>
+    </w:p>
+    <w:p>
+      <w:pPr>
+        <w:spacing w:before="120" w:after="120"/>
+        <w:jc w:val="center"/>
+      </w:pPr>
+      <w:r>
+        <w:drawing>
+          <wp:inline xmlns:a="http://schemas.openxmlformats.org/drawingml/2006/main" xmlns:pic="http://schemas.openxmlformats.org/drawingml/2006/picture">
+            <wp:extent cx="3960000" cy="3384577"/>
+            <wp:docPr id="29" name="Picture 29"/>
+            <wp:cNvGraphicFramePr>
+              <a:graphicFrameLocks noChangeAspect="1"/>
+            </wp:cNvGraphicFramePr>
+            <a:graphic>
+              <a:graphicData uri="http://schemas.openxmlformats.org/drawingml/2006/picture">
+                <pic:pic>
+                  <pic:nvPicPr>
+                    <pic:cNvPr id="0" name="билет-01.jpeg"/>
+                    <pic:cNvPicPr/>
+                  </pic:nvPicPr>
+                  <pic:blipFill>
+                    <a:blip r:embed="rId9"/>
+                    <a:stretch>
+                      <a:fillRect/>
+                    </a:stretch>
+                  </pic:blipFill>
+                  <pic:spPr>
+                    <a:xfrm>
+                      <a:off x="0" y="0"/>
+                      <a:ext cx="3960000" cy="3384577"/>
+                    </a:xfrm>
+                    <a:prstGeom prst="rect"/>
+                  </pic:spPr>
+                </pic:pic>
+              </a:graphicData>
+            </a:graphic>
+          </wp:inline>
+        </w:drawing>
       </w:r>
     </w:p>
     <w:p>
@@ -11061,7 +12672,7 @@
           <w:b w:val="0"/>
           <w:sz w:val="24"/>
         </w:rPr>
-        <w:t>Монтаж схемы выполнить в соответствии с правилами присоединения электрических проводок к приборам и средствам автоматизации.</w:t>
+        <w:t>3. Правильность наладки схемы подтвердить подключением электродвигателя.</w:t>
       </w:r>
     </w:p>
     <w:p>
@@ -11187,6 +12798,20 @@
               <w:t>Председатель ___________</w:t>
             </w:r>
           </w:p>
+          <w:p>
+            <w:pPr>
+              <w:spacing w:before="0" w:after="0"/>
+              <w:jc w:val="left"/>
+            </w:pPr>
+            <w:r>
+              <w:rPr>
+                <w:rFonts w:ascii="Times New Roman" w:hAnsi="Times New Roman"/>
+                <w:b w:val="0"/>
+                <w:sz w:val="20"/>
+              </w:rPr>
+              <w:t>/А.Н. Ткаченко/</w:t>
+            </w:r>
+          </w:p>
         </w:tc>
         <w:tc>
           <w:tcPr>
@@ -11217,7 +12842,7 @@
                 <w:rFonts w:ascii="Times New Roman" w:hAnsi="Times New Roman"/>
                 <w:sz w:val="22"/>
               </w:rPr>
-              <w:t>«Ведение наладки, юстировки и сдача в эксплуатацию контрольно-измерительных приборов и электрических схем систем автоматики»</w:t>
+              <w:t>ПМ.02 «Ведение наладки, юстировки и сдача в эксплуатацию контрольно-измерительных приборов и электрических схем систем автоматики»</w:t>
             </w:r>
           </w:p>
           <w:p>
@@ -11372,6 +12997,46 @@
           <w:sz w:val="24"/>
         </w:rPr>
         <w:t>Монтаж схемы выполнить в соответствии с правилами присоединения электрических проводок к приборам и средствам автоматизации.</w:t>
+      </w:r>
+    </w:p>
+    <w:p>
+      <w:pPr>
+        <w:spacing w:before="120" w:after="120"/>
+        <w:jc w:val="center"/>
+      </w:pPr>
+      <w:r>
+        <w:drawing>
+          <wp:inline xmlns:a="http://schemas.openxmlformats.org/drawingml/2006/main" xmlns:pic="http://schemas.openxmlformats.org/drawingml/2006/picture">
+            <wp:extent cx="3960000" cy="4601967"/>
+            <wp:docPr id="30" name="Picture 30"/>
+            <wp:cNvGraphicFramePr>
+              <a:graphicFrameLocks noChangeAspect="1"/>
+            </wp:cNvGraphicFramePr>
+            <a:graphic>
+              <a:graphicData uri="http://schemas.openxmlformats.org/drawingml/2006/picture">
+                <pic:pic>
+                  <pic:nvPicPr>
+                    <pic:cNvPr id="0" name="билет-02.jpeg"/>
+                    <pic:cNvPicPr/>
+                  </pic:nvPicPr>
+                  <pic:blipFill>
+                    <a:blip r:embed="rId10"/>
+                    <a:stretch>
+                      <a:fillRect/>
+                    </a:stretch>
+                  </pic:blipFill>
+                  <pic:spPr>
+                    <a:xfrm>
+                      <a:off x="0" y="0"/>
+                      <a:ext cx="3960000" cy="4601967"/>
+                    </a:xfrm>
+                    <a:prstGeom prst="rect"/>
+                  </pic:spPr>
+                </pic:pic>
+              </a:graphicData>
+            </a:graphic>
+          </wp:inline>
+        </w:drawing>
       </w:r>
     </w:p>
     <w:p>

--- a/Перечни/01_Готовые/перечень ПА.02 ПМ.02 С-21, С-22.docx
+++ b/Перечни/01_Готовые/перечень ПА.02 ПМ.02 С-21, С-22.docx
@@ -2164,7 +2164,7 @@
           <w:b w:val="0"/>
           <w:sz w:val="24"/>
         </w:rPr>
-        <w:t>Преподаватель: ______Бардаков Д.Н.</w:t>
+        <w:t>Преподаватель: ____________Бардаков Д.Н.    ____________Озеров И.Н.</w:t>
       </w:r>
     </w:p>
     <w:p>
@@ -2543,7 +2543,7 @@
           <w:b w:val="0"/>
           <w:sz w:val="24"/>
         </w:rPr>
-        <w:t>Преподаватель: ______Бардаков Д.Н.</w:t>
+        <w:t>Преподаватель: ____________Бардаков Д.Н.    ____________Озеров И.Н.</w:t>
       </w:r>
     </w:p>
     <w:p>
@@ -2922,7 +2922,7 @@
           <w:b w:val="0"/>
           <w:sz w:val="24"/>
         </w:rPr>
-        <w:t>Преподаватель: ______Бардаков Д.Н.</w:t>
+        <w:t>Преподаватель: ____________Бардаков Д.Н.    ____________Озеров И.Н.</w:t>
       </w:r>
     </w:p>
     <w:p>
@@ -3301,7 +3301,7 @@
           <w:b w:val="0"/>
           <w:sz w:val="24"/>
         </w:rPr>
-        <w:t>Преподаватель: ______Бардаков Д.Н.</w:t>
+        <w:t>Преподаватель: ____________Бардаков Д.Н.    ____________Озеров И.Н.</w:t>
       </w:r>
     </w:p>
     <w:p>
@@ -3680,7 +3680,7 @@
           <w:b w:val="0"/>
           <w:sz w:val="24"/>
         </w:rPr>
-        <w:t>Преподаватель: ______Бардаков Д.Н.</w:t>
+        <w:t>Преподаватель: ____________Бардаков Д.Н.    ____________Озеров И.Н.</w:t>
       </w:r>
     </w:p>
     <w:p>
@@ -4059,7 +4059,7 @@
           <w:b w:val="0"/>
           <w:sz w:val="24"/>
         </w:rPr>
-        <w:t>Преподаватель: ______Бардаков Д.Н.</w:t>
+        <w:t>Преподаватель: ____________Бардаков Д.Н.    ____________Озеров И.Н.</w:t>
       </w:r>
     </w:p>
     <w:p>
@@ -4423,7 +4423,7 @@
           <w:b w:val="0"/>
           <w:sz w:val="24"/>
         </w:rPr>
-        <w:t>Преподаватель: ______Бардаков Д.Н.</w:t>
+        <w:t>Преподаватель: ____________Бардаков Д.Н.    ____________Озеров И.Н.</w:t>
       </w:r>
     </w:p>
     <w:p>
@@ -4787,7 +4787,7 @@
           <w:b w:val="0"/>
           <w:sz w:val="24"/>
         </w:rPr>
-        <w:t>Преподаватель: ______Бардаков Д.Н.</w:t>
+        <w:t>Преподаватель: ____________Бардаков Д.Н.    ____________Озеров И.Н.</w:t>
       </w:r>
     </w:p>
     <w:p>
@@ -5166,7 +5166,7 @@
           <w:b w:val="0"/>
           <w:sz w:val="24"/>
         </w:rPr>
-        <w:t>Преподаватель: ______Бардаков Д.Н.</w:t>
+        <w:t>Преподаватель: ____________Бардаков Д.Н.    ____________Озеров И.Н.</w:t>
       </w:r>
     </w:p>
     <w:p>
@@ -5545,7 +5545,7 @@
           <w:b w:val="0"/>
           <w:sz w:val="24"/>
         </w:rPr>
-        <w:t>Преподаватель: ______Бардаков Д.Н.</w:t>
+        <w:t>Преподаватель: ____________Бардаков Д.Н.    ____________Озеров И.Н.</w:t>
       </w:r>
     </w:p>
     <w:p>
@@ -5924,7 +5924,7 @@
           <w:b w:val="0"/>
           <w:sz w:val="24"/>
         </w:rPr>
-        <w:t>Преподаватель: ______Бардаков Д.Н.</w:t>
+        <w:t>Преподаватель: ____________Бардаков Д.Н.    ____________Озеров И.Н.</w:t>
       </w:r>
     </w:p>
     <w:p>
@@ -6303,7 +6303,7 @@
           <w:b w:val="0"/>
           <w:sz w:val="24"/>
         </w:rPr>
-        <w:t>Преподаватель: ______Бардаков Д.Н.</w:t>
+        <w:t>Преподаватель: ____________Бардаков Д.Н.    ____________Озеров И.Н.</w:t>
       </w:r>
     </w:p>
     <w:p>
@@ -6682,7 +6682,7 @@
           <w:b w:val="0"/>
           <w:sz w:val="24"/>
         </w:rPr>
-        <w:t>Преподаватель: ______Бардаков Д.Н.</w:t>
+        <w:t>Преподаватель: ____________Бардаков Д.Н.    ____________Озеров И.Н.</w:t>
       </w:r>
     </w:p>
     <w:p>
@@ -7046,7 +7046,7 @@
           <w:b w:val="0"/>
           <w:sz w:val="24"/>
         </w:rPr>
-        <w:t>Преподаватель: ______Бардаков Д.Н.</w:t>
+        <w:t>Преподаватель: ____________Бардаков Д.Н.    ____________Озеров И.Н.</w:t>
       </w:r>
     </w:p>
     <w:p>
@@ -7410,7 +7410,7 @@
           <w:b w:val="0"/>
           <w:sz w:val="24"/>
         </w:rPr>
-        <w:t>Преподаватель: ______Бардаков Д.Н.</w:t>
+        <w:t>Преподаватель: ____________Бардаков Д.Н.    ____________Озеров И.Н.</w:t>
       </w:r>
     </w:p>
     <w:p>
@@ -7789,7 +7789,7 @@
           <w:b w:val="0"/>
           <w:sz w:val="24"/>
         </w:rPr>
-        <w:t>Преподаватель: ______Бардаков Д.Н.</w:t>
+        <w:t>Преподаватель: ____________Бардаков Д.Н.    ____________Озеров И.Н.</w:t>
       </w:r>
     </w:p>
     <w:p>
@@ -8168,7 +8168,7 @@
           <w:b w:val="0"/>
           <w:sz w:val="24"/>
         </w:rPr>
-        <w:t>Преподаватель: ______Бардаков Д.Н.</w:t>
+        <w:t>Преподаватель: ____________Бардаков Д.Н.    ____________Озеров И.Н.</w:t>
       </w:r>
     </w:p>
     <w:p>
@@ -8547,7 +8547,7 @@
           <w:b w:val="0"/>
           <w:sz w:val="24"/>
         </w:rPr>
-        <w:t>Преподаватель: ______Бардаков Д.Н.</w:t>
+        <w:t>Преподаватель: ____________Бардаков Д.Н.    ____________Озеров И.Н.</w:t>
       </w:r>
     </w:p>
     <w:p>
@@ -8926,7 +8926,7 @@
           <w:b w:val="0"/>
           <w:sz w:val="24"/>
         </w:rPr>
-        <w:t>Преподаватель: ______Бардаков Д.Н.</w:t>
+        <w:t>Преподаватель: ____________Бардаков Д.Н.    ____________Озеров И.Н.</w:t>
       </w:r>
     </w:p>
     <w:p>
@@ -9305,7 +9305,7 @@
           <w:b w:val="0"/>
           <w:sz w:val="24"/>
         </w:rPr>
-        <w:t>Преподаватель: ______Бардаков Д.Н.</w:t>
+        <w:t>Преподаватель: ____________Бардаков Д.Н.    ____________Озеров И.Н.</w:t>
       </w:r>
     </w:p>
     <w:p>
@@ -9669,7 +9669,7 @@
           <w:b w:val="0"/>
           <w:sz w:val="24"/>
         </w:rPr>
-        <w:t>Преподаватель: ______Бардаков Д.Н.</w:t>
+        <w:t>Преподаватель: ____________Бардаков Д.Н.    ____________Озеров И.Н.</w:t>
       </w:r>
     </w:p>
     <w:p>
@@ -10048,7 +10048,7 @@
           <w:b w:val="0"/>
           <w:sz w:val="24"/>
         </w:rPr>
-        <w:t>Преподаватель: ______Бардаков Д.Н.</w:t>
+        <w:t>Преподаватель: ____________Бардаков Д.Н.    ____________Озеров И.Н.</w:t>
       </w:r>
     </w:p>
     <w:p>
@@ -10427,7 +10427,7 @@
           <w:b w:val="0"/>
           <w:sz w:val="24"/>
         </w:rPr>
-        <w:t>Преподаватель: ______Бардаков Д.Н.</w:t>
+        <w:t>Преподаватель: ____________Бардаков Д.Н.    ____________Озеров И.Н.</w:t>
       </w:r>
     </w:p>
     <w:p>
@@ -10806,7 +10806,7 @@
           <w:b w:val="0"/>
           <w:sz w:val="24"/>
         </w:rPr>
-        <w:t>Преподаватель: ______Бардаков Д.Н.</w:t>
+        <w:t>Преподаватель: ____________Бардаков Д.Н.    ____________Озеров И.Н.</w:t>
       </w:r>
     </w:p>
     <w:p>
@@ -11185,7 +11185,7 @@
           <w:b w:val="0"/>
           <w:sz w:val="24"/>
         </w:rPr>
-        <w:t>Преподаватель: ______Бардаков Д.Н.</w:t>
+        <w:t>Преподаватель: ____________Бардаков Д.Н.    ____________Озеров И.Н.</w:t>
       </w:r>
     </w:p>
     <w:p>
@@ -11564,7 +11564,7 @@
           <w:b w:val="0"/>
           <w:sz w:val="24"/>
         </w:rPr>
-        <w:t>Преподаватель: ______Бардаков Д.Н.</w:t>
+        <w:t>Преподаватель: ____________Бардаков Д.Н.    ____________Озеров И.Н.</w:t>
       </w:r>
     </w:p>
     <w:p>
@@ -11943,7 +11943,7 @@
           <w:b w:val="0"/>
           <w:sz w:val="24"/>
         </w:rPr>
-        <w:t>Преподаватель: ______Бардаков Д.Н.</w:t>
+        <w:t>Преподаватель: ____________Бардаков Д.Н.    ____________Озеров И.Н.</w:t>
       </w:r>
     </w:p>
     <w:p>
@@ -12307,7 +12307,7 @@
           <w:b w:val="0"/>
           <w:sz w:val="24"/>
         </w:rPr>
-        <w:t>Преподаватель: ______Бардаков Д.Н.</w:t>
+        <w:t>Преподаватель: ____________Бардаков Д.Н.    ____________Озеров И.Н.</w:t>
       </w:r>
     </w:p>
     <w:p>
@@ -12686,7 +12686,7 @@
           <w:b w:val="0"/>
           <w:sz w:val="24"/>
         </w:rPr>
-        <w:t>Преподаватель: ______Бардаков Д.Н.</w:t>
+        <w:t>Преподаватель: ____________Бардаков Д.Н.    ____________Озеров И.Н.</w:t>
       </w:r>
     </w:p>
     <w:p>
@@ -13065,7 +13065,7 @@
           <w:b w:val="0"/>
           <w:sz w:val="24"/>
         </w:rPr>
-        <w:t>Преподаватель: ______Бардаков Д.Н.</w:t>
+        <w:t>Преподаватель: ____________Бардаков Д.Н.    ____________Озеров И.Н.</w:t>
       </w:r>
     </w:p>
     <w:p>
